--- a/BaoCaoBTL.docx
+++ b/BaoCaoBTL.docx
@@ -63,7 +63,49 @@
           <w:szCs w:val="26"/>
           <w:lang w:val="vi-VN"/>
         </w:rPr>
-        <w:t>Mục tiêu đề tài</w:t>
+        <w:t>Lý do chọn đề tài</w:t>
+      </w:r>
+    </w:p>
+    <w:p>
+      <w:pPr>
+        <w:ind w:firstLine="720"/>
+        <w:jc w:val="both"/>
+        <w:rPr>
+          <w:sz w:val="26"/>
+          <w:szCs w:val="26"/>
+          <w:lang w:val="vi-VN"/>
+        </w:rPr>
+      </w:pPr>
+      <w:r>
+        <w:rPr>
+          <w:sz w:val="26"/>
+          <w:szCs w:val="26"/>
+          <w:lang w:val="vi-VN"/>
+        </w:rPr>
+        <w:t>Trong bối cảnh hiện tại, nhu cầu giám sát điện năng ngày càng trở nên quan trọng đối với các hệ thống IoT. Việc theo dõi các thông số như điện áp, dòng điện, công suất không chỉ giúp đảm bảo an toàn cho thiết bị mà còn hỗ trợ quản lý năng lượng hiệu quả. Đặc biệt, tình trạng quá tải điện có thể gây ra hư hỏng thiết bị, giảm tuổi thọ hệ thống hoặc thậm chí dẫn đến nguy cơ cháy nổ. Do đó, một hệ thống giám sát điện năng tích hợp cơ chế cảnh báo quá tải là cần thiết để nâng cao độ tin cậy và an toàn. BeagleBone Black (BBB) là một nền tảng phần cứng mạnh mẽ, hỗ trợ nhiều giao tiếp ngoại vi và có khả năng chạy hệ điều hành Linux nhúng. Đây là lựa chọn phù hợp để triển khai các ứng dụng giám sát và điều khiển trong thời gian thực.</w:t>
+      </w:r>
+    </w:p>
+    <w:p>
+      <w:pPr>
+        <w:pStyle w:val="ListParagraph"/>
+        <w:numPr>
+          <w:ilvl w:val="1"/>
+          <w:numId w:val="1"/>
+        </w:numPr>
+        <w:jc w:val="both"/>
+        <w:rPr>
+          <w:sz w:val="26"/>
+          <w:szCs w:val="26"/>
+          <w:lang w:val="vi-VN"/>
+        </w:rPr>
+      </w:pPr>
+      <w:r>
+        <w:rPr>
+          <w:sz w:val="26"/>
+          <w:szCs w:val="26"/>
+          <w:lang w:val="vi-VN"/>
+        </w:rPr>
+        <w:t>Mục tiêu chính</w:t>
       </w:r>
     </w:p>
     <w:p>
@@ -225,6 +267,7 @@
         <w:rPr>
           <w:noProof/>
         </w:rPr>
+        <w:lastRenderedPageBreak/>
         <w:drawing>
           <wp:inline distT="0" distB="0" distL="0" distR="0" wp14:anchorId="301693FE" wp14:editId="1772539F">
             <wp:extent cx="5349240" cy="2674620"/>
@@ -243,7 +286,7 @@
                     </pic:cNvPicPr>
                   </pic:nvPicPr>
                   <pic:blipFill>
-                    <a:blip r:embed="rId5">
+                    <a:blip r:embed="rId6">
                       <a:extLst>
                         <a:ext uri="{28A0092B-C50C-407E-A947-70E740481C1C}">
                           <a14:useLocalDpi xmlns:a14="http://schemas.microsoft.com/office/drawing/2010/main" val="0"/>
@@ -327,6 +370,7 @@
     </w:p>
     <w:p>
       <w:pPr>
+        <w:ind w:firstLine="720"/>
         <w:jc w:val="both"/>
         <w:rPr>
           <w:sz w:val="26"/>
@@ -338,75 +382,17 @@
         <w:rPr>
           <w:sz w:val="26"/>
           <w:szCs w:val="26"/>
-        </w:rPr>
-        <w:t>BeagleBone Black đóng vai trò là bộ não điều khiển toàn bộ hệ thống.</w:t>
-      </w:r>
-    </w:p>
-    <w:p>
-      <w:pPr>
-        <w:pStyle w:val="ListParagraph"/>
-        <w:numPr>
-          <w:ilvl w:val="0"/>
-          <w:numId w:val="4"/>
-        </w:numPr>
-        <w:jc w:val="both"/>
-        <w:rPr>
-          <w:sz w:val="26"/>
-          <w:szCs w:val="26"/>
-          <w:lang w:val="vi-VN"/>
-        </w:rPr>
-      </w:pPr>
-      <w:r>
-        <w:rPr>
-          <w:sz w:val="26"/>
-          <w:szCs w:val="26"/>
-        </w:rPr>
-        <w:lastRenderedPageBreak/>
-        <w:t>Vi xử lý: Sử dụng chip AM335x ARM® Cortex®-A8 tốc độ 1GHz của Texas Instruments.</w:t>
-      </w:r>
-    </w:p>
-    <w:p>
-      <w:pPr>
-        <w:pStyle w:val="ListParagraph"/>
-        <w:numPr>
-          <w:ilvl w:val="0"/>
-          <w:numId w:val="4"/>
-        </w:numPr>
-        <w:jc w:val="both"/>
-        <w:rPr>
-          <w:sz w:val="26"/>
-          <w:szCs w:val="26"/>
-          <w:lang w:val="vi-VN"/>
-        </w:rPr>
-      </w:pPr>
-      <w:r>
-        <w:rPr>
-          <w:sz w:val="26"/>
-          <w:szCs w:val="26"/>
-        </w:rPr>
-        <w:t>Đặc điểm nổi bật: Hỗ trợ đầy đủ các giao tiếp nhúng như UART, I2C, SPI và hệ thống chân GPIO dồi dào. Đặc biệt, BBB có khả năng chạy các bản phân phối Linux đầy đủ, cho phép thực hiện các tác vụ phức tạp như quản lý luồng và giao tiếp mạng.</w:t>
-      </w:r>
-    </w:p>
-    <w:p>
-      <w:pPr>
-        <w:pStyle w:val="ListParagraph"/>
-        <w:numPr>
-          <w:ilvl w:val="0"/>
-          <w:numId w:val="4"/>
-        </w:numPr>
-        <w:jc w:val="both"/>
-        <w:rPr>
-          <w:sz w:val="26"/>
-          <w:szCs w:val="26"/>
-          <w:lang w:val="vi-VN"/>
-        </w:rPr>
-      </w:pPr>
-      <w:r>
-        <w:rPr>
-          <w:sz w:val="26"/>
-          <w:szCs w:val="26"/>
-        </w:rPr>
-        <w:t>Vai trò: Chạy hệ điều hành Linux tùy chỉnh, quản lý các trình điều khiển thiết bị (Device Drivers) và thực thi ứng dụng điều khiển chính.</w:t>
+          <w:lang w:val="vi-VN"/>
+        </w:rPr>
+        <w:t xml:space="preserve">BeagleBone Black (BBB) là một máy tính nhúng dựa trên vi xử lý ARM Cortex-A8, có khả năng chạy hệ điều hành Linux. BBB được thiết kế cho các ứng dụng nhúng, IoT và điều khiển công nghiệp, với ưu điểm là hỗ trợ nhiều giao tiếp phần cứng (GPIO, UART, I2C, SPI, PWM). Trong dự án này, BBB đóng vai trò trung tâm, thực hiện thu thập dữ liệu từ cảm biến, xử lý logic cảnh báo và giao tiếp với </w:t>
+      </w:r>
+      <w:r>
+        <w:rPr>
+          <w:sz w:val="26"/>
+          <w:szCs w:val="26"/>
+          <w:lang w:val="vi-VN"/>
+        </w:rPr>
+        <w:t>Cloud.</w:t>
       </w:r>
     </w:p>
     <w:p>
@@ -434,6 +420,7 @@
     </w:p>
     <w:p>
       <w:pPr>
+        <w:ind w:firstLine="720"/>
         <w:jc w:val="both"/>
         <w:rPr>
           <w:sz w:val="26"/>
@@ -448,71 +435,135 @@
         </w:rPr>
         <w:t>Để đảm bảo độ chính xác và an toàn khi đo đạc lưới điện AC, hệ thống sử dụng module PZEM-004T.</w:t>
       </w:r>
-    </w:p>
-    <w:p>
-      <w:pPr>
-        <w:pStyle w:val="ListParagraph"/>
-        <w:numPr>
-          <w:ilvl w:val="0"/>
-          <w:numId w:val="5"/>
-        </w:numPr>
-        <w:jc w:val="both"/>
-        <w:rPr>
-          <w:sz w:val="26"/>
-          <w:szCs w:val="26"/>
-          <w:lang w:val="vi-VN"/>
-        </w:rPr>
-      </w:pPr>
-      <w:r>
-        <w:rPr>
-          <w:sz w:val="26"/>
-          <w:szCs w:val="26"/>
-        </w:rPr>
-        <w:t>Thông số đo: Điện áp (80-260V), Dòng điện (0-100A), Công suất (0-22kW), Tần số và Hệ số công suất.</w:t>
-      </w:r>
-    </w:p>
-    <w:p>
-      <w:pPr>
-        <w:pStyle w:val="ListParagraph"/>
-        <w:numPr>
-          <w:ilvl w:val="0"/>
-          <w:numId w:val="5"/>
-        </w:numPr>
-        <w:jc w:val="both"/>
-        <w:rPr>
-          <w:sz w:val="26"/>
-          <w:szCs w:val="26"/>
-          <w:lang w:val="vi-VN"/>
-        </w:rPr>
-      </w:pPr>
-      <w:r>
-        <w:rPr>
-          <w:sz w:val="26"/>
-          <w:szCs w:val="26"/>
-        </w:rPr>
-        <w:t>Giao tiếp: Sử dụng chuẩn UART với giao thức Modbus RTU, cho phép truyền nhận dữ liệu tin cậy qua khoảng cách xa.</w:t>
-      </w:r>
-    </w:p>
-    <w:p>
-      <w:pPr>
-        <w:pStyle w:val="ListParagraph"/>
-        <w:numPr>
-          <w:ilvl w:val="0"/>
-          <w:numId w:val="5"/>
-        </w:numPr>
-        <w:jc w:val="both"/>
-        <w:rPr>
-          <w:sz w:val="26"/>
-          <w:szCs w:val="26"/>
-          <w:lang w:val="vi-VN"/>
-        </w:rPr>
-      </w:pPr>
-      <w:r>
-        <w:rPr>
-          <w:sz w:val="26"/>
-          <w:szCs w:val="26"/>
-        </w:rPr>
-        <w:t>Cách ly: Module có cơ chế cách ly quang giúp bảo vệ bo mạch BBB khỏi các sự cố từ lưới điện cao áp.</w:t>
+      <w:r>
+        <w:rPr>
+          <w:sz w:val="26"/>
+          <w:szCs w:val="26"/>
+          <w:lang w:val="vi-VN"/>
+        </w:rPr>
+        <w:t xml:space="preserve"> </w:t>
+      </w:r>
+      <w:r>
+        <w:rPr>
+          <w:sz w:val="26"/>
+          <w:szCs w:val="26"/>
+        </w:rPr>
+        <w:t>Thông số đo</w:t>
+      </w:r>
+      <w:r>
+        <w:rPr>
+          <w:sz w:val="26"/>
+          <w:szCs w:val="26"/>
+          <w:lang w:val="vi-VN"/>
+        </w:rPr>
+        <w:t xml:space="preserve"> bao gồm</w:t>
+      </w:r>
+      <w:r>
+        <w:rPr>
+          <w:sz w:val="26"/>
+          <w:szCs w:val="26"/>
+        </w:rPr>
+        <w:t xml:space="preserve"> </w:t>
+      </w:r>
+      <w:r>
+        <w:rPr>
+          <w:sz w:val="26"/>
+          <w:szCs w:val="26"/>
+        </w:rPr>
+        <w:t>đ</w:t>
+      </w:r>
+      <w:r>
+        <w:rPr>
+          <w:sz w:val="26"/>
+          <w:szCs w:val="26"/>
+        </w:rPr>
+        <w:t xml:space="preserve">iện áp (80-260V), </w:t>
+      </w:r>
+      <w:r>
+        <w:rPr>
+          <w:sz w:val="26"/>
+          <w:szCs w:val="26"/>
+        </w:rPr>
+        <w:t>d</w:t>
+      </w:r>
+      <w:r>
+        <w:rPr>
+          <w:sz w:val="26"/>
+          <w:szCs w:val="26"/>
+        </w:rPr>
+        <w:t xml:space="preserve">òng điện (0-100A), </w:t>
+      </w:r>
+      <w:r>
+        <w:rPr>
+          <w:sz w:val="26"/>
+          <w:szCs w:val="26"/>
+        </w:rPr>
+        <w:t>c</w:t>
+      </w:r>
+      <w:r>
+        <w:rPr>
+          <w:sz w:val="26"/>
+          <w:szCs w:val="26"/>
+        </w:rPr>
+        <w:t xml:space="preserve">ông suất (0-22kW), </w:t>
+      </w:r>
+      <w:r>
+        <w:rPr>
+          <w:sz w:val="26"/>
+          <w:szCs w:val="26"/>
+        </w:rPr>
+        <w:t>t</w:t>
+      </w:r>
+      <w:r>
+        <w:rPr>
+          <w:sz w:val="26"/>
+          <w:szCs w:val="26"/>
+        </w:rPr>
+        <w:t xml:space="preserve">ần số và </w:t>
+      </w:r>
+      <w:r>
+        <w:rPr>
+          <w:sz w:val="26"/>
+          <w:szCs w:val="26"/>
+        </w:rPr>
+        <w:t>h</w:t>
+      </w:r>
+      <w:r>
+        <w:rPr>
+          <w:sz w:val="26"/>
+          <w:szCs w:val="26"/>
+        </w:rPr>
+        <w:t>ệ số công suất.</w:t>
+      </w:r>
+      <w:r>
+        <w:rPr>
+          <w:sz w:val="26"/>
+          <w:szCs w:val="26"/>
+          <w:lang w:val="vi-VN"/>
+        </w:rPr>
+        <w:t xml:space="preserve"> </w:t>
+      </w:r>
+      <w:r>
+        <w:rPr>
+          <w:sz w:val="26"/>
+          <w:szCs w:val="26"/>
+        </w:rPr>
+        <w:t>Sử dụng chuẩn UART với giao thức Modbus RTU, cho phép truyền nhận dữ liệu tin cậy qua khoảng cách xa.</w:t>
+      </w:r>
+      <w:r>
+        <w:rPr>
+          <w:sz w:val="26"/>
+          <w:szCs w:val="26"/>
+          <w:lang w:val="vi-VN"/>
+        </w:rPr>
+        <w:t xml:space="preserve"> </w:t>
+      </w:r>
+      <w:r>
+        <w:rPr>
+          <w:sz w:val="26"/>
+          <w:szCs w:val="26"/>
+        </w:rPr>
+        <w:t>Module có cơ chế cách ly quang giúp bảo vệ bo mạch BBB khỏi các sự cố từ lưới điện cao áp.</w:t>
       </w:r>
     </w:p>
     <w:p>
@@ -540,10 +591,65 @@
     </w:p>
     <w:p>
       <w:pPr>
+        <w:ind w:firstLine="720"/>
+        <w:jc w:val="both"/>
+        <w:rPr>
+          <w:sz w:val="26"/>
+          <w:szCs w:val="26"/>
+          <w:lang w:val="vi-VN"/>
+        </w:rPr>
+      </w:pPr>
+      <w:r>
+        <w:rPr>
+          <w:sz w:val="26"/>
+          <w:szCs w:val="26"/>
+        </w:rPr>
+        <w:t>Màn hình OLED kích thước 0.96 inch, độ phân giải 128x64 pixel.</w:t>
+      </w:r>
+      <w:r>
+        <w:rPr>
+          <w:sz w:val="26"/>
+          <w:szCs w:val="26"/>
+          <w:lang w:val="vi-VN"/>
+        </w:rPr>
+        <w:t xml:space="preserve"> Giao tiếp qua</w:t>
+      </w:r>
+      <w:r>
+        <w:rPr>
+          <w:sz w:val="26"/>
+          <w:szCs w:val="26"/>
+        </w:rPr>
+        <w:t xml:space="preserve"> I2C (Inter-Integrated Circuit), giúp tiết kiệm chân tín hiệu trên BBB.</w:t>
+      </w:r>
+      <w:r>
+        <w:rPr>
+          <w:sz w:val="26"/>
+          <w:szCs w:val="26"/>
+          <w:lang w:val="vi-VN"/>
+        </w:rPr>
+        <w:t xml:space="preserve"> Trong hệ thống có vài trò </w:t>
+      </w:r>
+      <w:r>
+        <w:rPr>
+          <w:sz w:val="26"/>
+          <w:szCs w:val="26"/>
+        </w:rPr>
+        <w:t>h</w:t>
+      </w:r>
+      <w:r>
+        <w:rPr>
+          <w:sz w:val="26"/>
+          <w:szCs w:val="26"/>
+        </w:rPr>
+        <w:t>iển thị thông tin trạng thái kết nối, giá trị điện năng thực tế và ngưỡng công suất đang cấu hình.</w:t>
+      </w:r>
+    </w:p>
+    <w:p>
+      <w:pPr>
         <w:pStyle w:val="ListParagraph"/>
         <w:numPr>
-          <w:ilvl w:val="0"/>
-          <w:numId w:val="6"/>
+          <w:ilvl w:val="1"/>
+          <w:numId w:val="1"/>
         </w:numPr>
         <w:jc w:val="both"/>
         <w:rPr>
@@ -556,52 +662,9 @@
         <w:rPr>
           <w:sz w:val="26"/>
           <w:szCs w:val="26"/>
-        </w:rPr>
-        <w:t>Công nghệ: Màn hình OLED kích thước 0.96 inch, độ phân giải 128x64 pixel.</w:t>
-      </w:r>
-    </w:p>
-    <w:p>
-      <w:pPr>
-        <w:pStyle w:val="ListParagraph"/>
-        <w:numPr>
-          <w:ilvl w:val="0"/>
-          <w:numId w:val="6"/>
-        </w:numPr>
-        <w:jc w:val="both"/>
-        <w:rPr>
-          <w:sz w:val="26"/>
-          <w:szCs w:val="26"/>
-          <w:lang w:val="vi-VN"/>
-        </w:rPr>
-      </w:pPr>
-      <w:r>
-        <w:rPr>
-          <w:sz w:val="26"/>
-          <w:szCs w:val="26"/>
-        </w:rPr>
-        <w:t>Giao tiếp: Bus I2C (Inter-Integrated Circuit), giúp tiết kiệm chân tín hiệu trên BBB.</w:t>
-      </w:r>
-    </w:p>
-    <w:p>
-      <w:pPr>
-        <w:pStyle w:val="ListParagraph"/>
-        <w:numPr>
-          <w:ilvl w:val="0"/>
-          <w:numId w:val="6"/>
-        </w:numPr>
-        <w:jc w:val="both"/>
-        <w:rPr>
-          <w:sz w:val="26"/>
-          <w:szCs w:val="26"/>
-          <w:lang w:val="vi-VN"/>
-        </w:rPr>
-      </w:pPr>
-      <w:r>
-        <w:rPr>
-          <w:sz w:val="26"/>
-          <w:szCs w:val="26"/>
-        </w:rPr>
-        <w:t>Vai trò: Hiển thị thông tin trạng thái kết nối, giá trị điện năng thực tế và ngưỡng công suất đang cấu hình.</w:t>
+          <w:lang w:val="vi-VN"/>
+        </w:rPr>
+        <w:t>Môi trường phát triển phần mềm</w:t>
       </w:r>
     </w:p>
     <w:p>
@@ -624,16 +687,12 @@
           <w:szCs w:val="26"/>
           <w:lang w:val="vi-VN"/>
         </w:rPr>
-        <w:t>Thiết bị nhập (Input Device)</w:t>
+        <w:t>Hệ điều hành nhúng Buildroot</w:t>
       </w:r>
     </w:p>
     <w:p>
       <w:pPr>
-        <w:pStyle w:val="ListParagraph"/>
-        <w:numPr>
-          <w:ilvl w:val="0"/>
-          <w:numId w:val="7"/>
-        </w:numPr>
+        <w:ind w:firstLine="720"/>
         <w:jc w:val="both"/>
         <w:rPr>
           <w:sz w:val="26"/>
@@ -645,52 +704,9 @@
         <w:rPr>
           <w:sz w:val="26"/>
           <w:szCs w:val="26"/>
-        </w:rPr>
-        <w:t>Thành phần: Các nút nhấn vật lý được kết nối qua chân GPIO.</w:t>
-      </w:r>
-    </w:p>
-    <w:p>
-      <w:pPr>
-        <w:pStyle w:val="ListParagraph"/>
-        <w:numPr>
-          <w:ilvl w:val="0"/>
-          <w:numId w:val="7"/>
-        </w:numPr>
-        <w:jc w:val="both"/>
-        <w:rPr>
-          <w:sz w:val="26"/>
-          <w:szCs w:val="26"/>
-          <w:lang w:val="vi-VN"/>
-        </w:rPr>
-      </w:pPr>
-      <w:r>
-        <w:rPr>
-          <w:sz w:val="26"/>
-          <w:szCs w:val="26"/>
-        </w:rPr>
-        <w:t>Cơ chế: Kết hợp với mạch điện trở kéo lên/xuống và được quản lý bởi Driver thông qua cơ chế ngắt (Interrupt) để đảm bảo phản hồi tức thời.</w:t>
-      </w:r>
-    </w:p>
-    <w:p>
-      <w:pPr>
-        <w:pStyle w:val="ListParagraph"/>
-        <w:numPr>
-          <w:ilvl w:val="0"/>
-          <w:numId w:val="7"/>
-        </w:numPr>
-        <w:jc w:val="both"/>
-        <w:rPr>
-          <w:sz w:val="26"/>
-          <w:szCs w:val="26"/>
-          <w:lang w:val="vi-VN"/>
-        </w:rPr>
-      </w:pPr>
-      <w:r>
-        <w:rPr>
-          <w:sz w:val="26"/>
-          <w:szCs w:val="26"/>
-        </w:rPr>
-        <w:t>Chức năng: Tăng/giảm ngưỡng công suất tối đa. Khi công suất tiêu thụ vượt ngưỡng, hệ thống sẽ đưa ra cảnh báo.</w:t>
+          <w:lang w:val="vi-VN"/>
+        </w:rPr>
+        <w:t>Buildroot là công cụ mã nguồn mở cho phép tạo ra một hệ điều hành Linux tối giản, chỉ tích hợp những thành phần cần thiết. So với các bản phân phối đầy đủ (Debian, Ubuntu), Buildroot giúp giảm dung lượng, tăng tốc độ khởi động và tối ưu tài nguyên. Trong bài tập lớn, Buildroot được dùng để build file image cho Beaglebone Black.</w:t>
       </w:r>
     </w:p>
     <w:p>
@@ -711,272 +727,9 @@
         <w:rPr>
           <w:sz w:val="26"/>
           <w:szCs w:val="26"/>
-        </w:rPr>
-        <w:t>Thiết bị cảnh báo (LED)</w:t>
-      </w:r>
-    </w:p>
-    <w:p>
-      <w:pPr>
-        <w:pStyle w:val="ListParagraph"/>
-        <w:numPr>
-          <w:ilvl w:val="0"/>
-          <w:numId w:val="11"/>
-        </w:numPr>
-        <w:jc w:val="both"/>
-        <w:rPr>
-          <w:sz w:val="26"/>
-          <w:szCs w:val="26"/>
-          <w:lang w:val="vi-VN"/>
-        </w:rPr>
-      </w:pPr>
-      <w:r>
-        <w:rPr>
-          <w:sz w:val="26"/>
-          <w:szCs w:val="26"/>
-        </w:rPr>
-        <w:t>Thành phần: Sử dụng các đèn LED đơn kết nối trực tiếp với các chân GPIO trên bo mạch BeagleBone Black.</w:t>
-      </w:r>
-    </w:p>
-    <w:p>
-      <w:pPr>
-        <w:pStyle w:val="ListParagraph"/>
-        <w:numPr>
-          <w:ilvl w:val="0"/>
-          <w:numId w:val="11"/>
-        </w:numPr>
-        <w:jc w:val="both"/>
-        <w:rPr>
-          <w:sz w:val="26"/>
-          <w:szCs w:val="26"/>
-          <w:lang w:val="vi-VN"/>
-        </w:rPr>
-      </w:pPr>
-      <w:r>
-        <w:rPr>
-          <w:sz w:val="26"/>
-          <w:szCs w:val="26"/>
-        </w:rPr>
-        <w:t>Quản lý: Được điều khiển thông qua một trình điều khiển thiết bị ký tự (Character Device Driver) tự xây dựng.</w:t>
-      </w:r>
-    </w:p>
-    <w:p>
-      <w:pPr>
-        <w:pStyle w:val="ListParagraph"/>
-        <w:numPr>
-          <w:ilvl w:val="0"/>
-          <w:numId w:val="11"/>
-        </w:numPr>
-        <w:jc w:val="both"/>
-        <w:rPr>
-          <w:sz w:val="26"/>
-          <w:szCs w:val="26"/>
-          <w:lang w:val="vi-VN"/>
-        </w:rPr>
-      </w:pPr>
-      <w:r>
-        <w:rPr>
-          <w:sz w:val="26"/>
-          <w:szCs w:val="26"/>
-        </w:rPr>
-        <w:t>Ý nghĩa: Cung cấp phản hồi thị giác nhanh chóng tại chỗ và kiểm chứng khả năng điều khiển xuất mức logic của hệ điều hành lên phần cứng.</w:t>
-      </w:r>
-    </w:p>
-    <w:p>
-      <w:pPr>
-        <w:pStyle w:val="ListParagraph"/>
-        <w:numPr>
-          <w:ilvl w:val="1"/>
-          <w:numId w:val="1"/>
-        </w:numPr>
-        <w:jc w:val="both"/>
-        <w:rPr>
-          <w:sz w:val="26"/>
-          <w:szCs w:val="26"/>
-          <w:lang w:val="vi-VN"/>
-        </w:rPr>
-      </w:pPr>
-      <w:r>
-        <w:rPr>
-          <w:sz w:val="26"/>
-          <w:szCs w:val="26"/>
-          <w:lang w:val="vi-VN"/>
-        </w:rPr>
-        <w:t>Môi trường phát triển phần mềm</w:t>
-      </w:r>
-    </w:p>
-    <w:p>
-      <w:pPr>
-        <w:pStyle w:val="ListParagraph"/>
-        <w:numPr>
-          <w:ilvl w:val="2"/>
-          <w:numId w:val="1"/>
-        </w:numPr>
-        <w:jc w:val="both"/>
-        <w:rPr>
-          <w:sz w:val="26"/>
-          <w:szCs w:val="26"/>
-          <w:lang w:val="vi-VN"/>
-        </w:rPr>
-      </w:pPr>
-      <w:r>
-        <w:rPr>
-          <w:sz w:val="26"/>
-          <w:szCs w:val="26"/>
-          <w:lang w:val="vi-VN"/>
-        </w:rPr>
-        <w:t>Hệ điều hành nhúng Buildroot</w:t>
-      </w:r>
-    </w:p>
-    <w:p>
-      <w:pPr>
-        <w:ind w:firstLine="720"/>
-        <w:jc w:val="both"/>
-        <w:rPr>
-          <w:sz w:val="26"/>
-          <w:szCs w:val="26"/>
-          <w:lang w:val="vi-VN"/>
-        </w:rPr>
-      </w:pPr>
-      <w:r>
-        <w:rPr>
-          <w:sz w:val="26"/>
-          <w:szCs w:val="26"/>
-        </w:rPr>
-        <w:t>Thay vì sử dụng các bản phân phối nặng như Debian hay Ubuntu, dự án sử dụng Buildroot để tạo ra một hệ điều hành nhúng tối ưu.</w:t>
-      </w:r>
-    </w:p>
-    <w:p>
-      <w:pPr>
-        <w:pStyle w:val="ListParagraph"/>
-        <w:numPr>
-          <w:ilvl w:val="0"/>
-          <w:numId w:val="8"/>
-        </w:numPr>
-        <w:jc w:val="both"/>
-        <w:rPr>
-          <w:sz w:val="26"/>
-          <w:szCs w:val="26"/>
-          <w:lang w:val="vi-VN"/>
-        </w:rPr>
-      </w:pPr>
-      <w:r>
-        <w:rPr>
-          <w:sz w:val="26"/>
-          <w:szCs w:val="26"/>
-        </w:rPr>
-        <w:t>Đặc điểm: Tự động hóa quá trình biên dịch chéo (Cross-compilation) bao gồm: Toolchain, Bootloader (U-Boot), Linux Kernel và Root File System.</w:t>
-      </w:r>
-    </w:p>
-    <w:p>
-      <w:pPr>
-        <w:pStyle w:val="ListParagraph"/>
-        <w:numPr>
-          <w:ilvl w:val="0"/>
-          <w:numId w:val="8"/>
-        </w:numPr>
-        <w:jc w:val="both"/>
-        <w:rPr>
-          <w:sz w:val="26"/>
-          <w:szCs w:val="26"/>
-          <w:lang w:val="vi-VN"/>
-        </w:rPr>
-      </w:pPr>
-      <w:r>
-        <w:rPr>
-          <w:sz w:val="26"/>
-          <w:szCs w:val="26"/>
+          <w:lang w:val="vi-VN"/>
         </w:rPr>
         <w:lastRenderedPageBreak/>
-        <w:t>Lợi ích: Giúp hệ thống khởi động cực nhanh, dung lượng nhỏ gọn (chỉ vài chục MB), loại bỏ các dịch vụ không cần thiết nhằm tăng tính ổn định và bảo mật cho thiết bị nhúng.</w:t>
-      </w:r>
-    </w:p>
-    <w:p>
-      <w:pPr>
-        <w:pStyle w:val="ListParagraph"/>
-        <w:numPr>
-          <w:ilvl w:val="2"/>
-          <w:numId w:val="1"/>
-        </w:numPr>
-        <w:jc w:val="both"/>
-        <w:rPr>
-          <w:sz w:val="26"/>
-          <w:szCs w:val="26"/>
-          <w:lang w:val="vi-VN"/>
-        </w:rPr>
-      </w:pPr>
-      <w:r>
-        <w:rPr>
-          <w:sz w:val="26"/>
-          <w:szCs w:val="26"/>
-          <w:lang w:val="vi-VN"/>
-        </w:rPr>
-        <w:t>Ngôn ngữ lập trình C/C++</w:t>
-      </w:r>
-    </w:p>
-    <w:p>
-      <w:pPr>
-        <w:pStyle w:val="ListParagraph"/>
-        <w:numPr>
-          <w:ilvl w:val="0"/>
-          <w:numId w:val="9"/>
-        </w:numPr>
-        <w:jc w:val="both"/>
-        <w:rPr>
-          <w:sz w:val="26"/>
-          <w:szCs w:val="26"/>
-          <w:lang w:val="vi-VN"/>
-        </w:rPr>
-      </w:pPr>
-      <w:r>
-        <w:rPr>
-          <w:sz w:val="26"/>
-          <w:szCs w:val="26"/>
-        </w:rPr>
-        <w:t>Được lựa chọn vì khả năng can thiệp sâu vào tài nguyên hệ thống, quản lý bộ nhớ hiệu quả và tốc độ thực thi cao.</w:t>
-      </w:r>
-    </w:p>
-    <w:p>
-      <w:pPr>
-        <w:pStyle w:val="ListParagraph"/>
-        <w:numPr>
-          <w:ilvl w:val="0"/>
-          <w:numId w:val="9"/>
-        </w:numPr>
-        <w:jc w:val="both"/>
-        <w:rPr>
-          <w:sz w:val="26"/>
-          <w:szCs w:val="26"/>
-          <w:lang w:val="vi-VN"/>
-        </w:rPr>
-      </w:pPr>
-      <w:r>
-        <w:rPr>
-          <w:sz w:val="26"/>
-          <w:szCs w:val="26"/>
-        </w:rPr>
-        <w:t>Sử dụng thư viện chuẩn của Linux (POSIX) để quản lý đa luồng (pthread), giao tiếp thiết bị qua file descriptor và quản lý tín hiệu (signal handling).</w:t>
-      </w:r>
-    </w:p>
-    <w:p>
-      <w:pPr>
-        <w:pStyle w:val="ListParagraph"/>
-        <w:numPr>
-          <w:ilvl w:val="2"/>
-          <w:numId w:val="1"/>
-        </w:numPr>
-        <w:jc w:val="both"/>
-        <w:rPr>
-          <w:sz w:val="26"/>
-          <w:szCs w:val="26"/>
-          <w:lang w:val="vi-VN"/>
-        </w:rPr>
-      </w:pPr>
-      <w:r>
-        <w:rPr>
-          <w:sz w:val="26"/>
-          <w:szCs w:val="26"/>
-          <w:lang w:val="vi-VN"/>
-        </w:rPr>
         <w:t>Giao thức truyền thông MQTT và Broker Mosquitto</w:t>
       </w:r>
     </w:p>
@@ -1081,11 +834,40 @@
           <w:szCs w:val="26"/>
           <w:lang w:val="vi-VN"/>
         </w:rPr>
-        <w:t>2.1. Cấu hình hệ điều hành với Buildroot</w:t>
+        <w:t>2.</w:t>
+      </w:r>
+      <w:r>
+        <w:rPr>
+          <w:sz w:val="26"/>
+          <w:szCs w:val="26"/>
+          <w:lang w:val="vi-VN"/>
+        </w:rPr>
+        <w:t>1</w:t>
+      </w:r>
+      <w:r>
+        <w:rPr>
+          <w:sz w:val="26"/>
+          <w:szCs w:val="26"/>
+          <w:lang w:val="vi-VN"/>
+        </w:rPr>
+        <w:t xml:space="preserve">. Xây dựng trình điều khiển thiết bị </w:t>
+      </w:r>
+      <w:r>
+        <w:rPr>
+          <w:sz w:val="26"/>
+          <w:szCs w:val="26"/>
+          <w:lang w:val="vi-VN"/>
+        </w:rPr>
+        <w:t>(Device Drivers)</w:t>
       </w:r>
     </w:p>
     <w:p>
       <w:pPr>
+        <w:pStyle w:val="ListParagraph"/>
+        <w:numPr>
+          <w:ilvl w:val="2"/>
+          <w:numId w:val="36"/>
+        </w:numPr>
         <w:jc w:val="both"/>
         <w:rPr>
           <w:sz w:val="26"/>
@@ -1097,9 +879,46 @@
         <w:rPr>
           <w:sz w:val="26"/>
           <w:szCs w:val="26"/>
-          <w:lang w:val="vi-VN"/>
-        </w:rPr>
-        <w:t>2.1.1. Quy trình xây dựng nhân và Rootfs</w:t>
+        </w:rPr>
+        <w:t>Trình điều khiển thiết bị LED (Character Device Driver)</w:t>
+      </w:r>
+    </w:p>
+    <w:p>
+      <w:pPr>
+        <w:ind w:firstLine="720"/>
+        <w:jc w:val="both"/>
+        <w:rPr>
+          <w:sz w:val="26"/>
+          <w:szCs w:val="26"/>
+          <w:lang w:val="vi-VN"/>
+        </w:rPr>
+      </w:pPr>
+      <w:r>
+        <w:rPr>
+          <w:sz w:val="26"/>
+          <w:szCs w:val="26"/>
+          <w:lang w:val="vi-VN"/>
+        </w:rPr>
+        <w:t>Device driver led được xây dựng để điều khiển led cảnh báo quá tải. Đây là một character device driver, nghĩa là nó tạo ra một thiết bị ký tự trong /dev/ để ứng dụng có thể ghi dữ liệu điều khiển led.</w:t>
+      </w:r>
+    </w:p>
+    <w:p>
+      <w:pPr>
+        <w:jc w:val="both"/>
+        <w:rPr>
+          <w:sz w:val="26"/>
+          <w:szCs w:val="26"/>
+          <w:lang w:val="vi-VN"/>
+        </w:rPr>
+      </w:pPr>
+      <w:r>
+        <w:rPr>
+          <w:sz w:val="26"/>
+          <w:szCs w:val="26"/>
+          <w:lang w:val="vi-VN"/>
+        </w:rPr>
+        <w:tab/>
+        <w:t>Các thành phần chính trong mã nguồn device driver led:</w:t>
       </w:r>
     </w:p>
     <w:p>
@@ -1107,9 +926,9 @@
         <w:pStyle w:val="ListParagraph"/>
         <w:numPr>
           <w:ilvl w:val="0"/>
-          <w:numId w:val="12"/>
+          <w:numId w:val="37"/>
         </w:numPr>
-        <w:ind w:left="709"/>
+        <w:ind w:left="1418"/>
         <w:jc w:val="both"/>
         <w:rPr>
           <w:sz w:val="26"/>
@@ -1121,8 +940,9 @@
         <w:rPr>
           <w:sz w:val="26"/>
           <w:szCs w:val="26"/>
-        </w:rPr>
-        <w:t>Thiết lập cấu hình nền tảng: Sử dụng cấu hình mặc định dành riêng cho chip AM335x: make beaglebone_defconfig.</w:t>
+          <w:lang w:val="vi-VN"/>
+        </w:rPr>
+        <w:t>Định nghĩa GPIO 60 (P9.12) là ngõ ra (output) cho led. Khi khởi tạo, led mặc định ở trạng thái tắt.</w:t>
       </w:r>
     </w:p>
     <w:p>
@@ -1130,9 +950,9 @@
         <w:pStyle w:val="ListParagraph"/>
         <w:numPr>
           <w:ilvl w:val="0"/>
-          <w:numId w:val="12"/>
+          <w:numId w:val="37"/>
         </w:numPr>
-        <w:ind w:left="709"/>
+        <w:ind w:left="1418"/>
         <w:jc w:val="both"/>
         <w:rPr>
           <w:sz w:val="26"/>
@@ -1144,8 +964,9 @@
         <w:rPr>
           <w:sz w:val="26"/>
           <w:szCs w:val="26"/>
-        </w:rPr>
-        <w:t>Tùy chỉnh Kernel: Thông qua giao diện make linux-menuconfig, tiến hành kích hoạt các tính năng cần thiết như hỗ trợ UART TI OMAP, Driver I2C bus, và GPIO Input/Output. Việc này đảm bảo nhân Linux có khả năng nhận diện các module phần cứng sau khi nạp Device Tree.</w:t>
+          <w:lang w:val="vi-VN"/>
+        </w:rPr>
+        <w:t>Device driver led là một character device, driver đăng ký một thiết bị ký tự với tên led_test, tạo node /dev/led_test. Người dùng có thể thao tác với led này bằng cách ghi dữ liệu vào node này.</w:t>
       </w:r>
     </w:p>
     <w:p>
@@ -1153,9 +974,9 @@
         <w:pStyle w:val="ListParagraph"/>
         <w:numPr>
           <w:ilvl w:val="0"/>
-          <w:numId w:val="12"/>
+          <w:numId w:val="37"/>
         </w:numPr>
-        <w:ind w:left="709"/>
+        <w:ind w:left="1418"/>
         <w:jc w:val="both"/>
         <w:rPr>
           <w:sz w:val="26"/>
@@ -1167,43 +988,9 @@
         <w:rPr>
           <w:sz w:val="26"/>
           <w:szCs w:val="26"/>
-        </w:rPr>
-        <w:t>Đóng gói hệ thống: Lệnh make thực hiện biên dịch chéo (Cross-compile) toàn bộ mã nguồn, tạo ra file sdcard.img chứa cả Bootloader, Kernel, Device Tree và Rootfs.</w:t>
-      </w:r>
-    </w:p>
-    <w:p>
-      <w:pPr>
-        <w:jc w:val="both"/>
-        <w:rPr>
-          <w:sz w:val="26"/>
-          <w:szCs w:val="26"/>
-          <w:lang w:val="vi-VN"/>
-        </w:rPr>
-      </w:pPr>
-      <w:r>
-        <w:rPr>
-          <w:sz w:val="26"/>
-          <w:szCs w:val="26"/>
-          <w:lang w:val="vi-VN"/>
-        </w:rPr>
-        <w:t>2.1.2. Tích hợp các gói phần mềm hỗ trợ</w:t>
-      </w:r>
-    </w:p>
-    <w:p>
-      <w:pPr>
-        <w:jc w:val="both"/>
-        <w:rPr>
-          <w:sz w:val="26"/>
-          <w:szCs w:val="26"/>
-          <w:lang w:val="vi-VN"/>
-        </w:rPr>
-      </w:pPr>
-      <w:r>
-        <w:rPr>
-          <w:sz w:val="26"/>
-          <w:szCs w:val="26"/>
-        </w:rPr>
-        <w:t>Hệ thống được cài đặt thêm các công cụ quan trọng thông qua Menuconfig của Buildroot:</w:t>
+          <w:lang w:val="vi-VN"/>
+        </w:rPr>
+        <w:t>Driver sử dụng class_create và device_create để tự động tạo node thiết bị trong /dev. Điều này giúp người dùng không cần tạo thủ công.</w:t>
       </w:r>
     </w:p>
     <w:p>
@@ -1211,8 +998,9 @@
         <w:pStyle w:val="ListParagraph"/>
         <w:numPr>
           <w:ilvl w:val="0"/>
-          <w:numId w:val="13"/>
+          <w:numId w:val="37"/>
         </w:numPr>
+        <w:ind w:left="1418"/>
         <w:jc w:val="both"/>
         <w:rPr>
           <w:sz w:val="26"/>
@@ -1224,854 +1012,14 @@
         <w:rPr>
           <w:sz w:val="26"/>
           <w:szCs w:val="26"/>
-        </w:rPr>
-        <w:t>Mosquitto: Bao gồm mosquitto-clients và thư viện libmosquitto để thực hiện giao thức MQTT truyền dữ liệu lên Cloud.</w:t>
+          <w:lang w:val="vi-VN"/>
+        </w:rPr>
+        <w:t>Sử dụng hàm ghi để ghi các giá trị 1 (bật led) hoặc giá trị 0 (tắt led) vào tệp /dev/led_test để điều khiển led. Nếu các giá trị khác 1 hoặc 0 sẽ bị bỏ qua.</w:t>
       </w:r>
     </w:p>
     <w:p>
       <w:pPr>
-        <w:pStyle w:val="ListParagraph"/>
-        <w:numPr>
-          <w:ilvl w:val="0"/>
-          <w:numId w:val="13"/>
-        </w:numPr>
-        <w:jc w:val="both"/>
-        <w:rPr>
-          <w:sz w:val="26"/>
-          <w:szCs w:val="26"/>
-          <w:lang w:val="vi-VN"/>
-        </w:rPr>
-      </w:pPr>
-      <w:r>
-        <w:rPr>
-          <w:sz w:val="26"/>
-          <w:szCs w:val="26"/>
-        </w:rPr>
-        <w:t>i2c-tools: Cung cấp lệnh i2cdetect để quét địa chỉ các thiết bị trên bus I2C (như màn hình OLED SSD1306 tại địa chỉ 0x3c).</w:t>
-      </w:r>
-    </w:p>
-    <w:p>
-      <w:pPr>
-        <w:pStyle w:val="ListParagraph"/>
-        <w:numPr>
-          <w:ilvl w:val="0"/>
-          <w:numId w:val="13"/>
-        </w:numPr>
-        <w:jc w:val="both"/>
-        <w:rPr>
-          <w:sz w:val="26"/>
-          <w:szCs w:val="26"/>
-          <w:lang w:val="vi-VN"/>
-        </w:rPr>
-      </w:pPr>
-      <w:r>
-        <w:rPr>
-          <w:sz w:val="26"/>
-          <w:szCs w:val="26"/>
-        </w:rPr>
-        <w:t>evtest: Công cụ chẩn đoán để kiểm tra các sự kiện ngắt từ driver nút nhấn trong thư mục /dev/input/.</w:t>
-      </w:r>
-    </w:p>
-    <w:p>
-      <w:pPr>
-        <w:jc w:val="both"/>
-        <w:rPr>
-          <w:sz w:val="26"/>
-          <w:szCs w:val="26"/>
-          <w:lang w:val="vi-VN"/>
-        </w:rPr>
-      </w:pPr>
-      <w:r>
-        <w:rPr>
-          <w:sz w:val="26"/>
-          <w:szCs w:val="26"/>
-          <w:lang w:val="vi-VN"/>
-        </w:rPr>
-        <w:t>2.2. Cấu hình Device Tree</w:t>
-      </w:r>
-    </w:p>
-    <w:p>
-      <w:pPr>
         <w:ind w:firstLine="720"/>
-        <w:jc w:val="both"/>
-        <w:rPr>
-          <w:sz w:val="26"/>
-          <w:szCs w:val="26"/>
-          <w:lang w:val="vi-VN"/>
-        </w:rPr>
-      </w:pPr>
-      <w:r>
-        <w:rPr>
-          <w:sz w:val="26"/>
-          <w:szCs w:val="26"/>
-        </w:rPr>
-        <w:t>Device Tree (DT) là một cấu trúc dữ liệu mô tả các thành phần phần cứng của hệ thống. Thay vì biên dịch cứng các thông số vào nhân Linux, chúng ta sử dụng Device Tree Source (.dts) để thông báo cho Kernel biết địa chỉ, ngắt và chế độ hoạt động của các chân ngoại vi trên BeagleBone Black.</w:t>
-      </w:r>
-    </w:p>
-    <w:p>
-      <w:pPr>
-        <w:jc w:val="both"/>
-        <w:rPr>
-          <w:sz w:val="26"/>
-          <w:szCs w:val="26"/>
-          <w:lang w:val="vi-VN"/>
-        </w:rPr>
-      </w:pPr>
-      <w:r>
-        <w:rPr>
-          <w:sz w:val="26"/>
-          <w:szCs w:val="26"/>
-        </w:rPr>
-        <w:t>2.2.1. Cấu hình Pinmux (Pinctrl)</w:t>
-      </w:r>
-    </w:p>
-    <w:p>
-      <w:pPr>
-        <w:ind w:firstLine="720"/>
-        <w:jc w:val="both"/>
-        <w:rPr>
-          <w:sz w:val="26"/>
-          <w:szCs w:val="26"/>
-          <w:lang w:val="vi-VN"/>
-        </w:rPr>
-      </w:pPr>
-      <w:r>
-        <w:rPr>
-          <w:sz w:val="26"/>
-          <w:szCs w:val="26"/>
-        </w:rPr>
-        <w:t>Pinmux là bước quan trọng nhất để thiết lập chế độ hoạt động cho các chân đa năng của vi xử lý AM335x. Chúng ta sử dụng macro AM33XX_PADCONF để xác định địa chỉ thanh ghi và giá trị cấu hình cho từng chân.</w:t>
-      </w:r>
-    </w:p>
-    <w:p>
-      <w:pPr>
-        <w:pStyle w:val="ListParagraph"/>
-        <w:numPr>
-          <w:ilvl w:val="0"/>
-          <w:numId w:val="14"/>
-        </w:numPr>
-        <w:ind w:left="709"/>
-        <w:jc w:val="both"/>
-        <w:rPr>
-          <w:sz w:val="26"/>
-          <w:szCs w:val="26"/>
-          <w:lang w:val="vi-VN"/>
-        </w:rPr>
-      </w:pPr>
-      <w:r>
-        <w:rPr>
-          <w:sz w:val="26"/>
-          <w:szCs w:val="26"/>
-        </w:rPr>
-        <w:t>UART1 (P9_24, P9_26): Được thiết lập ở MUX_MODE0 (chế độ mặc định của UART1). Chân RX được cấu hình là INPUT_PULLUP để đảm bảo trạng thái logic ổn định khi không có dữ liệu.</w:t>
-      </w:r>
-    </w:p>
-    <w:p>
-      <w:pPr>
-        <w:pStyle w:val="ListParagraph"/>
-        <w:numPr>
-          <w:ilvl w:val="0"/>
-          <w:numId w:val="14"/>
-        </w:numPr>
-        <w:ind w:left="709"/>
-        <w:jc w:val="both"/>
-        <w:rPr>
-          <w:sz w:val="26"/>
-          <w:szCs w:val="26"/>
-          <w:lang w:val="vi-VN"/>
-        </w:rPr>
-      </w:pPr>
-      <w:r>
-        <w:rPr>
-          <w:sz w:val="26"/>
-          <w:szCs w:val="26"/>
-        </w:rPr>
-        <w:t xml:space="preserve">I2C2 (P9_19, P9_20): Các chân </w:t>
-      </w:r>
-      <w:r>
-        <w:rPr>
-          <w:sz w:val="26"/>
-          <w:szCs w:val="26"/>
-        </w:rPr>
-        <w:t>I2C2</w:t>
-      </w:r>
-      <w:r>
-        <w:rPr>
-          <w:sz w:val="26"/>
-          <w:szCs w:val="26"/>
-          <w:lang w:val="vi-VN"/>
-        </w:rPr>
-        <w:t>_SCL</w:t>
-      </w:r>
-      <w:r>
-        <w:rPr>
-          <w:sz w:val="26"/>
-          <w:szCs w:val="26"/>
-        </w:rPr>
-        <w:t xml:space="preserve"> và </w:t>
-      </w:r>
-      <w:r>
-        <w:rPr>
-          <w:sz w:val="26"/>
-          <w:szCs w:val="26"/>
-        </w:rPr>
-        <w:t>I2C2</w:t>
-      </w:r>
-      <w:r>
-        <w:rPr>
-          <w:sz w:val="26"/>
-          <w:szCs w:val="26"/>
-          <w:lang w:val="vi-VN"/>
-        </w:rPr>
-        <w:t>_SDA</w:t>
-      </w:r>
-      <w:r>
-        <w:rPr>
-          <w:sz w:val="26"/>
-          <w:szCs w:val="26"/>
-        </w:rPr>
-        <w:t xml:space="preserve"> được cấu hình sang MUX_MODE3 để hoạt động như bus I2C2. Điều này thể hiện sự linh hoạt trong việc tái định nghĩa chức năng chân của chip AM335x.</w:t>
-      </w:r>
-    </w:p>
-    <w:p>
-      <w:pPr>
-        <w:pStyle w:val="ListParagraph"/>
-        <w:numPr>
-          <w:ilvl w:val="0"/>
-          <w:numId w:val="14"/>
-        </w:numPr>
-        <w:ind w:left="709"/>
-        <w:jc w:val="both"/>
-        <w:rPr>
-          <w:sz w:val="26"/>
-          <w:szCs w:val="26"/>
-          <w:lang w:val="vi-VN"/>
-        </w:rPr>
-      </w:pPr>
-      <w:r>
-        <w:rPr>
-          <w:sz w:val="26"/>
-          <w:szCs w:val="26"/>
-        </w:rPr>
-        <w:t>GPIO (LED &amp; Buttons): Chân P9_12 (GPIO60) được cấu hình làm Output cho LED cảnh báo.</w:t>
-      </w:r>
-      <w:r>
-        <w:rPr>
-          <w:sz w:val="26"/>
-          <w:szCs w:val="26"/>
-          <w:lang w:val="vi-VN"/>
-        </w:rPr>
-        <w:t xml:space="preserve"> </w:t>
-      </w:r>
-      <w:r>
-        <w:rPr>
-          <w:sz w:val="26"/>
-          <w:szCs w:val="26"/>
-        </w:rPr>
-        <w:t xml:space="preserve">Chân P8_8 (GPIO67) và P8_10 (GPIO68) được cấu hình làm </w:t>
-      </w:r>
-      <w:r>
-        <w:rPr>
-          <w:sz w:val="26"/>
-          <w:szCs w:val="26"/>
-        </w:rPr>
-        <w:lastRenderedPageBreak/>
-        <w:t>Input với điện trở kéo lên (PULLUP) cho hai nút nhấn điều khiển ngưỡng công suất.</w:t>
-      </w:r>
-    </w:p>
-    <w:p>
-      <w:pPr>
-        <w:jc w:val="both"/>
-        <w:rPr>
-          <w:sz w:val="26"/>
-          <w:szCs w:val="26"/>
-          <w:lang w:val="vi-VN"/>
-        </w:rPr>
-      </w:pPr>
-      <w:r>
-        <w:rPr>
-          <w:sz w:val="26"/>
-          <w:szCs w:val="26"/>
-        </w:rPr>
-        <w:t>2.2.2. Hiện thực hóa các Node thiết bị trong .dts</w:t>
-      </w:r>
-    </w:p>
-    <w:p>
-      <w:pPr>
-        <w:pStyle w:val="ListParagraph"/>
-        <w:numPr>
-          <w:ilvl w:val="0"/>
-          <w:numId w:val="15"/>
-        </w:numPr>
-        <w:ind w:left="709"/>
-        <w:jc w:val="both"/>
-        <w:rPr>
-          <w:sz w:val="26"/>
-          <w:szCs w:val="26"/>
-          <w:lang w:val="vi-VN"/>
-        </w:rPr>
-      </w:pPr>
-      <w:r>
-        <w:rPr>
-          <w:sz w:val="26"/>
-          <w:szCs w:val="26"/>
-        </w:rPr>
-        <w:t>Cấu hình UART1 cho cảm biến PZEM-004T:</w:t>
-      </w:r>
-      <w:r>
-        <w:t xml:space="preserve"> </w:t>
-      </w:r>
-      <w:r>
-        <w:rPr>
-          <w:sz w:val="26"/>
-          <w:szCs w:val="26"/>
-        </w:rPr>
-        <w:t>Node &amp;uart1 được chuyển trạng thái sang "okay". Bên trong, một sub-node pzem_monitor được tạo ra với thuộc tính compatible để hệ thống tìm kiếm trình điều khiển phù hợp.</w:t>
-      </w:r>
-    </w:p>
-    <w:tbl>
-      <w:tblPr>
-        <w:tblStyle w:val="TableGrid"/>
-        <w:tblW w:w="0" w:type="auto"/>
-        <w:tblLook w:val="04A0" w:firstRow="1" w:lastRow="0" w:firstColumn="1" w:lastColumn="0" w:noHBand="0" w:noVBand="1"/>
-      </w:tblPr>
-      <w:tblGrid>
-        <w:gridCol w:w="9061"/>
-      </w:tblGrid>
-      <w:tr>
-        <w:tc>
-          <w:tcPr>
-            <w:tcW w:w="9061" w:type="dxa"/>
-          </w:tcPr>
-          <w:p>
-            <w:pPr>
-              <w:ind w:left="600"/>
-              <w:jc w:val="both"/>
-              <w:rPr>
-                <w:sz w:val="26"/>
-                <w:szCs w:val="26"/>
-                <w:lang w:val="vi-VN"/>
-              </w:rPr>
-            </w:pPr>
-            <w:r>
-              <w:rPr>
-                <w:sz w:val="26"/>
-                <w:szCs w:val="26"/>
-                <w:lang w:val="vi-VN"/>
-              </w:rPr>
-              <w:t>&amp;uart1 {</w:t>
-            </w:r>
-          </w:p>
-          <w:p>
-            <w:pPr>
-              <w:ind w:left="600"/>
-              <w:jc w:val="both"/>
-              <w:rPr>
-                <w:sz w:val="26"/>
-                <w:szCs w:val="26"/>
-                <w:lang w:val="vi-VN"/>
-              </w:rPr>
-            </w:pPr>
-            <w:r>
-              <w:rPr>
-                <w:sz w:val="26"/>
-                <w:szCs w:val="26"/>
-                <w:lang w:val="vi-VN"/>
-              </w:rPr>
-              <w:t xml:space="preserve">    pinctrl-names = "default";</w:t>
-            </w:r>
-          </w:p>
-          <w:p>
-            <w:pPr>
-              <w:ind w:left="600"/>
-              <w:jc w:val="both"/>
-              <w:rPr>
-                <w:sz w:val="26"/>
-                <w:szCs w:val="26"/>
-                <w:lang w:val="vi-VN"/>
-              </w:rPr>
-            </w:pPr>
-            <w:r>
-              <w:rPr>
-                <w:sz w:val="26"/>
-                <w:szCs w:val="26"/>
-                <w:lang w:val="vi-VN"/>
-              </w:rPr>
-              <w:t xml:space="preserve">    pinctrl-0 = &lt;&amp;uart1_pins&gt;;</w:t>
-            </w:r>
-          </w:p>
-          <w:p>
-            <w:pPr>
-              <w:ind w:left="600"/>
-              <w:jc w:val="both"/>
-              <w:rPr>
-                <w:sz w:val="26"/>
-                <w:szCs w:val="26"/>
-                <w:lang w:val="vi-VN"/>
-              </w:rPr>
-            </w:pPr>
-            <w:r>
-              <w:rPr>
-                <w:sz w:val="26"/>
-                <w:szCs w:val="26"/>
-                <w:lang w:val="vi-VN"/>
-              </w:rPr>
-              <w:t xml:space="preserve">    status = "okay";</w:t>
-            </w:r>
-          </w:p>
-          <w:p>
-            <w:pPr>
-              <w:ind w:left="600"/>
-              <w:jc w:val="both"/>
-              <w:rPr>
-                <w:sz w:val="26"/>
-                <w:szCs w:val="26"/>
-                <w:lang w:val="vi-VN"/>
-              </w:rPr>
-            </w:pPr>
-          </w:p>
-          <w:p>
-            <w:pPr>
-              <w:ind w:left="600"/>
-              <w:jc w:val="both"/>
-              <w:rPr>
-                <w:sz w:val="26"/>
-                <w:szCs w:val="26"/>
-                <w:lang w:val="vi-VN"/>
-              </w:rPr>
-            </w:pPr>
-            <w:r>
-              <w:rPr>
-                <w:sz w:val="26"/>
-                <w:szCs w:val="26"/>
-                <w:lang w:val="vi-VN"/>
-              </w:rPr>
-              <w:t xml:space="preserve">    pzem_monitor {</w:t>
-            </w:r>
-          </w:p>
-          <w:p>
-            <w:pPr>
-              <w:ind w:left="600"/>
-              <w:jc w:val="both"/>
-              <w:rPr>
-                <w:sz w:val="26"/>
-                <w:szCs w:val="26"/>
-                <w:lang w:val="vi-VN"/>
-              </w:rPr>
-            </w:pPr>
-            <w:r>
-              <w:rPr>
-                <w:sz w:val="26"/>
-                <w:szCs w:val="26"/>
-                <w:lang w:val="vi-VN"/>
-              </w:rPr>
-              <w:t xml:space="preserve">        compatible = "my-pzem,pzem004t";</w:t>
-            </w:r>
-          </w:p>
-          <w:p>
-            <w:pPr>
-              <w:ind w:left="600"/>
-              <w:jc w:val="both"/>
-              <w:rPr>
-                <w:sz w:val="26"/>
-                <w:szCs w:val="26"/>
-                <w:lang w:val="vi-VN"/>
-              </w:rPr>
-            </w:pPr>
-            <w:r>
-              <w:rPr>
-                <w:sz w:val="26"/>
-                <w:szCs w:val="26"/>
-                <w:lang w:val="vi-VN"/>
-              </w:rPr>
-              <w:t xml:space="preserve">    };</w:t>
-            </w:r>
-          </w:p>
-          <w:p>
-            <w:pPr>
-              <w:ind w:left="600"/>
-              <w:jc w:val="both"/>
-              <w:rPr>
-                <w:sz w:val="26"/>
-                <w:szCs w:val="26"/>
-                <w:lang w:val="vi-VN"/>
-              </w:rPr>
-            </w:pPr>
-            <w:r>
-              <w:rPr>
-                <w:sz w:val="26"/>
-                <w:szCs w:val="26"/>
-                <w:lang w:val="vi-VN"/>
-              </w:rPr>
-              <w:t>};</w:t>
-            </w:r>
-          </w:p>
-        </w:tc>
-      </w:tr>
-    </w:tbl>
-    <w:p>
-      <w:pPr>
-        <w:pStyle w:val="ListParagraph"/>
-        <w:numPr>
-          <w:ilvl w:val="0"/>
-          <w:numId w:val="15"/>
-        </w:numPr>
-        <w:ind w:left="709"/>
-        <w:jc w:val="both"/>
-        <w:rPr>
-          <w:sz w:val="26"/>
-          <w:szCs w:val="26"/>
-          <w:lang w:val="vi-VN"/>
-        </w:rPr>
-      </w:pPr>
-      <w:r>
-        <w:rPr>
-          <w:sz w:val="26"/>
-          <w:szCs w:val="26"/>
-        </w:rPr>
-        <w:t>Cấu hình I2C2 cho màn hình OLED SSD1306:</w:t>
-      </w:r>
-      <w:r>
-        <w:t xml:space="preserve"> </w:t>
-      </w:r>
-      <w:r>
-        <w:rPr>
-          <w:sz w:val="26"/>
-          <w:szCs w:val="26"/>
-        </w:rPr>
-        <w:t>Bus I2C2 được thiết lập tần số 100kHz. Node oled@3c xác định thiết bị nằm tại địa chỉ 0x3c trên bus. Thuộc tính compatible = "solomon,ssd1306" sẽ kích hoạt driver Framebuffer cho màn hình OLED.</w:t>
-      </w:r>
-    </w:p>
-    <w:tbl>
-      <w:tblPr>
-        <w:tblStyle w:val="TableGrid"/>
-        <w:tblW w:w="0" w:type="auto"/>
-        <w:tblLook w:val="04A0" w:firstRow="1" w:lastRow="0" w:firstColumn="1" w:lastColumn="0" w:noHBand="0" w:noVBand="1"/>
-      </w:tblPr>
-      <w:tblGrid>
-        <w:gridCol w:w="9061"/>
-      </w:tblGrid>
-      <w:tr>
-        <w:tc>
-          <w:tcPr>
-            <w:tcW w:w="9061" w:type="dxa"/>
-          </w:tcPr>
-          <w:p>
-            <w:pPr>
-              <w:ind w:left="742"/>
-              <w:jc w:val="both"/>
-              <w:rPr>
-                <w:sz w:val="26"/>
-                <w:szCs w:val="26"/>
-                <w:lang w:val="vi-VN"/>
-              </w:rPr>
-            </w:pPr>
-            <w:r>
-              <w:rPr>
-                <w:sz w:val="26"/>
-                <w:szCs w:val="26"/>
-                <w:lang w:val="vi-VN"/>
-              </w:rPr>
-              <w:t>&amp;i2c2 {</w:t>
-            </w:r>
-          </w:p>
-          <w:p>
-            <w:pPr>
-              <w:ind w:left="742"/>
-              <w:jc w:val="both"/>
-              <w:rPr>
-                <w:sz w:val="26"/>
-                <w:szCs w:val="26"/>
-                <w:lang w:val="vi-VN"/>
-              </w:rPr>
-            </w:pPr>
-            <w:r>
-              <w:rPr>
-                <w:sz w:val="26"/>
-                <w:szCs w:val="26"/>
-                <w:lang w:val="vi-VN"/>
-              </w:rPr>
-              <w:t xml:space="preserve">    pinctrl-names = "default";</w:t>
-            </w:r>
-          </w:p>
-          <w:p>
-            <w:pPr>
-              <w:ind w:left="742"/>
-              <w:jc w:val="both"/>
-              <w:rPr>
-                <w:sz w:val="26"/>
-                <w:szCs w:val="26"/>
-                <w:lang w:val="vi-VN"/>
-              </w:rPr>
-            </w:pPr>
-            <w:r>
-              <w:rPr>
-                <w:sz w:val="26"/>
-                <w:szCs w:val="26"/>
-                <w:lang w:val="vi-VN"/>
-              </w:rPr>
-              <w:t xml:space="preserve">    pinctrl-0 = &lt;&amp;i2c2_pins&gt;;</w:t>
-            </w:r>
-          </w:p>
-          <w:p>
-            <w:pPr>
-              <w:ind w:left="742"/>
-              <w:jc w:val="both"/>
-              <w:rPr>
-                <w:sz w:val="26"/>
-                <w:szCs w:val="26"/>
-                <w:lang w:val="vi-VN"/>
-              </w:rPr>
-            </w:pPr>
-            <w:r>
-              <w:rPr>
-                <w:sz w:val="26"/>
-                <w:szCs w:val="26"/>
-                <w:lang w:val="vi-VN"/>
-              </w:rPr>
-              <w:t xml:space="preserve">    status = "okay";</w:t>
-            </w:r>
-          </w:p>
-          <w:p>
-            <w:pPr>
-              <w:ind w:left="742"/>
-              <w:jc w:val="both"/>
-              <w:rPr>
-                <w:sz w:val="26"/>
-                <w:szCs w:val="26"/>
-                <w:lang w:val="vi-VN"/>
-              </w:rPr>
-            </w:pPr>
-            <w:r>
-              <w:rPr>
-                <w:sz w:val="26"/>
-                <w:szCs w:val="26"/>
-                <w:lang w:val="vi-VN"/>
-              </w:rPr>
-              <w:t xml:space="preserve">    clock-frequency = &lt;100000&gt;;</w:t>
-            </w:r>
-          </w:p>
-          <w:p>
-            <w:pPr>
-              <w:ind w:left="742"/>
-              <w:jc w:val="both"/>
-              <w:rPr>
-                <w:sz w:val="26"/>
-                <w:szCs w:val="26"/>
-                <w:lang w:val="vi-VN"/>
-              </w:rPr>
-            </w:pPr>
-          </w:p>
-          <w:p>
-            <w:pPr>
-              <w:ind w:left="742"/>
-              <w:jc w:val="both"/>
-              <w:rPr>
-                <w:sz w:val="26"/>
-                <w:szCs w:val="26"/>
-                <w:lang w:val="vi-VN"/>
-              </w:rPr>
-            </w:pPr>
-            <w:r>
-              <w:rPr>
-                <w:sz w:val="26"/>
-                <w:szCs w:val="26"/>
-                <w:lang w:val="vi-VN"/>
-              </w:rPr>
-              <w:t xml:space="preserve">    oled@3c {</w:t>
-            </w:r>
-          </w:p>
-          <w:p>
-            <w:pPr>
-              <w:ind w:left="742"/>
-              <w:jc w:val="both"/>
-              <w:rPr>
-                <w:sz w:val="26"/>
-                <w:szCs w:val="26"/>
-                <w:lang w:val="vi-VN"/>
-              </w:rPr>
-            </w:pPr>
-            <w:r>
-              <w:rPr>
-                <w:sz w:val="26"/>
-                <w:szCs w:val="26"/>
-                <w:lang w:val="vi-VN"/>
-              </w:rPr>
-              <w:t xml:space="preserve">        compatible = "solomon,ssd1306";</w:t>
-            </w:r>
-          </w:p>
-          <w:p>
-            <w:pPr>
-              <w:ind w:left="742"/>
-              <w:jc w:val="both"/>
-              <w:rPr>
-                <w:sz w:val="26"/>
-                <w:szCs w:val="26"/>
-                <w:lang w:val="vi-VN"/>
-              </w:rPr>
-            </w:pPr>
-            <w:r>
-              <w:rPr>
-                <w:sz w:val="26"/>
-                <w:szCs w:val="26"/>
-                <w:lang w:val="vi-VN"/>
-              </w:rPr>
-              <w:t xml:space="preserve">        reg = &lt;0x3c&gt;;</w:t>
-            </w:r>
-          </w:p>
-          <w:p>
-            <w:pPr>
-              <w:ind w:left="742"/>
-              <w:jc w:val="both"/>
-              <w:rPr>
-                <w:sz w:val="26"/>
-                <w:szCs w:val="26"/>
-                <w:lang w:val="vi-VN"/>
-              </w:rPr>
-            </w:pPr>
-            <w:r>
-              <w:rPr>
-                <w:sz w:val="26"/>
-                <w:szCs w:val="26"/>
-                <w:lang w:val="vi-VN"/>
-              </w:rPr>
-              <w:t xml:space="preserve">    };</w:t>
-            </w:r>
-          </w:p>
-          <w:p>
-            <w:pPr>
-              <w:ind w:left="742"/>
-              <w:jc w:val="both"/>
-              <w:rPr>
-                <w:sz w:val="26"/>
-                <w:szCs w:val="26"/>
-                <w:lang w:val="vi-VN"/>
-              </w:rPr>
-            </w:pPr>
-            <w:r>
-              <w:rPr>
-                <w:sz w:val="26"/>
-                <w:szCs w:val="26"/>
-                <w:lang w:val="vi-VN"/>
-              </w:rPr>
-              <w:t>};</w:t>
-            </w:r>
-          </w:p>
-        </w:tc>
-      </w:tr>
-    </w:tbl>
-    <w:p>
-      <w:pPr>
-        <w:pStyle w:val="ListParagraph"/>
-        <w:numPr>
-          <w:ilvl w:val="0"/>
-          <w:numId w:val="15"/>
-        </w:numPr>
-        <w:ind w:left="709"/>
-        <w:jc w:val="both"/>
-        <w:rPr>
-          <w:sz w:val="26"/>
-          <w:szCs w:val="26"/>
-          <w:lang w:val="vi-VN"/>
-        </w:rPr>
-      </w:pPr>
-      <w:r>
-        <w:rPr>
-          <w:sz w:val="26"/>
-          <w:szCs w:val="26"/>
-        </w:rPr>
-        <w:t>Định nghĩa GPIO cho LED và Button:</w:t>
-      </w:r>
-      <w:r>
-        <w:rPr>
-          <w:sz w:val="26"/>
-          <w:szCs w:val="26"/>
-          <w:lang w:val="vi-VN"/>
-        </w:rPr>
-        <w:t xml:space="preserve"> </w:t>
-      </w:r>
-      <w:r>
-        <w:rPr>
-          <w:sz w:val="26"/>
-          <w:szCs w:val="26"/>
-        </w:rPr>
-        <w:t>Sử dụng node gpio-leds và gpio-keys (hoặc định nghĩa trực tiếp trong driver tùy biến) để gán các chân GPIO vật lý vào hệ thống quản lý của nhân Linux.</w:t>
-      </w:r>
-    </w:p>
-    <w:p>
-      <w:pPr>
-        <w:pStyle w:val="ListParagraph"/>
-        <w:numPr>
-          <w:ilvl w:val="1"/>
-          <w:numId w:val="15"/>
-        </w:numPr>
-        <w:ind w:left="1134"/>
-        <w:jc w:val="both"/>
-        <w:rPr>
-          <w:sz w:val="26"/>
-          <w:szCs w:val="26"/>
-          <w:lang w:val="vi-VN"/>
-        </w:rPr>
-      </w:pPr>
-      <w:r>
-        <w:rPr>
-          <w:sz w:val="26"/>
-          <w:szCs w:val="26"/>
-        </w:rPr>
-        <w:t>LED: gpios = &lt;&amp;gpio1 28 GPIO_ACTIVE_HIGH&gt;; (GPIO60 thuộc bank 1, chân số 28).</w:t>
-      </w:r>
-    </w:p>
-    <w:p>
-      <w:pPr>
-        <w:pStyle w:val="ListParagraph"/>
-        <w:numPr>
-          <w:ilvl w:val="1"/>
-          <w:numId w:val="15"/>
-        </w:numPr>
-        <w:ind w:left="1134"/>
-        <w:jc w:val="both"/>
-        <w:rPr>
-          <w:sz w:val="26"/>
-          <w:szCs w:val="26"/>
-          <w:lang w:val="vi-VN"/>
-        </w:rPr>
-      </w:pPr>
-      <w:r>
-        <w:rPr>
-          <w:sz w:val="26"/>
-          <w:szCs w:val="26"/>
-        </w:rPr>
-        <w:t>Buttons: Khai báo các phím nhấn với mã sự kiện KEY_UP và KEY_DOWN để ứng dụng nhận diện lệnh thay đổi ngưỡng công suất.</w:t>
-      </w:r>
-    </w:p>
-    <w:p>
-      <w:pPr>
-        <w:jc w:val="both"/>
-        <w:rPr>
-          <w:sz w:val="26"/>
-          <w:szCs w:val="26"/>
-          <w:lang w:val="vi-VN"/>
-        </w:rPr>
-      </w:pPr>
-      <w:r>
-        <w:rPr>
-          <w:sz w:val="26"/>
-          <w:szCs w:val="26"/>
-          <w:lang w:val="vi-VN"/>
-        </w:rPr>
-        <w:t xml:space="preserve">2.3. Xây dựng trình điều khiển thiết bị </w:t>
-      </w:r>
-      <w:r>
-        <w:rPr>
-          <w:sz w:val="26"/>
-          <w:szCs w:val="26"/>
-          <w:lang w:val="vi-VN"/>
-        </w:rPr>
-        <w:t>(Device Drivers)</w:t>
-      </w:r>
-    </w:p>
-    <w:p>
-      <w:pPr>
         <w:jc w:val="center"/>
         <w:rPr>
           <w:sz w:val="26"/>
@@ -2081,16 +1029,14 @@
       </w:pPr>
       <w:r>
         <w:rPr>
-          <w:noProof/>
-          <w:sz w:val="26"/>
-          <w:szCs w:val="26"/>
-        </w:rPr>
-        <w:lastRenderedPageBreak/>
+          <w:sz w:val="26"/>
+          <w:szCs w:val="26"/>
+        </w:rPr>
         <w:drawing>
-          <wp:inline distT="0" distB="0" distL="0" distR="0" wp14:anchorId="761EA554" wp14:editId="0CC3B28E">
-            <wp:extent cx="2583180" cy="5257800"/>
-            <wp:effectExtent l="0" t="0" r="7620" b="0"/>
-            <wp:docPr id="4" name="Picture 4"/>
+          <wp:inline distT="0" distB="0" distL="0" distR="0" wp14:anchorId="5D82111B" wp14:editId="13434ADC">
+            <wp:extent cx="2276475" cy="4681678"/>
+            <wp:effectExtent l="0" t="0" r="0" b="5080"/>
+            <wp:docPr id="6" name="Picture 6"/>
             <wp:cNvGraphicFramePr>
               <a:graphicFrameLocks xmlns:a="http://schemas.openxmlformats.org/drawingml/2006/main" noChangeAspect="1"/>
             </wp:cNvGraphicFramePr>
@@ -2104,7 +1050,7 @@
                     </pic:cNvPicPr>
                   </pic:nvPicPr>
                   <pic:blipFill>
-                    <a:blip r:embed="rId6">
+                    <a:blip r:embed="rId7">
                       <a:extLst>
                         <a:ext uri="{28A0092B-C50C-407E-A947-70E740481C1C}">
                           <a14:useLocalDpi xmlns:a14="http://schemas.microsoft.com/office/drawing/2010/main" val="0"/>
@@ -2119,7 +1065,7 @@
                   <pic:spPr bwMode="auto">
                     <a:xfrm>
                       <a:off x="0" y="0"/>
-                      <a:ext cx="2583180" cy="5257800"/>
+                      <a:ext cx="2289432" cy="4708326"/>
                     </a:xfrm>
                     <a:prstGeom prst="rect">
                       <a:avLst/>
@@ -2138,16 +1084,26 @@
     </w:p>
     <w:p>
       <w:pPr>
-        <w:jc w:val="both"/>
-        <w:rPr>
-          <w:sz w:val="26"/>
-          <w:szCs w:val="26"/>
-          <w:lang w:val="vi-VN"/>
-        </w:rPr>
-      </w:pPr>
+        <w:ind w:firstLine="720"/>
+        <w:jc w:val="center"/>
+        <w:rPr>
+          <w:sz w:val="26"/>
+          <w:szCs w:val="26"/>
+          <w:lang w:val="vi-VN"/>
+        </w:rPr>
+      </w:pPr>
+      <w:r>
+        <w:rPr>
+          <w:sz w:val="26"/>
+          <w:szCs w:val="26"/>
+          <w:lang w:val="vi-VN"/>
+        </w:rPr>
+        <w:t>Hình: Sơ đồ luồng xử lý Driver LED</w:t>
+      </w:r>
     </w:p>
     <w:p>
       <w:pPr>
+        <w:ind w:firstLine="720"/>
         <w:jc w:val="both"/>
         <w:rPr>
           <w:sz w:val="26"/>
@@ -2160,11 +1116,34 @@
           <w:sz w:val="26"/>
           <w:szCs w:val="26"/>
         </w:rPr>
-        <w:t>2.3.1. Trình điều khiển thiết bị LED (Character Device Driver)</w:t>
+        <w:lastRenderedPageBreak/>
+        <w:t>Sơ đồ trên minh họa luồng xử lý điều khiển LED trong hệ thống Linux nhúng. Ứng dụng ở tầng Userspace gửi yêu cầu bật/tắt LED thông qua thao tác ghi dữ liệu vào file thiết bị /dev/led_test. Yêu cầu này được chuyển thành system call và chuyển xuống Kernel Space. Tại đây, Linux Kernel tiếp nhận và chuyển tiếp đến driver LED (character device driver). Driver LED xử lý yêu cầu, điều khiển GPIO60 trên BeagleBone Black để bật hoặc tắt LED. Quá trình này cho thấy rõ vai trò trung gian của kernel và driver trong việc kết nối ứng dụng người dùng với phần cứng, đồng thời minh họa cách hệ thống nhúng thực hiện cảnh báo trực quan khi công suất vượt ngưỡng.</w:t>
       </w:r>
     </w:p>
     <w:p>
       <w:pPr>
+        <w:pStyle w:val="ListParagraph"/>
+        <w:numPr>
+          <w:ilvl w:val="2"/>
+          <w:numId w:val="36"/>
+        </w:numPr>
+        <w:jc w:val="both"/>
+        <w:rPr>
+          <w:sz w:val="26"/>
+          <w:szCs w:val="26"/>
+          <w:lang w:val="vi-VN"/>
+        </w:rPr>
+      </w:pPr>
+      <w:r>
+        <w:rPr>
+          <w:sz w:val="26"/>
+          <w:szCs w:val="26"/>
+        </w:rPr>
+        <w:t>Trình điều khiển Nút nhấn (Input Device Driver)</w:t>
+      </w:r>
+    </w:p>
+    <w:p>
+      <w:pPr>
         <w:ind w:firstLine="720"/>
         <w:jc w:val="both"/>
         <w:rPr>
@@ -2177,48 +1156,29 @@
         <w:rPr>
           <w:sz w:val="26"/>
           <w:szCs w:val="26"/>
-        </w:rPr>
-        <w:t>Trong hệ thống này, LED được điều khiển thông qua một Character Device Driver (Trình điều khiển thiết bị kiểu ký tự). Driver này đóng vai trò là cầu nối giữa User Space (tầng ứng dụng) và Kernel Space (tầng nhân), cho phép người dùng điều khiển trạng thái bật/tắt của đèn LED bằng cách ghi dữ liệu vào một file thiết bị ảo trong thư mục /dev.</w:t>
+          <w:lang w:val="vi-VN"/>
+        </w:rPr>
+        <w:t xml:space="preserve">Device driver </w:t>
+      </w:r>
+      <w:r>
+        <w:rPr>
+          <w:sz w:val="26"/>
+          <w:szCs w:val="26"/>
+          <w:lang w:val="vi-VN"/>
+        </w:rPr>
+        <w:t>nút nhấn</w:t>
+      </w:r>
+      <w:r>
+        <w:rPr>
+          <w:sz w:val="26"/>
+          <w:szCs w:val="26"/>
+          <w:lang w:val="vi-VN"/>
+        </w:rPr>
+        <w:t xml:space="preserve"> được xây dựng nhằm xử lý hai nút nhấn là Button Up và Button Down trên BeagleBone Black. Đây là một input device driver, nghĩa là nó đăng ký với hệ thống của Linux để phát sinh sự kiện nhập dữ liệu giống như bàn phím hoặc chuột.</w:t>
       </w:r>
     </w:p>
     <w:p>
       <w:pPr>
-        <w:pStyle w:val="ListParagraph"/>
-        <w:numPr>
-          <w:ilvl w:val="3"/>
-          <w:numId w:val="17"/>
-        </w:numPr>
-        <w:jc w:val="both"/>
-        <w:rPr>
-          <w:sz w:val="26"/>
-          <w:szCs w:val="26"/>
-          <w:lang w:val="vi-VN"/>
-        </w:rPr>
-      </w:pPr>
-      <w:r>
-        <w:rPr>
-          <w:sz w:val="26"/>
-          <w:szCs w:val="26"/>
-        </w:rPr>
-        <w:t xml:space="preserve">Nguyên lý hoạt động và </w:t>
-      </w:r>
-      <w:r>
-        <w:rPr>
-          <w:sz w:val="26"/>
-          <w:szCs w:val="26"/>
-        </w:rPr>
-        <w:t>c</w:t>
-      </w:r>
-      <w:r>
-        <w:rPr>
-          <w:sz w:val="26"/>
-          <w:szCs w:val="26"/>
-        </w:rPr>
-        <w:t>ấu trúc dữ liệu</w:t>
-      </w:r>
-    </w:p>
-    <w:p>
-      <w:pPr>
         <w:ind w:firstLine="720"/>
         <w:jc w:val="both"/>
         <w:rPr>
@@ -2231,8 +1191,25 @@
         <w:rPr>
           <w:sz w:val="26"/>
           <w:szCs w:val="26"/>
-        </w:rPr>
-        <w:t>Driver được xây dựng dựa trên cấu trúc thiết bị ký tự tiêu chuẩn của Linux. Cơ chế hoạt động dựa trên việc đăng ký một Major Number để định danh driver và sử dụng cấu trúc file_operations để liên kết các lời gọi hệ thống (system calls) từ người dùng với các hàm xử lý tương ứng trong nhân.</w:t>
+          <w:lang w:val="vi-VN"/>
+        </w:rPr>
+        <w:t>Các thành phần chính trong mã nguồn</w:t>
+      </w:r>
+      <w:r>
+        <w:rPr>
+          <w:sz w:val="26"/>
+          <w:szCs w:val="26"/>
+          <w:lang w:val="vi-VN"/>
+        </w:rPr>
+        <w:t xml:space="preserve"> device driver nút nhấn</w:t>
+      </w:r>
+      <w:r>
+        <w:rPr>
+          <w:sz w:val="26"/>
+          <w:szCs w:val="26"/>
+          <w:lang w:val="vi-VN"/>
+        </w:rPr>
+        <w:t>:</w:t>
       </w:r>
     </w:p>
     <w:p>
@@ -2240,9 +1217,8 @@
         <w:pStyle w:val="ListParagraph"/>
         <w:numPr>
           <w:ilvl w:val="0"/>
-          <w:numId w:val="15"/>
+          <w:numId w:val="35"/>
         </w:numPr>
-        <w:ind w:left="1134"/>
         <w:jc w:val="both"/>
         <w:rPr>
           <w:sz w:val="26"/>
@@ -2254,8 +1230,41 @@
         <w:rPr>
           <w:sz w:val="26"/>
           <w:szCs w:val="26"/>
-        </w:rPr>
-        <w:t>Cấu trúc file_operations: Đây là thành phần quan trọng nhất, định nghĩa hành vi của driver. Trong mã nguồn, chúng ta tập trung vào hàm .write để tiếp nhận lệnh từ User Space.</w:t>
+          <w:lang w:val="vi-VN"/>
+        </w:rPr>
+        <w:t>Định nghĩa chân GPIO, hệ thống sử dụng GPIO 67 (chân P8.8)</w:t>
+      </w:r>
+      <w:r>
+        <w:rPr>
+          <w:sz w:val="26"/>
+          <w:szCs w:val="26"/>
+          <w:lang w:val="vi-VN"/>
+        </w:rPr>
+        <w:t xml:space="preserve"> là nút tăng (Button Up), sử dụng GPIO 68</w:t>
+      </w:r>
+      <w:r>
+        <w:rPr>
+          <w:sz w:val="26"/>
+          <w:szCs w:val="26"/>
+          <w:lang w:val="vi-VN"/>
+        </w:rPr>
+        <w:t xml:space="preserve"> là nút giảm</w:t>
+      </w:r>
+      <w:r>
+        <w:rPr>
+          <w:sz w:val="26"/>
+          <w:szCs w:val="26"/>
+          <w:lang w:val="vi-VN"/>
+        </w:rPr>
+        <w:t xml:space="preserve"> (Button Down)</w:t>
+      </w:r>
+      <w:r>
+        <w:rPr>
+          <w:sz w:val="26"/>
+          <w:szCs w:val="26"/>
+          <w:lang w:val="vi-VN"/>
+        </w:rPr>
+        <w:t>. Hai chân này được cấu hình làm ngõ vào (input).</w:t>
       </w:r>
     </w:p>
     <w:p>
@@ -2263,31 +1272,7 @@
         <w:pStyle w:val="ListParagraph"/>
         <w:numPr>
           <w:ilvl w:val="0"/>
-          <w:numId w:val="15"/>
-        </w:numPr>
-        <w:ind w:left="1134"/>
-        <w:jc w:val="both"/>
-        <w:rPr>
-          <w:sz w:val="26"/>
-          <w:szCs w:val="26"/>
-          <w:lang w:val="vi-VN"/>
-        </w:rPr>
-      </w:pPr>
-      <w:r>
-        <w:rPr>
-          <w:sz w:val="26"/>
-          <w:szCs w:val="26"/>
-        </w:rPr>
-        <w:lastRenderedPageBreak/>
-        <w:t>Cơ chế GPIO: Sử dụng thư viện &lt;linux/gpio.h&gt; để tương tác với phần cứng SoC AM335x trên BeagleBone Black, cụ thể là chân GPIO 60.</w:t>
-      </w:r>
-    </w:p>
-    <w:p>
-      <w:pPr>
-        <w:pStyle w:val="ListParagraph"/>
-        <w:numPr>
-          <w:ilvl w:val="3"/>
-          <w:numId w:val="17"/>
+          <w:numId w:val="35"/>
         </w:numPr>
         <w:jc w:val="both"/>
         <w:rPr>
@@ -2300,8 +1285,9 @@
         <w:rPr>
           <w:sz w:val="26"/>
           <w:szCs w:val="26"/>
-        </w:rPr>
-        <w:t>Giải thích các thành phần mã nguồn chi tiết</w:t>
+          <w:lang w:val="vi-VN"/>
+        </w:rPr>
+        <w:t>Mỗi nút được mô tả bằng một cấu trúc button_data bao gồm: số GPIO, mã phím (KEY_UP hoặc KEY_DOWN), thời điểm nhấn cuối cùng (last_jiffies) và nhãn (label). Điều này cho phép driver quản lý riêng từng nút.</w:t>
       </w:r>
     </w:p>
     <w:p>
@@ -2309,7 +1295,7 @@
         <w:pStyle w:val="ListParagraph"/>
         <w:numPr>
           <w:ilvl w:val="0"/>
-          <w:numId w:val="19"/>
+          <w:numId w:val="35"/>
         </w:numPr>
         <w:jc w:val="both"/>
         <w:rPr>
@@ -2322,26 +1308,9 @@
         <w:rPr>
           <w:sz w:val="26"/>
           <w:szCs w:val="26"/>
-        </w:rPr>
-        <w:t>Khởi tạo và Đăng ký Thiết bị (__init)</w:t>
-      </w:r>
-    </w:p>
-    <w:p>
-      <w:pPr>
-        <w:ind w:firstLine="360"/>
-        <w:jc w:val="both"/>
-        <w:rPr>
-          <w:sz w:val="26"/>
-          <w:szCs w:val="26"/>
-          <w:lang w:val="vi-VN"/>
-        </w:rPr>
-      </w:pPr>
-      <w:r>
-        <w:rPr>
-          <w:sz w:val="26"/>
-          <w:szCs w:val="26"/>
-        </w:rPr>
-        <w:t>Quá trình khởi tạo thực hiện 4 bước quan trọng để thiết bị có thể sẵn sàng sử dụng:</w:t>
+          <w:lang w:val="vi-VN"/>
+        </w:rPr>
+        <w:t>Driver này khởi tạo một input_dev với tên BBB Two Buttons, đăng ký hai phím KEY_UP và KEY_DOWN. Đây là cách để kernel nhận diện và phân phối sự kiện nhấn/ thả tới các ứng dụng người dùng.</w:t>
       </w:r>
     </w:p>
     <w:p>
@@ -2349,7 +1318,7 @@
         <w:pStyle w:val="ListParagraph"/>
         <w:numPr>
           <w:ilvl w:val="0"/>
-          <w:numId w:val="20"/>
+          <w:numId w:val="35"/>
         </w:numPr>
         <w:jc w:val="both"/>
         <w:rPr>
@@ -2362,8 +1331,9 @@
         <w:rPr>
           <w:sz w:val="26"/>
           <w:szCs w:val="26"/>
-        </w:rPr>
-        <w:t>register_chrdev: Đăng ký driver với nhân Linux. Bằng cách truyền số 0, nhân sẽ tự động cấp một số Major Number còn trống, tránh xung đột.</w:t>
+          <w:lang w:val="vi-VN"/>
+        </w:rPr>
+        <w:t>Mỗi nút nhấn được gán một IRQ, kích hoạt khi có sự kiện nhấn hoặc thả. ISR dùng chung cho cả 2 nút, được thực hiện bởi các bước sau: Đọc giá trị pin bằng gpio_get_value. Kiểm tra chống nhiễu (debounce) với khoảng thời gian 50ms. Báo cáo sự kiện nhấn/thả bằng hàm input_report_key(). Đồng bộ sự kiện với hệ thống bằng input_sync.</w:t>
       </w:r>
     </w:p>
     <w:p>
@@ -2371,7 +1341,7 @@
         <w:pStyle w:val="ListParagraph"/>
         <w:numPr>
           <w:ilvl w:val="0"/>
-          <w:numId w:val="20"/>
+          <w:numId w:val="35"/>
         </w:numPr>
         <w:jc w:val="both"/>
         <w:rPr>
@@ -2384,8 +1354,234 @@
         <w:rPr>
           <w:sz w:val="26"/>
           <w:szCs w:val="26"/>
-        </w:rPr>
-        <w:t>class_create &amp; device_create: Hai hàm này kết hợp với trình quản lý thiết bị udev (hoặc mdev trong Buildroot) để tự động tạo file thiết bị /dev/led_test. Điều này giúp người dùng không cần phải dùng lệnh mknod thủ công.</w:t>
+          <w:lang w:val="vi-VN"/>
+        </w:rPr>
+        <w:t>Chống nhiễu (Debounce), đây là cơ chế lọc nhiễu được áp dụng riêng cho từng nút, đảm bảo rằng một lần nhấn chỉ tạo ra một sự kiện, tránh tình trạng ghi nhận nhiều lần do dao động cơ học của nút.</w:t>
+      </w:r>
+    </w:p>
+    <w:p>
+      <w:pPr>
+        <w:ind w:firstLine="720"/>
+        <w:jc w:val="both"/>
+        <w:rPr>
+          <w:sz w:val="26"/>
+          <w:szCs w:val="26"/>
+          <w:lang w:val="vi-VN"/>
+        </w:rPr>
+      </w:pPr>
+      <w:r>
+        <w:rPr>
+          <w:sz w:val="26"/>
+          <w:szCs w:val="26"/>
+        </w:rPr>
+        <w:t>Khi người dùng nhấn nút, driver phát sinh sự kiện nhập liệu tương ứng (KEY_UP hoặc KEY_DOWN). Ứng dụng có thể đọc sự kiện này từ /dev/input/eventX để thay đổi ngưỡng cảnh báo.</w:t>
+      </w:r>
+      <w:r>
+        <w:t xml:space="preserve"> </w:t>
+      </w:r>
+      <w:r>
+        <w:rPr>
+          <w:sz w:val="26"/>
+          <w:szCs w:val="26"/>
+        </w:rPr>
+        <w:t>Driver Button cho phép người dùng tương tác trực tiếp với hệ thống nhúng, thay đổi ngưỡng cảnh báo quá tải một cách linh hoạt mà không cần giao diện phức tạp.</w:t>
+      </w:r>
+    </w:p>
+    <w:p>
+      <w:pPr>
+        <w:jc w:val="center"/>
+        <w:rPr>
+          <w:sz w:val="26"/>
+          <w:szCs w:val="26"/>
+          <w:lang w:val="vi-VN"/>
+        </w:rPr>
+      </w:pPr>
+      <w:r>
+        <w:rPr>
+          <w:sz w:val="26"/>
+          <w:szCs w:val="26"/>
+        </w:rPr>
+        <w:lastRenderedPageBreak/>
+        <w:drawing>
+          <wp:inline distT="0" distB="0" distL="0" distR="0" wp14:anchorId="5338A039" wp14:editId="3734FDA2">
+            <wp:extent cx="2536383" cy="5162550"/>
+            <wp:effectExtent l="0" t="0" r="0" b="0"/>
+            <wp:docPr id="2" name="Picture 2"/>
+            <wp:cNvGraphicFramePr>
+              <a:graphicFrameLocks xmlns:a="http://schemas.openxmlformats.org/drawingml/2006/main" noChangeAspect="1"/>
+            </wp:cNvGraphicFramePr>
+            <a:graphic xmlns:a="http://schemas.openxmlformats.org/drawingml/2006/main">
+              <a:graphicData uri="http://schemas.openxmlformats.org/drawingml/2006/picture">
+                <pic:pic xmlns:pic="http://schemas.openxmlformats.org/drawingml/2006/picture">
+                  <pic:nvPicPr>
+                    <pic:cNvPr id="0" name="Picture 6"/>
+                    <pic:cNvPicPr>
+                      <a:picLocks noChangeAspect="1" noChangeArrowheads="1"/>
+                    </pic:cNvPicPr>
+                  </pic:nvPicPr>
+                  <pic:blipFill>
+                    <a:blip r:embed="rId8">
+                      <a:extLst>
+                        <a:ext uri="{28A0092B-C50C-407E-A947-70E740481C1C}">
+                          <a14:useLocalDpi xmlns:a14="http://schemas.microsoft.com/office/drawing/2010/main" val="0"/>
+                        </a:ext>
+                      </a:extLst>
+                    </a:blip>
+                    <a:srcRect/>
+                    <a:stretch>
+                      <a:fillRect/>
+                    </a:stretch>
+                  </pic:blipFill>
+                  <pic:spPr bwMode="auto">
+                    <a:xfrm>
+                      <a:off x="0" y="0"/>
+                      <a:ext cx="2536576" cy="5162943"/>
+                    </a:xfrm>
+                    <a:prstGeom prst="rect">
+                      <a:avLst/>
+                    </a:prstGeom>
+                    <a:noFill/>
+                    <a:ln>
+                      <a:noFill/>
+                    </a:ln>
+                  </pic:spPr>
+                </pic:pic>
+              </a:graphicData>
+            </a:graphic>
+          </wp:inline>
+        </w:drawing>
+      </w:r>
+    </w:p>
+    <w:p>
+      <w:pPr>
+        <w:jc w:val="center"/>
+        <w:rPr>
+          <w:sz w:val="26"/>
+          <w:szCs w:val="26"/>
+          <w:lang w:val="vi-VN"/>
+        </w:rPr>
+      </w:pPr>
+      <w:r>
+        <w:rPr>
+          <w:sz w:val="26"/>
+          <w:szCs w:val="26"/>
+          <w:lang w:val="vi-VN"/>
+        </w:rPr>
+        <w:t>Hình : Sơ đồ luồng xử lý Driver Button</w:t>
+      </w:r>
+    </w:p>
+    <w:p>
+      <w:pPr>
+        <w:ind w:firstLine="720"/>
+        <w:jc w:val="both"/>
+        <w:rPr>
+          <w:sz w:val="26"/>
+          <w:szCs w:val="26"/>
+          <w:lang w:val="vi-VN"/>
+        </w:rPr>
+      </w:pPr>
+      <w:r>
+        <w:rPr>
+          <w:sz w:val="26"/>
+          <w:szCs w:val="26"/>
+        </w:rPr>
+        <w:t xml:space="preserve">Sơ đồ trên minh họa luồng xử lý sự kiện từ phần cứng nút nhấn (Button Up/Down) đến ứng dụng người dùng trong hệ thống Linux nhúng. Khi người dùng nhấn nút, phần cứng BeagleBone Black phát sinh ngắt và gửi tín hiệu tới driver </w:t>
+      </w:r>
+      <w:r>
+        <w:rPr>
+          <w:sz w:val="26"/>
+          <w:szCs w:val="26"/>
+        </w:rPr>
+        <w:t>b</w:t>
+      </w:r>
+      <w:r>
+        <w:rPr>
+          <w:sz w:val="26"/>
+          <w:szCs w:val="26"/>
+        </w:rPr>
+        <w:t>utton trong Kernel Space. Driver này xử lý ngắt, áp dụng cơ chế chống nhiễu và báo cáo sự kiện nhập liệu (KEY_UP/KEY_DOWN) thông qua file /dev/input/eventX. Ứng dụng ở Userspace có thể lắng nghe sự kiện này để thay đổi ngưỡng cảnh báo hoặc thực hiện các hành động khác. Sơ đồ cho thấy rõ vai trò trung gian của kernel và driver trong việc kết nối phần cứng với phần mềm ứng dụng.</w:t>
+      </w:r>
+    </w:p>
+    <w:p>
+      <w:pPr>
+        <w:pStyle w:val="ListParagraph"/>
+        <w:numPr>
+          <w:ilvl w:val="2"/>
+          <w:numId w:val="36"/>
+        </w:numPr>
+        <w:jc w:val="both"/>
+        <w:rPr>
+          <w:sz w:val="26"/>
+          <w:szCs w:val="26"/>
+          <w:lang w:val="vi-VN"/>
+        </w:rPr>
+      </w:pPr>
+      <w:r>
+        <w:rPr>
+          <w:sz w:val="26"/>
+          <w:szCs w:val="26"/>
+        </w:rPr>
+        <w:t>Trình điều khiển cảm biến đo điện năng (PZEM-004T Driver)</w:t>
+      </w:r>
+    </w:p>
+    <w:p>
+      <w:pPr>
+        <w:ind w:firstLine="720"/>
+        <w:jc w:val="both"/>
+        <w:rPr>
+          <w:sz w:val="26"/>
+          <w:szCs w:val="26"/>
+          <w:lang w:val="vi-VN"/>
+        </w:rPr>
+      </w:pPr>
+      <w:r>
+        <w:rPr>
+          <w:sz w:val="26"/>
+          <w:szCs w:val="26"/>
+          <w:lang w:val="vi-VN"/>
+        </w:rPr>
+        <w:t>Device d</w:t>
+      </w:r>
+      <w:r>
+        <w:rPr>
+          <w:sz w:val="26"/>
+          <w:szCs w:val="26"/>
+        </w:rPr>
+        <w:t>river</w:t>
+      </w:r>
+      <w:r>
+        <w:rPr>
+          <w:sz w:val="26"/>
+          <w:szCs w:val="26"/>
+          <w:lang w:val="vi-VN"/>
+        </w:rPr>
+        <w:t xml:space="preserve"> này</w:t>
+      </w:r>
+      <w:r>
+        <w:rPr>
+          <w:sz w:val="26"/>
+          <w:szCs w:val="26"/>
+        </w:rPr>
+        <w:t xml:space="preserve"> được xây dựng để giao tiếp với cảm biến đo điện năng PZEM-004T qua giao thức UART sử dụng cơ chế Serdev trong Linux. Đây là một character device driver, cho phép ứng dụng người dùng đọc dữ liệu điện áp, dòng điện, công suất, tần số và hệ số công suất từ cảm biến.</w:t>
+      </w:r>
+    </w:p>
+    <w:p>
+      <w:pPr>
+        <w:ind w:firstLine="720"/>
+        <w:jc w:val="both"/>
+        <w:rPr>
+          <w:sz w:val="26"/>
+          <w:szCs w:val="26"/>
+          <w:lang w:val="vi-VN"/>
+        </w:rPr>
+      </w:pPr>
+      <w:r>
+        <w:rPr>
+          <w:sz w:val="26"/>
+          <w:szCs w:val="26"/>
+          <w:lang w:val="vi-VN"/>
+        </w:rPr>
+        <w:t>Các thành phần chính trong mã nguồn device driver PZEM004T:</w:t>
       </w:r>
     </w:p>
     <w:p>
@@ -2393,7 +1589,7 @@
         <w:pStyle w:val="ListParagraph"/>
         <w:numPr>
           <w:ilvl w:val="0"/>
-          <w:numId w:val="20"/>
+          <w:numId w:val="38"/>
         </w:numPr>
         <w:jc w:val="both"/>
         <w:rPr>
@@ -2407,7 +1603,8 @@
           <w:sz w:val="26"/>
           <w:szCs w:val="26"/>
         </w:rPr>
-        <w:t>gpio_request &amp; gpio_direction_output: Yêu cầu quyền kiểm soát chân GPIO 60 từ nhân và thiết lập chế độ đầu ra (output) với mức logic mặc định là 0 (Tắt).</w:t>
+        <w:lastRenderedPageBreak/>
+        <w:t>Driver đăng ký một thiết bị ký tự với tên pzem_sensor, tạo node /dev/pzem_sensor. Người dùng có thể đọc dữ liệu từ node này để lấy thông số điện năng.</w:t>
       </w:r>
     </w:p>
     <w:p>
@@ -2415,7 +1612,7 @@
         <w:pStyle w:val="ListParagraph"/>
         <w:numPr>
           <w:ilvl w:val="0"/>
-          <w:numId w:val="19"/>
+          <w:numId w:val="38"/>
         </w:numPr>
         <w:jc w:val="both"/>
         <w:rPr>
@@ -2429,40 +1626,7 @@
           <w:sz w:val="26"/>
           <w:szCs w:val="26"/>
         </w:rPr>
-        <w:t>Xử lý dữ liệu ghi từ User Space (dev_write)</w:t>
-      </w:r>
-    </w:p>
-    <w:p>
-      <w:pPr>
-        <w:ind w:left="360"/>
-        <w:jc w:val="both"/>
-        <w:rPr>
-          <w:sz w:val="26"/>
-          <w:szCs w:val="26"/>
-          <w:lang w:val="vi-VN"/>
-        </w:rPr>
-      </w:pPr>
-      <w:r>
-        <w:rPr>
-          <w:sz w:val="26"/>
-          <w:szCs w:val="26"/>
-        </w:rPr>
-        <w:t xml:space="preserve">Hàm này được gọi khi người dùng thực hiện </w:t>
-      </w:r>
-      <w:r>
-        <w:rPr>
-          <w:sz w:val="26"/>
-          <w:szCs w:val="26"/>
-        </w:rPr>
-        <w:t>lệnh</w:t>
-      </w:r>
-      <w:r>
-        <w:rPr>
-          <w:sz w:val="26"/>
-          <w:szCs w:val="26"/>
-          <w:lang w:val="vi-VN"/>
-        </w:rPr>
-        <w:t>:</w:t>
+        <w:t>Hàm modbus_crc() được dùng để tính toán và kiểm tra CRC của gói dữ liệu Modbus. Điều này đảm bảo dữ liệu nhận từ PZEM không bị nhiễu hoặc sai lệch trên đường truyền UART.</w:t>
       </w:r>
     </w:p>
     <w:p>
@@ -2470,7 +1634,7 @@
         <w:pStyle w:val="ListParagraph"/>
         <w:numPr>
           <w:ilvl w:val="0"/>
-          <w:numId w:val="21"/>
+          <w:numId w:val="38"/>
         </w:numPr>
         <w:jc w:val="both"/>
         <w:rPr>
@@ -2483,8 +1647,9 @@
         <w:rPr>
           <w:sz w:val="26"/>
           <w:szCs w:val="26"/>
-        </w:rPr>
-        <w:t>copy_from_user: Vì vùng nhớ của User Space và Kernel Space là tách biệt, hàm này đảm bảo việc sao chép dữ liệu (ký tự '0' hoặc '1') vào vùng nhớ nhân một cách an toàn.</w:t>
+          <w:lang w:val="vi-VN"/>
+        </w:rPr>
+        <w:t>Hàm nhận dữ liệu (receive_buf) sẽ nhận về từ cảm biến 1 frame 25 bytes, driver sẽ thực hiện kiểm tra CRC để xác thực dữ liệu và giải mã các thông số điện năng như điện áp, dòng điện công suất, tần số, hệ số công suất.</w:t>
       </w:r>
     </w:p>
     <w:p>
@@ -2492,7 +1657,7 @@
         <w:pStyle w:val="ListParagraph"/>
         <w:numPr>
           <w:ilvl w:val="0"/>
-          <w:numId w:val="21"/>
+          <w:numId w:val="38"/>
         </w:numPr>
         <w:jc w:val="both"/>
         <w:rPr>
@@ -2505,86 +1670,9 @@
         <w:rPr>
           <w:sz w:val="26"/>
           <w:szCs w:val="26"/>
-        </w:rPr>
-        <w:t>gpio_set_value: Dựa trên dữ liệu nhận được, driver sẽ thay đổi mức điện áp tại chân GPIO:</w:t>
-      </w:r>
-    </w:p>
-    <w:p>
-      <w:pPr>
-        <w:pStyle w:val="ListParagraph"/>
-        <w:numPr>
-          <w:ilvl w:val="1"/>
-          <w:numId w:val="21"/>
-        </w:numPr>
-        <w:jc w:val="both"/>
-        <w:rPr>
-          <w:sz w:val="26"/>
-          <w:szCs w:val="26"/>
-          <w:lang w:val="vi-VN"/>
-        </w:rPr>
-      </w:pPr>
-      <w:r>
-        <w:rPr>
-          <w:sz w:val="26"/>
-          <w:szCs w:val="26"/>
-        </w:rPr>
-        <w:t xml:space="preserve">Ký tự '1': Xuất mức cao (High) </w:t>
-      </w:r>
-      <m:oMath>
-        <m:r>
-          <w:rPr>
-            <w:rFonts w:ascii="Cambria Math" w:hAnsi="Cambria Math"/>
-            <w:sz w:val="26"/>
-            <w:szCs w:val="26"/>
-          </w:rPr>
-          <m:t>→</m:t>
-        </m:r>
-      </m:oMath>
-      <w:r>
-        <w:rPr>
-          <w:sz w:val="26"/>
-          <w:szCs w:val="26"/>
-        </w:rPr>
-        <w:t xml:space="preserve"> LED Sáng.</w:t>
-      </w:r>
-    </w:p>
-    <w:p>
-      <w:pPr>
-        <w:pStyle w:val="ListParagraph"/>
-        <w:numPr>
-          <w:ilvl w:val="1"/>
-          <w:numId w:val="21"/>
-        </w:numPr>
-        <w:jc w:val="both"/>
-        <w:rPr>
-          <w:sz w:val="26"/>
-          <w:szCs w:val="26"/>
-          <w:lang w:val="vi-VN"/>
-        </w:rPr>
-      </w:pPr>
-      <w:r>
-        <w:rPr>
-          <w:sz w:val="26"/>
-          <w:szCs w:val="26"/>
-        </w:rPr>
-        <w:t xml:space="preserve">Ký tự '0': Xuất mức thấp (Low) </w:t>
-      </w:r>
-      <m:oMath>
-        <m:r>
-          <w:rPr>
-            <w:rFonts w:ascii="Cambria Math" w:hAnsi="Cambria Math"/>
-            <w:sz w:val="26"/>
-            <w:szCs w:val="26"/>
-          </w:rPr>
-          <m:t>→</m:t>
-        </m:r>
-      </m:oMath>
-      <w:r>
-        <w:rPr>
-          <w:sz w:val="26"/>
-          <w:szCs w:val="26"/>
-        </w:rPr>
-        <w:t xml:space="preserve"> LED Tắt.</w:t>
+          <w:lang w:val="vi-VN"/>
+        </w:rPr>
+        <w:t>Hàm đọc từ Userspace (dev_read), khi ứng dụng gọi read() trên /dev/pzem_sensor, driver sẽ gửi lệnh Modbus đọc dữ liệu tới PZEM, chờ phản hồi sau đó sao chép dữ liệu đã giải mã trong message về Userspace.</w:t>
       </w:r>
     </w:p>
     <w:p>
@@ -2592,7 +1680,7 @@
         <w:pStyle w:val="ListParagraph"/>
         <w:numPr>
           <w:ilvl w:val="0"/>
-          <w:numId w:val="19"/>
+          <w:numId w:val="38"/>
         </w:numPr>
         <w:jc w:val="both"/>
         <w:rPr>
@@ -2605,47 +1693,25 @@
         <w:rPr>
           <w:sz w:val="26"/>
           <w:szCs w:val="26"/>
-        </w:rPr>
-        <w:t>G</w:t>
-      </w:r>
-      <w:r>
-        <w:rPr>
-          <w:sz w:val="26"/>
-          <w:szCs w:val="26"/>
-        </w:rPr>
-        <w:t xml:space="preserve">iải phóng và </w:t>
-      </w:r>
-      <w:r>
-        <w:rPr>
-          <w:sz w:val="26"/>
-          <w:szCs w:val="26"/>
-        </w:rPr>
-        <w:t>h</w:t>
-      </w:r>
-      <w:r>
-        <w:rPr>
-          <w:sz w:val="26"/>
-          <w:szCs w:val="26"/>
-        </w:rPr>
-        <w:t>ủy đăng ký (__exit)</w:t>
-      </w:r>
-    </w:p>
-    <w:p>
-      <w:pPr>
-        <w:ind w:left="360"/>
-        <w:jc w:val="both"/>
-        <w:rPr>
-          <w:sz w:val="26"/>
-          <w:szCs w:val="26"/>
-          <w:lang w:val="vi-VN"/>
-        </w:rPr>
-      </w:pPr>
-      <w:r>
-        <w:rPr>
-          <w:sz w:val="26"/>
-          <w:szCs w:val="26"/>
-        </w:rPr>
-        <w:t>Khi gỡ bỏ driver (rmmod), hàm led_driver_exit sẽ dọn dẹp tài nguyên:</w:t>
+          <w:lang w:val="vi-VN"/>
+        </w:rPr>
+        <w:t>Hàm Probe được gọi khi driver được nạp. Hàm này sẽ thực hiện</w:t>
+      </w:r>
+      <w:r>
+        <w:rPr>
+          <w:sz w:val="26"/>
+          <w:szCs w:val="26"/>
+          <w:lang w:val="vi-VN"/>
+        </w:rPr>
+        <w:t xml:space="preserve"> đăng ký </w:t>
+      </w:r>
+      <w:r>
+        <w:rPr>
+          <w:sz w:val="26"/>
+          <w:szCs w:val="26"/>
+          <w:lang w:val="vi-VN"/>
+        </w:rPr>
+        <w:t>thiết bị ký tự (character device) /dev/pzem_sensor, mở UART với baudrate 9600 và gửi lệnh test ngay sau khi probe để kiểm tra kết nối.</w:t>
       </w:r>
     </w:p>
     <w:p>
@@ -2653,7 +1719,7 @@
         <w:pStyle w:val="ListParagraph"/>
         <w:numPr>
           <w:ilvl w:val="0"/>
-          <w:numId w:val="22"/>
+          <w:numId w:val="38"/>
         </w:numPr>
         <w:jc w:val="both"/>
         <w:rPr>
@@ -2666,8 +1732,269 @@
         <w:rPr>
           <w:sz w:val="26"/>
           <w:szCs w:val="26"/>
-        </w:rPr>
-        <w:t>Tắt LED để đảm bảo an toàn.</w:t>
+          <w:lang w:val="vi-VN"/>
+        </w:rPr>
+        <w:t>Hàm Remove được gọi khi driver bị gỡ bỏ, thực hiện đóng UART và giải phóng tài nguyên bao gồm class, device, major number.</w:t>
+      </w:r>
+    </w:p>
+    <w:p>
+      <w:pPr>
+        <w:ind w:firstLine="720"/>
+        <w:jc w:val="both"/>
+        <w:rPr>
+          <w:sz w:val="26"/>
+          <w:szCs w:val="26"/>
+          <w:lang w:val="vi-VN"/>
+        </w:rPr>
+      </w:pPr>
+      <w:r>
+        <w:rPr>
+          <w:sz w:val="26"/>
+          <w:szCs w:val="26"/>
+        </w:rPr>
+        <w:t>Ứng dụng ở Userspace chỉ cần đọc từ /dev/pzem_sensor để nhận dữ liệu điện năng. Driver sẽ tự động gửi lệnh Modbus, nhận phản hồi từ PZEM-004T, kiểm tra CRC, giải mã dữ liệu và trả về cho ứng dụng. Nhờ đó, hệ thống có thể giám sát các thông số điện áp, dòng điện, công suất, tần số và hệ số công suất theo thời gian thực.</w:t>
+      </w:r>
+      <w:r>
+        <w:rPr>
+          <w:sz w:val="26"/>
+          <w:szCs w:val="26"/>
+          <w:lang w:val="vi-VN"/>
+        </w:rPr>
+        <w:t xml:space="preserve"> </w:t>
+      </w:r>
+      <w:r>
+        <w:rPr>
+          <w:sz w:val="26"/>
+          <w:szCs w:val="26"/>
+        </w:rPr>
+        <w:t>Driver PZEM-004T là thành phần quan trọng giúp BeagleBone Black thu thập dữ liệu điện năng từ phần cứng. Kết hợp với driver OLED và LED, dữ liệu này được hiển thị trực quan và dùng để kích hoạt cảnh báo quá tải. Đồng thời, dữ liệu cũng có thể được đồng bộ lên Cloud qua MQTT để giám sát từ xa.</w:t>
+      </w:r>
+    </w:p>
+    <w:p>
+      <w:pPr>
+        <w:ind w:firstLine="720"/>
+        <w:jc w:val="both"/>
+        <w:rPr>
+          <w:sz w:val="26"/>
+          <w:szCs w:val="26"/>
+          <w:lang w:val="vi-VN"/>
+        </w:rPr>
+      </w:pPr>
+      <w:r>
+        <w:rPr>
+          <w:sz w:val="26"/>
+          <w:szCs w:val="26"/>
+        </w:rPr>
+        <w:t>Sơ đồ minh họa quá trình giao tiếp giữa ứng dụng người dùng và cảm biến PZEM-004T thông qua driver UART. Ứng dụng ở tầng Userspace gửi yêu cầu đọc dữ liệu điện năng, kernel tiếp nhận và chuyển đến driver PZEM-004T. Driver gửi lệnh Modbus qua UART, nhận phản hồi từ cảm biến, kiểm tra CRC, giải mã dữ liệu điện áp, dòng điện, công suất, tần số và hệ số công suất, sau đó trả kết quả về cho ứng dụng.</w:t>
+      </w:r>
+    </w:p>
+    <w:p>
+      <w:pPr>
+        <w:jc w:val="center"/>
+        <w:rPr>
+          <w:sz w:val="26"/>
+          <w:szCs w:val="26"/>
+        </w:rPr>
+      </w:pPr>
+      <w:r>
+        <w:rPr>
+          <w:sz w:val="26"/>
+          <w:szCs w:val="26"/>
+        </w:rPr>
+        <w:lastRenderedPageBreak/>
+        <w:drawing>
+          <wp:inline distT="0" distB="0" distL="0" distR="0" wp14:anchorId="2346A8A6" wp14:editId="69675E3C">
+            <wp:extent cx="2583180" cy="5265420"/>
+            <wp:effectExtent l="0" t="0" r="5715" b="0"/>
+            <wp:docPr id="8" name="Picture 8"/>
+            <wp:cNvGraphicFramePr>
+              <a:graphicFrameLocks xmlns:a="http://schemas.openxmlformats.org/drawingml/2006/main" noChangeAspect="1"/>
+            </wp:cNvGraphicFramePr>
+            <a:graphic xmlns:a="http://schemas.openxmlformats.org/drawingml/2006/main">
+              <a:graphicData uri="http://schemas.openxmlformats.org/drawingml/2006/picture">
+                <pic:pic xmlns:pic="http://schemas.openxmlformats.org/drawingml/2006/picture">
+                  <pic:nvPicPr>
+                    <pic:cNvPr id="0" name="Picture 20"/>
+                    <pic:cNvPicPr>
+                      <a:picLocks noChangeAspect="1" noChangeArrowheads="1"/>
+                    </pic:cNvPicPr>
+                  </pic:nvPicPr>
+                  <pic:blipFill>
+                    <a:blip r:embed="rId9">
+                      <a:extLst>
+                        <a:ext uri="{28A0092B-C50C-407E-A947-70E740481C1C}">
+                          <a14:useLocalDpi xmlns:a14="http://schemas.microsoft.com/office/drawing/2010/main" val="0"/>
+                        </a:ext>
+                      </a:extLst>
+                    </a:blip>
+                    <a:srcRect/>
+                    <a:stretch>
+                      <a:fillRect/>
+                    </a:stretch>
+                  </pic:blipFill>
+                  <pic:spPr bwMode="auto">
+                    <a:xfrm>
+                      <a:off x="0" y="0"/>
+                      <a:ext cx="2583180" cy="5265420"/>
+                    </a:xfrm>
+                    <a:prstGeom prst="rect">
+                      <a:avLst/>
+                    </a:prstGeom>
+                    <a:noFill/>
+                    <a:ln>
+                      <a:noFill/>
+                    </a:ln>
+                  </pic:spPr>
+                </pic:pic>
+              </a:graphicData>
+            </a:graphic>
+          </wp:inline>
+        </w:drawing>
+      </w:r>
+    </w:p>
+    <w:p>
+      <w:pPr>
+        <w:jc w:val="center"/>
+        <w:rPr>
+          <w:sz w:val="26"/>
+          <w:szCs w:val="26"/>
+          <w:lang w:val="vi-VN"/>
+        </w:rPr>
+      </w:pPr>
+      <w:r>
+        <w:rPr>
+          <w:sz w:val="26"/>
+          <w:szCs w:val="26"/>
+          <w:lang w:val="vi-VN"/>
+        </w:rPr>
+        <w:t>Hình</w:t>
+      </w:r>
+      <w:r>
+        <w:rPr>
+          <w:sz w:val="26"/>
+          <w:szCs w:val="26"/>
+          <w:lang w:val="vi-VN"/>
+        </w:rPr>
+        <w:t xml:space="preserve"> </w:t>
+      </w:r>
+      <w:r>
+        <w:rPr>
+          <w:sz w:val="26"/>
+          <w:szCs w:val="26"/>
+          <w:lang w:val="vi-VN"/>
+        </w:rPr>
+        <w:t xml:space="preserve">: </w:t>
+      </w:r>
+      <w:r>
+        <w:rPr>
+          <w:sz w:val="26"/>
+          <w:szCs w:val="26"/>
+          <w:lang w:val="vi-VN"/>
+        </w:rPr>
+        <w:t xml:space="preserve">Sơ đồ luồng xử lý </w:t>
+      </w:r>
+      <w:r>
+        <w:rPr>
+          <w:sz w:val="26"/>
+          <w:szCs w:val="26"/>
+          <w:lang w:val="vi-VN"/>
+        </w:rPr>
+        <w:t>Driver PZEM004T</w:t>
+      </w:r>
+    </w:p>
+    <w:p>
+      <w:pPr>
+        <w:pStyle w:val="ListParagraph"/>
+        <w:numPr>
+          <w:ilvl w:val="2"/>
+          <w:numId w:val="36"/>
+        </w:numPr>
+        <w:jc w:val="both"/>
+        <w:rPr>
+          <w:sz w:val="26"/>
+          <w:szCs w:val="26"/>
+          <w:lang w:val="vi-VN"/>
+        </w:rPr>
+      </w:pPr>
+      <w:r>
+        <w:rPr>
+          <w:sz w:val="26"/>
+          <w:szCs w:val="26"/>
+        </w:rPr>
+        <w:t>Trình điều khiển màn hình OLED SSD1306 (I2C Driver)</w:t>
+      </w:r>
+    </w:p>
+    <w:p>
+      <w:pPr>
+        <w:ind w:firstLine="720"/>
+        <w:jc w:val="both"/>
+        <w:rPr>
+          <w:sz w:val="26"/>
+          <w:szCs w:val="26"/>
+          <w:lang w:val="vi-VN"/>
+        </w:rPr>
+      </w:pPr>
+      <w:r>
+        <w:rPr>
+          <w:sz w:val="26"/>
+          <w:szCs w:val="26"/>
+        </w:rPr>
+        <w:t>Device</w:t>
+      </w:r>
+      <w:r>
+        <w:rPr>
+          <w:sz w:val="26"/>
+          <w:szCs w:val="26"/>
+          <w:lang w:val="vi-VN"/>
+        </w:rPr>
+        <w:t xml:space="preserve"> </w:t>
+      </w:r>
+      <w:r>
+        <w:rPr>
+          <w:sz w:val="26"/>
+          <w:szCs w:val="26"/>
+        </w:rPr>
+        <w:t>d</w:t>
+      </w:r>
+      <w:r>
+        <w:rPr>
+          <w:sz w:val="26"/>
+          <w:szCs w:val="26"/>
+        </w:rPr>
+        <w:t xml:space="preserve">river </w:t>
+      </w:r>
+      <w:r>
+        <w:rPr>
+          <w:sz w:val="26"/>
+          <w:szCs w:val="26"/>
+        </w:rPr>
+        <w:t>này</w:t>
+      </w:r>
+      <w:r>
+        <w:rPr>
+          <w:sz w:val="26"/>
+          <w:szCs w:val="26"/>
+        </w:rPr>
+        <w:t xml:space="preserve"> được xây dựng để giao tiếp với màn hình OLED SSD1306 qua giao thức I2C. Đây là một character device driver, cho phép ứng dụng người dùng ghi dữ liệu trực tiếp xuống màn hình để hiển thị các thông số điện năng và ngưỡng cảnh báo.</w:t>
+      </w:r>
+    </w:p>
+    <w:p>
+      <w:pPr>
+        <w:ind w:firstLine="720"/>
+        <w:jc w:val="both"/>
+        <w:rPr>
+          <w:sz w:val="26"/>
+          <w:szCs w:val="26"/>
+          <w:lang w:val="vi-VN"/>
+        </w:rPr>
+      </w:pPr>
+      <w:r>
+        <w:rPr>
+          <w:sz w:val="26"/>
+          <w:szCs w:val="26"/>
+          <w:lang w:val="vi-VN"/>
+        </w:rPr>
+        <w:t>Các thành phần chính trong mã nguồn của device driver OLED:</w:t>
       </w:r>
     </w:p>
     <w:p>
@@ -2675,21 +2002,20 @@
         <w:pStyle w:val="ListParagraph"/>
         <w:numPr>
           <w:ilvl w:val="0"/>
-          <w:numId w:val="22"/>
+          <w:numId w:val="39"/>
         </w:numPr>
         <w:jc w:val="both"/>
         <w:rPr>
           <w:sz w:val="26"/>
           <w:szCs w:val="26"/>
-          <w:lang w:val="vi-VN"/>
-        </w:rPr>
-      </w:pPr>
-      <w:r>
-        <w:rPr>
-          <w:sz w:val="26"/>
-          <w:szCs w:val="26"/>
-        </w:rPr>
-        <w:t>Giải phóng chân GPIO bằng gpio_free.</w:t>
+        </w:rPr>
+      </w:pPr>
+      <w:r>
+        <w:rPr>
+          <w:sz w:val="26"/>
+          <w:szCs w:val="26"/>
+        </w:rPr>
+        <w:t>Driver đăng ký một thiết bị ký tự với tên oled_ssd1306, tạo node /dev/oled_ssd1306. Người dùng có thể ghi dữ liệu vào node này để hiển thị nội dung trên màn hình OLED.</w:t>
       </w:r>
     </w:p>
     <w:p>
@@ -2697,7 +2023,7 @@
         <w:pStyle w:val="ListParagraph"/>
         <w:numPr>
           <w:ilvl w:val="0"/>
-          <w:numId w:val="22"/>
+          <w:numId w:val="39"/>
         </w:numPr>
         <w:jc w:val="both"/>
         <w:rPr>
@@ -2710,30 +2036,39 @@
         <w:rPr>
           <w:sz w:val="26"/>
           <w:szCs w:val="26"/>
-        </w:rPr>
-        <w:t>Hủy bỏ node thiết bị và lớp thiết bị trong hệ thống để giải phóng bộ nhớ.</w:t>
-      </w:r>
-    </w:p>
-    <w:p>
-      <w:pPr>
-        <w:pStyle w:val="ListParagraph"/>
-        <w:numPr>
-          <w:ilvl w:val="3"/>
-          <w:numId w:val="17"/>
-        </w:numPr>
-        <w:jc w:val="both"/>
-        <w:rPr>
-          <w:sz w:val="26"/>
-          <w:szCs w:val="26"/>
-          <w:lang w:val="vi-VN"/>
-        </w:rPr>
-      </w:pPr>
-      <w:r>
-        <w:rPr>
-          <w:sz w:val="26"/>
-          <w:szCs w:val="26"/>
-        </w:rPr>
-        <w:t>Quy trình thực thi và kiểm tra</w:t>
+          <w:lang w:val="vi-VN"/>
+        </w:rPr>
+        <w:t>Hàm ghi dữ liệu I2C (</w:t>
+      </w:r>
+      <w:r>
+        <w:rPr>
+          <w:sz w:val="26"/>
+          <w:szCs w:val="26"/>
+        </w:rPr>
+        <w:t>oled_write_</w:t>
+      </w:r>
+      <w:r>
+        <w:rPr>
+          <w:sz w:val="26"/>
+          <w:szCs w:val="26"/>
+        </w:rPr>
+        <w:t>reg</w:t>
+      </w:r>
+      <w:r>
+        <w:rPr>
+          <w:sz w:val="26"/>
+          <w:szCs w:val="26"/>
+          <w:lang w:val="vi-VN"/>
+        </w:rPr>
+        <w:t>), hàm này gửi một byte lệnh hoặc dữ liệu xuống OLED. SSD1306 sử dụng control byte để phân biệt giữa lệnh (0x00) và dữ liệu (0x40)</w:t>
+      </w:r>
+      <w:r>
+        <w:rPr>
+          <w:sz w:val="26"/>
+          <w:szCs w:val="26"/>
+          <w:lang w:val="vi-VN"/>
+        </w:rPr>
+        <w:t>.</w:t>
       </w:r>
     </w:p>
     <w:p>
@@ -2741,9 +2076,8 @@
         <w:pStyle w:val="ListParagraph"/>
         <w:numPr>
           <w:ilvl w:val="0"/>
-          <w:numId w:val="23"/>
+          <w:numId w:val="39"/>
         </w:numPr>
-        <w:ind w:left="1134" w:hanging="425"/>
         <w:jc w:val="both"/>
         <w:rPr>
           <w:sz w:val="26"/>
@@ -2755,8 +2089,42 @@
         <w:rPr>
           <w:sz w:val="26"/>
           <w:szCs w:val="26"/>
-        </w:rPr>
-        <w:t>Biên dịch: Mã nguồn được biên dịch thành module nhân có đuôi .ko (kernel object) bằng Cross-compiler trong môi trường Buildroot.</w:t>
+          <w:lang w:val="vi-VN"/>
+        </w:rPr>
+        <w:t>Chuỗi khởi tạo OLED (ssd1306_init)</w:t>
+      </w:r>
+      <w:r>
+        <w:rPr>
+          <w:sz w:val="26"/>
+          <w:szCs w:val="26"/>
+          <w:lang w:val="vi-VN"/>
+        </w:rPr>
+        <w:t>, khi driver được nạp, nó gửi một chuỗi lệnh khởi tạo tới màn hình SSD1306</w:t>
+      </w:r>
+      <w:r>
+        <w:rPr>
+          <w:sz w:val="26"/>
+          <w:szCs w:val="26"/>
+          <w:lang w:val="vi-VN"/>
+        </w:rPr>
+        <w:t xml:space="preserve"> để cấu hình các thông số cơ bản</w:t>
+      </w:r>
+      <w:r>
+        <w:rPr>
+          <w:sz w:val="26"/>
+          <w:szCs w:val="26"/>
+          <w:lang w:val="vi-VN"/>
+        </w:rPr>
+        <w:t xml:space="preserve"> gồm các bước dưới đây: bật nguồn và charge pump, thiết lập chế độ </w:t>
+      </w:r>
+      <w:r>
+        <w:rPr>
+          <w:sz w:val="26"/>
+          <w:szCs w:val="26"/>
+          <w:lang w:val="vi-VN"/>
+        </w:rPr>
+        <w:lastRenderedPageBreak/>
+        <w:t>địa chỉ bộ nhớ, cấu hình độ tương phản, tần số quét, phân cực COM, bật hiển thị (0xAF). Nhờ đó, màn hình sẵn sàng nhận dữ liệu hiển thị từ ứng dụng.</w:t>
       </w:r>
     </w:p>
     <w:p>
@@ -2764,9 +2132,8 @@
         <w:pStyle w:val="ListParagraph"/>
         <w:numPr>
           <w:ilvl w:val="0"/>
-          <w:numId w:val="23"/>
+          <w:numId w:val="39"/>
         </w:numPr>
-        <w:ind w:left="1134" w:hanging="425"/>
         <w:jc w:val="both"/>
         <w:rPr>
           <w:sz w:val="26"/>
@@ -2778,8 +2145,25 @@
         <w:rPr>
           <w:sz w:val="26"/>
           <w:szCs w:val="26"/>
-        </w:rPr>
-        <w:t>Nạp module: Sử dụng lệnh insmod led_driver.ko. Hệ thống sẽ tự tạo /dev/led_test.</w:t>
+          <w:lang w:val="vi-VN"/>
+        </w:rPr>
+        <w:t>Hàm ghi khối dữ liệu (oled_write_block)</w:t>
+      </w:r>
+      <w:r>
+        <w:rPr>
+          <w:sz w:val="26"/>
+          <w:szCs w:val="26"/>
+          <w:lang w:val="vi-VN"/>
+        </w:rPr>
+        <w:t>, hàm này cho phép gửi một khối dữ liệu liên tục xuống màn hình. Đây là cách để ghi toàn bộ buffer hiển thị</w:t>
+      </w:r>
+      <w:r>
+        <w:rPr>
+          <w:sz w:val="26"/>
+          <w:szCs w:val="26"/>
+          <w:lang w:val="vi-VN"/>
+        </w:rPr>
+        <w:t xml:space="preserve"> (tối đa 1024 byte cho màn hình 128x64).</w:t>
       </w:r>
     </w:p>
     <w:p>
@@ -2787,30 +2171,7 @@
         <w:pStyle w:val="ListParagraph"/>
         <w:numPr>
           <w:ilvl w:val="0"/>
-          <w:numId w:val="23"/>
-        </w:numPr>
-        <w:ind w:left="1134" w:hanging="425"/>
-        <w:jc w:val="both"/>
-        <w:rPr>
-          <w:sz w:val="26"/>
-          <w:szCs w:val="26"/>
-          <w:lang w:val="vi-VN"/>
-        </w:rPr>
-      </w:pPr>
-      <w:r>
-        <w:rPr>
-          <w:sz w:val="26"/>
-          <w:szCs w:val="26"/>
-        </w:rPr>
-        <w:t>Điều khiển:</w:t>
-      </w:r>
-    </w:p>
-    <w:p>
-      <w:pPr>
-        <w:pStyle w:val="ListParagraph"/>
-        <w:numPr>
-          <w:ilvl w:val="1"/>
-          <w:numId w:val="23"/>
+          <w:numId w:val="39"/>
         </w:numPr>
         <w:jc w:val="both"/>
         <w:rPr>
@@ -2823,139 +2184,17 @@
         <w:rPr>
           <w:sz w:val="26"/>
           <w:szCs w:val="26"/>
-        </w:rPr>
-        <w:t>Bật LED: echo "1" &gt; /dev/led_test</w:t>
-      </w:r>
-    </w:p>
-    <w:p>
-      <w:pPr>
-        <w:pStyle w:val="ListParagraph"/>
-        <w:numPr>
-          <w:ilvl w:val="1"/>
-          <w:numId w:val="23"/>
-        </w:numPr>
-        <w:jc w:val="both"/>
-        <w:rPr>
-          <w:sz w:val="26"/>
-          <w:szCs w:val="26"/>
-          <w:lang w:val="vi-VN"/>
-        </w:rPr>
-      </w:pPr>
-      <w:r>
-        <w:rPr>
-          <w:sz w:val="26"/>
-          <w:szCs w:val="26"/>
-        </w:rPr>
-        <w:t>Tắt LED: echo "0" &gt; /dev/led_test</w:t>
-      </w:r>
-    </w:p>
-    <w:p>
-      <w:pPr>
-        <w:pStyle w:val="ListParagraph"/>
-        <w:numPr>
-          <w:ilvl w:val="2"/>
-          <w:numId w:val="17"/>
-        </w:numPr>
-        <w:jc w:val="both"/>
-        <w:rPr>
-          <w:sz w:val="26"/>
-          <w:szCs w:val="26"/>
-          <w:lang w:val="vi-VN"/>
-        </w:rPr>
-      </w:pPr>
-      <w:r>
-        <w:rPr>
-          <w:sz w:val="26"/>
-          <w:szCs w:val="26"/>
-        </w:rPr>
-        <w:t>Trình điều khiển Nút nhấn (Input Device Driver)</w:t>
-      </w:r>
-    </w:p>
-    <w:p>
-      <w:pPr>
-        <w:ind w:firstLine="720"/>
-        <w:jc w:val="both"/>
-        <w:rPr>
-          <w:sz w:val="26"/>
-          <w:szCs w:val="26"/>
-          <w:lang w:val="vi-VN"/>
-        </w:rPr>
-      </w:pPr>
-      <w:r>
-        <w:rPr>
-          <w:sz w:val="26"/>
-          <w:szCs w:val="26"/>
-        </w:rPr>
-        <w:t>Khác với Driver LED hoạt động theo cơ chế thụ động (đợi lệnh từ User Space), Driver nút nhấn cho hệ thống giám sát điện năng được xây dựng như một Input Device. Driver này sử dụng cơ chế Ngắt phần cứng (Interrupt) để phản hồi ngay lập tức các tương tác của người dùng, giúp tối ưu hóa hiệu năng và tài nguyên CPU.</w:t>
-      </w:r>
-    </w:p>
-    <w:p>
-      <w:pPr>
-        <w:pStyle w:val="ListParagraph"/>
-        <w:numPr>
-          <w:ilvl w:val="3"/>
-          <w:numId w:val="17"/>
-        </w:numPr>
-        <w:jc w:val="both"/>
-        <w:rPr>
-          <w:sz w:val="26"/>
-          <w:szCs w:val="26"/>
-          <w:lang w:val="vi-VN"/>
-        </w:rPr>
-      </w:pPr>
-      <w:r>
-        <w:rPr>
-          <w:sz w:val="26"/>
-          <w:szCs w:val="26"/>
-        </w:rPr>
-        <w:lastRenderedPageBreak/>
-        <w:t xml:space="preserve">Kiến trúc Input Subsystem và </w:t>
-      </w:r>
-      <w:r>
-        <w:rPr>
-          <w:sz w:val="26"/>
-          <w:szCs w:val="26"/>
-        </w:rPr>
-        <w:t>c</w:t>
-      </w:r>
-      <w:r>
-        <w:rPr>
-          <w:sz w:val="26"/>
-          <w:szCs w:val="26"/>
-        </w:rPr>
-        <w:t xml:space="preserve">ơ chế </w:t>
-      </w:r>
-      <w:r>
-        <w:rPr>
-          <w:sz w:val="26"/>
-          <w:szCs w:val="26"/>
-        </w:rPr>
-        <w:t>n</w:t>
-      </w:r>
-      <w:r>
-        <w:rPr>
-          <w:sz w:val="26"/>
-          <w:szCs w:val="26"/>
-        </w:rPr>
-        <w:t>gắt</w:t>
-      </w:r>
-    </w:p>
-    <w:p>
-      <w:pPr>
-        <w:ind w:firstLine="720"/>
-        <w:jc w:val="both"/>
-        <w:rPr>
-          <w:sz w:val="26"/>
-          <w:szCs w:val="26"/>
-          <w:lang w:val="vi-VN"/>
-        </w:rPr>
-      </w:pPr>
-      <w:r>
-        <w:rPr>
-          <w:sz w:val="26"/>
-          <w:szCs w:val="26"/>
-        </w:rPr>
-        <w:t>Trong dự án này, trình điều khiển không tạo ra một thiết bị ký tự thông thường mà đăng ký trực tiếp vào Linux Input Subsystem.</w:t>
+          <w:lang w:val="vi-VN"/>
+        </w:rPr>
+        <w:t>Hàm Probe được gọi khi driver được nạp và khớp với device tree. Hàm này thực hiện dăng ký thiết bị ký tự /dev/oled_ssd1306.</w:t>
+      </w:r>
+      <w:r>
+        <w:rPr>
+          <w:sz w:val="26"/>
+          <w:szCs w:val="26"/>
+          <w:lang w:val="vi-VN"/>
+        </w:rPr>
+        <w:t xml:space="preserve"> Tạo class và device node. Gửi chuỗi khởi tạo để bật màn hình.</w:t>
       </w:r>
     </w:p>
     <w:p>
@@ -2963,7 +2202,7 @@
         <w:pStyle w:val="ListParagraph"/>
         <w:numPr>
           <w:ilvl w:val="0"/>
-          <w:numId w:val="25"/>
+          <w:numId w:val="39"/>
         </w:numPr>
         <w:jc w:val="both"/>
         <w:rPr>
@@ -2976,17 +2215,14 @@
         <w:rPr>
           <w:sz w:val="26"/>
           <w:szCs w:val="26"/>
-        </w:rPr>
-        <w:t>Input Subsystem: Cho phép driver gửi các sự kiện phím bấm (KEY_UP, KEY_DOWN) chuẩn hóa lên tầng ứng dụng. Các sự kiện này được hệ thống quản lý tại /dev/input/eventX.</w:t>
+          <w:lang w:val="vi-VN"/>
+        </w:rPr>
+        <w:t>Hàm Remove được gọi khi driver bị gỡ bỏ, thực hiện giải phóng tài nguyên (class, device, major number).</w:t>
       </w:r>
     </w:p>
     <w:p>
       <w:pPr>
-        <w:pStyle w:val="ListParagraph"/>
-        <w:numPr>
-          <w:ilvl w:val="0"/>
-          <w:numId w:val="25"/>
-        </w:numPr>
+        <w:ind w:firstLine="720"/>
         <w:jc w:val="both"/>
         <w:rPr>
           <w:sz w:val="26"/>
@@ -2999,75 +2235,147 @@
           <w:sz w:val="26"/>
           <w:szCs w:val="26"/>
         </w:rPr>
-        <w:t>Ngắt (Interrupt - IRQ): Thay vì liên tục thăm dò (polling) trạng thái chân GPIO, driver sử dụng ngắt. Khi có sự thay đổi điện áp tại chân GPIO 67 hoặc 68, vi xử lý sẽ tạm dừng các tác vụ hiện tại để thực thi hàm xử lý ngắt (ISR - Interrupt Service Routine).</w:t>
+        <w:t xml:space="preserve">Ứng dụng ở </w:t>
+      </w:r>
+      <w:r>
+        <w:rPr>
+          <w:sz w:val="26"/>
+          <w:szCs w:val="26"/>
+        </w:rPr>
+        <w:t>u</w:t>
+      </w:r>
+      <w:r>
+        <w:rPr>
+          <w:sz w:val="26"/>
+          <w:szCs w:val="26"/>
+        </w:rPr>
+        <w:t>serspace chỉ cần ghi dữ liệu vào /dev/oled_ssd1306. Driver sẽ chuyển dữ liệu này thành gói I2C và gửi xuống màn hình SSD1306. Nhờ đó, hệ thống có thể hiển thị các thông số điện áp, dòng điện, công suất, tần số, hệ số công suất và ngưỡng cảnh báo trực tiếp trên màn hình OLED.</w:t>
+      </w:r>
+      <w:r>
+        <w:rPr>
+          <w:sz w:val="26"/>
+          <w:szCs w:val="26"/>
+          <w:lang w:val="vi-VN"/>
+        </w:rPr>
+        <w:t xml:space="preserve"> </w:t>
+      </w:r>
+      <w:r>
+        <w:rPr>
+          <w:sz w:val="26"/>
+          <w:szCs w:val="26"/>
+        </w:rPr>
+        <w:t>Driver SSD1306 đóng vai trò là giao diện hiển thị trực quan cho người dùng. Nó giúp hệ thống giám sát điện năng không chỉ hoạt động ngầm mà còn cung cấp thông tin rõ ràng ngay trên thiết bị. Kết hợp với driver PZEM-004T (thu thập dữ liệu) và driver LED/Button (cảnh báo và điều chỉnh ngưỡng), driver OLED hoàn thiện chức năng giám sát và cảnh báo của toàn hệ thống.</w:t>
       </w:r>
     </w:p>
     <w:p>
       <w:pPr>
-        <w:pStyle w:val="ListParagraph"/>
-        <w:numPr>
-          <w:ilvl w:val="3"/>
-          <w:numId w:val="17"/>
-        </w:numPr>
-        <w:jc w:val="both"/>
-        <w:rPr>
-          <w:sz w:val="26"/>
-          <w:szCs w:val="26"/>
-          <w:lang w:val="vi-VN"/>
-        </w:rPr>
-      </w:pPr>
-      <w:r>
-        <w:rPr>
-          <w:sz w:val="26"/>
-          <w:szCs w:val="26"/>
-        </w:rPr>
-        <w:t>Phân tích các thành phần kỹ thuật trong mã nguồn</w:t>
+        <w:ind w:firstLine="720"/>
+        <w:jc w:val="center"/>
+        <w:rPr>
+          <w:sz w:val="26"/>
+          <w:szCs w:val="26"/>
+        </w:rPr>
+      </w:pPr>
+      <w:r>
+        <w:rPr>
+          <w:sz w:val="26"/>
+          <w:szCs w:val="26"/>
+        </w:rPr>
+        <w:drawing>
+          <wp:inline distT="0" distB="0" distL="0" distR="0" wp14:anchorId="2C2814B0" wp14:editId="56A889CF">
+            <wp:extent cx="2125980" cy="4602480"/>
+            <wp:effectExtent l="0" t="0" r="7620" b="7620"/>
+            <wp:docPr id="12" name="Picture 12"/>
+            <wp:cNvGraphicFramePr>
+              <a:graphicFrameLocks xmlns:a="http://schemas.openxmlformats.org/drawingml/2006/main" noChangeAspect="1"/>
+            </wp:cNvGraphicFramePr>
+            <a:graphic xmlns:a="http://schemas.openxmlformats.org/drawingml/2006/main">
+              <a:graphicData uri="http://schemas.openxmlformats.org/drawingml/2006/picture">
+                <pic:pic xmlns:pic="http://schemas.openxmlformats.org/drawingml/2006/picture">
+                  <pic:nvPicPr>
+                    <pic:cNvPr id="0" name="Picture 34"/>
+                    <pic:cNvPicPr>
+                      <a:picLocks noChangeAspect="1" noChangeArrowheads="1"/>
+                    </pic:cNvPicPr>
+                  </pic:nvPicPr>
+                  <pic:blipFill>
+                    <a:blip r:embed="rId10">
+                      <a:extLst>
+                        <a:ext uri="{28A0092B-C50C-407E-A947-70E740481C1C}">
+                          <a14:useLocalDpi xmlns:a14="http://schemas.microsoft.com/office/drawing/2010/main" val="0"/>
+                        </a:ext>
+                      </a:extLst>
+                    </a:blip>
+                    <a:srcRect/>
+                    <a:stretch>
+                      <a:fillRect/>
+                    </a:stretch>
+                  </pic:blipFill>
+                  <pic:spPr bwMode="auto">
+                    <a:xfrm>
+                      <a:off x="0" y="0"/>
+                      <a:ext cx="2125980" cy="4602480"/>
+                    </a:xfrm>
+                    <a:prstGeom prst="rect">
+                      <a:avLst/>
+                    </a:prstGeom>
+                    <a:noFill/>
+                    <a:ln>
+                      <a:noFill/>
+                    </a:ln>
+                  </pic:spPr>
+                </pic:pic>
+              </a:graphicData>
+            </a:graphic>
+          </wp:inline>
+        </w:drawing>
       </w:r>
     </w:p>
     <w:p>
       <w:pPr>
-        <w:pStyle w:val="ListParagraph"/>
-        <w:numPr>
-          <w:ilvl w:val="0"/>
-          <w:numId w:val="27"/>
-        </w:numPr>
-        <w:jc w:val="both"/>
-        <w:rPr>
-          <w:sz w:val="26"/>
-          <w:szCs w:val="26"/>
-          <w:lang w:val="vi-VN"/>
-        </w:rPr>
-      </w:pPr>
-      <w:r>
-        <w:rPr>
-          <w:sz w:val="26"/>
-          <w:szCs w:val="26"/>
-        </w:rPr>
-        <w:t>Cấu trúc quản lý dữ liệu (struct button_data)</w:t>
-      </w:r>
-      <w:r>
-        <w:rPr>
-          <w:sz w:val="26"/>
-          <w:szCs w:val="26"/>
-          <w:lang w:val="vi-VN"/>
-        </w:rPr>
-        <w:t xml:space="preserve">: </w:t>
-      </w:r>
-      <w:r>
-        <w:rPr>
-          <w:sz w:val="26"/>
-          <w:szCs w:val="26"/>
-        </w:rPr>
-        <w:t>Để quản lý đồng thời hai nút nhấn (Tăng và Giảm ngưỡng công suất), driver sử dụng một cấu trúc dữ liệu tùy chỉnh. Mỗi nút sẽ lưu trữ thông tin về: số chân GPIO, mã phím tương ứng (Key code), và biến last_jiffies để phục vụ thuật toán lọc nhiễu.</w:t>
+        <w:ind w:firstLine="720"/>
+        <w:jc w:val="center"/>
+        <w:rPr>
+          <w:sz w:val="26"/>
+          <w:szCs w:val="26"/>
+          <w:lang w:val="vi-VN"/>
+        </w:rPr>
+      </w:pPr>
+      <w:r>
+        <w:rPr>
+          <w:sz w:val="26"/>
+          <w:szCs w:val="26"/>
+        </w:rPr>
+        <w:t>Hình</w:t>
+      </w:r>
+      <w:r>
+        <w:rPr>
+          <w:sz w:val="26"/>
+          <w:szCs w:val="26"/>
+          <w:lang w:val="vi-VN"/>
+        </w:rPr>
+        <w:t xml:space="preserve"> : </w:t>
+      </w:r>
+      <w:r>
+        <w:rPr>
+          <w:sz w:val="26"/>
+          <w:szCs w:val="26"/>
+          <w:lang w:val="vi-VN"/>
+        </w:rPr>
+        <w:t xml:space="preserve">Sơ đồ luồng xử lý Driver </w:t>
+      </w:r>
+      <w:r>
+        <w:rPr>
+          <w:sz w:val="26"/>
+          <w:szCs w:val="26"/>
+          <w:lang w:val="vi-VN"/>
+        </w:rPr>
+        <w:t>OLED SSD1306</w:t>
       </w:r>
     </w:p>
     <w:p>
       <w:pPr>
-        <w:pStyle w:val="ListParagraph"/>
-        <w:numPr>
-          <w:ilvl w:val="0"/>
-          <w:numId w:val="27"/>
-        </w:numPr>
+        <w:ind w:firstLine="720"/>
         <w:jc w:val="both"/>
         <w:rPr>
           <w:sz w:val="26"/>
@@ -3080,45 +2388,12 @@
           <w:sz w:val="26"/>
           <w:szCs w:val="26"/>
         </w:rPr>
-        <w:t xml:space="preserve">Hàm xử lý ngắt và </w:t>
-      </w:r>
-      <w:r>
-        <w:rPr>
-          <w:sz w:val="26"/>
-          <w:szCs w:val="26"/>
-        </w:rPr>
-        <w:t>t</w:t>
-      </w:r>
-      <w:r>
-        <w:rPr>
-          <w:sz w:val="26"/>
-          <w:szCs w:val="26"/>
-        </w:rPr>
-        <w:t>huật toán lọc nhiễu (Debounce):</w:t>
-      </w:r>
-      <w:r>
-        <w:rPr>
-          <w:sz w:val="26"/>
-          <w:szCs w:val="26"/>
-          <w:lang w:val="vi-VN"/>
-        </w:rPr>
-        <w:t xml:space="preserve"> </w:t>
-      </w:r>
-      <w:r>
-        <w:rPr>
-          <w:sz w:val="26"/>
-          <w:szCs w:val="26"/>
-        </w:rPr>
-        <w:t>Nút nhấn vật lý luôn có hiện tượng rung cơ khí (bounce). Để tránh việc hệ thống nhận nhầm một lần nhấn thành nhiều lần, driver thực hiện:</w:t>
+        <w:lastRenderedPageBreak/>
+        <w:t>Sơ đồ thể hiện luồng xử lý khi ứng dụng ghi dữ liệu hiển thị lên màn hình OLED SSD1306. Ứng dụng ở tầng Userspace gửi dữ liệu hiển thị, kernel chuyển yêu cầu đến driver SSD1306. Driver chuyển đổi dữ liệu thành gói I2C và gửi xuống phần cứng OLED. Màn hình SSD1306 nhận dữ liệu và hiển thị các thông số điện năng cùng ngưỡng cảnh báo theo thời gian thực.</w:t>
       </w:r>
     </w:p>
     <w:p>
       <w:pPr>
-        <w:pStyle w:val="ListParagraph"/>
-        <w:numPr>
-          <w:ilvl w:val="1"/>
-          <w:numId w:val="27"/>
-        </w:numPr>
         <w:jc w:val="both"/>
         <w:rPr>
           <w:sz w:val="26"/>
@@ -3126,1409 +2401,6 @@
           <w:lang w:val="vi-VN"/>
         </w:rPr>
       </w:pPr>
-      <w:r>
-        <w:rPr>
-          <w:sz w:val="26"/>
-          <w:szCs w:val="26"/>
-        </w:rPr>
-        <w:t xml:space="preserve">Sử dụng jiffies: </w:t>
-      </w:r>
-      <w:r>
-        <w:rPr>
-          <w:sz w:val="26"/>
-          <w:szCs w:val="26"/>
-        </w:rPr>
-        <w:t>d</w:t>
-      </w:r>
-      <w:r>
-        <w:rPr>
-          <w:sz w:val="26"/>
-          <w:szCs w:val="26"/>
-        </w:rPr>
-        <w:t>river so sánh thời điểm xảy ra ngắt hiện tại với thời điểm ngắt trước đó. Nếu khoảng thời gian nhỏ hơn 50ms (ngưỡng lọc nhiễu), sự kiện sẽ bị loại bỏ.</w:t>
-      </w:r>
-    </w:p>
-    <w:p>
-      <w:pPr>
-        <w:pStyle w:val="ListParagraph"/>
-        <w:numPr>
-          <w:ilvl w:val="1"/>
-          <w:numId w:val="27"/>
-        </w:numPr>
-        <w:jc w:val="both"/>
-        <w:rPr>
-          <w:sz w:val="26"/>
-          <w:szCs w:val="26"/>
-          <w:lang w:val="vi-VN"/>
-        </w:rPr>
-      </w:pPr>
-      <w:r>
-        <w:rPr>
-          <w:sz w:val="26"/>
-          <w:szCs w:val="26"/>
-        </w:rPr>
-        <w:t xml:space="preserve">Báo cáo sự kiện: </w:t>
-      </w:r>
-      <w:r>
-        <w:rPr>
-          <w:sz w:val="26"/>
-          <w:szCs w:val="26"/>
-        </w:rPr>
-        <w:t>n</w:t>
-      </w:r>
-      <w:r>
-        <w:rPr>
-          <w:sz w:val="26"/>
-          <w:szCs w:val="26"/>
-        </w:rPr>
-        <w:t>ếu ngắt hợp lệ, hàm input_report_key sẽ đẩy trạng thái của nút nhấn vào hàng đợi của hệ thống, sau đó input_sync sẽ thông báo cho tầng ứng dụng rằng sự kiện đã hoàn tất và sẵn sàng để đọc.</w:t>
-      </w:r>
-    </w:p>
-    <w:p>
-      <w:pPr>
-        <w:pStyle w:val="ListParagraph"/>
-        <w:numPr>
-          <w:ilvl w:val="0"/>
-          <w:numId w:val="27"/>
-        </w:numPr>
-        <w:jc w:val="both"/>
-        <w:rPr>
-          <w:sz w:val="26"/>
-          <w:szCs w:val="26"/>
-          <w:lang w:val="vi-VN"/>
-        </w:rPr>
-      </w:pPr>
-      <w:r>
-        <w:rPr>
-          <w:sz w:val="26"/>
-          <w:szCs w:val="26"/>
-        </w:rPr>
-        <w:t xml:space="preserve">Khởi tạo và </w:t>
-      </w:r>
-      <w:r>
-        <w:rPr>
-          <w:sz w:val="26"/>
-          <w:szCs w:val="26"/>
-        </w:rPr>
-        <w:t>đ</w:t>
-      </w:r>
-      <w:r>
-        <w:rPr>
-          <w:sz w:val="26"/>
-          <w:szCs w:val="26"/>
-        </w:rPr>
-        <w:t>ăng ký thiết bị (__init):</w:t>
-      </w:r>
-    </w:p>
-    <w:p>
-      <w:pPr>
-        <w:pStyle w:val="ListParagraph"/>
-        <w:numPr>
-          <w:ilvl w:val="1"/>
-          <w:numId w:val="27"/>
-        </w:numPr>
-        <w:jc w:val="both"/>
-        <w:rPr>
-          <w:sz w:val="26"/>
-          <w:szCs w:val="26"/>
-          <w:lang w:val="vi-VN"/>
-        </w:rPr>
-      </w:pPr>
-      <w:r>
-        <w:rPr>
-          <w:sz w:val="26"/>
-          <w:szCs w:val="26"/>
-        </w:rPr>
-        <w:t xml:space="preserve">input_allocate_device: </w:t>
-      </w:r>
-      <w:r>
-        <w:rPr>
-          <w:sz w:val="26"/>
-          <w:szCs w:val="26"/>
-        </w:rPr>
-        <w:t>c</w:t>
-      </w:r>
-      <w:r>
-        <w:rPr>
-          <w:sz w:val="26"/>
-          <w:szCs w:val="26"/>
-        </w:rPr>
-        <w:t>ấp phát bộ nhớ cho thiết bị đầu vào mới.</w:t>
-      </w:r>
-    </w:p>
-    <w:p>
-      <w:pPr>
-        <w:pStyle w:val="ListParagraph"/>
-        <w:numPr>
-          <w:ilvl w:val="1"/>
-          <w:numId w:val="27"/>
-        </w:numPr>
-        <w:jc w:val="both"/>
-        <w:rPr>
-          <w:sz w:val="26"/>
-          <w:szCs w:val="26"/>
-          <w:lang w:val="vi-VN"/>
-        </w:rPr>
-      </w:pPr>
-      <w:r>
-        <w:rPr>
-          <w:sz w:val="26"/>
-          <w:szCs w:val="26"/>
-        </w:rPr>
-        <w:t xml:space="preserve">set_bit: </w:t>
-      </w:r>
-      <w:r>
-        <w:rPr>
-          <w:sz w:val="26"/>
-          <w:szCs w:val="26"/>
-        </w:rPr>
-        <w:t>t</w:t>
-      </w:r>
-      <w:r>
-        <w:rPr>
-          <w:sz w:val="26"/>
-          <w:szCs w:val="26"/>
-        </w:rPr>
-        <w:t>hông báo cho Kernel biết driver này hỗ trợ các loại sự kiện nào (ở đây là sự kiện phím nhấn EV_KEY).</w:t>
-      </w:r>
-    </w:p>
-    <w:p>
-      <w:pPr>
-        <w:pStyle w:val="ListParagraph"/>
-        <w:numPr>
-          <w:ilvl w:val="1"/>
-          <w:numId w:val="27"/>
-        </w:numPr>
-        <w:jc w:val="both"/>
-        <w:rPr>
-          <w:sz w:val="26"/>
-          <w:szCs w:val="26"/>
-          <w:lang w:val="vi-VN"/>
-        </w:rPr>
-      </w:pPr>
-      <w:r>
-        <w:rPr>
-          <w:sz w:val="26"/>
-          <w:szCs w:val="26"/>
-        </w:rPr>
-        <w:t xml:space="preserve">gpio_to_irq: </w:t>
-      </w:r>
-      <w:r>
-        <w:rPr>
-          <w:sz w:val="26"/>
-          <w:szCs w:val="26"/>
-        </w:rPr>
-        <w:t>á</w:t>
-      </w:r>
-      <w:r>
-        <w:rPr>
-          <w:sz w:val="26"/>
-          <w:szCs w:val="26"/>
-        </w:rPr>
-        <w:t>nh xạ từ chân GPIO vật lý sang số hiệu ngắt tương ứng trong hệ thống.</w:t>
-      </w:r>
-    </w:p>
-    <w:p>
-      <w:pPr>
-        <w:pStyle w:val="ListParagraph"/>
-        <w:numPr>
-          <w:ilvl w:val="1"/>
-          <w:numId w:val="27"/>
-        </w:numPr>
-        <w:jc w:val="both"/>
-        <w:rPr>
-          <w:sz w:val="26"/>
-          <w:szCs w:val="26"/>
-          <w:lang w:val="vi-VN"/>
-        </w:rPr>
-      </w:pPr>
-      <w:r>
-        <w:rPr>
-          <w:sz w:val="26"/>
-          <w:szCs w:val="26"/>
-        </w:rPr>
-        <w:t xml:space="preserve">request_irq: </w:t>
-      </w:r>
-      <w:r>
-        <w:rPr>
-          <w:sz w:val="26"/>
-          <w:szCs w:val="26"/>
-        </w:rPr>
-        <w:t>đ</w:t>
-      </w:r>
-      <w:r>
-        <w:rPr>
-          <w:sz w:val="26"/>
-          <w:szCs w:val="26"/>
-        </w:rPr>
-        <w:t>ăng ký hàm buttons_isr với nhân Linux, thiết lập chế độ kích hoạt ngắt tại cả cạnh lên và cạnh xuống (nhấn và thả).</w:t>
-      </w:r>
-    </w:p>
-    <w:p>
-      <w:pPr>
-        <w:pStyle w:val="ListParagraph"/>
-        <w:numPr>
-          <w:ilvl w:val="3"/>
-          <w:numId w:val="17"/>
-        </w:numPr>
-        <w:jc w:val="both"/>
-        <w:rPr>
-          <w:sz w:val="26"/>
-          <w:szCs w:val="26"/>
-          <w:lang w:val="vi-VN"/>
-        </w:rPr>
-      </w:pPr>
-      <w:r>
-        <w:rPr>
-          <w:sz w:val="26"/>
-          <w:szCs w:val="26"/>
-        </w:rPr>
-        <w:t>Quy trình thực thi và tương tác tầng ứng dụng</w:t>
-      </w:r>
-    </w:p>
-    <w:p>
-      <w:pPr>
-        <w:pStyle w:val="ListParagraph"/>
-        <w:numPr>
-          <w:ilvl w:val="0"/>
-          <w:numId w:val="28"/>
-        </w:numPr>
-        <w:jc w:val="both"/>
-        <w:rPr>
-          <w:sz w:val="26"/>
-          <w:szCs w:val="26"/>
-          <w:lang w:val="vi-VN"/>
-        </w:rPr>
-      </w:pPr>
-      <w:r>
-        <w:rPr>
-          <w:sz w:val="26"/>
-          <w:szCs w:val="26"/>
-        </w:rPr>
-        <w:t>Giao tiếp: Khi driver được nạp, hệ thống tạo ra một file sự kiện (/dev/input/event1).</w:t>
-      </w:r>
-    </w:p>
-    <w:p>
-      <w:pPr>
-        <w:pStyle w:val="ListParagraph"/>
-        <w:numPr>
-          <w:ilvl w:val="0"/>
-          <w:numId w:val="28"/>
-        </w:numPr>
-        <w:jc w:val="both"/>
-        <w:rPr>
-          <w:sz w:val="26"/>
-          <w:szCs w:val="26"/>
-          <w:lang w:val="vi-VN"/>
-        </w:rPr>
-      </w:pPr>
-      <w:r>
-        <w:rPr>
-          <w:sz w:val="26"/>
-          <w:szCs w:val="26"/>
-        </w:rPr>
-        <w:t>Tương tác: Ứng dụng giám sát điện năng sẽ mở file này và sử dụng hàm read() hoặc các thư viện như libevdev để nhận dữ liệu.</w:t>
-      </w:r>
-    </w:p>
-    <w:p>
-      <w:pPr>
-        <w:pStyle w:val="ListParagraph"/>
-        <w:numPr>
-          <w:ilvl w:val="0"/>
-          <w:numId w:val="28"/>
-        </w:numPr>
-        <w:jc w:val="both"/>
-        <w:rPr>
-          <w:sz w:val="26"/>
-          <w:szCs w:val="26"/>
-          <w:lang w:val="vi-VN"/>
-        </w:rPr>
-      </w:pPr>
-      <w:r>
-        <w:rPr>
-          <w:sz w:val="26"/>
-          <w:szCs w:val="26"/>
-        </w:rPr>
-        <w:t>Kiểm tra: Có thể sử dụng công cụ evtest trên BeagleBone Black để kiểm tra tín hiệu thực tế:</w:t>
-      </w:r>
-      <w:r>
-        <w:t xml:space="preserve"> </w:t>
-      </w:r>
-      <w:r>
-        <w:rPr>
-          <w:sz w:val="26"/>
-          <w:szCs w:val="26"/>
-        </w:rPr>
-        <w:t xml:space="preserve">Nhấn nút </w:t>
-      </w:r>
-      <w:r>
-        <w:rPr>
-          <w:sz w:val="26"/>
-          <w:szCs w:val="26"/>
-        </w:rPr>
-        <w:t>P8</w:t>
-      </w:r>
-      <w:r>
-        <w:rPr>
-          <w:sz w:val="26"/>
-          <w:szCs w:val="26"/>
-          <w:lang w:val="vi-VN"/>
-        </w:rPr>
-        <w:t>_</w:t>
-      </w:r>
-      <w:r>
-        <w:rPr>
-          <w:sz w:val="26"/>
-          <w:szCs w:val="26"/>
-        </w:rPr>
-        <w:t>11</w:t>
-      </w:r>
-      <w:r>
-        <w:rPr>
-          <w:sz w:val="26"/>
-          <w:szCs w:val="26"/>
-          <w:lang w:val="vi-VN"/>
-        </w:rPr>
-        <w:t>,</w:t>
-      </w:r>
-      <w:r>
-        <w:rPr>
-          <w:sz w:val="26"/>
-          <w:szCs w:val="26"/>
-        </w:rPr>
-        <w:t xml:space="preserve"> </w:t>
-      </w:r>
-      <w:r>
-        <w:rPr>
-          <w:sz w:val="26"/>
-          <w:szCs w:val="26"/>
-        </w:rPr>
-        <w:t>h</w:t>
-      </w:r>
-      <w:r>
-        <w:rPr>
-          <w:sz w:val="26"/>
-          <w:szCs w:val="26"/>
-        </w:rPr>
-        <w:t>ệ thống báo sự kiện KEY_UP.</w:t>
-      </w:r>
-      <w:r>
-        <w:rPr>
-          <w:sz w:val="26"/>
-          <w:szCs w:val="26"/>
-          <w:lang w:val="vi-VN"/>
-        </w:rPr>
-        <w:t xml:space="preserve"> </w:t>
-      </w:r>
-      <w:r>
-        <w:rPr>
-          <w:sz w:val="26"/>
-          <w:szCs w:val="26"/>
-        </w:rPr>
-        <w:t xml:space="preserve">Nhấn nút </w:t>
-      </w:r>
-      <w:r>
-        <w:rPr>
-          <w:sz w:val="26"/>
-          <w:szCs w:val="26"/>
-        </w:rPr>
-        <w:t>P8</w:t>
-      </w:r>
-      <w:r>
-        <w:rPr>
-          <w:sz w:val="26"/>
-          <w:szCs w:val="26"/>
-          <w:lang w:val="vi-VN"/>
-        </w:rPr>
-        <w:t>_</w:t>
-      </w:r>
-      <w:r>
-        <w:rPr>
-          <w:sz w:val="26"/>
-          <w:szCs w:val="26"/>
-        </w:rPr>
-        <w:t>12</w:t>
-      </w:r>
-      <w:r>
-        <w:rPr>
-          <w:sz w:val="26"/>
-          <w:szCs w:val="26"/>
-          <w:lang w:val="vi-VN"/>
-        </w:rPr>
-        <w:t>,</w:t>
-      </w:r>
-      <w:r>
-        <w:rPr>
-          <w:sz w:val="26"/>
-          <w:szCs w:val="26"/>
-        </w:rPr>
-        <w:t xml:space="preserve"> </w:t>
-      </w:r>
-      <w:r>
-        <w:rPr>
-          <w:sz w:val="26"/>
-          <w:szCs w:val="26"/>
-        </w:rPr>
-        <w:t>h</w:t>
-      </w:r>
-      <w:r>
-        <w:rPr>
-          <w:sz w:val="26"/>
-          <w:szCs w:val="26"/>
-        </w:rPr>
-        <w:t>ệ thống báo sự kiện KEY_DOWN.</w:t>
-      </w:r>
-    </w:p>
-    <w:p>
-      <w:pPr>
-        <w:pStyle w:val="ListParagraph"/>
-        <w:numPr>
-          <w:ilvl w:val="2"/>
-          <w:numId w:val="17"/>
-        </w:numPr>
-        <w:jc w:val="both"/>
-        <w:rPr>
-          <w:sz w:val="26"/>
-          <w:szCs w:val="26"/>
-          <w:lang w:val="vi-VN"/>
-        </w:rPr>
-      </w:pPr>
-      <w:r>
-        <w:rPr>
-          <w:sz w:val="26"/>
-          <w:szCs w:val="26"/>
-        </w:rPr>
-        <w:t>Trình điều khiển cảm biến đo điện năng (PZEM-004T Driver)</w:t>
-      </w:r>
-    </w:p>
-    <w:p>
-      <w:pPr>
-        <w:ind w:firstLine="720"/>
-        <w:jc w:val="both"/>
-        <w:rPr>
-          <w:sz w:val="26"/>
-          <w:szCs w:val="26"/>
-          <w:lang w:val="vi-VN"/>
-        </w:rPr>
-      </w:pPr>
-      <w:r>
-        <w:rPr>
-          <w:sz w:val="26"/>
-          <w:szCs w:val="26"/>
-        </w:rPr>
-        <w:t xml:space="preserve">Trình điều khiển cho module PZEM-004T được thiết kế dựa trên kiến trúc Serdev (Serial Device) của Linux Kernel. Đây là phương pháp hiện đại nhất để viết driver cho </w:t>
-      </w:r>
-      <w:r>
-        <w:rPr>
-          <w:sz w:val="26"/>
-          <w:szCs w:val="26"/>
-        </w:rPr>
-        <w:lastRenderedPageBreak/>
-        <w:t>thiết bị UART, giúp tích hợp thiết bị trực tiếp vào cây thiết bị (Device Tree) và quản lý dòng dữ liệu một cách chuyên nghiệp hơn so với việc sử dụng /dev/ttySx truyền thống.</w:t>
-      </w:r>
-    </w:p>
-    <w:p>
-      <w:pPr>
-        <w:pStyle w:val="ListParagraph"/>
-        <w:numPr>
-          <w:ilvl w:val="3"/>
-          <w:numId w:val="17"/>
-        </w:numPr>
-        <w:jc w:val="both"/>
-        <w:rPr>
-          <w:sz w:val="26"/>
-          <w:szCs w:val="26"/>
-          <w:lang w:val="vi-VN"/>
-        </w:rPr>
-      </w:pPr>
-      <w:r>
-        <w:rPr>
-          <w:sz w:val="26"/>
-          <w:szCs w:val="26"/>
-        </w:rPr>
-        <w:t>Cơ chế giao tiếp Modbus RTU qua Serdev</w:t>
-      </w:r>
-    </w:p>
-    <w:p>
-      <w:pPr>
-        <w:ind w:firstLine="720"/>
-        <w:jc w:val="both"/>
-        <w:rPr>
-          <w:sz w:val="26"/>
-          <w:szCs w:val="26"/>
-          <w:lang w:val="vi-VN"/>
-        </w:rPr>
-      </w:pPr>
-      <w:r>
-        <w:rPr>
-          <w:sz w:val="26"/>
-          <w:szCs w:val="26"/>
-        </w:rPr>
-        <w:t>Driver thực hiện giao tiếp theo mô hình Master-Slave. BeagleBone Black (Master) gửi lệnh yêu cầu dữ liệu, và PZEM-004T (Slave) phản hồi một khung tin chứa các thông số điện năng.</w:t>
-      </w:r>
-    </w:p>
-    <w:p>
-      <w:pPr>
-        <w:pStyle w:val="ListParagraph"/>
-        <w:numPr>
-          <w:ilvl w:val="0"/>
-          <w:numId w:val="29"/>
-        </w:numPr>
-        <w:jc w:val="both"/>
-        <w:rPr>
-          <w:sz w:val="26"/>
-          <w:szCs w:val="26"/>
-          <w:lang w:val="vi-VN"/>
-        </w:rPr>
-      </w:pPr>
-      <w:r>
-        <w:rPr>
-          <w:sz w:val="26"/>
-          <w:szCs w:val="26"/>
-        </w:rPr>
-        <w:t>Serdev Framework: Driver đăng ký một serdev_device_driver. Khi nhân Linux tìm thấy thiết bị phù hợp trong Device Tree (dựa trên chuỗi compatible), nó sẽ gọi hàm probe để khởi tạo UART với tốc độ Baudrate 9600.</w:t>
-      </w:r>
-    </w:p>
-    <w:p>
-      <w:pPr>
-        <w:pStyle w:val="ListParagraph"/>
-        <w:numPr>
-          <w:ilvl w:val="0"/>
-          <w:numId w:val="29"/>
-        </w:numPr>
-        <w:jc w:val="both"/>
-        <w:rPr>
-          <w:sz w:val="26"/>
-          <w:szCs w:val="26"/>
-          <w:lang w:val="vi-VN"/>
-        </w:rPr>
-      </w:pPr>
-      <w:r>
-        <w:rPr>
-          <w:sz w:val="26"/>
-          <w:szCs w:val="26"/>
-        </w:rPr>
-        <w:t>Giao thức Modbus: Khung lệnh gửi đi là 0x01 0x04 0x00 0x00 0x00 0x0A 0x70 0x0D. Trong đó:</w:t>
-      </w:r>
-    </w:p>
-    <w:p>
-      <w:pPr>
-        <w:pStyle w:val="ListParagraph"/>
-        <w:numPr>
-          <w:ilvl w:val="1"/>
-          <w:numId w:val="29"/>
-        </w:numPr>
-        <w:jc w:val="both"/>
-        <w:rPr>
-          <w:sz w:val="26"/>
-          <w:szCs w:val="26"/>
-          <w:lang w:val="vi-VN"/>
-        </w:rPr>
-      </w:pPr>
-      <w:r>
-        <w:rPr>
-          <w:sz w:val="26"/>
-          <w:szCs w:val="26"/>
-        </w:rPr>
-        <w:t>0x01: Địa chỉ slave.</w:t>
-      </w:r>
-    </w:p>
-    <w:p>
-      <w:pPr>
-        <w:pStyle w:val="ListParagraph"/>
-        <w:numPr>
-          <w:ilvl w:val="1"/>
-          <w:numId w:val="29"/>
-        </w:numPr>
-        <w:jc w:val="both"/>
-        <w:rPr>
-          <w:sz w:val="26"/>
-          <w:szCs w:val="26"/>
-          <w:lang w:val="vi-VN"/>
-        </w:rPr>
-      </w:pPr>
-      <w:r>
-        <w:rPr>
-          <w:sz w:val="26"/>
-          <w:szCs w:val="26"/>
-        </w:rPr>
-        <w:t>0x04: Mã hàm đọc thanh ghi đầu vào (Read Input Registers).</w:t>
-      </w:r>
-    </w:p>
-    <w:p>
-      <w:pPr>
-        <w:pStyle w:val="ListParagraph"/>
-        <w:numPr>
-          <w:ilvl w:val="1"/>
-          <w:numId w:val="29"/>
-        </w:numPr>
-        <w:jc w:val="both"/>
-        <w:rPr>
-          <w:sz w:val="26"/>
-          <w:szCs w:val="26"/>
-          <w:lang w:val="vi-VN"/>
-        </w:rPr>
-      </w:pPr>
-      <w:r>
-        <w:rPr>
-          <w:sz w:val="26"/>
-          <w:szCs w:val="26"/>
-        </w:rPr>
-        <w:t>0x70 0x0D: Mã kiểm tra lỗi CRC (Cyclic Redundancy Check).</w:t>
-      </w:r>
-    </w:p>
-    <w:p>
-      <w:pPr>
-        <w:pStyle w:val="ListParagraph"/>
-        <w:numPr>
-          <w:ilvl w:val="3"/>
-          <w:numId w:val="17"/>
-        </w:numPr>
-        <w:jc w:val="both"/>
-        <w:rPr>
-          <w:sz w:val="26"/>
-          <w:szCs w:val="26"/>
-          <w:lang w:val="vi-VN"/>
-        </w:rPr>
-      </w:pPr>
-      <w:r>
-        <w:rPr>
-          <w:sz w:val="26"/>
-          <w:szCs w:val="26"/>
-        </w:rPr>
-        <w:t>Phân tích các thành phần kỹ thuật quan trọng</w:t>
-      </w:r>
-    </w:p>
-    <w:p>
-      <w:pPr>
-        <w:pStyle w:val="ListParagraph"/>
-        <w:numPr>
-          <w:ilvl w:val="0"/>
-          <w:numId w:val="31"/>
-        </w:numPr>
-        <w:jc w:val="both"/>
-        <w:rPr>
-          <w:sz w:val="26"/>
-          <w:szCs w:val="26"/>
-          <w:lang w:val="vi-VN"/>
-        </w:rPr>
-      </w:pPr>
-      <w:r>
-        <w:rPr>
-          <w:sz w:val="26"/>
-          <w:szCs w:val="26"/>
-        </w:rPr>
-        <w:t>Hàm tính toán và kiểm tra CRC (modbus_crc):</w:t>
-      </w:r>
-      <w:r>
-        <w:rPr>
-          <w:sz w:val="26"/>
-          <w:szCs w:val="26"/>
-          <w:lang w:val="vi-VN"/>
-        </w:rPr>
-        <w:t xml:space="preserve"> </w:t>
-      </w:r>
-      <w:r>
-        <w:rPr>
-          <w:sz w:val="26"/>
-          <w:szCs w:val="26"/>
-        </w:rPr>
-        <w:t>d</w:t>
-      </w:r>
-      <w:r>
-        <w:rPr>
-          <w:sz w:val="26"/>
-          <w:szCs w:val="26"/>
-        </w:rPr>
-        <w:t>o môi trường đo điện lưới có nhiễu điện từ rất lớn, việc kiểm tra tính toàn vẹn của dữ liệu là bắt buộc. Driver sử dụng thuật toán tính toán CRC-16 Modbus để đối chiếu mã CRC nhận được từ cảm biến. Nếu sai lệch, toàn bộ khung dữ liệu sẽ bị hủy để tránh hiển thị sai thông số.</w:t>
-      </w:r>
-    </w:p>
-    <w:p>
-      <w:pPr>
-        <w:pStyle w:val="ListParagraph"/>
-        <w:numPr>
-          <w:ilvl w:val="0"/>
-          <w:numId w:val="31"/>
-        </w:numPr>
-        <w:jc w:val="both"/>
-        <w:rPr>
-          <w:sz w:val="26"/>
-          <w:szCs w:val="26"/>
-          <w:lang w:val="vi-VN"/>
-        </w:rPr>
-      </w:pPr>
-      <w:r>
-        <w:rPr>
-          <w:sz w:val="26"/>
-          <w:szCs w:val="26"/>
-        </w:rPr>
-        <w:t>Hàm tiếp nhận dữ liệu không đồng bộ (pzem_receive_buf):</w:t>
-      </w:r>
-      <w:r>
-        <w:t xml:space="preserve"> </w:t>
-      </w:r>
-      <w:r>
-        <w:rPr>
-          <w:sz w:val="26"/>
-          <w:szCs w:val="26"/>
-        </w:rPr>
-        <w:t>đ</w:t>
-      </w:r>
-      <w:r>
-        <w:rPr>
-          <w:sz w:val="26"/>
-          <w:szCs w:val="26"/>
-        </w:rPr>
-        <w:t>ây là hàm gọi ngược (callback) được Serdev thực thi khi có dữ liệu từ UART đổ về:</w:t>
-      </w:r>
-    </w:p>
-    <w:p>
-      <w:pPr>
-        <w:pStyle w:val="ListParagraph"/>
-        <w:numPr>
-          <w:ilvl w:val="1"/>
-          <w:numId w:val="31"/>
-        </w:numPr>
-        <w:jc w:val="both"/>
-        <w:rPr>
-          <w:sz w:val="26"/>
-          <w:szCs w:val="26"/>
-          <w:lang w:val="vi-VN"/>
-        </w:rPr>
-      </w:pPr>
-      <w:r>
-        <w:rPr>
-          <w:sz w:val="26"/>
-          <w:szCs w:val="26"/>
-        </w:rPr>
-        <w:t>Giải mã dữ liệu: PZEM v3 trả về 25 byte. Driver thực hiện ghép các byte đơn lẻ thành các biến 16-bit (Voltage, Frequency) và 32-bit (Current, Power) theo đúng định dạng Big-endian của Modbus.</w:t>
-      </w:r>
-    </w:p>
-    <w:p>
-      <w:pPr>
-        <w:pStyle w:val="ListParagraph"/>
-        <w:numPr>
-          <w:ilvl w:val="1"/>
-          <w:numId w:val="31"/>
-        </w:numPr>
-        <w:jc w:val="both"/>
-        <w:rPr>
-          <w:sz w:val="26"/>
-          <w:szCs w:val="26"/>
-          <w:lang w:val="vi-VN"/>
-        </w:rPr>
-      </w:pPr>
-      <w:r>
-        <w:rPr>
-          <w:sz w:val="26"/>
-          <w:szCs w:val="26"/>
-        </w:rPr>
-        <w:t>Định dạng đầu ra: Các giá trị thô (raw) được chia cho các hệ số tương ứng (10, 100, hoặc 1000) và chuyển đổi thành chuỗi ký tự dễ đọc, lưu trữ vào vùng đệm message.</w:t>
-      </w:r>
-    </w:p>
-    <w:p>
-      <w:pPr>
-        <w:pStyle w:val="ListParagraph"/>
-        <w:numPr>
-          <w:ilvl w:val="0"/>
-          <w:numId w:val="31"/>
-        </w:numPr>
-        <w:jc w:val="both"/>
-        <w:rPr>
-          <w:sz w:val="26"/>
-          <w:szCs w:val="26"/>
-          <w:lang w:val="vi-VN"/>
-        </w:rPr>
-      </w:pPr>
-      <w:r>
-        <w:rPr>
-          <w:sz w:val="26"/>
-          <w:szCs w:val="26"/>
-        </w:rPr>
-        <w:t>Driver cung cấp một thiết bị ảo tại /dev/pzem_sensor để ứng dụng tầng User-space dễ dàng truy cập:</w:t>
-      </w:r>
-    </w:p>
-    <w:p>
-      <w:pPr>
-        <w:pStyle w:val="ListParagraph"/>
-        <w:numPr>
-          <w:ilvl w:val="1"/>
-          <w:numId w:val="31"/>
-        </w:numPr>
-        <w:jc w:val="both"/>
-        <w:rPr>
-          <w:sz w:val="26"/>
-          <w:szCs w:val="26"/>
-          <w:lang w:val="vi-VN"/>
-        </w:rPr>
-      </w:pPr>
-      <w:r>
-        <w:rPr>
-          <w:sz w:val="26"/>
-          <w:szCs w:val="26"/>
-        </w:rPr>
-        <w:t>Mỗi khi ứng dụng gọi hàm read(), driver sẽ chủ động gửi lệnh Modbus xuống cảm biến qua UART bằng hàm serdev_device_write_buf.</w:t>
-      </w:r>
-    </w:p>
-    <w:p>
-      <w:pPr>
-        <w:pStyle w:val="ListParagraph"/>
-        <w:numPr>
-          <w:ilvl w:val="1"/>
-          <w:numId w:val="31"/>
-        </w:numPr>
-        <w:jc w:val="both"/>
-        <w:rPr>
-          <w:sz w:val="26"/>
-          <w:szCs w:val="26"/>
-          <w:lang w:val="vi-VN"/>
-        </w:rPr>
-      </w:pPr>
-      <w:r>
-        <w:rPr>
-          <w:sz w:val="26"/>
-          <w:szCs w:val="26"/>
-        </w:rPr>
-        <w:t>Sau một khoảng trễ ngắn (msleep(300)) để đợi cảm biến phản hồi và ISR xử lý xong, dữ liệu đã định dạng sẽ được sao chép lên User-space thông qua copy_to_user.</w:t>
-      </w:r>
-    </w:p>
-    <w:p>
-      <w:pPr>
-        <w:pStyle w:val="ListParagraph"/>
-        <w:numPr>
-          <w:ilvl w:val="3"/>
-          <w:numId w:val="17"/>
-        </w:numPr>
-        <w:jc w:val="both"/>
-        <w:rPr>
-          <w:sz w:val="26"/>
-          <w:szCs w:val="26"/>
-          <w:lang w:val="vi-VN"/>
-        </w:rPr>
-      </w:pPr>
-      <w:r>
-        <w:rPr>
-          <w:sz w:val="26"/>
-          <w:szCs w:val="26"/>
-        </w:rPr>
-        <w:t>Đánh giá giải pháp</w:t>
-      </w:r>
-    </w:p>
-    <w:p>
-      <w:pPr>
-        <w:pStyle w:val="ListParagraph"/>
-        <w:numPr>
-          <w:ilvl w:val="0"/>
-          <w:numId w:val="32"/>
-        </w:numPr>
-        <w:jc w:val="both"/>
-        <w:rPr>
-          <w:sz w:val="26"/>
-          <w:szCs w:val="26"/>
-          <w:lang w:val="vi-VN"/>
-        </w:rPr>
-      </w:pPr>
-      <w:r>
-        <w:rPr>
-          <w:sz w:val="26"/>
-          <w:szCs w:val="26"/>
-        </w:rPr>
-        <w:t>Độ tin cậy: Việc triển khai xử lý CRC ngay trong Kernel giúp hệ thống lọc bỏ nhiễu phần cứng hiệu quả trước khi dữ liệu đến tay ứng dụng.</w:t>
-      </w:r>
-    </w:p>
-    <w:p>
-      <w:pPr>
-        <w:pStyle w:val="ListParagraph"/>
-        <w:numPr>
-          <w:ilvl w:val="0"/>
-          <w:numId w:val="32"/>
-        </w:numPr>
-        <w:jc w:val="both"/>
-        <w:rPr>
-          <w:sz w:val="26"/>
-          <w:szCs w:val="26"/>
-          <w:lang w:val="vi-VN"/>
-        </w:rPr>
-      </w:pPr>
-      <w:r>
-        <w:rPr>
-          <w:sz w:val="26"/>
-          <w:szCs w:val="26"/>
-        </w:rPr>
-        <w:t>Hiệu năng: Sử dụng Serdev giúp tránh việc ứng dụng phải mở trực tiếp cổng tty và cấu hình termios phức tạp, đồng thời tận dụng được cơ chế quản lý năng lượng và ngắt của nhân Linux.</w:t>
-      </w:r>
-    </w:p>
-    <w:p>
-      <w:pPr>
-        <w:pStyle w:val="ListParagraph"/>
-        <w:numPr>
-          <w:ilvl w:val="0"/>
-          <w:numId w:val="32"/>
-        </w:numPr>
-        <w:jc w:val="both"/>
-        <w:rPr>
-          <w:sz w:val="26"/>
-          <w:szCs w:val="26"/>
-          <w:lang w:val="vi-VN"/>
-        </w:rPr>
-      </w:pPr>
-      <w:r>
-        <w:rPr>
-          <w:sz w:val="26"/>
-          <w:szCs w:val="26"/>
-        </w:rPr>
-        <w:lastRenderedPageBreak/>
-        <w:t>Tính đóng gói: Toàn bộ logic giao thức Modbus của PZEM được đóng gói gọn trong driver, giúp phần phần mềm ứng dụng (App) chỉ cần thao tác đọc file văn bản đơn giản.</w:t>
-      </w:r>
-    </w:p>
-    <w:p>
-      <w:pPr>
-        <w:pStyle w:val="ListParagraph"/>
-        <w:numPr>
-          <w:ilvl w:val="2"/>
-          <w:numId w:val="17"/>
-        </w:numPr>
-        <w:jc w:val="both"/>
-        <w:rPr>
-          <w:sz w:val="26"/>
-          <w:szCs w:val="26"/>
-          <w:lang w:val="vi-VN"/>
-        </w:rPr>
-      </w:pPr>
-      <w:r>
-        <w:rPr>
-          <w:sz w:val="26"/>
-          <w:szCs w:val="26"/>
-        </w:rPr>
-        <w:t>Trình điều khiển màn hình OLED SSD1306 (I2C Driver)</w:t>
-      </w:r>
-    </w:p>
-    <w:p>
-      <w:pPr>
-        <w:ind w:firstLine="720"/>
-        <w:jc w:val="both"/>
-        <w:rPr>
-          <w:sz w:val="26"/>
-          <w:szCs w:val="26"/>
-          <w:lang w:val="vi-VN"/>
-        </w:rPr>
-      </w:pPr>
-      <w:r>
-        <w:rPr>
-          <w:sz w:val="26"/>
-          <w:szCs w:val="26"/>
-        </w:rPr>
-        <w:t>Trình điều khiển cho màn hình OLED SSD1306 được xây dựng dưới dạng một I2C Client Driver, sử dụng hạ tầng của Linux Kernel để giao tiếp qua bus I2C. Driver này chịu trách nhiệm khởi tạo màn hình và cung cấp giao diện để tầng ứng dụng (User-space) có thể cập nhật dữ liệu hiển thị.</w:t>
-      </w:r>
-    </w:p>
-    <w:p>
-      <w:pPr>
-        <w:pStyle w:val="ListParagraph"/>
-        <w:numPr>
-          <w:ilvl w:val="3"/>
-          <w:numId w:val="17"/>
-        </w:numPr>
-        <w:jc w:val="both"/>
-        <w:rPr>
-          <w:sz w:val="26"/>
-          <w:szCs w:val="26"/>
-          <w:lang w:val="vi-VN"/>
-        </w:rPr>
-      </w:pPr>
-      <w:r>
-        <w:rPr>
-          <w:sz w:val="26"/>
-          <w:szCs w:val="26"/>
-        </w:rPr>
-        <w:t>Cơ chế hoạt động của Driver</w:t>
-      </w:r>
-    </w:p>
-    <w:p>
-      <w:pPr>
-        <w:ind w:firstLine="720"/>
-        <w:jc w:val="both"/>
-        <w:rPr>
-          <w:sz w:val="26"/>
-          <w:szCs w:val="26"/>
-          <w:lang w:val="vi-VN"/>
-        </w:rPr>
-      </w:pPr>
-      <w:r>
-        <w:rPr>
-          <w:sz w:val="26"/>
-          <w:szCs w:val="26"/>
-        </w:rPr>
-        <w:t>Driver hoạt động dựa trên mô hình Probe &amp; Match. Khi hệ điều hành khởi động, Kernel sẽ quét Device Tree. Nếu tìm thấy một node có thuộc tính compatible = "custom,ssd1306", hàm ssd1306_probe sẽ được kích hoạt để thiết lập thiết bị.</w:t>
-      </w:r>
-    </w:p>
-    <w:p>
-      <w:pPr>
-        <w:pStyle w:val="ListParagraph"/>
-        <w:numPr>
-          <w:ilvl w:val="3"/>
-          <w:numId w:val="17"/>
-        </w:numPr>
-        <w:jc w:val="both"/>
-        <w:rPr>
-          <w:sz w:val="26"/>
-          <w:szCs w:val="26"/>
-          <w:lang w:val="vi-VN"/>
-        </w:rPr>
-      </w:pPr>
-      <w:r>
-        <w:rPr>
-          <w:sz w:val="26"/>
-          <w:szCs w:val="26"/>
-        </w:rPr>
-        <w:t>Các thành phần chính trong mã nguồn</w:t>
-      </w:r>
-    </w:p>
-    <w:p>
-      <w:pPr>
-        <w:pStyle w:val="ListParagraph"/>
-        <w:numPr>
-          <w:ilvl w:val="0"/>
-          <w:numId w:val="33"/>
-        </w:numPr>
-        <w:jc w:val="both"/>
-        <w:rPr>
-          <w:sz w:val="26"/>
-          <w:szCs w:val="26"/>
-          <w:lang w:val="vi-VN"/>
-        </w:rPr>
-      </w:pPr>
-      <w:r>
-        <w:rPr>
-          <w:sz w:val="26"/>
-          <w:szCs w:val="26"/>
-        </w:rPr>
-        <w:t xml:space="preserve">Cấu trúc dữ liệu và </w:t>
-      </w:r>
-      <w:r>
-        <w:rPr>
-          <w:sz w:val="26"/>
-          <w:szCs w:val="26"/>
-        </w:rPr>
-        <w:t>đ</w:t>
-      </w:r>
-      <w:r>
-        <w:rPr>
-          <w:sz w:val="26"/>
-          <w:szCs w:val="26"/>
-        </w:rPr>
-        <w:t>ăng ký thiết bị:</w:t>
-      </w:r>
-      <w:r>
-        <w:rPr>
-          <w:sz w:val="26"/>
-          <w:szCs w:val="26"/>
-          <w:lang w:val="vi-VN"/>
-        </w:rPr>
-        <w:t xml:space="preserve"> </w:t>
-      </w:r>
-      <w:r>
-        <w:rPr>
-          <w:sz w:val="26"/>
-          <w:szCs w:val="26"/>
-        </w:rPr>
-        <w:t>d</w:t>
-      </w:r>
-      <w:r>
-        <w:rPr>
-          <w:sz w:val="26"/>
-          <w:szCs w:val="26"/>
-        </w:rPr>
-        <w:t>river sử dụng struct i2c_driver để đăng ký với hệ thống I2C và register_chrdev để tạo một thiết bị ký tự (Character Device) tại /dev/oled_ssd1306. Việc này cho phép tầng User-space tương tác với màn hình như một file thông thường qua lệnh write().</w:t>
-      </w:r>
-    </w:p>
-    <w:p>
-      <w:pPr>
-        <w:pStyle w:val="ListParagraph"/>
-        <w:numPr>
-          <w:ilvl w:val="0"/>
-          <w:numId w:val="33"/>
-        </w:numPr>
-        <w:jc w:val="both"/>
-        <w:rPr>
-          <w:sz w:val="26"/>
-          <w:szCs w:val="26"/>
-          <w:lang w:val="vi-VN"/>
-        </w:rPr>
-      </w:pPr>
-      <w:r>
-        <w:rPr>
-          <w:sz w:val="26"/>
-          <w:szCs w:val="26"/>
-        </w:rPr>
-        <w:t>Giao thức truyền tin I2C (oled_write_reg &amp; oled_write_block)</w:t>
-      </w:r>
-      <w:r>
-        <w:rPr>
-          <w:sz w:val="26"/>
-          <w:szCs w:val="26"/>
-          <w:lang w:val="vi-VN"/>
-        </w:rPr>
-        <w:t xml:space="preserve">. </w:t>
-      </w:r>
-      <w:r>
-        <w:rPr>
-          <w:sz w:val="26"/>
-          <w:szCs w:val="26"/>
-        </w:rPr>
-        <w:t>Theo đặc tả của SSD1306, mỗi gói tin I2C gửi đi cần một Control Byte dẫn đầu:</w:t>
-      </w:r>
-    </w:p>
-    <w:p>
-      <w:pPr>
-        <w:pStyle w:val="ListParagraph"/>
-        <w:numPr>
-          <w:ilvl w:val="1"/>
-          <w:numId w:val="33"/>
-        </w:numPr>
-        <w:jc w:val="both"/>
-        <w:rPr>
-          <w:sz w:val="26"/>
-          <w:szCs w:val="26"/>
-          <w:lang w:val="vi-VN"/>
-        </w:rPr>
-      </w:pPr>
-      <w:r>
-        <w:rPr>
-          <w:sz w:val="26"/>
-          <w:szCs w:val="26"/>
-        </w:rPr>
-        <w:t xml:space="preserve">0x00: </w:t>
-      </w:r>
-      <w:r>
-        <w:rPr>
-          <w:sz w:val="26"/>
-          <w:szCs w:val="26"/>
-        </w:rPr>
-        <w:t>c</w:t>
-      </w:r>
-      <w:r>
-        <w:rPr>
-          <w:sz w:val="26"/>
-          <w:szCs w:val="26"/>
-        </w:rPr>
-        <w:t>hỉ thị byte tiếp theo là một lệnh (Command) cấu hình.</w:t>
-      </w:r>
-    </w:p>
-    <w:p>
-      <w:pPr>
-        <w:pStyle w:val="ListParagraph"/>
-        <w:numPr>
-          <w:ilvl w:val="1"/>
-          <w:numId w:val="33"/>
-        </w:numPr>
-        <w:jc w:val="both"/>
-        <w:rPr>
-          <w:sz w:val="26"/>
-          <w:szCs w:val="26"/>
-          <w:lang w:val="vi-VN"/>
-        </w:rPr>
-      </w:pPr>
-      <w:r>
-        <w:rPr>
-          <w:sz w:val="26"/>
-          <w:szCs w:val="26"/>
-        </w:rPr>
-        <w:t>0x40: Chỉ thị các byte tiếp theo là dữ liệu (Data) hiển thị trên RAM của OLED. Driver sử dụng hàm i2c_master_send() để đẩy các gói tin này xuống phần cứng.</w:t>
-      </w:r>
-    </w:p>
-    <w:p>
-      <w:pPr>
-        <w:pStyle w:val="ListParagraph"/>
-        <w:numPr>
-          <w:ilvl w:val="0"/>
-          <w:numId w:val="33"/>
-        </w:numPr>
-        <w:jc w:val="both"/>
-        <w:rPr>
-          <w:sz w:val="26"/>
-          <w:szCs w:val="26"/>
-          <w:lang w:val="vi-VN"/>
-        </w:rPr>
-      </w:pPr>
-      <w:r>
-        <w:rPr>
-          <w:sz w:val="26"/>
-          <w:szCs w:val="26"/>
-        </w:rPr>
-        <w:t>Quy trình khởi tạo (ssd1306_init)</w:t>
-      </w:r>
-      <w:r>
-        <w:rPr>
-          <w:sz w:val="26"/>
-          <w:szCs w:val="26"/>
-          <w:lang w:val="vi-VN"/>
-        </w:rPr>
-        <w:t xml:space="preserve">, </w:t>
-      </w:r>
-      <w:r>
-        <w:rPr>
-          <w:sz w:val="26"/>
-          <w:szCs w:val="26"/>
-        </w:rPr>
-        <w:t>đ</w:t>
-      </w:r>
-      <w:r>
-        <w:rPr>
-          <w:sz w:val="26"/>
-          <w:szCs w:val="26"/>
-        </w:rPr>
-        <w:t>ây là bước quan trọng nhất, gửi một chuỗi các lệnh cấu hình xuống chip điều khiển SSD1306 ngay khi driver được nạp:</w:t>
-      </w:r>
-    </w:p>
-    <w:p>
-      <w:pPr>
-        <w:pStyle w:val="ListParagraph"/>
-        <w:numPr>
-          <w:ilvl w:val="1"/>
-          <w:numId w:val="33"/>
-        </w:numPr>
-        <w:jc w:val="both"/>
-        <w:rPr>
-          <w:sz w:val="26"/>
-          <w:szCs w:val="26"/>
-          <w:lang w:val="vi-VN"/>
-        </w:rPr>
-      </w:pPr>
-      <w:r>
-        <w:rPr>
-          <w:sz w:val="26"/>
-          <w:szCs w:val="26"/>
-        </w:rPr>
-        <w:t>Bật bộ bơm nguồn nội (Charge Pump).</w:t>
-      </w:r>
-    </w:p>
-    <w:p>
-      <w:pPr>
-        <w:pStyle w:val="ListParagraph"/>
-        <w:numPr>
-          <w:ilvl w:val="1"/>
-          <w:numId w:val="33"/>
-        </w:numPr>
-        <w:jc w:val="both"/>
-        <w:rPr>
-          <w:sz w:val="26"/>
-          <w:szCs w:val="26"/>
-          <w:lang w:val="vi-VN"/>
-        </w:rPr>
-      </w:pPr>
-      <w:r>
-        <w:rPr>
-          <w:sz w:val="26"/>
-          <w:szCs w:val="26"/>
-        </w:rPr>
-        <w:t>Thiết lập chế độ quét địa chỉ (Memory Addressing Mode) là Horizontal Mode để dữ liệu tự động xuống dòng.</w:t>
-      </w:r>
-    </w:p>
-    <w:p>
-      <w:pPr>
-        <w:pStyle w:val="ListParagraph"/>
-        <w:numPr>
-          <w:ilvl w:val="1"/>
-          <w:numId w:val="33"/>
-        </w:numPr>
-        <w:jc w:val="both"/>
-        <w:rPr>
-          <w:sz w:val="26"/>
-          <w:szCs w:val="26"/>
-          <w:lang w:val="vi-VN"/>
-        </w:rPr>
-      </w:pPr>
-      <w:r>
-        <w:rPr>
-          <w:sz w:val="26"/>
-          <w:szCs w:val="26"/>
-        </w:rPr>
-        <w:t>Cấu hình hướng hiển thị (X-mirror, Y-mirror) để phù hợp với hướng lắp đặt vật lý của màn hình.</w:t>
-      </w:r>
-    </w:p>
-    <w:p>
-      <w:pPr>
-        <w:pStyle w:val="ListParagraph"/>
-        <w:numPr>
-          <w:ilvl w:val="0"/>
-          <w:numId w:val="33"/>
-        </w:numPr>
-        <w:jc w:val="both"/>
-        <w:rPr>
-          <w:sz w:val="26"/>
-          <w:szCs w:val="26"/>
-          <w:lang w:val="vi-VN"/>
-        </w:rPr>
-      </w:pPr>
-      <w:r>
-        <w:rPr>
-          <w:sz w:val="26"/>
-          <w:szCs w:val="26"/>
-        </w:rPr>
-        <w:t>Giao diện ghi dữ liệu (oled_dev_write):</w:t>
-      </w:r>
-      <w:r>
-        <w:rPr>
-          <w:sz w:val="26"/>
-          <w:szCs w:val="26"/>
-          <w:lang w:val="vi-VN"/>
-        </w:rPr>
-        <w:t xml:space="preserve"> </w:t>
-      </w:r>
-      <w:r>
-        <w:rPr>
-          <w:sz w:val="26"/>
-          <w:szCs w:val="26"/>
-        </w:rPr>
-        <w:t>h</w:t>
-      </w:r>
-      <w:r>
-        <w:rPr>
-          <w:sz w:val="26"/>
-          <w:szCs w:val="26"/>
-        </w:rPr>
-        <w:t>àm này thực hiện việc sao chép dữ liệu từ vùng nhớ người dùng (copy_from_user) vào bộ đệm của Kernel, sau đó gọi oled_write_block để truyền toàn bộ 1024 byte (tương ứng độ phân giải 128x64 pixels) xuống màn hình trong một khung truyền I2C duy nhất, giúp tối ưu tốc độ làm mới màn hình.</w:t>
-      </w:r>
-    </w:p>
-    <w:p>
-      <w:pPr>
-        <w:pStyle w:val="ListParagraph"/>
-        <w:numPr>
-          <w:ilvl w:val="3"/>
-          <w:numId w:val="17"/>
-        </w:numPr>
-        <w:jc w:val="both"/>
-        <w:rPr>
-          <w:sz w:val="26"/>
-          <w:szCs w:val="26"/>
-          <w:lang w:val="vi-VN"/>
-        </w:rPr>
-      </w:pPr>
-      <w:r>
-        <w:rPr>
-          <w:sz w:val="26"/>
-          <w:szCs w:val="26"/>
-        </w:rPr>
-        <w:t>Quản lý tài nguyên (ssd1306_remove)</w:t>
-      </w:r>
-    </w:p>
-    <w:p>
-      <w:pPr>
-        <w:ind w:firstLine="720"/>
-        <w:jc w:val="both"/>
-        <w:rPr>
-          <w:sz w:val="26"/>
-          <w:szCs w:val="26"/>
-          <w:lang w:val="vi-VN"/>
-        </w:rPr>
-      </w:pPr>
-      <w:r>
-        <w:rPr>
-          <w:sz w:val="26"/>
-          <w:szCs w:val="26"/>
-        </w:rPr>
-        <w:t>Hàm này thực hiện việc sao chép dữ liệu từ vùng nhớ người dùng (copy_from_user) vào bộ đệm của Kernel, sau đó gọi oled_write_block để truyền toàn bộ 1024 byte (tương ứng độ phân giải 128x64 pixels) xuống màn hình trong một khung truyền I2C duy nhất, giúp tối ưu tốc độ làm mới màn hình.</w:t>
-      </w:r>
     </w:p>
     <w:sectPr>
       <w:pgSz w:w="11906" w:h="16838" w:code="9"/>
@@ -5108,6 +2980,119 @@
     </w:lvl>
   </w:abstractNum>
   <w:abstractNum w:abstractNumId="5" w15:restartNumberingAfterBreak="0">
+    <w:nsid w:val="116746F3"/>
+    <w:multiLevelType w:val="multilevel"/>
+    <w:tmpl w:val="37FAEE0A"/>
+    <w:lvl w:ilvl="0">
+      <w:start w:val="2"/>
+      <w:numFmt w:val="decimal"/>
+      <w:lvlText w:val="%1."/>
+      <w:lvlJc w:val="left"/>
+      <w:pPr>
+        <w:ind w:left="816" w:hanging="816"/>
+      </w:pPr>
+      <w:rPr>
+        <w:rFonts w:hint="default"/>
+      </w:rPr>
+    </w:lvl>
+    <w:lvl w:ilvl="1">
+      <w:start w:val="1"/>
+      <w:numFmt w:val="decimal"/>
+      <w:lvlText w:val="%1.%2."/>
+      <w:lvlJc w:val="left"/>
+      <w:pPr>
+        <w:ind w:left="816" w:hanging="816"/>
+      </w:pPr>
+      <w:rPr>
+        <w:rFonts w:hint="default"/>
+      </w:rPr>
+    </w:lvl>
+    <w:lvl w:ilvl="2">
+      <w:start w:val="1"/>
+      <w:numFmt w:val="decimal"/>
+      <w:lvlText w:val="%1.%2.%3."/>
+      <w:lvlJc w:val="left"/>
+      <w:pPr>
+        <w:ind w:left="816" w:hanging="816"/>
+      </w:pPr>
+      <w:rPr>
+        <w:rFonts w:hint="default"/>
+      </w:rPr>
+    </w:lvl>
+    <w:lvl w:ilvl="3">
+      <w:start w:val="1"/>
+      <w:numFmt w:val="decimal"/>
+      <w:lvlText w:val="%1.%2.%3.%4."/>
+      <w:lvlJc w:val="left"/>
+      <w:pPr>
+        <w:ind w:left="1080" w:hanging="1080"/>
+      </w:pPr>
+      <w:rPr>
+        <w:rFonts w:hint="default"/>
+      </w:rPr>
+    </w:lvl>
+    <w:lvl w:ilvl="4">
+      <w:start w:val="1"/>
+      <w:numFmt w:val="decimal"/>
+      <w:lvlText w:val="%1.%2.%3.%4.%5."/>
+      <w:lvlJc w:val="left"/>
+      <w:pPr>
+        <w:ind w:left="1080" w:hanging="1080"/>
+      </w:pPr>
+      <w:rPr>
+        <w:rFonts w:hint="default"/>
+      </w:rPr>
+    </w:lvl>
+    <w:lvl w:ilvl="5">
+      <w:start w:val="1"/>
+      <w:numFmt w:val="decimal"/>
+      <w:lvlText w:val="%1.%2.%3.%4.%5.%6."/>
+      <w:lvlJc w:val="left"/>
+      <w:pPr>
+        <w:ind w:left="1440" w:hanging="1440"/>
+      </w:pPr>
+      <w:rPr>
+        <w:rFonts w:hint="default"/>
+      </w:rPr>
+    </w:lvl>
+    <w:lvl w:ilvl="6">
+      <w:start w:val="1"/>
+      <w:numFmt w:val="decimal"/>
+      <w:lvlText w:val="%1.%2.%3.%4.%5.%6.%7."/>
+      <w:lvlJc w:val="left"/>
+      <w:pPr>
+        <w:ind w:left="1440" w:hanging="1440"/>
+      </w:pPr>
+      <w:rPr>
+        <w:rFonts w:hint="default"/>
+      </w:rPr>
+    </w:lvl>
+    <w:lvl w:ilvl="7">
+      <w:start w:val="1"/>
+      <w:numFmt w:val="decimal"/>
+      <w:lvlText w:val="%1.%2.%3.%4.%5.%6.%7.%8."/>
+      <w:lvlJc w:val="left"/>
+      <w:pPr>
+        <w:ind w:left="1800" w:hanging="1800"/>
+      </w:pPr>
+      <w:rPr>
+        <w:rFonts w:hint="default"/>
+      </w:rPr>
+    </w:lvl>
+    <w:lvl w:ilvl="8">
+      <w:start w:val="1"/>
+      <w:numFmt w:val="decimal"/>
+      <w:lvlText w:val="%1.%2.%3.%4.%5.%6.%7.%8.%9."/>
+      <w:lvlJc w:val="left"/>
+      <w:pPr>
+        <w:ind w:left="1800" w:hanging="1800"/>
+      </w:pPr>
+      <w:rPr>
+        <w:rFonts w:hint="default"/>
+      </w:rPr>
+    </w:lvl>
+  </w:abstractNum>
+  <w:abstractNum w:abstractNumId="6" w15:restartNumberingAfterBreak="0">
     <w:nsid w:val="11C1423D"/>
     <w:multiLevelType w:val="hybridMultilevel"/>
     <w:tmpl w:val="CE3A3CA2"/>
@@ -5220,7 +3205,7 @@
       </w:rPr>
     </w:lvl>
   </w:abstractNum>
-  <w:abstractNum w:abstractNumId="6" w15:restartNumberingAfterBreak="0">
+  <w:abstractNum w:abstractNumId="7" w15:restartNumberingAfterBreak="0">
     <w:nsid w:val="154B13E5"/>
     <w:multiLevelType w:val="hybridMultilevel"/>
     <w:tmpl w:val="DC1E2F3E"/>
@@ -5333,7 +3318,7 @@
       </w:rPr>
     </w:lvl>
   </w:abstractNum>
-  <w:abstractNum w:abstractNumId="7" w15:restartNumberingAfterBreak="0">
+  <w:abstractNum w:abstractNumId="8" w15:restartNumberingAfterBreak="0">
     <w:nsid w:val="1E073694"/>
     <w:multiLevelType w:val="hybridMultilevel"/>
     <w:tmpl w:val="39644140"/>
@@ -5446,7 +3431,7 @@
       </w:rPr>
     </w:lvl>
   </w:abstractNum>
-  <w:abstractNum w:abstractNumId="8" w15:restartNumberingAfterBreak="0">
+  <w:abstractNum w:abstractNumId="9" w15:restartNumberingAfterBreak="0">
     <w:nsid w:val="234E11BC"/>
     <w:multiLevelType w:val="multilevel"/>
     <w:tmpl w:val="F86CFFA0"/>
@@ -5559,7 +3544,233 @@
       </w:rPr>
     </w:lvl>
   </w:abstractNum>
-  <w:abstractNum w:abstractNumId="9" w15:restartNumberingAfterBreak="0">
+  <w:abstractNum w:abstractNumId="10" w15:restartNumberingAfterBreak="0">
+    <w:nsid w:val="26F11887"/>
+    <w:multiLevelType w:val="multilevel"/>
+    <w:tmpl w:val="C264033E"/>
+    <w:lvl w:ilvl="0">
+      <w:start w:val="2"/>
+      <w:numFmt w:val="decimal"/>
+      <w:lvlText w:val="%1."/>
+      <w:lvlJc w:val="left"/>
+      <w:pPr>
+        <w:ind w:left="612" w:hanging="612"/>
+      </w:pPr>
+      <w:rPr>
+        <w:rFonts w:hint="default"/>
+      </w:rPr>
+    </w:lvl>
+    <w:lvl w:ilvl="1">
+      <w:start w:val="1"/>
+      <w:numFmt w:val="decimal"/>
+      <w:lvlText w:val="%1.%2."/>
+      <w:lvlJc w:val="left"/>
+      <w:pPr>
+        <w:ind w:left="720" w:hanging="720"/>
+      </w:pPr>
+      <w:rPr>
+        <w:rFonts w:hint="default"/>
+      </w:rPr>
+    </w:lvl>
+    <w:lvl w:ilvl="2">
+      <w:start w:val="1"/>
+      <w:numFmt w:val="decimal"/>
+      <w:lvlText w:val="%1.%2.%3."/>
+      <w:lvlJc w:val="left"/>
+      <w:pPr>
+        <w:ind w:left="720" w:hanging="720"/>
+      </w:pPr>
+      <w:rPr>
+        <w:rFonts w:hint="default"/>
+      </w:rPr>
+    </w:lvl>
+    <w:lvl w:ilvl="3">
+      <w:start w:val="1"/>
+      <w:numFmt w:val="decimal"/>
+      <w:lvlText w:val="%1.%2.%3.%4."/>
+      <w:lvlJc w:val="left"/>
+      <w:pPr>
+        <w:ind w:left="1080" w:hanging="1080"/>
+      </w:pPr>
+      <w:rPr>
+        <w:rFonts w:hint="default"/>
+      </w:rPr>
+    </w:lvl>
+    <w:lvl w:ilvl="4">
+      <w:start w:val="1"/>
+      <w:numFmt w:val="decimal"/>
+      <w:lvlText w:val="%1.%2.%3.%4.%5."/>
+      <w:lvlJc w:val="left"/>
+      <w:pPr>
+        <w:ind w:left="1080" w:hanging="1080"/>
+      </w:pPr>
+      <w:rPr>
+        <w:rFonts w:hint="default"/>
+      </w:rPr>
+    </w:lvl>
+    <w:lvl w:ilvl="5">
+      <w:start w:val="1"/>
+      <w:numFmt w:val="decimal"/>
+      <w:lvlText w:val="%1.%2.%3.%4.%5.%6."/>
+      <w:lvlJc w:val="left"/>
+      <w:pPr>
+        <w:ind w:left="1440" w:hanging="1440"/>
+      </w:pPr>
+      <w:rPr>
+        <w:rFonts w:hint="default"/>
+      </w:rPr>
+    </w:lvl>
+    <w:lvl w:ilvl="6">
+      <w:start w:val="1"/>
+      <w:numFmt w:val="decimal"/>
+      <w:lvlText w:val="%1.%2.%3.%4.%5.%6.%7."/>
+      <w:lvlJc w:val="left"/>
+      <w:pPr>
+        <w:ind w:left="1440" w:hanging="1440"/>
+      </w:pPr>
+      <w:rPr>
+        <w:rFonts w:hint="default"/>
+      </w:rPr>
+    </w:lvl>
+    <w:lvl w:ilvl="7">
+      <w:start w:val="1"/>
+      <w:numFmt w:val="decimal"/>
+      <w:lvlText w:val="%1.%2.%3.%4.%5.%6.%7.%8."/>
+      <w:lvlJc w:val="left"/>
+      <w:pPr>
+        <w:ind w:left="1800" w:hanging="1800"/>
+      </w:pPr>
+      <w:rPr>
+        <w:rFonts w:hint="default"/>
+      </w:rPr>
+    </w:lvl>
+    <w:lvl w:ilvl="8">
+      <w:start w:val="1"/>
+      <w:numFmt w:val="decimal"/>
+      <w:lvlText w:val="%1.%2.%3.%4.%5.%6.%7.%8.%9."/>
+      <w:lvlJc w:val="left"/>
+      <w:pPr>
+        <w:ind w:left="1800" w:hanging="1800"/>
+      </w:pPr>
+      <w:rPr>
+        <w:rFonts w:hint="default"/>
+      </w:rPr>
+    </w:lvl>
+  </w:abstractNum>
+  <w:abstractNum w:abstractNumId="11" w15:restartNumberingAfterBreak="0">
+    <w:nsid w:val="2CC95C60"/>
+    <w:multiLevelType w:val="hybridMultilevel"/>
+    <w:tmpl w:val="0B725DDC"/>
+    <w:lvl w:ilvl="0" w:tplc="04090001">
+      <w:start w:val="1"/>
+      <w:numFmt w:val="bullet"/>
+      <w:lvlText w:val=""/>
+      <w:lvlJc w:val="left"/>
+      <w:pPr>
+        <w:ind w:left="1440" w:hanging="360"/>
+      </w:pPr>
+      <w:rPr>
+        <w:rFonts w:ascii="Symbol" w:hAnsi="Symbol" w:hint="default"/>
+      </w:rPr>
+    </w:lvl>
+    <w:lvl w:ilvl="1" w:tplc="04090003" w:tentative="1">
+      <w:start w:val="1"/>
+      <w:numFmt w:val="bullet"/>
+      <w:lvlText w:val="o"/>
+      <w:lvlJc w:val="left"/>
+      <w:pPr>
+        <w:ind w:left="2160" w:hanging="360"/>
+      </w:pPr>
+      <w:rPr>
+        <w:rFonts w:ascii="Courier New" w:hAnsi="Courier New" w:cs="Courier New" w:hint="default"/>
+      </w:rPr>
+    </w:lvl>
+    <w:lvl w:ilvl="2" w:tplc="04090005" w:tentative="1">
+      <w:start w:val="1"/>
+      <w:numFmt w:val="bullet"/>
+      <w:lvlText w:val=""/>
+      <w:lvlJc w:val="left"/>
+      <w:pPr>
+        <w:ind w:left="2880" w:hanging="360"/>
+      </w:pPr>
+      <w:rPr>
+        <w:rFonts w:ascii="Wingdings" w:hAnsi="Wingdings" w:hint="default"/>
+      </w:rPr>
+    </w:lvl>
+    <w:lvl w:ilvl="3" w:tplc="04090001" w:tentative="1">
+      <w:start w:val="1"/>
+      <w:numFmt w:val="bullet"/>
+      <w:lvlText w:val=""/>
+      <w:lvlJc w:val="left"/>
+      <w:pPr>
+        <w:ind w:left="3600" w:hanging="360"/>
+      </w:pPr>
+      <w:rPr>
+        <w:rFonts w:ascii="Symbol" w:hAnsi="Symbol" w:hint="default"/>
+      </w:rPr>
+    </w:lvl>
+    <w:lvl w:ilvl="4" w:tplc="04090003" w:tentative="1">
+      <w:start w:val="1"/>
+      <w:numFmt w:val="bullet"/>
+      <w:lvlText w:val="o"/>
+      <w:lvlJc w:val="left"/>
+      <w:pPr>
+        <w:ind w:left="4320" w:hanging="360"/>
+      </w:pPr>
+      <w:rPr>
+        <w:rFonts w:ascii="Courier New" w:hAnsi="Courier New" w:cs="Courier New" w:hint="default"/>
+      </w:rPr>
+    </w:lvl>
+    <w:lvl w:ilvl="5" w:tplc="04090005" w:tentative="1">
+      <w:start w:val="1"/>
+      <w:numFmt w:val="bullet"/>
+      <w:lvlText w:val=""/>
+      <w:lvlJc w:val="left"/>
+      <w:pPr>
+        <w:ind w:left="5040" w:hanging="360"/>
+      </w:pPr>
+      <w:rPr>
+        <w:rFonts w:ascii="Wingdings" w:hAnsi="Wingdings" w:hint="default"/>
+      </w:rPr>
+    </w:lvl>
+    <w:lvl w:ilvl="6" w:tplc="04090001" w:tentative="1">
+      <w:start w:val="1"/>
+      <w:numFmt w:val="bullet"/>
+      <w:lvlText w:val=""/>
+      <w:lvlJc w:val="left"/>
+      <w:pPr>
+        <w:ind w:left="5760" w:hanging="360"/>
+      </w:pPr>
+      <w:rPr>
+        <w:rFonts w:ascii="Symbol" w:hAnsi="Symbol" w:hint="default"/>
+      </w:rPr>
+    </w:lvl>
+    <w:lvl w:ilvl="7" w:tplc="04090003" w:tentative="1">
+      <w:start w:val="1"/>
+      <w:numFmt w:val="bullet"/>
+      <w:lvlText w:val="o"/>
+      <w:lvlJc w:val="left"/>
+      <w:pPr>
+        <w:ind w:left="6480" w:hanging="360"/>
+      </w:pPr>
+      <w:rPr>
+        <w:rFonts w:ascii="Courier New" w:hAnsi="Courier New" w:cs="Courier New" w:hint="default"/>
+      </w:rPr>
+    </w:lvl>
+    <w:lvl w:ilvl="8" w:tplc="04090005" w:tentative="1">
+      <w:start w:val="1"/>
+      <w:numFmt w:val="bullet"/>
+      <w:lvlText w:val=""/>
+      <w:lvlJc w:val="left"/>
+      <w:pPr>
+        <w:ind w:left="7200" w:hanging="360"/>
+      </w:pPr>
+      <w:rPr>
+        <w:rFonts w:ascii="Wingdings" w:hAnsi="Wingdings" w:hint="default"/>
+      </w:rPr>
+    </w:lvl>
+  </w:abstractNum>
+  <w:abstractNum w:abstractNumId="12" w15:restartNumberingAfterBreak="0">
     <w:nsid w:val="2EF9366D"/>
     <w:multiLevelType w:val="hybridMultilevel"/>
     <w:tmpl w:val="51BE7A56"/>
@@ -5672,7 +3883,7 @@
       </w:rPr>
     </w:lvl>
   </w:abstractNum>
-  <w:abstractNum w:abstractNumId="10" w15:restartNumberingAfterBreak="0">
+  <w:abstractNum w:abstractNumId="13" w15:restartNumberingAfterBreak="0">
     <w:nsid w:val="317B09A1"/>
     <w:multiLevelType w:val="hybridMultilevel"/>
     <w:tmpl w:val="4544CB1C"/>
@@ -5785,7 +3996,7 @@
       </w:rPr>
     </w:lvl>
   </w:abstractNum>
-  <w:abstractNum w:abstractNumId="11" w15:restartNumberingAfterBreak="0">
+  <w:abstractNum w:abstractNumId="14" w15:restartNumberingAfterBreak="0">
     <w:nsid w:val="320C3D65"/>
     <w:multiLevelType w:val="hybridMultilevel"/>
     <w:tmpl w:val="E9F4BB84"/>
@@ -5874,7 +4085,7 @@
       </w:pPr>
     </w:lvl>
   </w:abstractNum>
-  <w:abstractNum w:abstractNumId="12" w15:restartNumberingAfterBreak="0">
+  <w:abstractNum w:abstractNumId="15" w15:restartNumberingAfterBreak="0">
     <w:nsid w:val="40C0358F"/>
     <w:multiLevelType w:val="hybridMultilevel"/>
     <w:tmpl w:val="DF52E132"/>
@@ -5987,7 +4198,7 @@
       </w:rPr>
     </w:lvl>
   </w:abstractNum>
-  <w:abstractNum w:abstractNumId="13" w15:restartNumberingAfterBreak="0">
+  <w:abstractNum w:abstractNumId="16" w15:restartNumberingAfterBreak="0">
     <w:nsid w:val="4B39033C"/>
     <w:multiLevelType w:val="hybridMultilevel"/>
     <w:tmpl w:val="72C67988"/>
@@ -6100,7 +4311,7 @@
       </w:rPr>
     </w:lvl>
   </w:abstractNum>
-  <w:abstractNum w:abstractNumId="14" w15:restartNumberingAfterBreak="0">
+  <w:abstractNum w:abstractNumId="17" w15:restartNumberingAfterBreak="0">
     <w:nsid w:val="4BF41BBB"/>
     <w:multiLevelType w:val="hybridMultilevel"/>
     <w:tmpl w:val="FC8A05D2"/>
@@ -6213,7 +4424,7 @@
       </w:rPr>
     </w:lvl>
   </w:abstractNum>
-  <w:abstractNum w:abstractNumId="15" w15:restartNumberingAfterBreak="0">
+  <w:abstractNum w:abstractNumId="18" w15:restartNumberingAfterBreak="0">
     <w:nsid w:val="4CFB0D72"/>
     <w:multiLevelType w:val="hybridMultilevel"/>
     <w:tmpl w:val="F53C8E2C"/>
@@ -6326,7 +4537,7 @@
       </w:rPr>
     </w:lvl>
   </w:abstractNum>
-  <w:abstractNum w:abstractNumId="16" w15:restartNumberingAfterBreak="0">
+  <w:abstractNum w:abstractNumId="19" w15:restartNumberingAfterBreak="0">
     <w:nsid w:val="4DFB4BA7"/>
     <w:multiLevelType w:val="hybridMultilevel"/>
     <w:tmpl w:val="1E42391C"/>
@@ -6439,7 +4650,7 @@
       </w:rPr>
     </w:lvl>
   </w:abstractNum>
-  <w:abstractNum w:abstractNumId="17" w15:restartNumberingAfterBreak="0">
+  <w:abstractNum w:abstractNumId="20" w15:restartNumberingAfterBreak="0">
     <w:nsid w:val="4E042B5E"/>
     <w:multiLevelType w:val="hybridMultilevel"/>
     <w:tmpl w:val="F404E180"/>
@@ -6552,7 +4763,7 @@
       </w:rPr>
     </w:lvl>
   </w:abstractNum>
-  <w:abstractNum w:abstractNumId="18" w15:restartNumberingAfterBreak="0">
+  <w:abstractNum w:abstractNumId="21" w15:restartNumberingAfterBreak="0">
     <w:nsid w:val="545B6EEE"/>
     <w:multiLevelType w:val="multilevel"/>
     <w:tmpl w:val="BE66F21E"/>
@@ -6665,7 +4876,7 @@
       </w:rPr>
     </w:lvl>
   </w:abstractNum>
-  <w:abstractNum w:abstractNumId="19" w15:restartNumberingAfterBreak="0">
+  <w:abstractNum w:abstractNumId="22" w15:restartNumberingAfterBreak="0">
     <w:nsid w:val="55C065E2"/>
     <w:multiLevelType w:val="hybridMultilevel"/>
     <w:tmpl w:val="391AEE10"/>
@@ -6754,7 +4965,7 @@
       </w:pPr>
     </w:lvl>
   </w:abstractNum>
-  <w:abstractNum w:abstractNumId="20" w15:restartNumberingAfterBreak="0">
+  <w:abstractNum w:abstractNumId="23" w15:restartNumberingAfterBreak="0">
     <w:nsid w:val="57ED714E"/>
     <w:multiLevelType w:val="hybridMultilevel"/>
     <w:tmpl w:val="FC2A9C46"/>
@@ -6867,7 +5078,7 @@
       </w:rPr>
     </w:lvl>
   </w:abstractNum>
-  <w:abstractNum w:abstractNumId="21" w15:restartNumberingAfterBreak="0">
+  <w:abstractNum w:abstractNumId="24" w15:restartNumberingAfterBreak="0">
     <w:nsid w:val="628A0AD0"/>
     <w:multiLevelType w:val="hybridMultilevel"/>
     <w:tmpl w:val="7F08E590"/>
@@ -6956,7 +5167,7 @@
       </w:pPr>
     </w:lvl>
   </w:abstractNum>
-  <w:abstractNum w:abstractNumId="22" w15:restartNumberingAfterBreak="0">
+  <w:abstractNum w:abstractNumId="25" w15:restartNumberingAfterBreak="0">
     <w:nsid w:val="653E523B"/>
     <w:multiLevelType w:val="hybridMultilevel"/>
     <w:tmpl w:val="AFF01E54"/>
@@ -7069,7 +5280,120 @@
       </w:rPr>
     </w:lvl>
   </w:abstractNum>
-  <w:abstractNum w:abstractNumId="23" w15:restartNumberingAfterBreak="0">
+  <w:abstractNum w:abstractNumId="26" w15:restartNumberingAfterBreak="0">
+    <w:nsid w:val="65832625"/>
+    <w:multiLevelType w:val="hybridMultilevel"/>
+    <w:tmpl w:val="465E0630"/>
+    <w:lvl w:ilvl="0" w:tplc="04090001">
+      <w:start w:val="1"/>
+      <w:numFmt w:val="bullet"/>
+      <w:lvlText w:val=""/>
+      <w:lvlJc w:val="left"/>
+      <w:pPr>
+        <w:ind w:left="1440" w:hanging="360"/>
+      </w:pPr>
+      <w:rPr>
+        <w:rFonts w:ascii="Symbol" w:hAnsi="Symbol" w:hint="default"/>
+      </w:rPr>
+    </w:lvl>
+    <w:lvl w:ilvl="1" w:tplc="04090003" w:tentative="1">
+      <w:start w:val="1"/>
+      <w:numFmt w:val="bullet"/>
+      <w:lvlText w:val="o"/>
+      <w:lvlJc w:val="left"/>
+      <w:pPr>
+        <w:ind w:left="2160" w:hanging="360"/>
+      </w:pPr>
+      <w:rPr>
+        <w:rFonts w:ascii="Courier New" w:hAnsi="Courier New" w:cs="Courier New" w:hint="default"/>
+      </w:rPr>
+    </w:lvl>
+    <w:lvl w:ilvl="2" w:tplc="04090005" w:tentative="1">
+      <w:start w:val="1"/>
+      <w:numFmt w:val="bullet"/>
+      <w:lvlText w:val=""/>
+      <w:lvlJc w:val="left"/>
+      <w:pPr>
+        <w:ind w:left="2880" w:hanging="360"/>
+      </w:pPr>
+      <w:rPr>
+        <w:rFonts w:ascii="Wingdings" w:hAnsi="Wingdings" w:hint="default"/>
+      </w:rPr>
+    </w:lvl>
+    <w:lvl w:ilvl="3" w:tplc="04090001" w:tentative="1">
+      <w:start w:val="1"/>
+      <w:numFmt w:val="bullet"/>
+      <w:lvlText w:val=""/>
+      <w:lvlJc w:val="left"/>
+      <w:pPr>
+        <w:ind w:left="3600" w:hanging="360"/>
+      </w:pPr>
+      <w:rPr>
+        <w:rFonts w:ascii="Symbol" w:hAnsi="Symbol" w:hint="default"/>
+      </w:rPr>
+    </w:lvl>
+    <w:lvl w:ilvl="4" w:tplc="04090003" w:tentative="1">
+      <w:start w:val="1"/>
+      <w:numFmt w:val="bullet"/>
+      <w:lvlText w:val="o"/>
+      <w:lvlJc w:val="left"/>
+      <w:pPr>
+        <w:ind w:left="4320" w:hanging="360"/>
+      </w:pPr>
+      <w:rPr>
+        <w:rFonts w:ascii="Courier New" w:hAnsi="Courier New" w:cs="Courier New" w:hint="default"/>
+      </w:rPr>
+    </w:lvl>
+    <w:lvl w:ilvl="5" w:tplc="04090005" w:tentative="1">
+      <w:start w:val="1"/>
+      <w:numFmt w:val="bullet"/>
+      <w:lvlText w:val=""/>
+      <w:lvlJc w:val="left"/>
+      <w:pPr>
+        <w:ind w:left="5040" w:hanging="360"/>
+      </w:pPr>
+      <w:rPr>
+        <w:rFonts w:ascii="Wingdings" w:hAnsi="Wingdings" w:hint="default"/>
+      </w:rPr>
+    </w:lvl>
+    <w:lvl w:ilvl="6" w:tplc="04090001" w:tentative="1">
+      <w:start w:val="1"/>
+      <w:numFmt w:val="bullet"/>
+      <w:lvlText w:val=""/>
+      <w:lvlJc w:val="left"/>
+      <w:pPr>
+        <w:ind w:left="5760" w:hanging="360"/>
+      </w:pPr>
+      <w:rPr>
+        <w:rFonts w:ascii="Symbol" w:hAnsi="Symbol" w:hint="default"/>
+      </w:rPr>
+    </w:lvl>
+    <w:lvl w:ilvl="7" w:tplc="04090003" w:tentative="1">
+      <w:start w:val="1"/>
+      <w:numFmt w:val="bullet"/>
+      <w:lvlText w:val="o"/>
+      <w:lvlJc w:val="left"/>
+      <w:pPr>
+        <w:ind w:left="6480" w:hanging="360"/>
+      </w:pPr>
+      <w:rPr>
+        <w:rFonts w:ascii="Courier New" w:hAnsi="Courier New" w:cs="Courier New" w:hint="default"/>
+      </w:rPr>
+    </w:lvl>
+    <w:lvl w:ilvl="8" w:tplc="04090005" w:tentative="1">
+      <w:start w:val="1"/>
+      <w:numFmt w:val="bullet"/>
+      <w:lvlText w:val=""/>
+      <w:lvlJc w:val="left"/>
+      <w:pPr>
+        <w:ind w:left="7200" w:hanging="360"/>
+      </w:pPr>
+      <w:rPr>
+        <w:rFonts w:ascii="Wingdings" w:hAnsi="Wingdings" w:hint="default"/>
+      </w:rPr>
+    </w:lvl>
+  </w:abstractNum>
+  <w:abstractNum w:abstractNumId="27" w15:restartNumberingAfterBreak="0">
     <w:nsid w:val="67C65E8D"/>
     <w:multiLevelType w:val="hybridMultilevel"/>
     <w:tmpl w:val="30FA6EC8"/>
@@ -7182,7 +5506,120 @@
       </w:rPr>
     </w:lvl>
   </w:abstractNum>
-  <w:abstractNum w:abstractNumId="24" w15:restartNumberingAfterBreak="0">
+  <w:abstractNum w:abstractNumId="28" w15:restartNumberingAfterBreak="0">
+    <w:nsid w:val="68555D76"/>
+    <w:multiLevelType w:val="hybridMultilevel"/>
+    <w:tmpl w:val="7FEC26B0"/>
+    <w:lvl w:ilvl="0" w:tplc="04090001">
+      <w:start w:val="1"/>
+      <w:numFmt w:val="bullet"/>
+      <w:lvlText w:val=""/>
+      <w:lvlJc w:val="left"/>
+      <w:pPr>
+        <w:ind w:left="1800" w:hanging="360"/>
+      </w:pPr>
+      <w:rPr>
+        <w:rFonts w:ascii="Symbol" w:hAnsi="Symbol" w:hint="default"/>
+      </w:rPr>
+    </w:lvl>
+    <w:lvl w:ilvl="1" w:tplc="04090003">
+      <w:start w:val="1"/>
+      <w:numFmt w:val="bullet"/>
+      <w:lvlText w:val="o"/>
+      <w:lvlJc w:val="left"/>
+      <w:pPr>
+        <w:ind w:left="2520" w:hanging="360"/>
+      </w:pPr>
+      <w:rPr>
+        <w:rFonts w:ascii="Courier New" w:hAnsi="Courier New" w:cs="Courier New" w:hint="default"/>
+      </w:rPr>
+    </w:lvl>
+    <w:lvl w:ilvl="2" w:tplc="04090005" w:tentative="1">
+      <w:start w:val="1"/>
+      <w:numFmt w:val="bullet"/>
+      <w:lvlText w:val=""/>
+      <w:lvlJc w:val="left"/>
+      <w:pPr>
+        <w:ind w:left="3240" w:hanging="360"/>
+      </w:pPr>
+      <w:rPr>
+        <w:rFonts w:ascii="Wingdings" w:hAnsi="Wingdings" w:hint="default"/>
+      </w:rPr>
+    </w:lvl>
+    <w:lvl w:ilvl="3" w:tplc="04090001" w:tentative="1">
+      <w:start w:val="1"/>
+      <w:numFmt w:val="bullet"/>
+      <w:lvlText w:val=""/>
+      <w:lvlJc w:val="left"/>
+      <w:pPr>
+        <w:ind w:left="3960" w:hanging="360"/>
+      </w:pPr>
+      <w:rPr>
+        <w:rFonts w:ascii="Symbol" w:hAnsi="Symbol" w:hint="default"/>
+      </w:rPr>
+    </w:lvl>
+    <w:lvl w:ilvl="4" w:tplc="04090003" w:tentative="1">
+      <w:start w:val="1"/>
+      <w:numFmt w:val="bullet"/>
+      <w:lvlText w:val="o"/>
+      <w:lvlJc w:val="left"/>
+      <w:pPr>
+        <w:ind w:left="4680" w:hanging="360"/>
+      </w:pPr>
+      <w:rPr>
+        <w:rFonts w:ascii="Courier New" w:hAnsi="Courier New" w:cs="Courier New" w:hint="default"/>
+      </w:rPr>
+    </w:lvl>
+    <w:lvl w:ilvl="5" w:tplc="04090005" w:tentative="1">
+      <w:start w:val="1"/>
+      <w:numFmt w:val="bullet"/>
+      <w:lvlText w:val=""/>
+      <w:lvlJc w:val="left"/>
+      <w:pPr>
+        <w:ind w:left="5400" w:hanging="360"/>
+      </w:pPr>
+      <w:rPr>
+        <w:rFonts w:ascii="Wingdings" w:hAnsi="Wingdings" w:hint="default"/>
+      </w:rPr>
+    </w:lvl>
+    <w:lvl w:ilvl="6" w:tplc="04090001" w:tentative="1">
+      <w:start w:val="1"/>
+      <w:numFmt w:val="bullet"/>
+      <w:lvlText w:val=""/>
+      <w:lvlJc w:val="left"/>
+      <w:pPr>
+        <w:ind w:left="6120" w:hanging="360"/>
+      </w:pPr>
+      <w:rPr>
+        <w:rFonts w:ascii="Symbol" w:hAnsi="Symbol" w:hint="default"/>
+      </w:rPr>
+    </w:lvl>
+    <w:lvl w:ilvl="7" w:tplc="04090003" w:tentative="1">
+      <w:start w:val="1"/>
+      <w:numFmt w:val="bullet"/>
+      <w:lvlText w:val="o"/>
+      <w:lvlJc w:val="left"/>
+      <w:pPr>
+        <w:ind w:left="6840" w:hanging="360"/>
+      </w:pPr>
+      <w:rPr>
+        <w:rFonts w:ascii="Courier New" w:hAnsi="Courier New" w:cs="Courier New" w:hint="default"/>
+      </w:rPr>
+    </w:lvl>
+    <w:lvl w:ilvl="8" w:tplc="04090005" w:tentative="1">
+      <w:start w:val="1"/>
+      <w:numFmt w:val="bullet"/>
+      <w:lvlText w:val=""/>
+      <w:lvlJc w:val="left"/>
+      <w:pPr>
+        <w:ind w:left="7560" w:hanging="360"/>
+      </w:pPr>
+      <w:rPr>
+        <w:rFonts w:ascii="Wingdings" w:hAnsi="Wingdings" w:hint="default"/>
+      </w:rPr>
+    </w:lvl>
+  </w:abstractNum>
+  <w:abstractNum w:abstractNumId="29" w15:restartNumberingAfterBreak="0">
     <w:nsid w:val="6C704386"/>
     <w:multiLevelType w:val="hybridMultilevel"/>
     <w:tmpl w:val="7B88B360"/>
@@ -7295,7 +5732,7 @@
       </w:rPr>
     </w:lvl>
   </w:abstractNum>
-  <w:abstractNum w:abstractNumId="25" w15:restartNumberingAfterBreak="0">
+  <w:abstractNum w:abstractNumId="30" w15:restartNumberingAfterBreak="0">
     <w:nsid w:val="6D5361D5"/>
     <w:multiLevelType w:val="hybridMultilevel"/>
     <w:tmpl w:val="CC3C9DB2"/>
@@ -7384,7 +5821,7 @@
       </w:pPr>
     </w:lvl>
   </w:abstractNum>
-  <w:abstractNum w:abstractNumId="26" w15:restartNumberingAfterBreak="0">
+  <w:abstractNum w:abstractNumId="31" w15:restartNumberingAfterBreak="0">
     <w:nsid w:val="6EAC1E08"/>
     <w:multiLevelType w:val="hybridMultilevel"/>
     <w:tmpl w:val="9FC856EE"/>
@@ -7497,7 +5934,7 @@
       </w:rPr>
     </w:lvl>
   </w:abstractNum>
-  <w:abstractNum w:abstractNumId="27" w15:restartNumberingAfterBreak="0">
+  <w:abstractNum w:abstractNumId="32" w15:restartNumberingAfterBreak="0">
     <w:nsid w:val="6F9D3A4F"/>
     <w:multiLevelType w:val="hybridMultilevel"/>
     <w:tmpl w:val="4102393C"/>
@@ -7610,7 +6047,7 @@
       </w:rPr>
     </w:lvl>
   </w:abstractNum>
-  <w:abstractNum w:abstractNumId="28" w15:restartNumberingAfterBreak="0">
+  <w:abstractNum w:abstractNumId="33" w15:restartNumberingAfterBreak="0">
     <w:nsid w:val="725D1EE8"/>
     <w:multiLevelType w:val="hybridMultilevel"/>
     <w:tmpl w:val="9AE2621A"/>
@@ -7699,7 +6136,7 @@
       </w:pPr>
     </w:lvl>
   </w:abstractNum>
-  <w:abstractNum w:abstractNumId="29" w15:restartNumberingAfterBreak="0">
+  <w:abstractNum w:abstractNumId="34" w15:restartNumberingAfterBreak="0">
     <w:nsid w:val="76E62C8A"/>
     <w:multiLevelType w:val="hybridMultilevel"/>
     <w:tmpl w:val="ED72EF94"/>
@@ -7812,7 +6249,120 @@
       </w:rPr>
     </w:lvl>
   </w:abstractNum>
-  <w:abstractNum w:abstractNumId="30" w15:restartNumberingAfterBreak="0">
+  <w:abstractNum w:abstractNumId="35" w15:restartNumberingAfterBreak="0">
+    <w:nsid w:val="7980777E"/>
+    <w:multiLevelType w:val="hybridMultilevel"/>
+    <w:tmpl w:val="03B0EC3C"/>
+    <w:lvl w:ilvl="0" w:tplc="04090001">
+      <w:start w:val="1"/>
+      <w:numFmt w:val="bullet"/>
+      <w:lvlText w:val=""/>
+      <w:lvlJc w:val="left"/>
+      <w:pPr>
+        <w:ind w:left="1440" w:hanging="360"/>
+      </w:pPr>
+      <w:rPr>
+        <w:rFonts w:ascii="Symbol" w:hAnsi="Symbol" w:hint="default"/>
+      </w:rPr>
+    </w:lvl>
+    <w:lvl w:ilvl="1" w:tplc="04090003" w:tentative="1">
+      <w:start w:val="1"/>
+      <w:numFmt w:val="bullet"/>
+      <w:lvlText w:val="o"/>
+      <w:lvlJc w:val="left"/>
+      <w:pPr>
+        <w:ind w:left="2160" w:hanging="360"/>
+      </w:pPr>
+      <w:rPr>
+        <w:rFonts w:ascii="Courier New" w:hAnsi="Courier New" w:cs="Courier New" w:hint="default"/>
+      </w:rPr>
+    </w:lvl>
+    <w:lvl w:ilvl="2" w:tplc="04090005" w:tentative="1">
+      <w:start w:val="1"/>
+      <w:numFmt w:val="bullet"/>
+      <w:lvlText w:val=""/>
+      <w:lvlJc w:val="left"/>
+      <w:pPr>
+        <w:ind w:left="2880" w:hanging="360"/>
+      </w:pPr>
+      <w:rPr>
+        <w:rFonts w:ascii="Wingdings" w:hAnsi="Wingdings" w:hint="default"/>
+      </w:rPr>
+    </w:lvl>
+    <w:lvl w:ilvl="3" w:tplc="04090001" w:tentative="1">
+      <w:start w:val="1"/>
+      <w:numFmt w:val="bullet"/>
+      <w:lvlText w:val=""/>
+      <w:lvlJc w:val="left"/>
+      <w:pPr>
+        <w:ind w:left="3600" w:hanging="360"/>
+      </w:pPr>
+      <w:rPr>
+        <w:rFonts w:ascii="Symbol" w:hAnsi="Symbol" w:hint="default"/>
+      </w:rPr>
+    </w:lvl>
+    <w:lvl w:ilvl="4" w:tplc="04090003" w:tentative="1">
+      <w:start w:val="1"/>
+      <w:numFmt w:val="bullet"/>
+      <w:lvlText w:val="o"/>
+      <w:lvlJc w:val="left"/>
+      <w:pPr>
+        <w:ind w:left="4320" w:hanging="360"/>
+      </w:pPr>
+      <w:rPr>
+        <w:rFonts w:ascii="Courier New" w:hAnsi="Courier New" w:cs="Courier New" w:hint="default"/>
+      </w:rPr>
+    </w:lvl>
+    <w:lvl w:ilvl="5" w:tplc="04090005" w:tentative="1">
+      <w:start w:val="1"/>
+      <w:numFmt w:val="bullet"/>
+      <w:lvlText w:val=""/>
+      <w:lvlJc w:val="left"/>
+      <w:pPr>
+        <w:ind w:left="5040" w:hanging="360"/>
+      </w:pPr>
+      <w:rPr>
+        <w:rFonts w:ascii="Wingdings" w:hAnsi="Wingdings" w:hint="default"/>
+      </w:rPr>
+    </w:lvl>
+    <w:lvl w:ilvl="6" w:tplc="04090001" w:tentative="1">
+      <w:start w:val="1"/>
+      <w:numFmt w:val="bullet"/>
+      <w:lvlText w:val=""/>
+      <w:lvlJc w:val="left"/>
+      <w:pPr>
+        <w:ind w:left="5760" w:hanging="360"/>
+      </w:pPr>
+      <w:rPr>
+        <w:rFonts w:ascii="Symbol" w:hAnsi="Symbol" w:hint="default"/>
+      </w:rPr>
+    </w:lvl>
+    <w:lvl w:ilvl="7" w:tplc="04090003" w:tentative="1">
+      <w:start w:val="1"/>
+      <w:numFmt w:val="bullet"/>
+      <w:lvlText w:val="o"/>
+      <w:lvlJc w:val="left"/>
+      <w:pPr>
+        <w:ind w:left="6480" w:hanging="360"/>
+      </w:pPr>
+      <w:rPr>
+        <w:rFonts w:ascii="Courier New" w:hAnsi="Courier New" w:cs="Courier New" w:hint="default"/>
+      </w:rPr>
+    </w:lvl>
+    <w:lvl w:ilvl="8" w:tplc="04090005" w:tentative="1">
+      <w:start w:val="1"/>
+      <w:numFmt w:val="bullet"/>
+      <w:lvlText w:val=""/>
+      <w:lvlJc w:val="left"/>
+      <w:pPr>
+        <w:ind w:left="7200" w:hanging="360"/>
+      </w:pPr>
+      <w:rPr>
+        <w:rFonts w:ascii="Wingdings" w:hAnsi="Wingdings" w:hint="default"/>
+      </w:rPr>
+    </w:lvl>
+  </w:abstractNum>
+  <w:abstractNum w:abstractNumId="36" w15:restartNumberingAfterBreak="0">
     <w:nsid w:val="7B2A517C"/>
     <w:multiLevelType w:val="hybridMultilevel"/>
     <w:tmpl w:val="AF4A3DFE"/>
@@ -7925,7 +6475,7 @@
       </w:rPr>
     </w:lvl>
   </w:abstractNum>
-  <w:abstractNum w:abstractNumId="31" w15:restartNumberingAfterBreak="0">
+  <w:abstractNum w:abstractNumId="37" w15:restartNumberingAfterBreak="0">
     <w:nsid w:val="7D4C2A48"/>
     <w:multiLevelType w:val="hybridMultilevel"/>
     <w:tmpl w:val="959C1A7C"/>
@@ -8038,7 +6588,7 @@
       </w:rPr>
     </w:lvl>
   </w:abstractNum>
-  <w:abstractNum w:abstractNumId="32" w15:restartNumberingAfterBreak="0">
+  <w:abstractNum w:abstractNumId="38" w15:restartNumberingAfterBreak="0">
     <w:nsid w:val="7ED757E8"/>
     <w:multiLevelType w:val="hybridMultilevel"/>
     <w:tmpl w:val="69D47D3E"/>
@@ -8152,103 +6702,121 @@
     </w:lvl>
   </w:abstractNum>
   <w:num w:numId="1" w16cid:durableId="2128042110">
-    <w:abstractNumId w:val="18"/>
+    <w:abstractNumId w:val="21"/>
   </w:num>
   <w:num w:numId="2" w16cid:durableId="385448718">
     <w:abstractNumId w:val="3"/>
   </w:num>
   <w:num w:numId="3" w16cid:durableId="775832077">
-    <w:abstractNumId w:val="9"/>
+    <w:abstractNumId w:val="12"/>
   </w:num>
   <w:num w:numId="4" w16cid:durableId="1558937077">
-    <w:abstractNumId w:val="23"/>
+    <w:abstractNumId w:val="27"/>
   </w:num>
   <w:num w:numId="5" w16cid:durableId="1839417660">
+    <w:abstractNumId w:val="19"/>
+  </w:num>
+  <w:num w:numId="6" w16cid:durableId="983893981">
+    <w:abstractNumId w:val="29"/>
+  </w:num>
+  <w:num w:numId="7" w16cid:durableId="1484008035">
     <w:abstractNumId w:val="16"/>
   </w:num>
-  <w:num w:numId="6" w16cid:durableId="983893981">
-    <w:abstractNumId w:val="24"/>
-  </w:num>
-  <w:num w:numId="7" w16cid:durableId="1484008035">
-    <w:abstractNumId w:val="13"/>
-  </w:num>
   <w:num w:numId="8" w16cid:durableId="624701387">
-    <w:abstractNumId w:val="15"/>
+    <w:abstractNumId w:val="18"/>
   </w:num>
   <w:num w:numId="9" w16cid:durableId="911038849">
-    <w:abstractNumId w:val="22"/>
+    <w:abstractNumId w:val="25"/>
   </w:num>
   <w:num w:numId="10" w16cid:durableId="1511528224">
-    <w:abstractNumId w:val="17"/>
+    <w:abstractNumId w:val="20"/>
   </w:num>
   <w:num w:numId="11" w16cid:durableId="1355309499">
     <w:abstractNumId w:val="2"/>
   </w:num>
   <w:num w:numId="12" w16cid:durableId="236088846">
-    <w:abstractNumId w:val="26"/>
+    <w:abstractNumId w:val="31"/>
   </w:num>
   <w:num w:numId="13" w16cid:durableId="804542843">
-    <w:abstractNumId w:val="31"/>
+    <w:abstractNumId w:val="37"/>
   </w:num>
   <w:num w:numId="14" w16cid:durableId="77792546">
     <w:abstractNumId w:val="1"/>
   </w:num>
   <w:num w:numId="15" w16cid:durableId="19670464">
+    <w:abstractNumId w:val="36"/>
+  </w:num>
+  <w:num w:numId="16" w16cid:durableId="898132447">
     <w:abstractNumId w:val="30"/>
   </w:num>
-  <w:num w:numId="16" w16cid:durableId="898132447">
-    <w:abstractNumId w:val="25"/>
-  </w:num>
   <w:num w:numId="17" w16cid:durableId="430975227">
-    <w:abstractNumId w:val="8"/>
+    <w:abstractNumId w:val="9"/>
   </w:num>
   <w:num w:numId="18" w16cid:durableId="4483908">
-    <w:abstractNumId w:val="28"/>
+    <w:abstractNumId w:val="33"/>
   </w:num>
   <w:num w:numId="19" w16cid:durableId="1980063913">
-    <w:abstractNumId w:val="11"/>
+    <w:abstractNumId w:val="14"/>
   </w:num>
   <w:num w:numId="20" w16cid:durableId="1109546262">
+    <w:abstractNumId w:val="38"/>
+  </w:num>
+  <w:num w:numId="21" w16cid:durableId="932739211">
+    <w:abstractNumId w:val="13"/>
+  </w:num>
+  <w:num w:numId="22" w16cid:durableId="1109810866">
+    <w:abstractNumId w:val="6"/>
+  </w:num>
+  <w:num w:numId="23" w16cid:durableId="1202864255">
+    <w:abstractNumId w:val="7"/>
+  </w:num>
+  <w:num w:numId="24" w16cid:durableId="1345134065">
     <w:abstractNumId w:val="32"/>
   </w:num>
-  <w:num w:numId="21" w16cid:durableId="932739211">
-    <w:abstractNumId w:val="10"/>
-  </w:num>
-  <w:num w:numId="22" w16cid:durableId="1109810866">
-    <w:abstractNumId w:val="5"/>
-  </w:num>
-  <w:num w:numId="23" w16cid:durableId="1202864255">
-    <w:abstractNumId w:val="6"/>
-  </w:num>
-  <w:num w:numId="24" w16cid:durableId="1345134065">
-    <w:abstractNumId w:val="27"/>
-  </w:num>
   <w:num w:numId="25" w16cid:durableId="846746674">
-    <w:abstractNumId w:val="14"/>
+    <w:abstractNumId w:val="17"/>
   </w:num>
   <w:num w:numId="26" w16cid:durableId="759984102">
-    <w:abstractNumId w:val="19"/>
+    <w:abstractNumId w:val="22"/>
   </w:num>
   <w:num w:numId="27" w16cid:durableId="993996700">
-    <w:abstractNumId w:val="12"/>
+    <w:abstractNumId w:val="15"/>
   </w:num>
   <w:num w:numId="28" w16cid:durableId="829567077">
-    <w:abstractNumId w:val="20"/>
+    <w:abstractNumId w:val="23"/>
   </w:num>
   <w:num w:numId="29" w16cid:durableId="72970430">
     <w:abstractNumId w:val="0"/>
   </w:num>
   <w:num w:numId="30" w16cid:durableId="1401174030">
-    <w:abstractNumId w:val="21"/>
+    <w:abstractNumId w:val="24"/>
   </w:num>
   <w:num w:numId="31" w16cid:durableId="1340892262">
-    <w:abstractNumId w:val="29"/>
+    <w:abstractNumId w:val="34"/>
   </w:num>
   <w:num w:numId="32" w16cid:durableId="112988807">
     <w:abstractNumId w:val="4"/>
   </w:num>
   <w:num w:numId="33" w16cid:durableId="1968196466">
-    <w:abstractNumId w:val="7"/>
+    <w:abstractNumId w:val="8"/>
+  </w:num>
+  <w:num w:numId="34" w16cid:durableId="1026638739">
+    <w:abstractNumId w:val="5"/>
+  </w:num>
+  <w:num w:numId="35" w16cid:durableId="1761485848">
+    <w:abstractNumId w:val="26"/>
+  </w:num>
+  <w:num w:numId="36" w16cid:durableId="529490372">
+    <w:abstractNumId w:val="10"/>
+  </w:num>
+  <w:num w:numId="37" w16cid:durableId="313484794">
+    <w:abstractNumId w:val="28"/>
+  </w:num>
+  <w:num w:numId="38" w16cid:durableId="159322115">
+    <w:abstractNumId w:val="35"/>
+  </w:num>
+  <w:num w:numId="39" w16cid:durableId="618993315">
+    <w:abstractNumId w:val="11"/>
   </w:num>
 </w:numbering>
 </file>
@@ -9505,4 +8073,16 @@
     </a:ext>
   </a:extLst>
 </a:theme>
+</file>
+
+<file path=customXml/item1.xml><?xml version="1.0" encoding="utf-8"?>
+<b:Sources xmlns:b="http://schemas.openxmlformats.org/officeDocument/2006/bibliography" xmlns="http://schemas.openxmlformats.org/officeDocument/2006/bibliography" SelectedStyle="\IEEE2006OfficeOnline.xsl" StyleName="IEEE" Version="2006"/>
+</file>
+
+<file path=customXml/itemProps1.xml><?xml version="1.0" encoding="utf-8"?>
+<ds:datastoreItem xmlns:ds="http://schemas.openxmlformats.org/officeDocument/2006/customXml" ds:itemID="{7A8FC49E-6C2F-4382-AE85-603838165AB6}">
+  <ds:schemaRefs>
+    <ds:schemaRef ds:uri="http://schemas.openxmlformats.org/officeDocument/2006/bibliography"/>
+  </ds:schemaRefs>
+</ds:datastoreItem>
 </file>
--- a/BaoCaoBTL.docx
+++ b/BaoCaoBTL.docx
@@ -1029,6 +1029,7 @@
       </w:pPr>
       <w:r>
         <w:rPr>
+          <w:noProof/>
           <w:sz w:val="26"/>
           <w:szCs w:val="26"/>
         </w:rPr>
@@ -1398,6 +1399,7 @@
       </w:pPr>
       <w:r>
         <w:rPr>
+          <w:noProof/>
           <w:sz w:val="26"/>
           <w:szCs w:val="26"/>
         </w:rPr>
@@ -1798,6 +1800,7 @@
       </w:pPr>
       <w:r>
         <w:rPr>
+          <w:noProof/>
           <w:sz w:val="26"/>
           <w:szCs w:val="26"/>
         </w:rPr>
@@ -1891,15 +1894,7 @@
           <w:szCs w:val="26"/>
           <w:lang w:val="vi-VN"/>
         </w:rPr>
-        <w:t xml:space="preserve">Sơ đồ luồng xử lý </w:t>
-      </w:r>
-      <w:r>
-        <w:rPr>
-          <w:sz w:val="26"/>
-          <w:szCs w:val="26"/>
-          <w:lang w:val="vi-VN"/>
-        </w:rPr>
-        <w:t>Driver PZEM004T</w:t>
+        <w:t>Sơ đồ luồng xử lý Driver PZEM004T</w:t>
       </w:r>
     </w:p>
     <w:p>
@@ -2278,6 +2273,7 @@
       </w:pPr>
       <w:r>
         <w:rPr>
+          <w:noProof/>
           <w:sz w:val="26"/>
           <w:szCs w:val="26"/>
         </w:rPr>
@@ -2362,15 +2358,7 @@
           <w:szCs w:val="26"/>
           <w:lang w:val="vi-VN"/>
         </w:rPr>
-        <w:t xml:space="preserve">Sơ đồ luồng xử lý Driver </w:t>
-      </w:r>
-      <w:r>
-        <w:rPr>
-          <w:sz w:val="26"/>
-          <w:szCs w:val="26"/>
-          <w:lang w:val="vi-VN"/>
-        </w:rPr>
-        <w:t>OLED SSD1306</w:t>
+        <w:t>Sơ đồ luồng xử lý Driver OLED SSD1306</w:t>
       </w:r>
     </w:p>
     <w:p>
@@ -2392,6 +2380,5069 @@
         <w:t>Sơ đồ thể hiện luồng xử lý khi ứng dụng ghi dữ liệu hiển thị lên màn hình OLED SSD1306. Ứng dụng ở tầng Userspace gửi dữ liệu hiển thị, kernel chuyển yêu cầu đến driver SSD1306. Driver chuyển đổi dữ liệu thành gói I2C và gửi xuống phần cứng OLED. Màn hình SSD1306 nhận dữ liệu và hiển thị các thông số điện năng cùng ngưỡng cảnh báo theo thời gian thực.</w:t>
       </w:r>
     </w:p>
+    <w:p>
+      <w:pPr>
+        <w:pStyle w:val="ListParagraph"/>
+        <w:numPr>
+          <w:ilvl w:val="1"/>
+          <w:numId w:val="36"/>
+        </w:numPr>
+        <w:jc w:val="both"/>
+        <w:rPr>
+          <w:sz w:val="26"/>
+          <w:szCs w:val="26"/>
+          <w:lang w:val="vi-VN"/>
+        </w:rPr>
+      </w:pPr>
+      <w:r>
+        <w:rPr>
+          <w:sz w:val="26"/>
+          <w:szCs w:val="26"/>
+          <w:lang w:val="vi-VN"/>
+        </w:rPr>
+        <w:t>Kiến trúc phần mềm ứng dụng</w:t>
+      </w:r>
+    </w:p>
+    <w:p>
+      <w:pPr>
+        <w:pStyle w:val="ListParagraph"/>
+        <w:numPr>
+          <w:ilvl w:val="2"/>
+          <w:numId w:val="36"/>
+        </w:numPr>
+        <w:jc w:val="both"/>
+        <w:rPr>
+          <w:sz w:val="26"/>
+          <w:szCs w:val="26"/>
+          <w:lang w:val="vi-VN"/>
+        </w:rPr>
+      </w:pPr>
+      <w:r>
+        <w:rPr>
+          <w:sz w:val="26"/>
+          <w:szCs w:val="26"/>
+        </w:rPr>
+        <w:t>Thiết kế đa luồng (Multi-threading)</w:t>
+      </w:r>
+    </w:p>
+    <w:p>
+      <w:pPr>
+        <w:ind w:firstLine="720"/>
+        <w:jc w:val="both"/>
+        <w:rPr>
+          <w:sz w:val="26"/>
+          <w:szCs w:val="26"/>
+          <w:lang w:val="vi-VN"/>
+        </w:rPr>
+      </w:pPr>
+      <w:r>
+        <w:rPr>
+          <w:sz w:val="26"/>
+          <w:szCs w:val="26"/>
+          <w:lang w:val="vi-VN"/>
+        </w:rPr>
+        <w:t xml:space="preserve">Trong các hệ thống nhúng quản lý đa tác thời gian thực, việc sử dụng kiến trúc đơn </w:t>
+      </w:r>
+      <w:r>
+        <w:rPr>
+          <w:sz w:val="26"/>
+          <w:szCs w:val="26"/>
+          <w:lang w:val="vi-VN"/>
+        </w:rPr>
+        <w:t>luồng</w:t>
+      </w:r>
+      <w:r>
+        <w:rPr>
+          <w:sz w:val="26"/>
+          <w:szCs w:val="26"/>
+          <w:lang w:val="vi-VN"/>
+        </w:rPr>
+        <w:t xml:space="preserve"> (Single-thread) tuần tự truyền thống sẽ gây ra hiện tượng nghẽn cổ chai (blocking).</w:t>
+      </w:r>
+      <w:r>
+        <w:rPr>
+          <w:sz w:val="26"/>
+          <w:szCs w:val="26"/>
+          <w:lang w:val="vi-VN"/>
+        </w:rPr>
+        <w:t xml:space="preserve"> Với kiến trúc đơn luồng toàn bộ hệ thống dễ bị treo, dẫn đến việc không thể cập nhật màn hình OLED hoặc bỏ lỡ sự kiện bấm nút từ người dùng.</w:t>
+      </w:r>
+      <w:r>
+        <w:rPr>
+          <w:sz w:val="26"/>
+          <w:szCs w:val="26"/>
+          <w:lang w:val="vi-VN"/>
+        </w:rPr>
+        <w:t xml:space="preserve"> Để giải quyết vấn đề này, ứng dụng trung tâm trên BeagleBone Black được thiết kế theo kiến trúc đa luồng (Multi-threading) sử dụng thư viện POSIX Threads (pthread) trên Linux.</w:t>
+      </w:r>
+    </w:p>
+    <w:p>
+      <w:pPr>
+        <w:jc w:val="both"/>
+        <w:rPr>
+          <w:sz w:val="26"/>
+          <w:szCs w:val="26"/>
+          <w:lang w:val="vi-VN"/>
+        </w:rPr>
+      </w:pPr>
+    </w:p>
+    <w:p>
+      <w:pPr>
+        <w:jc w:val="center"/>
+        <w:rPr>
+          <w:sz w:val="26"/>
+          <w:szCs w:val="26"/>
+        </w:rPr>
+      </w:pPr>
+      <w:r>
+        <w:rPr>
+          <w:sz w:val="26"/>
+          <w:szCs w:val="26"/>
+        </w:rPr>
+        <w:drawing>
+          <wp:inline distT="0" distB="0" distL="0" distR="0" wp14:anchorId="2D671DAD" wp14:editId="5225036B">
+            <wp:extent cx="5006340" cy="3832860"/>
+            <wp:effectExtent l="0" t="0" r="3810" b="0"/>
+            <wp:docPr id="3" name="Picture 3"/>
+            <wp:cNvGraphicFramePr>
+              <a:graphicFrameLocks xmlns:a="http://schemas.openxmlformats.org/drawingml/2006/main" noChangeAspect="1"/>
+            </wp:cNvGraphicFramePr>
+            <a:graphic xmlns:a="http://schemas.openxmlformats.org/drawingml/2006/main">
+              <a:graphicData uri="http://schemas.openxmlformats.org/drawingml/2006/picture">
+                <pic:pic xmlns:pic="http://schemas.openxmlformats.org/drawingml/2006/picture">
+                  <pic:nvPicPr>
+                    <pic:cNvPr id="0" name="Picture 6"/>
+                    <pic:cNvPicPr>
+                      <a:picLocks noChangeAspect="1" noChangeArrowheads="1"/>
+                    </pic:cNvPicPr>
+                  </pic:nvPicPr>
+                  <pic:blipFill>
+                    <a:blip r:embed="rId11">
+                      <a:extLst>
+                        <a:ext uri="{28A0092B-C50C-407E-A947-70E740481C1C}">
+                          <a14:useLocalDpi xmlns:a14="http://schemas.microsoft.com/office/drawing/2010/main" val="0"/>
+                        </a:ext>
+                      </a:extLst>
+                    </a:blip>
+                    <a:srcRect/>
+                    <a:stretch>
+                      <a:fillRect/>
+                    </a:stretch>
+                  </pic:blipFill>
+                  <pic:spPr bwMode="auto">
+                    <a:xfrm>
+                      <a:off x="0" y="0"/>
+                      <a:ext cx="5006340" cy="3832860"/>
+                    </a:xfrm>
+                    <a:prstGeom prst="rect">
+                      <a:avLst/>
+                    </a:prstGeom>
+                    <a:noFill/>
+                    <a:ln>
+                      <a:noFill/>
+                    </a:ln>
+                  </pic:spPr>
+                </pic:pic>
+              </a:graphicData>
+            </a:graphic>
+          </wp:inline>
+        </w:drawing>
+      </w:r>
+    </w:p>
+    <w:p>
+      <w:pPr>
+        <w:jc w:val="center"/>
+        <w:rPr>
+          <w:sz w:val="26"/>
+          <w:szCs w:val="26"/>
+          <w:lang w:val="vi-VN"/>
+        </w:rPr>
+      </w:pPr>
+      <w:r>
+        <w:rPr>
+          <w:sz w:val="26"/>
+          <w:szCs w:val="26"/>
+          <w:lang w:val="vi-VN"/>
+        </w:rPr>
+        <w:t>Hinh : Sơ đồ khối phần mềm</w:t>
+      </w:r>
+    </w:p>
+    <w:tbl>
+      <w:tblPr>
+        <w:tblStyle w:val="TableGrid"/>
+        <w:tblW w:w="9072" w:type="dxa"/>
+        <w:tblLook w:val="04A0" w:firstRow="1" w:lastRow="0" w:firstColumn="1" w:lastColumn="0" w:noHBand="0" w:noVBand="1"/>
+      </w:tblPr>
+      <w:tblGrid>
+        <w:gridCol w:w="2833"/>
+        <w:gridCol w:w="6239"/>
+      </w:tblGrid>
+      <w:tr>
+        <w:trPr>
+          <w:trHeight w:val="543"/>
+        </w:trPr>
+        <w:tc>
+          <w:tcPr>
+            <w:tcW w:w="2833" w:type="dxa"/>
+          </w:tcPr>
+          <w:p>
+            <w:pPr>
+              <w:jc w:val="both"/>
+              <w:rPr>
+                <w:sz w:val="26"/>
+                <w:szCs w:val="26"/>
+                <w:lang w:val="vi-VN"/>
+              </w:rPr>
+            </w:pPr>
+            <w:r>
+              <w:rPr>
+                <w:sz w:val="26"/>
+                <w:szCs w:val="26"/>
+                <w:lang w:val="vi-VN"/>
+              </w:rPr>
+              <w:t>Tên luồng</w:t>
+            </w:r>
+          </w:p>
+        </w:tc>
+        <w:tc>
+          <w:tcPr>
+            <w:tcW w:w="6239" w:type="dxa"/>
+          </w:tcPr>
+          <w:p>
+            <w:pPr>
+              <w:jc w:val="both"/>
+              <w:rPr>
+                <w:sz w:val="26"/>
+                <w:szCs w:val="26"/>
+                <w:lang w:val="vi-VN"/>
+              </w:rPr>
+            </w:pPr>
+            <w:r>
+              <w:rPr>
+                <w:sz w:val="26"/>
+                <w:szCs w:val="26"/>
+                <w:lang w:val="vi-VN"/>
+              </w:rPr>
+              <w:t>Chức năng chính</w:t>
+            </w:r>
+          </w:p>
+        </w:tc>
+      </w:tr>
+      <w:tr>
+        <w:trPr>
+          <w:trHeight w:val="521"/>
+        </w:trPr>
+        <w:tc>
+          <w:tcPr>
+            <w:tcW w:w="2833" w:type="dxa"/>
+          </w:tcPr>
+          <w:p>
+            <w:pPr>
+              <w:jc w:val="both"/>
+              <w:rPr>
+                <w:sz w:val="26"/>
+                <w:szCs w:val="26"/>
+                <w:lang w:val="vi-VN"/>
+              </w:rPr>
+            </w:pPr>
+            <w:r>
+              <w:rPr>
+                <w:sz w:val="26"/>
+                <w:szCs w:val="26"/>
+                <w:lang w:val="vi-VN"/>
+              </w:rPr>
+              <w:t>thread_read_pzem</w:t>
+            </w:r>
+          </w:p>
+        </w:tc>
+        <w:tc>
+          <w:tcPr>
+            <w:tcW w:w="6239" w:type="dxa"/>
+          </w:tcPr>
+          <w:p>
+            <w:pPr>
+              <w:jc w:val="both"/>
+              <w:rPr>
+                <w:sz w:val="26"/>
+                <w:szCs w:val="26"/>
+                <w:lang w:val="vi-VN"/>
+              </w:rPr>
+            </w:pPr>
+            <w:r>
+              <w:rPr>
+                <w:sz w:val="26"/>
+                <w:szCs w:val="26"/>
+                <w:lang w:val="vi-VN"/>
+              </w:rPr>
+              <w:t>Đọc dữ liệu từ cảm biến PZEM-004T qua giao tiếp UART</w:t>
+            </w:r>
+          </w:p>
+        </w:tc>
+      </w:tr>
+      <w:tr>
+        <w:trPr>
+          <w:trHeight w:val="543"/>
+        </w:trPr>
+        <w:tc>
+          <w:tcPr>
+            <w:tcW w:w="2833" w:type="dxa"/>
+          </w:tcPr>
+          <w:p>
+            <w:pPr>
+              <w:jc w:val="both"/>
+              <w:rPr>
+                <w:sz w:val="26"/>
+                <w:szCs w:val="26"/>
+                <w:lang w:val="vi-VN"/>
+              </w:rPr>
+            </w:pPr>
+            <w:r>
+              <w:rPr>
+                <w:sz w:val="26"/>
+                <w:szCs w:val="26"/>
+                <w:lang w:val="vi-VN"/>
+              </w:rPr>
+              <w:t>thread_display_oled</w:t>
+            </w:r>
+          </w:p>
+        </w:tc>
+        <w:tc>
+          <w:tcPr>
+            <w:tcW w:w="6239" w:type="dxa"/>
+          </w:tcPr>
+          <w:p>
+            <w:pPr>
+              <w:jc w:val="both"/>
+              <w:rPr>
+                <w:sz w:val="26"/>
+                <w:szCs w:val="26"/>
+                <w:lang w:val="vi-VN"/>
+              </w:rPr>
+            </w:pPr>
+            <w:r>
+              <w:rPr>
+                <w:sz w:val="26"/>
+                <w:szCs w:val="26"/>
+                <w:lang w:val="vi-VN"/>
+              </w:rPr>
+              <w:t>Định kỳ làm mới và hiển thị thông tin lên màn hình OLED qua bus I2C</w:t>
+            </w:r>
+          </w:p>
+        </w:tc>
+      </w:tr>
+      <w:tr>
+        <w:trPr>
+          <w:trHeight w:val="543"/>
+        </w:trPr>
+        <w:tc>
+          <w:tcPr>
+            <w:tcW w:w="2833" w:type="dxa"/>
+          </w:tcPr>
+          <w:p>
+            <w:pPr>
+              <w:jc w:val="both"/>
+              <w:rPr>
+                <w:sz w:val="26"/>
+                <w:szCs w:val="26"/>
+                <w:lang w:val="vi-VN"/>
+              </w:rPr>
+            </w:pPr>
+            <w:r>
+              <w:rPr>
+                <w:sz w:val="26"/>
+                <w:szCs w:val="26"/>
+                <w:lang w:val="vi-VN"/>
+              </w:rPr>
+              <w:t>thread_led_blink</w:t>
+            </w:r>
+          </w:p>
+        </w:tc>
+        <w:tc>
+          <w:tcPr>
+            <w:tcW w:w="6239" w:type="dxa"/>
+          </w:tcPr>
+          <w:p>
+            <w:pPr>
+              <w:jc w:val="both"/>
+              <w:rPr>
+                <w:sz w:val="26"/>
+                <w:szCs w:val="26"/>
+                <w:lang w:val="vi-VN"/>
+              </w:rPr>
+            </w:pPr>
+            <w:r>
+              <w:rPr>
+                <w:sz w:val="26"/>
+                <w:szCs w:val="26"/>
+                <w:lang w:val="vi-VN"/>
+              </w:rPr>
+              <w:t>So sánh giá trị công suất với ngưỡng để cảnh báo</w:t>
+            </w:r>
+          </w:p>
+        </w:tc>
+      </w:tr>
+      <w:tr>
+        <w:trPr>
+          <w:trHeight w:val="543"/>
+        </w:trPr>
+        <w:tc>
+          <w:tcPr>
+            <w:tcW w:w="2833" w:type="dxa"/>
+          </w:tcPr>
+          <w:p>
+            <w:pPr>
+              <w:jc w:val="both"/>
+              <w:rPr>
+                <w:sz w:val="26"/>
+                <w:szCs w:val="26"/>
+                <w:lang w:val="vi-VN"/>
+              </w:rPr>
+            </w:pPr>
+            <w:r>
+              <w:rPr>
+                <w:sz w:val="26"/>
+                <w:szCs w:val="26"/>
+                <w:lang w:val="vi-VN"/>
+              </w:rPr>
+              <w:lastRenderedPageBreak/>
+              <w:t>thread_button_handler</w:t>
+            </w:r>
+          </w:p>
+        </w:tc>
+        <w:tc>
+          <w:tcPr>
+            <w:tcW w:w="6239" w:type="dxa"/>
+          </w:tcPr>
+          <w:p>
+            <w:pPr>
+              <w:jc w:val="both"/>
+              <w:rPr>
+                <w:sz w:val="26"/>
+                <w:szCs w:val="26"/>
+                <w:lang w:val="vi-VN"/>
+              </w:rPr>
+            </w:pPr>
+            <w:r>
+              <w:rPr>
+                <w:sz w:val="26"/>
+                <w:szCs w:val="26"/>
+                <w:lang w:val="vi-VN"/>
+              </w:rPr>
+              <w:t>Giám sát sự kiệm bấm nút để thay đổi cấu hình hoặc ngưỡng cảnh báo</w:t>
+            </w:r>
+          </w:p>
+        </w:tc>
+      </w:tr>
+      <w:tr>
+        <w:trPr>
+          <w:trHeight w:val="521"/>
+        </w:trPr>
+        <w:tc>
+          <w:tcPr>
+            <w:tcW w:w="2833" w:type="dxa"/>
+          </w:tcPr>
+          <w:p>
+            <w:pPr>
+              <w:jc w:val="both"/>
+              <w:rPr>
+                <w:sz w:val="26"/>
+                <w:szCs w:val="26"/>
+                <w:lang w:val="vi-VN"/>
+              </w:rPr>
+            </w:pPr>
+            <w:r>
+              <w:rPr>
+                <w:sz w:val="26"/>
+                <w:szCs w:val="26"/>
+                <w:lang w:val="vi-VN"/>
+              </w:rPr>
+              <w:t>thread_mqtt</w:t>
+            </w:r>
+          </w:p>
+        </w:tc>
+        <w:tc>
+          <w:tcPr>
+            <w:tcW w:w="6239" w:type="dxa"/>
+          </w:tcPr>
+          <w:p>
+            <w:pPr>
+              <w:jc w:val="both"/>
+              <w:rPr>
+                <w:sz w:val="26"/>
+                <w:szCs w:val="26"/>
+                <w:lang w:val="vi-VN"/>
+              </w:rPr>
+            </w:pPr>
+            <w:r>
+              <w:rPr>
+                <w:sz w:val="26"/>
+                <w:szCs w:val="26"/>
+                <w:lang w:val="vi-VN"/>
+              </w:rPr>
+              <w:t>Đóng gói dữ liệu theo định dạng JSON và xuất bản lên Cloud Broker</w:t>
+            </w:r>
+          </w:p>
+        </w:tc>
+      </w:tr>
+    </w:tbl>
+    <w:p>
+      <w:pPr>
+        <w:jc w:val="both"/>
+        <w:rPr>
+          <w:sz w:val="26"/>
+          <w:szCs w:val="26"/>
+          <w:lang w:val="vi-VN"/>
+        </w:rPr>
+      </w:pPr>
+      <w:r>
+        <w:rPr>
+          <w:sz w:val="26"/>
+          <w:szCs w:val="26"/>
+          <w:lang w:val="vi-VN"/>
+        </w:rPr>
+        <w:t xml:space="preserve">Bảng : </w:t>
+      </w:r>
+      <w:r>
+        <w:rPr>
+          <w:sz w:val="26"/>
+          <w:szCs w:val="26"/>
+          <w:lang w:val="vi-VN"/>
+        </w:rPr>
+        <w:t>Các thread trong hệ thống</w:t>
+      </w:r>
+    </w:p>
+    <w:p>
+      <w:pPr>
+        <w:pStyle w:val="ListParagraph"/>
+        <w:numPr>
+          <w:ilvl w:val="0"/>
+          <w:numId w:val="41"/>
+        </w:numPr>
+        <w:jc w:val="both"/>
+        <w:rPr>
+          <w:sz w:val="26"/>
+          <w:szCs w:val="26"/>
+          <w:lang w:val="vi-VN"/>
+        </w:rPr>
+      </w:pPr>
+      <w:r>
+        <w:rPr>
+          <w:sz w:val="26"/>
+          <w:szCs w:val="26"/>
+          <w:lang w:val="vi-VN"/>
+        </w:rPr>
+        <w:t>Luồng đọc dữ liệu cảm biến (thread_read_pzem)</w:t>
+      </w:r>
+    </w:p>
+    <w:p>
+      <w:pPr>
+        <w:ind w:firstLine="720"/>
+        <w:jc w:val="both"/>
+        <w:rPr>
+          <w:sz w:val="26"/>
+          <w:szCs w:val="26"/>
+          <w:lang w:val="vi-VN"/>
+        </w:rPr>
+      </w:pPr>
+      <w:r>
+        <w:rPr>
+          <w:sz w:val="26"/>
+          <w:szCs w:val="26"/>
+          <w:lang w:val="vi-VN"/>
+        </w:rPr>
+        <w:t>Luồng đọc cảm biến có chức năng định kỳ gửi khung truyền yêu cầu (Modbus RTU) tới cảm biến PZEM-004T thông qua thiết bị UART. Sau khi nhận được phản hồi, luồng tiến bóc tách các byte dữ liệu để lấy các thông số như điện áp (V), dòng điện (I), công suất (P), và điện năng tiêu thụ (E). Luồng đọc cảm biến thức dậy hoạt động với chu kỳ 500ms/lần. Luồng này sử dụng hàm read() ở chế độ blocking có timeout</w:t>
+      </w:r>
+      <w:r>
+        <w:rPr>
+          <w:sz w:val="26"/>
+          <w:szCs w:val="26"/>
+          <w:lang w:val="vi-VN"/>
+        </w:rPr>
+        <w:t xml:space="preserve"> (100ms)</w:t>
+      </w:r>
+      <w:r>
+        <w:rPr>
+          <w:sz w:val="26"/>
+          <w:szCs w:val="26"/>
+          <w:lang w:val="vi-VN"/>
+        </w:rPr>
+        <w:t>.</w:t>
+      </w:r>
+    </w:p>
+    <w:p>
+      <w:pPr>
+        <w:ind w:firstLine="720"/>
+        <w:jc w:val="both"/>
+        <w:rPr>
+          <w:sz w:val="26"/>
+          <w:szCs w:val="26"/>
+          <w:lang w:val="vi-VN"/>
+        </w:rPr>
+      </w:pPr>
+      <w:r>
+        <w:rPr>
+          <w:sz w:val="26"/>
+          <w:szCs w:val="26"/>
+          <w:lang w:val="vi-VN"/>
+        </w:rPr>
+        <w:t xml:space="preserve">Tiếp theo đó thread đọc cảm biến này sẽ lần lượt gửi các dữ liệu đọc về được cho các luồng OLED hiển thị, luồng MQTT publish lên broker và cho luồng LED để xử lý cảnh báo. </w:t>
+      </w:r>
+      <w:r>
+        <w:rPr>
+          <w:sz w:val="26"/>
+          <w:szCs w:val="26"/>
+          <w:lang w:val="vi-VN"/>
+        </w:rPr>
+        <w:t>Việc phân chia riêng một luồng giúp đảm bảo dù đường truyền UART có nhiễu hoặc mất kết nối với cảm biến, các luồng khác như hiển thị hay tương tác nút nhấn vẫn hoạt động bình thường.</w:t>
+      </w:r>
+    </w:p>
+    <w:p>
+      <w:pPr>
+        <w:pStyle w:val="ListParagraph"/>
+        <w:numPr>
+          <w:ilvl w:val="0"/>
+          <w:numId w:val="41"/>
+        </w:numPr>
+        <w:jc w:val="both"/>
+        <w:rPr>
+          <w:sz w:val="26"/>
+          <w:szCs w:val="26"/>
+          <w:lang w:val="vi-VN"/>
+        </w:rPr>
+      </w:pPr>
+      <w:r>
+        <w:rPr>
+          <w:sz w:val="26"/>
+          <w:szCs w:val="26"/>
+          <w:lang w:val="vi-VN"/>
+        </w:rPr>
+        <w:t>Luồng hiển thị OLED (thread_display_oled)</w:t>
+      </w:r>
+    </w:p>
+    <w:p>
+      <w:pPr>
+        <w:ind w:firstLine="720"/>
+        <w:jc w:val="both"/>
+        <w:rPr>
+          <w:sz w:val="26"/>
+          <w:szCs w:val="26"/>
+          <w:lang w:val="vi-VN"/>
+        </w:rPr>
+      </w:pPr>
+      <w:r>
+        <w:rPr>
+          <w:sz w:val="26"/>
+          <w:szCs w:val="26"/>
+          <w:lang w:val="vi-VN"/>
+        </w:rPr>
+        <w:t>Luồng hiển thị có nhiệm vụ thu thập thông tin tổng hợp từ nhiều nguồn khác nhau qua cơ chế hàng đợi tin nhắn không chặn để cập nhật giao diện hiển thị mà không gây trễ hệ thống.</w:t>
+      </w:r>
+      <w:r>
+        <w:rPr>
+          <w:sz w:val="26"/>
+          <w:szCs w:val="26"/>
+          <w:lang w:val="vi-VN"/>
+        </w:rPr>
+        <w:t xml:space="preserve"> Luồng này nhận dữ liệu từ queue_pzem_oled để hiện thị thông số điện áp, dòng điện, công suất. Nhận ngưỡng từ queue_limit để hiện thị giá trị ngưỡng hiện tại.</w:t>
+      </w:r>
+      <w:r>
+        <w:rPr>
+          <w:sz w:val="26"/>
+          <w:szCs w:val="26"/>
+          <w:lang w:val="vi-VN"/>
+        </w:rPr>
+        <w:t>Luồng này còn sử dụng các API đồ họa cấp thấp của màn hình để dựng khung hình theo tọa độ. Đó là các lệnh như xóa màn hình về nền đen, định vị con trỏ và vẽ các nhãn thông số lên RAM hiển thị. Đẩy toàn bộ mảng dữ liệu đồ họa từ bộ đệm của RAM SoC xuống màn hình OLED qua bus I2C trong một phiên truyền duy nhất.</w:t>
+      </w:r>
+    </w:p>
+    <w:p>
+      <w:pPr>
+        <w:pStyle w:val="ListParagraph"/>
+        <w:numPr>
+          <w:ilvl w:val="0"/>
+          <w:numId w:val="41"/>
+        </w:numPr>
+        <w:jc w:val="both"/>
+        <w:rPr>
+          <w:sz w:val="26"/>
+          <w:szCs w:val="26"/>
+          <w:lang w:val="vi-VN"/>
+        </w:rPr>
+      </w:pPr>
+      <w:r>
+        <w:rPr>
+          <w:sz w:val="26"/>
+          <w:szCs w:val="26"/>
+          <w:lang w:val="vi-VN"/>
+        </w:rPr>
+        <w:t>Luồng điều khiển LED cảnh báo quá tải (thread_led_blink)</w:t>
+      </w:r>
+    </w:p>
+    <w:p>
+      <w:pPr>
+        <w:ind w:firstLine="720"/>
+        <w:jc w:val="both"/>
+        <w:rPr>
+          <w:sz w:val="26"/>
+          <w:szCs w:val="26"/>
+          <w:lang w:val="vi-VN"/>
+        </w:rPr>
+      </w:pPr>
+      <w:r>
+        <w:rPr>
+          <w:sz w:val="26"/>
+          <w:szCs w:val="26"/>
+          <w:lang w:val="vi-VN"/>
+        </w:rPr>
+        <w:t>Luồng điều khiển LED hoạt động độc lập, chịu trách nhiệm giám sát an toàn điện năng</w:t>
+      </w:r>
+      <w:r>
+        <w:rPr>
+          <w:sz w:val="26"/>
+          <w:szCs w:val="26"/>
+          <w:lang w:val="vi-VN"/>
+        </w:rPr>
+        <w:t xml:space="preserve"> bằng cách so sánh công suất tiêu thụ thực tế với ngưỡng bảo vệ được cấu hình. Luồng sử dụng mq_timedreceive với timeout 50ms để bắt gói tin công suất từ hàng đợi mq_pzem_led. Việc tách riêng hàng đợi dành cho LED và OLED đảm bảo dữ liệu từ luồng đọc dữ liệu được phân phối đến các tác vụ xử lý khác nhau mà không gây tranh chấp hoặc mất mát dữ liệu.</w:t>
+      </w:r>
+    </w:p>
+    <w:p>
+      <w:pPr>
+        <w:ind w:firstLine="720"/>
+        <w:jc w:val="both"/>
+        <w:rPr>
+          <w:sz w:val="26"/>
+          <w:szCs w:val="26"/>
+          <w:lang w:val="vi-VN"/>
+        </w:rPr>
+      </w:pPr>
+      <w:r>
+        <w:rPr>
+          <w:sz w:val="26"/>
+          <w:szCs w:val="26"/>
+          <w:lang w:val="vi-VN"/>
+        </w:rPr>
+        <w:t>Mặc dù dữ liệu công suất được truyền nhận an toàn qua message queue, giá trị cấu hình ngưỡng current_threshold lại là một biến toàn cục có thể bị thay đổi bởi luồng nút nhấn hoặc luồng mqtt. Do đó, luồng áp dụng cơ chế khóa loại trừ tương hỗ mutex bảo vệ. Việc khóa mutex giúp giảm thiểu tối đa thời gian chờ của các luồng khác trên hệ thống.</w:t>
+      </w:r>
+      <w:r>
+        <w:rPr>
+          <w:sz w:val="26"/>
+          <w:szCs w:val="26"/>
+          <w:lang w:val="vi-VN"/>
+        </w:rPr>
+        <w:t xml:space="preserve"> Sau khi nhận được giá trị công suất tiêu thụ thực tế và ngưỡng hiện tại, luồng sẽ thực hiện so sánh nếu giá trị công suất tiêu thụ thực tế vượt qua ngưỡng hiện tại thì LED sẽ nhấp nháy với chu kỳ 400ms. Nếu công suất không vượt ngưỡng thì LED rơi vào trạng thái ngủ.</w:t>
+      </w:r>
+    </w:p>
+    <w:p>
+      <w:pPr>
+        <w:pStyle w:val="ListParagraph"/>
+        <w:numPr>
+          <w:ilvl w:val="0"/>
+          <w:numId w:val="41"/>
+        </w:numPr>
+        <w:jc w:val="both"/>
+        <w:rPr>
+          <w:sz w:val="26"/>
+          <w:szCs w:val="26"/>
+          <w:lang w:val="vi-VN"/>
+        </w:rPr>
+      </w:pPr>
+      <w:r>
+        <w:rPr>
+          <w:sz w:val="26"/>
+          <w:szCs w:val="26"/>
+          <w:lang w:val="vi-VN"/>
+        </w:rPr>
+        <w:lastRenderedPageBreak/>
+        <w:t>Luồng xử lý nút nhấn (thread_button_handler)</w:t>
+      </w:r>
+    </w:p>
+    <w:p>
+      <w:pPr>
+        <w:ind w:firstLine="720"/>
+        <w:jc w:val="both"/>
+        <w:rPr>
+          <w:sz w:val="26"/>
+          <w:szCs w:val="26"/>
+          <w:lang w:val="vi-VN"/>
+        </w:rPr>
+      </w:pPr>
+      <w:r>
+        <w:rPr>
+          <w:sz w:val="26"/>
+          <w:szCs w:val="26"/>
+          <w:lang w:val="vi-VN"/>
+        </w:rPr>
+        <w:t xml:space="preserve">Luồng nút nhấn chịu trách nhiệm bắt các sự kiện ngắt phần cứng khi người dùng tương tác trực tiếp với board mạch, tính toán thay đổi ngưỡng công suất an toàn và phân phối cấu hình mới này đến các luồng tiêu </w:t>
+      </w:r>
+      <w:r>
+        <w:rPr>
+          <w:sz w:val="26"/>
+          <w:szCs w:val="26"/>
+          <w:lang w:val="vi-VN"/>
+        </w:rPr>
+        <w:t>thụ. Thay vì sử dụng vòng lặp kiểm tra trạng thái chân (poolling) gây lãng phí tài nguyên CPU, luồng này gọi hàm read() trực tiếp trên file thiết bị /dev/input/event1 (do Linux Input Subsystem quản lý).</w:t>
+      </w:r>
+      <w:r>
+        <w:rPr>
+          <w:sz w:val="26"/>
+          <w:szCs w:val="26"/>
+          <w:lang w:val="vi-VN"/>
+        </w:rPr>
+        <w:t xml:space="preserve"> Luồng này sẽ tự động rời vào trạng thái ngủ sâu và chỉ được nhân Linux đánh thực khi xuất hiện một sự kiện ngắt phím vật lý thực tế.</w:t>
+      </w:r>
+    </w:p>
+    <w:p>
+      <w:pPr>
+        <w:ind w:firstLine="720"/>
+        <w:jc w:val="both"/>
+        <w:rPr>
+          <w:sz w:val="26"/>
+          <w:szCs w:val="26"/>
+          <w:lang w:val="vi-VN"/>
+        </w:rPr>
+      </w:pPr>
+      <w:r>
+        <w:rPr>
+          <w:sz w:val="26"/>
+          <w:szCs w:val="26"/>
+          <w:lang w:val="vi-VN"/>
+        </w:rPr>
+        <w:t>Khi nhận được tín hiệu ấn phím, luồng tiến hành phân loại mã phím và áp dụng thuật toán kiểm tra biên an toàn. Nếu phím tăng được nhấn thì kiểm tra việc cộng thêm bước nhảy không vượt quá giá trị cực đại thì tiến hành tăng ngưỡng. Nếu phím giảm được nhấn thì không được hạ ngưỡng thấp hơn mức cực tiểu.</w:t>
+      </w:r>
+      <w:r>
+        <w:rPr>
+          <w:sz w:val="26"/>
+          <w:szCs w:val="26"/>
+          <w:lang w:val="vi-VN"/>
+        </w:rPr>
+        <w:t xml:space="preserve"> Toàn bộ quá trình tính toán toán học trên biến toàn cục current_threshold được đặt trong phạm vi bảo vệ của lock_threshold. </w:t>
+      </w:r>
+      <w:r>
+        <w:rPr>
+          <w:sz w:val="26"/>
+          <w:szCs w:val="26"/>
+          <w:lang w:val="vi-VN"/>
+        </w:rPr>
+        <w:t>Ngay khi tính toán xong, giá trị được sao chép và đẩy vào hàng đợi thông điệp mq_limit để kích hoạt việc cập nhật hiển thị tức thời tại luồng OLED.</w:t>
+      </w:r>
+    </w:p>
+    <w:p>
+      <w:pPr>
+        <w:pStyle w:val="ListParagraph"/>
+        <w:numPr>
+          <w:ilvl w:val="0"/>
+          <w:numId w:val="41"/>
+        </w:numPr>
+        <w:jc w:val="both"/>
+        <w:rPr>
+          <w:sz w:val="26"/>
+          <w:szCs w:val="26"/>
+          <w:lang w:val="vi-VN"/>
+        </w:rPr>
+      </w:pPr>
+      <w:r>
+        <w:rPr>
+          <w:sz w:val="26"/>
+          <w:szCs w:val="26"/>
+          <w:lang w:val="vi-VN"/>
+        </w:rPr>
+        <w:t>Luồng truyền thông đám mây (thread_mqtt)</w:t>
+      </w:r>
+    </w:p>
+    <w:p>
+      <w:pPr>
+        <w:ind w:firstLine="720"/>
+        <w:jc w:val="both"/>
+        <w:rPr>
+          <w:sz w:val="26"/>
+          <w:szCs w:val="26"/>
+          <w:lang w:val="vi-VN"/>
+        </w:rPr>
+      </w:pPr>
+      <w:r>
+        <w:rPr>
+          <w:sz w:val="26"/>
+          <w:szCs w:val="26"/>
+          <w:lang w:val="vi-VN"/>
+        </w:rPr>
+        <w:t xml:space="preserve">Luồng MQTT đóng vai trò vừa nhận cấu hình từ xa qua Cloud, vừa là hiển thị dữ liệu cảm biến được đẩy lên </w:t>
+      </w:r>
+      <w:r>
+        <w:rPr>
+          <w:sz w:val="26"/>
+          <w:szCs w:val="26"/>
+          <w:lang w:val="vi-VN"/>
+        </w:rPr>
+        <w:t>Cloud. Đây là luồng quan trọng giúp hệ thống tích hợp vào hạ tầng IoT.</w:t>
+      </w:r>
+      <w:r>
+        <w:rPr>
+          <w:sz w:val="26"/>
+          <w:szCs w:val="26"/>
+          <w:lang w:val="vi-VN"/>
+        </w:rPr>
+        <w:t xml:space="preserve"> </w:t>
+      </w:r>
+      <w:r>
+        <w:rPr>
+          <w:sz w:val="26"/>
+          <w:szCs w:val="26"/>
+          <w:lang w:val="vi-VN"/>
+        </w:rPr>
+        <w:t>Trong vòng lặp chính, luồng sử dụng mq_timedreceive</w:t>
+      </w:r>
+      <w:r>
+        <w:rPr>
+          <w:sz w:val="26"/>
+          <w:szCs w:val="26"/>
+          <w:lang w:val="vi-VN"/>
+        </w:rPr>
+        <w:t xml:space="preserve"> với thời gian chờ tối đa 200ms để chờ lệnh từ hàng đợi mq_pzem_mqtt. Khi nhận được chuỗi định dạng</w:t>
+      </w:r>
+      <w:r>
+        <w:rPr>
+          <w:sz w:val="26"/>
+          <w:szCs w:val="26"/>
+          <w:lang w:val="vi-VN"/>
+        </w:rPr>
+        <w:t xml:space="preserve"> dữ liệu điện năng từ cảm biến, luồng lập tức gọi hàm mosquitto_publish() để đẩy bản tin lên </w:t>
+      </w:r>
+      <w:r>
+        <w:rPr>
+          <w:sz w:val="26"/>
+          <w:szCs w:val="26"/>
+          <w:lang w:val="vi-VN"/>
+        </w:rPr>
+        <w:t>Cloud, giúp người dùng theo dõi trực tuyến trạng thái điện năng của hệ thống.</w:t>
+      </w:r>
+    </w:p>
+    <w:p>
+      <w:pPr>
+        <w:ind w:firstLine="720"/>
+        <w:jc w:val="both"/>
+        <w:rPr>
+          <w:sz w:val="26"/>
+          <w:szCs w:val="26"/>
+          <w:lang w:val="vi-VN"/>
+        </w:rPr>
+      </w:pPr>
+      <w:r>
+        <w:rPr>
+          <w:sz w:val="26"/>
+          <w:szCs w:val="26"/>
+          <w:lang w:val="vi-VN"/>
+        </w:rPr>
+        <w:t>Để không làm gián đoạn luồng chính, driver sử dụng hàm mosquitto_loop_start(). Hàm này khởi tạo một luồng chạy ngầm nội</w:t>
+      </w:r>
+      <w:r>
+        <w:rPr>
+          <w:sz w:val="26"/>
+          <w:szCs w:val="26"/>
+          <w:lang w:val="vi-VN"/>
+        </w:rPr>
+        <w:t xml:space="preserve"> bộ</w:t>
+      </w:r>
+      <w:r>
+        <w:rPr>
+          <w:sz w:val="26"/>
+          <w:szCs w:val="26"/>
+          <w:lang w:val="vi-VN"/>
+        </w:rPr>
+        <w:t xml:space="preserve"> của thư viện </w:t>
+      </w:r>
+      <w:r>
+        <w:rPr>
+          <w:sz w:val="26"/>
+          <w:szCs w:val="26"/>
+          <w:lang w:val="vi-VN"/>
+        </w:rPr>
+        <w:t>Mosquitto, chịu trách nhiệm tự động duy trì gói tin Keep-Alive và lắng nghe dữ liệu từ Broker mạng.</w:t>
+      </w:r>
+      <w:r>
+        <w:rPr>
+          <w:sz w:val="26"/>
+          <w:szCs w:val="26"/>
+          <w:lang w:val="vi-VN"/>
+        </w:rPr>
+        <w:t xml:space="preserve"> Khi người dùng thay đổi ngưỡng từ xa, Broker sẽ gửi dữ liệu xuống Topic. Hàm on_message được kích hoạt để trích xuất chuỗi payload và chuyển đổi thành số thực, kiểm tra tính hợp lệ của dữ liệu trong dải. Độc chiếm cấu hình thông qua lock_threshold để ghi giá trị mới.</w:t>
+      </w:r>
+      <w:r>
+        <w:rPr>
+          <w:sz w:val="26"/>
+          <w:szCs w:val="26"/>
+          <w:lang w:val="vi-VN"/>
+        </w:rPr>
+        <w:t xml:space="preserve"> Gửi giá trị ngưỡng mới vào hàng đợi mq_limit để đồng bộ hóa giữa điều khiển tại chỗ và điều khiển từ xa.</w:t>
+      </w:r>
+    </w:p>
+    <w:p>
+      <w:pPr>
+        <w:pStyle w:val="ListParagraph"/>
+        <w:numPr>
+          <w:ilvl w:val="2"/>
+          <w:numId w:val="36"/>
+        </w:numPr>
+        <w:jc w:val="both"/>
+        <w:rPr>
+          <w:sz w:val="26"/>
+          <w:szCs w:val="26"/>
+          <w:lang w:val="vi-VN"/>
+        </w:rPr>
+      </w:pPr>
+      <w:r>
+        <w:rPr>
+          <w:sz w:val="26"/>
+          <w:szCs w:val="26"/>
+          <w:lang w:val="vi-VN"/>
+        </w:rPr>
+        <w:t>Cơ chế IPC và đồng bộ trong hệ thống</w:t>
+      </w:r>
+    </w:p>
+    <w:p>
+      <w:pPr>
+        <w:ind w:firstLine="720"/>
+        <w:jc w:val="both"/>
+        <w:rPr>
+          <w:sz w:val="26"/>
+          <w:szCs w:val="26"/>
+          <w:lang w:val="vi-VN"/>
+        </w:rPr>
+      </w:pPr>
+      <w:r>
+        <w:rPr>
+          <w:sz w:val="26"/>
+          <w:szCs w:val="26"/>
+        </w:rPr>
+        <w:t xml:space="preserve">Trong một hệ thống nhúng đa nhiệm thời gian thực, việc vận hành đồng thời 5 luồng (Sensor, OLED, Button, MQTT, và Luồng logic cảnh báo) mang lại hiệu năng xử lý cao, tối ưu hóa thời gian nhàn rỗi của CPU. Tuy nhiên, thách thức lớn nhất của kiến trúc này là kiểm soát tài nguyên dùng chung và điều phối thông điệp. Nếu không có cơ chế quản lý thích hợp, hệ thống sẽ rơi vào trạng thái tranh chấp tài </w:t>
+      </w:r>
+      <w:r>
+        <w:rPr>
+          <w:sz w:val="26"/>
+          <w:szCs w:val="26"/>
+        </w:rPr>
+        <w:t>nguyên</w:t>
+      </w:r>
+      <w:r>
+        <w:rPr>
+          <w:sz w:val="26"/>
+          <w:szCs w:val="26"/>
+          <w:lang w:val="vi-VN"/>
+        </w:rPr>
+        <w:t xml:space="preserve">, </w:t>
+      </w:r>
+      <w:r>
+        <w:rPr>
+          <w:sz w:val="26"/>
+          <w:szCs w:val="26"/>
+        </w:rPr>
+        <w:t>dẫn đến sai lệch dữ liệu hoặc nghiêm trọng hơn là hiện tượng nghẽn mạch/treo hệ thống.</w:t>
+      </w:r>
+      <w:r>
+        <w:rPr>
+          <w:sz w:val="26"/>
+          <w:szCs w:val="26"/>
+          <w:lang w:val="vi-VN"/>
+        </w:rPr>
+        <w:t xml:space="preserve"> </w:t>
+      </w:r>
+      <w:r>
+        <w:rPr>
+          <w:sz w:val="26"/>
+          <w:szCs w:val="26"/>
+        </w:rPr>
+        <w:t>Để giải quyết triệt để vấn đề này, ứng dụng được thiết kế dựa trên hai cơ chế đồng bộ cốt lõi của thư viện POSIX Thread</w:t>
+      </w:r>
+      <w:r>
+        <w:rPr>
+          <w:sz w:val="26"/>
+          <w:szCs w:val="26"/>
+        </w:rPr>
+        <w:t xml:space="preserve">s: </w:t>
+      </w:r>
+      <w:r>
+        <w:rPr>
+          <w:sz w:val="26"/>
+          <w:szCs w:val="26"/>
+        </w:rPr>
+        <w:t>h</w:t>
+      </w:r>
+      <w:r>
+        <w:rPr>
+          <w:sz w:val="26"/>
+          <w:szCs w:val="26"/>
+        </w:rPr>
+        <w:t xml:space="preserve">àng đợi thông điệp (Message Queue) và </w:t>
+      </w:r>
+      <w:r>
+        <w:rPr>
+          <w:sz w:val="26"/>
+          <w:szCs w:val="26"/>
+          <w:lang w:val="vi-VN"/>
+        </w:rPr>
+        <w:t>k</w:t>
+      </w:r>
+      <w:r>
+        <w:rPr>
+          <w:sz w:val="26"/>
+          <w:szCs w:val="26"/>
+        </w:rPr>
+        <w:t>hóa loại trừ tương hỗ (Mutex Lock).</w:t>
+      </w:r>
+    </w:p>
+    <w:tbl>
+      <w:tblPr>
+        <w:tblStyle w:val="TableGrid"/>
+        <w:tblW w:w="9012" w:type="dxa"/>
+        <w:tblLook w:val="04A0" w:firstRow="1" w:lastRow="0" w:firstColumn="1" w:lastColumn="0" w:noHBand="0" w:noVBand="1"/>
+      </w:tblPr>
+      <w:tblGrid>
+        <w:gridCol w:w="2405"/>
+        <w:gridCol w:w="2305"/>
+        <w:gridCol w:w="4302"/>
+      </w:tblGrid>
+      <w:tr>
+        <w:trPr>
+          <w:trHeight w:val="826"/>
+        </w:trPr>
+        <w:tc>
+          <w:tcPr>
+            <w:tcW w:w="2405" w:type="dxa"/>
+          </w:tcPr>
+          <w:p>
+            <w:pPr>
+              <w:jc w:val="both"/>
+              <w:rPr>
+                <w:sz w:val="26"/>
+                <w:szCs w:val="26"/>
+                <w:lang w:val="vi-VN"/>
+              </w:rPr>
+            </w:pPr>
+            <w:r>
+              <w:rPr>
+                <w:sz w:val="26"/>
+                <w:szCs w:val="26"/>
+                <w:lang w:val="vi-VN"/>
+              </w:rPr>
+              <w:lastRenderedPageBreak/>
+              <w:t>Tên đối tượng</w:t>
+            </w:r>
+          </w:p>
+        </w:tc>
+        <w:tc>
+          <w:tcPr>
+            <w:tcW w:w="2305" w:type="dxa"/>
+          </w:tcPr>
+          <w:p>
+            <w:pPr>
+              <w:jc w:val="both"/>
+              <w:rPr>
+                <w:sz w:val="26"/>
+                <w:szCs w:val="26"/>
+                <w:lang w:val="vi-VN"/>
+              </w:rPr>
+            </w:pPr>
+            <w:r>
+              <w:rPr>
+                <w:sz w:val="26"/>
+                <w:szCs w:val="26"/>
+                <w:lang w:val="vi-VN"/>
+              </w:rPr>
+              <w:t>Loại IPC</w:t>
+            </w:r>
+          </w:p>
+        </w:tc>
+        <w:tc>
+          <w:tcPr>
+            <w:tcW w:w="4302" w:type="dxa"/>
+          </w:tcPr>
+          <w:p>
+            <w:pPr>
+              <w:jc w:val="both"/>
+              <w:rPr>
+                <w:sz w:val="26"/>
+                <w:szCs w:val="26"/>
+                <w:lang w:val="vi-VN"/>
+              </w:rPr>
+            </w:pPr>
+            <w:r>
+              <w:rPr>
+                <w:sz w:val="26"/>
+                <w:szCs w:val="26"/>
+                <w:lang w:val="vi-VN"/>
+              </w:rPr>
+              <w:t>Chức năng chính</w:t>
+            </w:r>
+          </w:p>
+        </w:tc>
+      </w:tr>
+      <w:tr>
+        <w:trPr>
+          <w:trHeight w:val="793"/>
+        </w:trPr>
+        <w:tc>
+          <w:tcPr>
+            <w:tcW w:w="2405" w:type="dxa"/>
+          </w:tcPr>
+          <w:p>
+            <w:pPr>
+              <w:jc w:val="both"/>
+              <w:rPr>
+                <w:sz w:val="26"/>
+                <w:szCs w:val="26"/>
+                <w:lang w:val="vi-VN"/>
+              </w:rPr>
+            </w:pPr>
+            <w:r>
+              <w:rPr>
+                <w:sz w:val="26"/>
+                <w:szCs w:val="26"/>
+                <w:lang w:val="vi-VN"/>
+              </w:rPr>
+              <w:t>queue_pzem_oled</w:t>
+            </w:r>
+          </w:p>
+        </w:tc>
+        <w:tc>
+          <w:tcPr>
+            <w:tcW w:w="2305" w:type="dxa"/>
+          </w:tcPr>
+          <w:p>
+            <w:pPr>
+              <w:jc w:val="both"/>
+              <w:rPr>
+                <w:sz w:val="26"/>
+                <w:szCs w:val="26"/>
+                <w:lang w:val="vi-VN"/>
+              </w:rPr>
+            </w:pPr>
+            <w:r>
+              <w:rPr>
+                <w:sz w:val="26"/>
+                <w:szCs w:val="26"/>
+                <w:lang w:val="vi-VN"/>
+              </w:rPr>
+              <w:t>Queue</w:t>
+            </w:r>
+          </w:p>
+        </w:tc>
+        <w:tc>
+          <w:tcPr>
+            <w:tcW w:w="4302" w:type="dxa"/>
+          </w:tcPr>
+          <w:p>
+            <w:pPr>
+              <w:jc w:val="both"/>
+              <w:rPr>
+                <w:sz w:val="26"/>
+                <w:szCs w:val="26"/>
+                <w:lang w:val="vi-VN"/>
+              </w:rPr>
+            </w:pPr>
+            <w:r>
+              <w:rPr>
+                <w:sz w:val="26"/>
+                <w:szCs w:val="26"/>
+                <w:lang w:val="vi-VN"/>
+              </w:rPr>
+              <w:t>Truyền dữ liệu từ luồng đọc dữ liệu cảm biến đến luồng hiển thị</w:t>
+            </w:r>
+          </w:p>
+        </w:tc>
+      </w:tr>
+      <w:tr>
+        <w:trPr>
+          <w:trHeight w:val="826"/>
+        </w:trPr>
+        <w:tc>
+          <w:tcPr>
+            <w:tcW w:w="2405" w:type="dxa"/>
+          </w:tcPr>
+          <w:p>
+            <w:pPr>
+              <w:jc w:val="both"/>
+              <w:rPr>
+                <w:sz w:val="26"/>
+                <w:szCs w:val="26"/>
+                <w:lang w:val="vi-VN"/>
+              </w:rPr>
+            </w:pPr>
+            <w:r>
+              <w:rPr>
+                <w:sz w:val="26"/>
+                <w:szCs w:val="26"/>
+                <w:lang w:val="vi-VN"/>
+              </w:rPr>
+              <w:t>queue_pzem_mqtt</w:t>
+            </w:r>
+          </w:p>
+        </w:tc>
+        <w:tc>
+          <w:tcPr>
+            <w:tcW w:w="2305" w:type="dxa"/>
+          </w:tcPr>
+          <w:p>
+            <w:pPr>
+              <w:jc w:val="both"/>
+              <w:rPr>
+                <w:sz w:val="26"/>
+                <w:szCs w:val="26"/>
+                <w:lang w:val="vi-VN"/>
+              </w:rPr>
+            </w:pPr>
+            <w:r>
+              <w:rPr>
+                <w:sz w:val="26"/>
+                <w:szCs w:val="26"/>
+                <w:lang w:val="vi-VN"/>
+              </w:rPr>
+              <w:t>Queue</w:t>
+            </w:r>
+          </w:p>
+        </w:tc>
+        <w:tc>
+          <w:tcPr>
+            <w:tcW w:w="4302" w:type="dxa"/>
+          </w:tcPr>
+          <w:p>
+            <w:pPr>
+              <w:jc w:val="both"/>
+              <w:rPr>
+                <w:sz w:val="26"/>
+                <w:szCs w:val="26"/>
+                <w:lang w:val="vi-VN"/>
+              </w:rPr>
+            </w:pPr>
+            <w:r>
+              <w:rPr>
+                <w:sz w:val="26"/>
+                <w:szCs w:val="26"/>
+                <w:lang w:val="vi-VN"/>
+              </w:rPr>
+              <w:t>Truyền dữ liệu từ luồng đọc cảm biến đến luồng mqtt để hiện thị trên Cloud</w:t>
+            </w:r>
+          </w:p>
+        </w:tc>
+      </w:tr>
+      <w:tr>
+        <w:trPr>
+          <w:trHeight w:val="826"/>
+        </w:trPr>
+        <w:tc>
+          <w:tcPr>
+            <w:tcW w:w="2405" w:type="dxa"/>
+          </w:tcPr>
+          <w:p>
+            <w:pPr>
+              <w:jc w:val="both"/>
+              <w:rPr>
+                <w:sz w:val="26"/>
+                <w:szCs w:val="26"/>
+                <w:lang w:val="vi-VN"/>
+              </w:rPr>
+            </w:pPr>
+            <w:r>
+              <w:rPr>
+                <w:sz w:val="26"/>
+                <w:szCs w:val="26"/>
+                <w:lang w:val="vi-VN"/>
+              </w:rPr>
+              <w:t>queue_pzem_led</w:t>
+            </w:r>
+          </w:p>
+        </w:tc>
+        <w:tc>
+          <w:tcPr>
+            <w:tcW w:w="2305" w:type="dxa"/>
+          </w:tcPr>
+          <w:p>
+            <w:pPr>
+              <w:jc w:val="both"/>
+              <w:rPr>
+                <w:sz w:val="26"/>
+                <w:szCs w:val="26"/>
+                <w:lang w:val="vi-VN"/>
+              </w:rPr>
+            </w:pPr>
+            <w:r>
+              <w:rPr>
+                <w:sz w:val="26"/>
+                <w:szCs w:val="26"/>
+                <w:lang w:val="vi-VN"/>
+              </w:rPr>
+              <w:t>Queue</w:t>
+            </w:r>
+          </w:p>
+        </w:tc>
+        <w:tc>
+          <w:tcPr>
+            <w:tcW w:w="4302" w:type="dxa"/>
+          </w:tcPr>
+          <w:p>
+            <w:pPr>
+              <w:jc w:val="both"/>
+              <w:rPr>
+                <w:sz w:val="26"/>
+                <w:szCs w:val="26"/>
+                <w:lang w:val="vi-VN"/>
+              </w:rPr>
+            </w:pPr>
+            <w:r>
+              <w:rPr>
+                <w:sz w:val="26"/>
+                <w:szCs w:val="26"/>
+                <w:lang w:val="vi-VN"/>
+              </w:rPr>
+              <w:t>Truyền dữ liệu từ luồng đọc cảm biến đến luồng led để lấy công suất tiêu thụ</w:t>
+            </w:r>
+          </w:p>
+        </w:tc>
+      </w:tr>
+      <w:tr>
+        <w:trPr>
+          <w:trHeight w:val="826"/>
+        </w:trPr>
+        <w:tc>
+          <w:tcPr>
+            <w:tcW w:w="2405" w:type="dxa"/>
+          </w:tcPr>
+          <w:p>
+            <w:pPr>
+              <w:jc w:val="both"/>
+              <w:rPr>
+                <w:sz w:val="26"/>
+                <w:szCs w:val="26"/>
+                <w:lang w:val="vi-VN"/>
+              </w:rPr>
+            </w:pPr>
+            <w:r>
+              <w:rPr>
+                <w:sz w:val="26"/>
+                <w:szCs w:val="26"/>
+                <w:lang w:val="vi-VN"/>
+              </w:rPr>
+              <w:t>queue_limit</w:t>
+            </w:r>
+          </w:p>
+        </w:tc>
+        <w:tc>
+          <w:tcPr>
+            <w:tcW w:w="2305" w:type="dxa"/>
+          </w:tcPr>
+          <w:p>
+            <w:pPr>
+              <w:jc w:val="both"/>
+              <w:rPr>
+                <w:sz w:val="26"/>
+                <w:szCs w:val="26"/>
+                <w:lang w:val="vi-VN"/>
+              </w:rPr>
+            </w:pPr>
+            <w:r>
+              <w:rPr>
+                <w:sz w:val="26"/>
+                <w:szCs w:val="26"/>
+                <w:lang w:val="vi-VN"/>
+              </w:rPr>
+              <w:t>Queue</w:t>
+            </w:r>
+          </w:p>
+        </w:tc>
+        <w:tc>
+          <w:tcPr>
+            <w:tcW w:w="4302" w:type="dxa"/>
+          </w:tcPr>
+          <w:p>
+            <w:pPr>
+              <w:jc w:val="both"/>
+              <w:rPr>
+                <w:sz w:val="26"/>
+                <w:szCs w:val="26"/>
+                <w:lang w:val="vi-VN"/>
+              </w:rPr>
+            </w:pPr>
+            <w:r>
+              <w:rPr>
+                <w:sz w:val="26"/>
+                <w:szCs w:val="26"/>
+                <w:lang w:val="vi-VN"/>
+              </w:rPr>
+              <w:t>Sử dụng để đồng bộ ngưỡng thay đổi do button và mqtt lên màn hình OLED</w:t>
+            </w:r>
+          </w:p>
+        </w:tc>
+      </w:tr>
+      <w:tr>
+        <w:trPr>
+          <w:trHeight w:val="793"/>
+        </w:trPr>
+        <w:tc>
+          <w:tcPr>
+            <w:tcW w:w="2405" w:type="dxa"/>
+          </w:tcPr>
+          <w:p>
+            <w:pPr>
+              <w:jc w:val="both"/>
+              <w:rPr>
+                <w:sz w:val="26"/>
+                <w:szCs w:val="26"/>
+                <w:lang w:val="vi-VN"/>
+              </w:rPr>
+            </w:pPr>
+            <w:r>
+              <w:rPr>
+                <w:sz w:val="26"/>
+                <w:szCs w:val="26"/>
+                <w:lang w:val="vi-VN"/>
+              </w:rPr>
+              <w:t>lock_threshold</w:t>
+            </w:r>
+          </w:p>
+        </w:tc>
+        <w:tc>
+          <w:tcPr>
+            <w:tcW w:w="2305" w:type="dxa"/>
+          </w:tcPr>
+          <w:p>
+            <w:pPr>
+              <w:jc w:val="both"/>
+              <w:rPr>
+                <w:sz w:val="26"/>
+                <w:szCs w:val="26"/>
+                <w:lang w:val="vi-VN"/>
+              </w:rPr>
+            </w:pPr>
+            <w:r>
+              <w:rPr>
+                <w:sz w:val="26"/>
+                <w:szCs w:val="26"/>
+                <w:lang w:val="vi-VN"/>
+              </w:rPr>
+              <w:t>Mutex</w:t>
+            </w:r>
+          </w:p>
+        </w:tc>
+        <w:tc>
+          <w:tcPr>
+            <w:tcW w:w="4302" w:type="dxa"/>
+          </w:tcPr>
+          <w:p>
+            <w:pPr>
+              <w:jc w:val="both"/>
+              <w:rPr>
+                <w:sz w:val="26"/>
+                <w:szCs w:val="26"/>
+                <w:lang w:val="vi-VN"/>
+              </w:rPr>
+            </w:pPr>
+            <w:r>
+              <w:rPr>
+                <w:sz w:val="26"/>
+                <w:szCs w:val="26"/>
+                <w:lang w:val="vi-VN"/>
+              </w:rPr>
+              <w:t>Sử dụng để bảo vệ biến global dùng chung để các task có thể đọc ghi.</w:t>
+            </w:r>
+          </w:p>
+        </w:tc>
+      </w:tr>
+    </w:tbl>
+    <w:p>
+      <w:pPr>
+        <w:jc w:val="both"/>
+        <w:rPr>
+          <w:sz w:val="26"/>
+          <w:szCs w:val="26"/>
+          <w:lang w:val="vi-VN"/>
+        </w:rPr>
+      </w:pPr>
+      <w:r>
+        <w:rPr>
+          <w:sz w:val="26"/>
+          <w:szCs w:val="26"/>
+          <w:lang w:val="vi-VN"/>
+        </w:rPr>
+        <w:t>Bảng : Các IPC trong hệ thống</w:t>
+      </w:r>
+    </w:p>
+    <w:p>
+      <w:pPr>
+        <w:pStyle w:val="ListParagraph"/>
+        <w:numPr>
+          <w:ilvl w:val="0"/>
+          <w:numId w:val="42"/>
+        </w:numPr>
+        <w:jc w:val="both"/>
+        <w:rPr>
+          <w:sz w:val="26"/>
+          <w:szCs w:val="26"/>
+          <w:lang w:val="vi-VN"/>
+        </w:rPr>
+      </w:pPr>
+      <w:r>
+        <w:rPr>
+          <w:sz w:val="26"/>
+          <w:szCs w:val="26"/>
+          <w:lang w:val="vi-VN"/>
+        </w:rPr>
+        <w:t>Hàng đợi thông điệp (Message Queue)</w:t>
+      </w:r>
+      <w:r>
+        <w:rPr>
+          <w:sz w:val="26"/>
+          <w:szCs w:val="26"/>
+          <w:lang w:val="vi-VN"/>
+        </w:rPr>
+        <w:t xml:space="preserve"> và giải pháp đồng nhất kênh điều khiển</w:t>
+      </w:r>
+    </w:p>
+    <w:p>
+      <w:pPr>
+        <w:ind w:firstLine="720"/>
+        <w:jc w:val="both"/>
+        <w:rPr>
+          <w:sz w:val="26"/>
+          <w:szCs w:val="26"/>
+          <w:lang w:val="vi-VN"/>
+        </w:rPr>
+      </w:pPr>
+      <w:r>
+        <w:rPr>
+          <w:sz w:val="26"/>
+          <w:szCs w:val="26"/>
+        </w:rPr>
+        <w:t xml:space="preserve">Hệ thống </w:t>
+      </w:r>
+      <w:r>
+        <w:rPr>
+          <w:sz w:val="26"/>
+          <w:szCs w:val="26"/>
+        </w:rPr>
+        <w:t>c</w:t>
+      </w:r>
+      <w:r>
+        <w:rPr>
+          <w:sz w:val="26"/>
+          <w:szCs w:val="26"/>
+        </w:rPr>
+        <w:t>ho phép thay đổi ngưỡng công suất an toàn từ hai nguồn độc lập, bất đồng bộ</w:t>
+      </w:r>
+      <w:r>
+        <w:rPr>
+          <w:sz w:val="26"/>
+          <w:szCs w:val="26"/>
+          <w:lang w:val="vi-VN"/>
+        </w:rPr>
+        <w:t xml:space="preserve"> đó là điều khiển tại chỗ (local) người dùng tương tác trực tiếp và nút nhấn vật lý hoặc là người dùng gửi lệnh từ Cloud qua Broker, kích hoạt hàm phản hồi của mạng.</w:t>
+      </w:r>
+      <w:r>
+        <w:rPr>
+          <w:sz w:val="26"/>
+          <w:szCs w:val="26"/>
+          <w:lang w:val="vi-VN"/>
+        </w:rPr>
+        <w:t xml:space="preserve"> </w:t>
+      </w:r>
+      <w:r>
+        <w:rPr>
+          <w:sz w:val="26"/>
+          <w:szCs w:val="26"/>
+        </w:rPr>
+        <w:t>Nếu hai nguồn này cùng lúc ghi đè trực tiếp lên biến cấu hình, dữ liệu sẽ bị xung đột. Hệ thống đã sử dụng hàng đợi thông điệp POSIX định danh là /mq_limit để làm trung gian điều phối theo mô hình</w:t>
+      </w:r>
+      <w:r>
+        <w:rPr>
+          <w:sz w:val="26"/>
+          <w:szCs w:val="26"/>
+          <w:lang w:val="vi-VN"/>
+        </w:rPr>
+        <w:t xml:space="preserve"> </w:t>
+      </w:r>
+      <w:r>
+        <w:rPr>
+          <w:sz w:val="26"/>
+          <w:szCs w:val="26"/>
+        </w:rPr>
+        <w:t>n</w:t>
+      </w:r>
+      <w:r>
+        <w:rPr>
+          <w:sz w:val="26"/>
+          <w:szCs w:val="26"/>
+        </w:rPr>
+        <w:t xml:space="preserve">hiều nguồn phát - </w:t>
+      </w:r>
+      <w:r>
+        <w:rPr>
+          <w:sz w:val="26"/>
+          <w:szCs w:val="26"/>
+        </w:rPr>
+        <w:t>m</w:t>
+      </w:r>
+      <w:r>
+        <w:rPr>
+          <w:sz w:val="26"/>
+          <w:szCs w:val="26"/>
+        </w:rPr>
+        <w:t>ột nguồn nhận.</w:t>
+      </w:r>
+    </w:p>
+    <w:p>
+      <w:pPr>
+        <w:ind w:firstLine="720"/>
+        <w:jc w:val="both"/>
+        <w:rPr>
+          <w:sz w:val="26"/>
+          <w:szCs w:val="26"/>
+          <w:lang w:val="vi-VN"/>
+        </w:rPr>
+      </w:pPr>
+      <w:r>
+        <w:rPr>
+          <w:sz w:val="26"/>
+          <w:szCs w:val="26"/>
+          <w:lang w:val="vi-VN"/>
+        </w:rPr>
+        <w:t>Ngoài ra luồng mqtt, luồng cảnh báo và luồng hiển thị</w:t>
+      </w:r>
+      <w:r>
+        <w:rPr>
+          <w:sz w:val="26"/>
+          <w:szCs w:val="26"/>
+          <w:lang w:val="vi-VN"/>
+        </w:rPr>
+        <w:t xml:space="preserve"> đóng vai trò là nguồn nhận, luôn lắng nghe đầu ra của hàng đợi thông qua hàm mq_receive() hoặc mq_ti</w:t>
+      </w:r>
+      <w:r>
+        <w:rPr>
+          <w:sz w:val="26"/>
+          <w:szCs w:val="26"/>
+          <w:lang w:val="vi-VN"/>
+        </w:rPr>
+        <w:t xml:space="preserve">medreceive. </w:t>
+      </w:r>
+      <w:r>
+        <w:rPr>
+          <w:sz w:val="26"/>
+          <w:szCs w:val="26"/>
+          <w:lang w:val="vi-VN"/>
+        </w:rPr>
+        <w:t xml:space="preserve">Luồng hiển thị và luồng cảnh báo không cần quan tâm sự thay đổi xuất phát từ phần cứng tại chỗ hay từ mạng Internet. Chúng chỉ cần duy trì một vòng lặp kiểm tra duy nhất đầu ra của hàng </w:t>
+      </w:r>
+      <w:r>
+        <w:rPr>
+          <w:sz w:val="26"/>
+          <w:szCs w:val="26"/>
+          <w:lang w:val="vi-VN"/>
+        </w:rPr>
+        <w:t xml:space="preserve">đợi, </w:t>
+      </w:r>
+      <w:r>
+        <w:rPr>
+          <w:sz w:val="26"/>
+          <w:szCs w:val="26"/>
+        </w:rPr>
+        <w:t xml:space="preserve">giúp mã nguồn ứng dụng tối giản, tường minh và giảm độ phức tạp khi dựng giao </w:t>
+      </w:r>
+      <w:r>
+        <w:rPr>
+          <w:sz w:val="26"/>
+          <w:szCs w:val="26"/>
+        </w:rPr>
+        <w:t>diện</w:t>
+      </w:r>
+      <w:r>
+        <w:rPr>
+          <w:sz w:val="26"/>
+          <w:szCs w:val="26"/>
+          <w:lang w:val="vi-VN"/>
+        </w:rPr>
+        <w:t>.</w:t>
+      </w:r>
+      <w:r>
+        <w:rPr>
+          <w:sz w:val="26"/>
+          <w:szCs w:val="26"/>
+          <w:lang w:val="vi-VN"/>
+        </w:rPr>
+        <w:t xml:space="preserve"> </w:t>
+      </w:r>
+      <w:r>
+        <w:rPr>
+          <w:sz w:val="26"/>
+          <w:szCs w:val="26"/>
+        </w:rPr>
+        <w:t>Cơ chế hàng đợi giúp giải phóng luồng MQTT ngay lập tức sau khi nhận dữ liệu, không bắt mạng phải chờ đợi quá trình vẽ lại màn hình OLED (vốn mất nhiều chu kỳ I2C), đảm bảo luồng MQTT không bị ngắt kết nối với Broker.</w:t>
+      </w:r>
+    </w:p>
+    <w:p>
+      <w:pPr>
+        <w:pStyle w:val="ListParagraph"/>
+        <w:numPr>
+          <w:ilvl w:val="0"/>
+          <w:numId w:val="42"/>
+        </w:numPr>
+        <w:jc w:val="both"/>
+        <w:rPr>
+          <w:sz w:val="26"/>
+          <w:szCs w:val="26"/>
+          <w:lang w:val="vi-VN"/>
+        </w:rPr>
+      </w:pPr>
+      <w:r>
+        <w:rPr>
+          <w:sz w:val="26"/>
+          <w:szCs w:val="26"/>
+        </w:rPr>
+        <w:t xml:space="preserve">Cơ chế </w:t>
+      </w:r>
+      <w:r>
+        <w:rPr>
+          <w:sz w:val="26"/>
+          <w:szCs w:val="26"/>
+        </w:rPr>
+        <w:t>k</w:t>
+      </w:r>
+      <w:r>
+        <w:rPr>
+          <w:sz w:val="26"/>
+          <w:szCs w:val="26"/>
+        </w:rPr>
+        <w:t xml:space="preserve">hóa </w:t>
+      </w:r>
+      <w:r>
+        <w:rPr>
+          <w:sz w:val="26"/>
+          <w:szCs w:val="26"/>
+        </w:rPr>
+        <w:t>đồng</w:t>
+      </w:r>
+      <w:r>
+        <w:rPr>
+          <w:sz w:val="26"/>
+          <w:szCs w:val="26"/>
+          <w:lang w:val="vi-VN"/>
+        </w:rPr>
+        <w:t xml:space="preserve"> bộ</w:t>
+      </w:r>
+      <w:r>
+        <w:rPr>
+          <w:sz w:val="26"/>
+          <w:szCs w:val="26"/>
+        </w:rPr>
+        <w:t xml:space="preserve"> (Mutex Lock) cho biến cấu hình ngưỡng</w:t>
+      </w:r>
+    </w:p>
+    <w:p>
+      <w:pPr>
+        <w:ind w:firstLine="720"/>
+        <w:jc w:val="both"/>
+        <w:rPr>
+          <w:sz w:val="26"/>
+          <w:szCs w:val="26"/>
+          <w:lang w:val="vi-VN"/>
+        </w:rPr>
+      </w:pPr>
+      <w:r>
+        <w:rPr>
+          <w:sz w:val="26"/>
+          <w:szCs w:val="26"/>
+        </w:rPr>
+        <w:t xml:space="preserve">Trong kiến trúc đa nhiệm của ứng dụng, biến toàn cục current_threshold (kiểu dữ liệu float) lưu trữ giá trị ngưỡng cảnh báo công suất hiện tại của hệ thống. Biến này là một tài nguyên dùng chung quan trọng, bị can thiệp đồng thời bởi cả tác vụ ghi (thay đổi giá trị) và tác vụ đọc (kiểm tra điều kiện) từ nhiều luồng bất đồng </w:t>
+      </w:r>
+      <w:r>
+        <w:rPr>
+          <w:sz w:val="26"/>
+          <w:szCs w:val="26"/>
+        </w:rPr>
+        <w:t>bộ</w:t>
+      </w:r>
+      <w:r>
+        <w:rPr>
+          <w:sz w:val="26"/>
+          <w:szCs w:val="26"/>
+          <w:lang w:val="vi-VN"/>
+        </w:rPr>
+        <w:t xml:space="preserve">. </w:t>
+      </w:r>
+      <w:r>
+        <w:rPr>
+          <w:sz w:val="26"/>
+          <w:szCs w:val="26"/>
+        </w:rPr>
+        <w:t xml:space="preserve">Tác vụ </w:t>
+      </w:r>
+      <w:r>
+        <w:rPr>
+          <w:sz w:val="26"/>
+          <w:szCs w:val="26"/>
+        </w:rPr>
+        <w:t>ghi</w:t>
+      </w:r>
+      <w:r>
+        <w:rPr>
+          <w:sz w:val="26"/>
+          <w:szCs w:val="26"/>
+          <w:lang w:val="vi-VN"/>
+        </w:rPr>
+        <w:t xml:space="preserve"> </w:t>
+      </w:r>
+      <w:r>
+        <w:rPr>
+          <w:sz w:val="26"/>
+          <w:szCs w:val="26"/>
+        </w:rPr>
+        <w:t>đ</w:t>
+      </w:r>
+      <w:r>
+        <w:rPr>
+          <w:sz w:val="26"/>
+          <w:szCs w:val="26"/>
+        </w:rPr>
+        <w:t>ược thực hiện bởi luồng tương tác phần cứng tại chỗ thread_button_handler (khi người dùng bấm nút KEY_UP hoặc KEY_DOWN trên mạch) và hàm gọi ngược mạng on_message thuộc luồng MQTT (khi nhận lệnh thay đổi từ xa qua Broker).</w:t>
+      </w:r>
+      <w:r>
+        <w:rPr>
+          <w:sz w:val="26"/>
+          <w:szCs w:val="26"/>
+          <w:lang w:val="vi-VN"/>
+        </w:rPr>
+        <w:t xml:space="preserve"> </w:t>
+      </w:r>
+      <w:r>
+        <w:rPr>
+          <w:sz w:val="26"/>
+          <w:szCs w:val="26"/>
+        </w:rPr>
+        <w:t>Tác vụ</w:t>
+      </w:r>
+      <w:r>
+        <w:rPr>
+          <w:sz w:val="26"/>
+          <w:szCs w:val="26"/>
+          <w:lang w:val="vi-VN"/>
+        </w:rPr>
+        <w:t xml:space="preserve"> đọc</w:t>
+      </w:r>
+      <w:r>
+        <w:rPr>
+          <w:sz w:val="26"/>
+          <w:szCs w:val="26"/>
+        </w:rPr>
+        <w:t xml:space="preserve"> </w:t>
+      </w:r>
+      <w:r>
+        <w:rPr>
+          <w:sz w:val="26"/>
+          <w:szCs w:val="26"/>
+        </w:rPr>
+        <w:t>đ</w:t>
+      </w:r>
+      <w:r>
+        <w:rPr>
+          <w:sz w:val="26"/>
+          <w:szCs w:val="26"/>
+        </w:rPr>
+        <w:t>ược thực hiện định kỳ bởi luồng logic cảnh báo thread_led_blink để lấy giá trị so sánh với công suất thực tế đo từ cảm biến PZEM-004T.</w:t>
+      </w:r>
+    </w:p>
+    <w:p>
+      <w:pPr>
+        <w:pStyle w:val="ListParagraph"/>
+        <w:numPr>
+          <w:ilvl w:val="1"/>
+          <w:numId w:val="36"/>
+        </w:numPr>
+        <w:jc w:val="both"/>
+        <w:rPr>
+          <w:sz w:val="26"/>
+          <w:szCs w:val="26"/>
+          <w:lang w:val="vi-VN"/>
+        </w:rPr>
+      </w:pPr>
+      <w:r>
+        <w:rPr>
+          <w:sz w:val="26"/>
+          <w:szCs w:val="26"/>
+          <w:lang w:val="vi-VN"/>
+        </w:rPr>
+        <w:lastRenderedPageBreak/>
+        <w:t>Cơ chế quản lý lỗi và tự động phục hồi hệ thống</w:t>
+      </w:r>
+    </w:p>
+    <w:p>
+      <w:pPr>
+        <w:ind w:firstLine="720"/>
+        <w:jc w:val="both"/>
+        <w:rPr>
+          <w:sz w:val="26"/>
+          <w:szCs w:val="26"/>
+          <w:lang w:val="vi-VN"/>
+        </w:rPr>
+      </w:pPr>
+      <w:r>
+        <w:rPr>
+          <w:sz w:val="26"/>
+          <w:szCs w:val="26"/>
+        </w:rPr>
+        <w:t xml:space="preserve">Trong các hệ thống nhúng hoạt động liên tục (24/7) như trạm giám sát điện năng, việc ứng dụng bị sập (crash) do lỗi phần cứng ngẫu nhiên, nhiễu tín hiệu truyền thông hoặc lỗi tràn bộ nhớ tầng phần mềm là điều khó tránh khỏi. Nhằm đảm bảo tính sẵn sàng cao, hệ thống đã được thiết kế giải pháp phối hợp hai tầng: </w:t>
+      </w:r>
+      <w:r>
+        <w:rPr>
+          <w:sz w:val="26"/>
+          <w:szCs w:val="26"/>
+        </w:rPr>
+        <w:t>d</w:t>
+      </w:r>
+      <w:r>
+        <w:rPr>
+          <w:sz w:val="26"/>
+          <w:szCs w:val="26"/>
+        </w:rPr>
+        <w:t xml:space="preserve">ọn dẹp tài nguyên chủ động (Signal Handling) ở tầng </w:t>
+      </w:r>
+      <w:r>
+        <w:rPr>
+          <w:sz w:val="26"/>
+          <w:szCs w:val="26"/>
+        </w:rPr>
+        <w:t>ứ</w:t>
+      </w:r>
+      <w:r>
+        <w:rPr>
+          <w:sz w:val="26"/>
+          <w:szCs w:val="26"/>
+        </w:rPr>
+        <w:t xml:space="preserve">ng dụng (User Space) và </w:t>
+      </w:r>
+      <w:r>
+        <w:rPr>
+          <w:sz w:val="26"/>
+          <w:szCs w:val="26"/>
+        </w:rPr>
+        <w:t>t</w:t>
+      </w:r>
+      <w:r>
+        <w:rPr>
+          <w:sz w:val="26"/>
+          <w:szCs w:val="26"/>
+        </w:rPr>
+        <w:t xml:space="preserve">ự động tái khởi động (Software Watchdog Loop) ở tầng </w:t>
+      </w:r>
+      <w:r>
+        <w:rPr>
+          <w:sz w:val="26"/>
+          <w:szCs w:val="26"/>
+        </w:rPr>
+        <w:t>k</w:t>
+      </w:r>
+      <w:r>
+        <w:rPr>
+          <w:sz w:val="26"/>
+          <w:szCs w:val="26"/>
+        </w:rPr>
+        <w:t>hởi động hệ thống (Init Script).</w:t>
+      </w:r>
+    </w:p>
+    <w:p>
+      <w:pPr>
+        <w:jc w:val="center"/>
+        <w:rPr>
+          <w:sz w:val="26"/>
+          <w:szCs w:val="26"/>
+          <w:lang w:val="vi-VN"/>
+        </w:rPr>
+      </w:pPr>
+      <w:r>
+        <w:rPr>
+          <w:sz w:val="26"/>
+          <w:szCs w:val="26"/>
+        </w:rPr>
+        <w:drawing>
+          <wp:inline distT="0" distB="0" distL="0" distR="0" wp14:anchorId="1E198402" wp14:editId="434CA870">
+            <wp:extent cx="1920240" cy="4015740"/>
+            <wp:effectExtent l="0" t="0" r="3810" b="3810"/>
+            <wp:docPr id="7" name="Picture 7"/>
+            <wp:cNvGraphicFramePr>
+              <a:graphicFrameLocks xmlns:a="http://schemas.openxmlformats.org/drawingml/2006/main" noChangeAspect="1"/>
+            </wp:cNvGraphicFramePr>
+            <a:graphic xmlns:a="http://schemas.openxmlformats.org/drawingml/2006/main">
+              <a:graphicData uri="http://schemas.openxmlformats.org/drawingml/2006/picture">
+                <pic:pic xmlns:pic="http://schemas.openxmlformats.org/drawingml/2006/picture">
+                  <pic:nvPicPr>
+                    <pic:cNvPr id="0" name="Picture 13"/>
+                    <pic:cNvPicPr>
+                      <a:picLocks noChangeAspect="1" noChangeArrowheads="1"/>
+                    </pic:cNvPicPr>
+                  </pic:nvPicPr>
+                  <pic:blipFill>
+                    <a:blip r:embed="rId12">
+                      <a:extLst>
+                        <a:ext uri="{28A0092B-C50C-407E-A947-70E740481C1C}">
+                          <a14:useLocalDpi xmlns:a14="http://schemas.microsoft.com/office/drawing/2010/main" val="0"/>
+                        </a:ext>
+                      </a:extLst>
+                    </a:blip>
+                    <a:srcRect/>
+                    <a:stretch>
+                      <a:fillRect/>
+                    </a:stretch>
+                  </pic:blipFill>
+                  <pic:spPr bwMode="auto">
+                    <a:xfrm>
+                      <a:off x="0" y="0"/>
+                      <a:ext cx="1920240" cy="4015740"/>
+                    </a:xfrm>
+                    <a:prstGeom prst="rect">
+                      <a:avLst/>
+                    </a:prstGeom>
+                    <a:noFill/>
+                    <a:ln>
+                      <a:noFill/>
+                    </a:ln>
+                  </pic:spPr>
+                </pic:pic>
+              </a:graphicData>
+            </a:graphic>
+          </wp:inline>
+        </w:drawing>
+      </w:r>
+    </w:p>
+    <w:p>
+      <w:pPr>
+        <w:jc w:val="center"/>
+        <w:rPr>
+          <w:sz w:val="26"/>
+          <w:szCs w:val="26"/>
+          <w:lang w:val="vi-VN"/>
+        </w:rPr>
+      </w:pPr>
+      <w:r>
+        <w:rPr>
+          <w:sz w:val="26"/>
+          <w:szCs w:val="26"/>
+          <w:lang w:val="vi-VN"/>
+        </w:rPr>
+        <w:t>Hình</w:t>
+      </w:r>
+      <w:r>
+        <w:rPr>
+          <w:sz w:val="26"/>
+          <w:szCs w:val="26"/>
+          <w:lang w:val="vi-VN"/>
+        </w:rPr>
+        <w:t xml:space="preserve"> </w:t>
+      </w:r>
+      <w:r>
+        <w:rPr>
+          <w:sz w:val="26"/>
+          <w:szCs w:val="26"/>
+          <w:lang w:val="vi-VN"/>
+        </w:rPr>
+        <w:t>: Sơ đồ khởi động hệ thống khi bị crash</w:t>
+      </w:r>
+    </w:p>
+    <w:p>
+      <w:pPr>
+        <w:pStyle w:val="ListParagraph"/>
+        <w:numPr>
+          <w:ilvl w:val="2"/>
+          <w:numId w:val="36"/>
+        </w:numPr>
+        <w:jc w:val="both"/>
+        <w:rPr>
+          <w:sz w:val="26"/>
+          <w:szCs w:val="26"/>
+          <w:lang w:val="vi-VN"/>
+        </w:rPr>
+      </w:pPr>
+      <w:r>
+        <w:rPr>
+          <w:sz w:val="26"/>
+          <w:szCs w:val="26"/>
+          <w:lang w:val="vi-VN"/>
+        </w:rPr>
+        <w:t>Kiến trúc bắt và xử lý tín hiệu hệ thống</w:t>
+      </w:r>
+    </w:p>
+    <w:p>
+      <w:pPr>
+        <w:ind w:firstLine="720"/>
+        <w:jc w:val="both"/>
+        <w:rPr>
+          <w:sz w:val="26"/>
+          <w:szCs w:val="26"/>
+          <w:lang w:val="vi-VN"/>
+        </w:rPr>
+      </w:pPr>
+      <w:r>
+        <w:rPr>
+          <w:sz w:val="26"/>
+          <w:szCs w:val="26"/>
+        </w:rPr>
+        <w:t xml:space="preserve">Thay vì để hệ điều hành Linux lập tức chấm dứt tiến trình khi xảy ra lỗi nghiêm trọng, ứng dụng btl_app triển khai hàm xử lý tín hiệu tập trung handle_sigint(). Hàm này đăng ký trực tiếp với </w:t>
+      </w:r>
+      <w:r>
+        <w:rPr>
+          <w:sz w:val="26"/>
+          <w:szCs w:val="26"/>
+        </w:rPr>
+        <w:t>n</w:t>
+      </w:r>
+      <w:r>
+        <w:rPr>
+          <w:sz w:val="26"/>
+          <w:szCs w:val="26"/>
+        </w:rPr>
+        <w:t>hân Linux (Kernel) thông qua hàm signal() ngay khi khởi chạy main() để bắt các tín hiệu cốt lõi:</w:t>
+      </w:r>
+    </w:p>
+    <w:p>
+      <w:pPr>
+        <w:pStyle w:val="ListParagraph"/>
+        <w:numPr>
+          <w:ilvl w:val="0"/>
+          <w:numId w:val="43"/>
+        </w:numPr>
+        <w:jc w:val="both"/>
+        <w:rPr>
+          <w:sz w:val="26"/>
+          <w:szCs w:val="26"/>
+          <w:lang w:val="vi-VN"/>
+        </w:rPr>
+      </w:pPr>
+      <w:r>
+        <w:rPr>
+          <w:sz w:val="26"/>
+          <w:szCs w:val="26"/>
+        </w:rPr>
+        <w:t>SIGSEGV (Segmentation Fault): Phát hiện lỗi truy cập vùng nhớ trái phép (ví dụ: con trỏ NULL khi tầng mạng mất kết nối đột ngột).</w:t>
+      </w:r>
+    </w:p>
+    <w:p>
+      <w:pPr>
+        <w:pStyle w:val="ListParagraph"/>
+        <w:numPr>
+          <w:ilvl w:val="0"/>
+          <w:numId w:val="43"/>
+        </w:numPr>
+        <w:jc w:val="both"/>
+        <w:rPr>
+          <w:sz w:val="26"/>
+          <w:szCs w:val="26"/>
+          <w:lang w:val="vi-VN"/>
+        </w:rPr>
+      </w:pPr>
+      <w:r>
+        <w:rPr>
+          <w:sz w:val="26"/>
+          <w:szCs w:val="26"/>
+        </w:rPr>
+        <w:t>SIGABRT (Abort): Phát hiện lỗi khi các hàm kiểm tra điều kiện (assert) thất bại hoặc ứng dụng tự gọi abort().</w:t>
+      </w:r>
+    </w:p>
+    <w:p>
+      <w:pPr>
+        <w:pStyle w:val="ListParagraph"/>
+        <w:numPr>
+          <w:ilvl w:val="0"/>
+          <w:numId w:val="43"/>
+        </w:numPr>
+        <w:jc w:val="both"/>
+        <w:rPr>
+          <w:sz w:val="26"/>
+          <w:szCs w:val="26"/>
+          <w:lang w:val="vi-VN"/>
+        </w:rPr>
+      </w:pPr>
+      <w:r>
+        <w:rPr>
+          <w:sz w:val="26"/>
+          <w:szCs w:val="26"/>
+        </w:rPr>
+        <w:t>SIGTERM (Terminate): Tín hiệu yêu cầu tắt ứng dụng một cách chính thống từ lệnh quản lý hệ thống (như kill hoặc pkill).</w:t>
+      </w:r>
+    </w:p>
+    <w:p>
+      <w:pPr>
+        <w:pStyle w:val="ListParagraph"/>
+        <w:numPr>
+          <w:ilvl w:val="0"/>
+          <w:numId w:val="43"/>
+        </w:numPr>
+        <w:jc w:val="both"/>
+        <w:rPr>
+          <w:sz w:val="26"/>
+          <w:szCs w:val="26"/>
+          <w:lang w:val="vi-VN"/>
+        </w:rPr>
+      </w:pPr>
+      <w:r>
+        <w:rPr>
+          <w:sz w:val="26"/>
+          <w:szCs w:val="26"/>
+        </w:rPr>
+        <w:t>SIGINT (Interrupt): Tín hiệu ngắt từ bàn phím (Ctrl+C), phục vụ cho giai đoạn thử nghiệm (Testing).</w:t>
+      </w:r>
+    </w:p>
+    <w:p>
+      <w:pPr>
+        <w:ind w:firstLine="720"/>
+        <w:jc w:val="both"/>
+        <w:rPr>
+          <w:sz w:val="26"/>
+          <w:szCs w:val="26"/>
+          <w:lang w:val="vi-VN"/>
+        </w:rPr>
+      </w:pPr>
+      <w:r>
+        <w:rPr>
+          <w:sz w:val="26"/>
+          <w:szCs w:val="26"/>
+        </w:rPr>
+        <w:lastRenderedPageBreak/>
+        <w:t>Khi nhận được một trong các tín hiệu trên, thay vì sập ngay lập tức, tiến trình thực hiện chuỗi thao tác dọn dẹp môi trường:</w:t>
+      </w:r>
+    </w:p>
+    <w:p>
+      <w:pPr>
+        <w:pStyle w:val="ListParagraph"/>
+        <w:numPr>
+          <w:ilvl w:val="0"/>
+          <w:numId w:val="44"/>
+        </w:numPr>
+        <w:jc w:val="both"/>
+        <w:rPr>
+          <w:sz w:val="26"/>
+          <w:szCs w:val="26"/>
+          <w:lang w:val="vi-VN"/>
+        </w:rPr>
+      </w:pPr>
+      <w:r>
+        <w:rPr>
+          <w:sz w:val="26"/>
+          <w:szCs w:val="26"/>
+        </w:rPr>
+        <w:t xml:space="preserve">Tầng mạng (MQTT): Gọi mosquitto_disconnect() và mosquitto_destroy() để ngắt kết nối an toàn với Cloud Broker. Điều này giúp giải phóng session trên Broker, tránh hiện tượng Broker giữ nhầm kết nối </w:t>
+      </w:r>
+      <w:r>
+        <w:rPr>
+          <w:sz w:val="26"/>
+          <w:szCs w:val="26"/>
+        </w:rPr>
+        <w:t>ảo</w:t>
+      </w:r>
+      <w:r>
+        <w:rPr>
+          <w:sz w:val="26"/>
+          <w:szCs w:val="26"/>
+          <w:lang w:val="vi-VN"/>
+        </w:rPr>
+        <w:t>.</w:t>
+      </w:r>
+    </w:p>
+    <w:p>
+      <w:pPr>
+        <w:pStyle w:val="ListParagraph"/>
+        <w:numPr>
+          <w:ilvl w:val="0"/>
+          <w:numId w:val="44"/>
+        </w:numPr>
+        <w:jc w:val="both"/>
+        <w:rPr>
+          <w:sz w:val="26"/>
+          <w:szCs w:val="26"/>
+          <w:lang w:val="vi-VN"/>
+        </w:rPr>
+      </w:pPr>
+      <w:r>
+        <w:rPr>
+          <w:sz w:val="26"/>
+          <w:szCs w:val="26"/>
+        </w:rPr>
+        <w:t xml:space="preserve">Tầng hiển thị (OLED): Xóa màn hình và xuất chuỗi thông báo cảnh </w:t>
+      </w:r>
+      <w:r>
+        <w:rPr>
+          <w:sz w:val="26"/>
+          <w:szCs w:val="26"/>
+        </w:rPr>
+        <w:t>báo</w:t>
+      </w:r>
+      <w:r>
+        <w:rPr>
+          <w:sz w:val="26"/>
+          <w:szCs w:val="26"/>
+        </w:rPr>
+        <w:t xml:space="preserve"> lên màn hình trước khi đóng file thiết bị (close(fd_oled)).</w:t>
+      </w:r>
+    </w:p>
+    <w:p>
+      <w:pPr>
+        <w:pStyle w:val="ListParagraph"/>
+        <w:numPr>
+          <w:ilvl w:val="0"/>
+          <w:numId w:val="44"/>
+        </w:numPr>
+        <w:jc w:val="both"/>
+        <w:rPr>
+          <w:sz w:val="26"/>
+          <w:szCs w:val="26"/>
+          <w:lang w:val="vi-VN"/>
+        </w:rPr>
+      </w:pPr>
+      <w:r>
+        <w:rPr>
+          <w:sz w:val="26"/>
+          <w:szCs w:val="26"/>
+        </w:rPr>
+        <w:t xml:space="preserve">Tầng IPC (Inter-Process Communication): Tiến hành đóng và hủy liên kết hoàn toàn các </w:t>
+      </w:r>
+      <w:r>
+        <w:rPr>
+          <w:sz w:val="26"/>
+          <w:szCs w:val="26"/>
+        </w:rPr>
+        <w:t>h</w:t>
+      </w:r>
+      <w:r>
+        <w:rPr>
+          <w:sz w:val="26"/>
+          <w:szCs w:val="26"/>
+        </w:rPr>
+        <w:t>àng đợi thông điệp. Thao tác này cực kỳ quan trọng, bởi nếu không xóa, RAM ảo của hệ thống sẽ bị chiếm dụng bởi các hàng đợi cũ, gây ra lỗi không thể khởi tạo lại Message Queue ở phân đoạn khởi động tiếp theo.</w:t>
+      </w:r>
+    </w:p>
+    <w:p>
+      <w:pPr>
+        <w:pStyle w:val="ListParagraph"/>
+        <w:numPr>
+          <w:ilvl w:val="0"/>
+          <w:numId w:val="44"/>
+        </w:numPr>
+        <w:jc w:val="both"/>
+        <w:rPr>
+          <w:sz w:val="26"/>
+          <w:szCs w:val="26"/>
+          <w:lang w:val="vi-VN"/>
+        </w:rPr>
+      </w:pPr>
+      <w:r>
+        <w:rPr>
+          <w:sz w:val="26"/>
+          <w:szCs w:val="26"/>
+        </w:rPr>
+        <w:t xml:space="preserve">Hủy Mutex &amp; </w:t>
+      </w:r>
+      <w:r>
+        <w:rPr>
+          <w:sz w:val="26"/>
+          <w:szCs w:val="26"/>
+        </w:rPr>
+        <w:t>t</w:t>
+      </w:r>
+      <w:r>
+        <w:rPr>
+          <w:sz w:val="26"/>
+          <w:szCs w:val="26"/>
+        </w:rPr>
+        <w:t>hoát: Giải phóng vùng nhớ khóa pthread_mutex_destroy và gọi exit(0).</w:t>
+      </w:r>
+    </w:p>
+    <w:p>
+      <w:pPr>
+        <w:pStyle w:val="ListParagraph"/>
+        <w:numPr>
+          <w:ilvl w:val="2"/>
+          <w:numId w:val="36"/>
+        </w:numPr>
+        <w:jc w:val="both"/>
+        <w:rPr>
+          <w:sz w:val="26"/>
+          <w:szCs w:val="26"/>
+          <w:lang w:val="vi-VN"/>
+        </w:rPr>
+      </w:pPr>
+      <w:r>
+        <w:rPr>
+          <w:sz w:val="26"/>
+          <w:szCs w:val="26"/>
+        </w:rPr>
+        <w:t>Phối hợp với Init Script để tự phục hồi</w:t>
+      </w:r>
+    </w:p>
+    <w:p>
+      <w:pPr>
+        <w:ind w:firstLine="720"/>
+        <w:jc w:val="both"/>
+        <w:rPr>
+          <w:sz w:val="26"/>
+          <w:szCs w:val="26"/>
+          <w:lang w:val="vi-VN"/>
+        </w:rPr>
+      </w:pPr>
+      <w:r>
+        <w:rPr>
+          <w:sz w:val="26"/>
+          <w:szCs w:val="26"/>
+        </w:rPr>
+        <w:t>Sau khi ứng dụng thực hiện dọn dẹp tài nguyên và thoát bằng exit(0), cơ chế giám sát ở tầng init.d sẽ được kích hoạt.</w:t>
+      </w:r>
+      <w:r>
+        <w:rPr>
+          <w:sz w:val="26"/>
+          <w:szCs w:val="26"/>
+          <w:lang w:val="vi-VN"/>
+        </w:rPr>
+        <w:t xml:space="preserve"> Nguyên lý hoạt động của chu trình phục hồi:</w:t>
+      </w:r>
+    </w:p>
+    <w:p>
+      <w:pPr>
+        <w:pStyle w:val="ListParagraph"/>
+        <w:numPr>
+          <w:ilvl w:val="0"/>
+          <w:numId w:val="45"/>
+        </w:numPr>
+        <w:jc w:val="both"/>
+        <w:rPr>
+          <w:sz w:val="26"/>
+          <w:szCs w:val="26"/>
+          <w:lang w:val="vi-VN"/>
+        </w:rPr>
+      </w:pPr>
+      <w:r>
+        <w:rPr>
+          <w:sz w:val="26"/>
+          <w:szCs w:val="26"/>
+        </w:rPr>
+        <w:t>Khi ứng dụng btl_app bị crash (ví dụ do gặp lỗi bộ nhớ và sinh ra ngắt SIGSEGV), hàm handle_sigint() giải phóng sạch sẽ tài nguyên rồi thoát.</w:t>
+      </w:r>
+    </w:p>
+    <w:p>
+      <w:pPr>
+        <w:pStyle w:val="ListParagraph"/>
+        <w:numPr>
+          <w:ilvl w:val="0"/>
+          <w:numId w:val="45"/>
+        </w:numPr>
+        <w:jc w:val="both"/>
+        <w:rPr>
+          <w:sz w:val="26"/>
+          <w:szCs w:val="26"/>
+          <w:lang w:val="vi-VN"/>
+        </w:rPr>
+      </w:pPr>
+      <w:r>
+        <w:rPr>
+          <w:sz w:val="26"/>
+          <w:szCs w:val="26"/>
+        </w:rPr>
+        <w:t xml:space="preserve">Lúc này, tiến trình /usr/bin/btl_app kết thúc, lệnh tiếp theo trong vòng lặp while là sleep 3 sẽ được thực thi để tạo một khoảng nghỉ 3 </w:t>
+      </w:r>
+      <w:r>
+        <w:rPr>
+          <w:sz w:val="26"/>
+          <w:szCs w:val="26"/>
+        </w:rPr>
+        <w:t>giây</w:t>
+      </w:r>
+      <w:r>
+        <w:rPr>
+          <w:sz w:val="26"/>
+          <w:szCs w:val="26"/>
+          <w:lang w:val="vi-VN"/>
+        </w:rPr>
+        <w:t>.</w:t>
+      </w:r>
+    </w:p>
+    <w:p>
+      <w:pPr>
+        <w:pStyle w:val="ListParagraph"/>
+        <w:numPr>
+          <w:ilvl w:val="0"/>
+          <w:numId w:val="45"/>
+        </w:numPr>
+        <w:jc w:val="both"/>
+        <w:rPr>
+          <w:sz w:val="26"/>
+          <w:szCs w:val="26"/>
+          <w:lang w:val="vi-VN"/>
+        </w:rPr>
+      </w:pPr>
+      <w:r>
+        <w:rPr>
+          <w:sz w:val="26"/>
+          <w:szCs w:val="26"/>
+        </w:rPr>
+        <w:t>Sau 3 giây, vòng lặp while true tiếp tục bước sang chu kỳ mới, lệnh /usr/bin/btl_app lại được gọi lại.</w:t>
+      </w:r>
+    </w:p>
+    <w:p>
+      <w:pPr>
+        <w:rPr>
+          <w:sz w:val="26"/>
+          <w:szCs w:val="26"/>
+          <w:lang w:val="vi-VN"/>
+        </w:rPr>
+      </w:pPr>
+      <w:r>
+        <w:rPr>
+          <w:sz w:val="26"/>
+          <w:szCs w:val="26"/>
+          <w:lang w:val="vi-VN"/>
+        </w:rPr>
+        <w:br w:type="page"/>
+      </w:r>
+    </w:p>
+    <w:p>
+      <w:pPr>
+        <w:jc w:val="both"/>
+        <w:rPr>
+          <w:sz w:val="26"/>
+          <w:szCs w:val="26"/>
+          <w:lang w:val="vi-VN"/>
+        </w:rPr>
+      </w:pPr>
+      <w:r>
+        <w:rPr>
+          <w:sz w:val="26"/>
+          <w:szCs w:val="26"/>
+          <w:lang w:val="vi-VN"/>
+        </w:rPr>
+        <w:lastRenderedPageBreak/>
+        <w:t xml:space="preserve">Chương 3: </w:t>
+      </w:r>
+      <w:r>
+        <w:rPr>
+          <w:sz w:val="26"/>
+          <w:szCs w:val="26"/>
+          <w:lang w:val="vi-VN"/>
+        </w:rPr>
+        <w:t>Thử nghiệm, đánh giá và kết luận</w:t>
+      </w:r>
+    </w:p>
+    <w:p>
+      <w:pPr>
+        <w:jc w:val="both"/>
+        <w:rPr>
+          <w:sz w:val="26"/>
+          <w:szCs w:val="26"/>
+          <w:lang w:val="vi-VN"/>
+        </w:rPr>
+      </w:pPr>
+      <w:r>
+        <w:rPr>
+          <w:sz w:val="26"/>
+          <w:szCs w:val="26"/>
+          <w:lang w:val="vi-VN"/>
+        </w:rPr>
+        <w:t>3.1. Kịch bản thử nghiệm hệ thống</w:t>
+      </w:r>
+    </w:p>
+    <w:p>
+      <w:pPr>
+        <w:jc w:val="both"/>
+        <w:rPr>
+          <w:sz w:val="26"/>
+          <w:szCs w:val="26"/>
+          <w:lang w:val="vi-VN"/>
+        </w:rPr>
+      </w:pPr>
+      <w:r>
+        <w:rPr>
+          <w:sz w:val="26"/>
+          <w:szCs w:val="26"/>
+          <w:lang w:val="vi-VN"/>
+        </w:rPr>
+        <w:t xml:space="preserve">3.1.1. </w:t>
+      </w:r>
+      <w:r>
+        <w:rPr>
+          <w:sz w:val="26"/>
+          <w:szCs w:val="26"/>
+          <w:lang w:val="vi-VN"/>
+        </w:rPr>
+        <w:t>Thiết lập môi trường thử nghiệm</w:t>
+      </w:r>
+    </w:p>
+    <w:p>
+      <w:pPr>
+        <w:ind w:firstLine="720"/>
+        <w:jc w:val="both"/>
+        <w:rPr>
+          <w:sz w:val="26"/>
+          <w:szCs w:val="26"/>
+          <w:lang w:val="vi-VN"/>
+        </w:rPr>
+      </w:pPr>
+      <w:r>
+        <w:rPr>
+          <w:sz w:val="26"/>
+          <w:szCs w:val="26"/>
+        </w:rPr>
+        <w:t xml:space="preserve">Mô tả ngắn gọn cách kết nối phần cứng thực tế: </w:t>
+      </w:r>
+      <w:r>
+        <w:rPr>
+          <w:sz w:val="26"/>
+          <w:szCs w:val="26"/>
+        </w:rPr>
+        <w:t>c</w:t>
+      </w:r>
+      <w:r>
+        <w:rPr>
+          <w:sz w:val="26"/>
+          <w:szCs w:val="26"/>
+        </w:rPr>
+        <w:t>áp USB nối máy Host (Ubuntu) với BeagleBone Black (BBB), cảm biến PZEM-004T đo dòng/áp của tải (ví dụ: bóng đèn/quạt), màn hình OLED hiển thị thông số tại chỗ, LED cảnh báo kết nối chân GPIO.</w:t>
+      </w:r>
+    </w:p>
+    <w:p>
+      <w:pPr>
+        <w:ind w:firstLine="720"/>
+        <w:jc w:val="both"/>
+        <w:rPr>
+          <w:sz w:val="26"/>
+          <w:szCs w:val="26"/>
+          <w:lang w:val="vi-VN"/>
+        </w:rPr>
+      </w:pPr>
+      <w:r>
+        <w:rPr>
+          <w:sz w:val="26"/>
+          <w:szCs w:val="26"/>
+        </w:rPr>
+        <w:t xml:space="preserve">Quy trình cấp nguồn và tự động hóa: </w:t>
+      </w:r>
+      <w:r>
+        <w:rPr>
+          <w:sz w:val="26"/>
+          <w:szCs w:val="26"/>
+        </w:rPr>
+        <w:t>k</w:t>
+      </w:r>
+      <w:r>
+        <w:rPr>
+          <w:sz w:val="26"/>
+          <w:szCs w:val="26"/>
+        </w:rPr>
+        <w:t>hi bật nguồn hệ thống, máy host tự động chạy setup_network.sh để cấu hình NAT, BBB tự động thực thi script S99myproject trong init.d để nạp các</w:t>
+      </w:r>
+      <w:r>
+        <w:rPr>
+          <w:sz w:val="26"/>
+          <w:szCs w:val="26"/>
+          <w:lang w:val="vi-VN"/>
+        </w:rPr>
+        <w:t xml:space="preserve"> device driver</w:t>
+      </w:r>
+      <w:r>
+        <w:rPr>
+          <w:sz w:val="26"/>
+          <w:szCs w:val="26"/>
+        </w:rPr>
+        <w:t xml:space="preserve"> (led_driver.ko, pzem_driver.ko,...) và kích hoạt ứng dụng đa luồng btl_app.</w:t>
+      </w:r>
+    </w:p>
+    <w:p>
+      <w:pPr>
+        <w:jc w:val="both"/>
+        <w:rPr>
+          <w:sz w:val="26"/>
+          <w:szCs w:val="26"/>
+          <w:lang w:val="vi-VN"/>
+        </w:rPr>
+      </w:pPr>
+      <w:r>
+        <w:rPr>
+          <w:sz w:val="26"/>
+          <w:szCs w:val="26"/>
+          <w:lang w:val="vi-VN"/>
+        </w:rPr>
+        <w:t xml:space="preserve">3.1.2. </w:t>
+      </w:r>
+      <w:r>
+        <w:rPr>
+          <w:sz w:val="26"/>
+          <w:szCs w:val="26"/>
+          <w:lang w:val="vi-VN"/>
+        </w:rPr>
+        <w:t>Các kịch bản thử nghiệm</w:t>
+      </w:r>
+    </w:p>
+    <w:p>
+      <w:pPr>
+        <w:jc w:val="both"/>
+        <w:rPr>
+          <w:sz w:val="26"/>
+          <w:szCs w:val="26"/>
+          <w:lang w:val="vi-VN"/>
+        </w:rPr>
+      </w:pPr>
+      <w:r>
+        <w:rPr>
+          <w:sz w:val="26"/>
+          <w:szCs w:val="26"/>
+          <w:lang w:val="vi-VN"/>
+        </w:rPr>
+        <w:tab/>
+      </w:r>
+      <w:r>
+        <w:rPr>
+          <w:sz w:val="26"/>
+          <w:szCs w:val="26"/>
+          <w:lang w:val="vi-VN"/>
+        </w:rPr>
+        <w:t>Thực hiện t</w:t>
+      </w:r>
+      <w:r>
+        <w:rPr>
+          <w:sz w:val="26"/>
+          <w:szCs w:val="26"/>
+        </w:rPr>
+        <w:t>hay đổi tải tiêu thụ (bật/tắt thiết bị điện qua PZEM).</w:t>
+      </w:r>
+      <w:r>
+        <w:rPr>
+          <w:sz w:val="26"/>
+          <w:szCs w:val="26"/>
+          <w:lang w:val="vi-VN"/>
+        </w:rPr>
+        <w:t xml:space="preserve"> </w:t>
+      </w:r>
+      <w:r>
+        <w:rPr>
+          <w:sz w:val="26"/>
+          <w:szCs w:val="26"/>
+        </w:rPr>
+        <w:t>Màn hình OLED cập nhật liên tục các thông số (U, I, P). Đồng thời, dữ liệu định dạng JSON được luồng MQTT đẩy thành công lên Broker (Cloud) theo thời gian thực (đúng chu kỳ định thời).</w:t>
+      </w:r>
+    </w:p>
+    <w:p>
+      <w:pPr>
+        <w:jc w:val="both"/>
+        <w:rPr>
+          <w:sz w:val="26"/>
+          <w:szCs w:val="26"/>
+          <w:lang w:val="vi-VN"/>
+        </w:rPr>
+      </w:pPr>
+      <w:r>
+        <w:rPr>
+          <w:sz w:val="26"/>
+          <w:szCs w:val="26"/>
+          <w:lang w:val="vi-VN"/>
+        </w:rPr>
+        <w:tab/>
+      </w:r>
+      <w:r>
+        <w:rPr>
+          <w:sz w:val="26"/>
+          <w:szCs w:val="26"/>
+        </w:rPr>
+        <w:t>Thực</w:t>
+      </w:r>
+      <w:r>
+        <w:rPr>
+          <w:sz w:val="26"/>
+          <w:szCs w:val="26"/>
+          <w:lang w:val="vi-VN"/>
+        </w:rPr>
+        <w:t xml:space="preserve"> hiện thay đổi ngưỡng cảnh báo bằng hai cách: </w:t>
+      </w:r>
+      <w:r>
+        <w:rPr>
+          <w:sz w:val="26"/>
+          <w:szCs w:val="26"/>
+        </w:rPr>
+        <w:t>n</w:t>
+      </w:r>
+      <w:r>
+        <w:rPr>
+          <w:sz w:val="26"/>
+          <w:szCs w:val="26"/>
+        </w:rPr>
+        <w:t xml:space="preserve">hấn nút vật lý trên mạch </w:t>
+      </w:r>
+      <m:oMath>
+        <m:r>
+          <w:rPr>
+            <w:rFonts w:ascii="Cambria Math" w:hAnsi="Cambria Math"/>
+            <w:sz w:val="26"/>
+            <w:szCs w:val="26"/>
+          </w:rPr>
+          <m:t>→</m:t>
+        </m:r>
+      </m:oMath>
+      <w:r>
+        <w:rPr>
+          <w:sz w:val="26"/>
+          <w:szCs w:val="26"/>
+        </w:rPr>
+        <w:t xml:space="preserve"> </w:t>
+      </w:r>
+      <w:r>
+        <w:rPr>
+          <w:sz w:val="26"/>
+          <w:szCs w:val="26"/>
+        </w:rPr>
+        <w:t>l</w:t>
+      </w:r>
+      <w:r>
+        <w:rPr>
+          <w:sz w:val="26"/>
+          <w:szCs w:val="26"/>
+        </w:rPr>
+        <w:t xml:space="preserve">uồng </w:t>
+      </w:r>
+      <w:r>
+        <w:rPr>
+          <w:sz w:val="26"/>
+          <w:szCs w:val="26"/>
+        </w:rPr>
+        <w:t>b</w:t>
+      </w:r>
+      <w:r>
+        <w:rPr>
+          <w:sz w:val="26"/>
+          <w:szCs w:val="26"/>
+        </w:rPr>
+        <w:t xml:space="preserve">utton phát hiện ngắt </w:t>
+      </w:r>
+      <w:r>
+        <w:rPr>
+          <w:sz w:val="26"/>
+          <w:szCs w:val="26"/>
+        </w:rPr>
+        <w:t xml:space="preserve"> </w:t>
+      </w:r>
+      <m:oMath>
+        <m:r>
+          <w:rPr>
+            <w:rFonts w:ascii="Cambria Math" w:hAnsi="Cambria Math"/>
+            <w:sz w:val="26"/>
+            <w:szCs w:val="26"/>
+          </w:rPr>
+          <m:t>→</m:t>
+        </m:r>
+      </m:oMath>
+      <w:r>
+        <w:rPr>
+          <w:sz w:val="26"/>
+          <w:szCs w:val="26"/>
+        </w:rPr>
+        <w:t xml:space="preserve"> </w:t>
+      </w:r>
+      <w:r>
+        <w:rPr>
+          <w:sz w:val="26"/>
+          <w:szCs w:val="26"/>
+        </w:rPr>
+        <w:t>d</w:t>
+      </w:r>
+      <w:r>
+        <w:rPr>
+          <w:sz w:val="26"/>
+          <w:szCs w:val="26"/>
+        </w:rPr>
+        <w:t>ẩy sự kiện qua</w:t>
+      </w:r>
+      <w:r>
+        <w:rPr>
+          <w:sz w:val="26"/>
+          <w:szCs w:val="26"/>
+          <w:lang w:val="vi-VN"/>
+        </w:rPr>
+        <w:t xml:space="preserve"> queue</w:t>
+      </w:r>
+      <w:r>
+        <w:rPr>
+          <w:sz w:val="26"/>
+          <w:szCs w:val="26"/>
+        </w:rPr>
+        <w:t xml:space="preserve"> </w:t>
+      </w:r>
+      <w:r>
+        <w:rPr>
+          <w:sz w:val="26"/>
+          <w:szCs w:val="26"/>
+        </w:rPr>
+        <w:t xml:space="preserve"> </w:t>
+      </w:r>
+      <m:oMath>
+        <m:r>
+          <w:rPr>
+            <w:rFonts w:ascii="Cambria Math" w:hAnsi="Cambria Math"/>
+            <w:sz w:val="26"/>
+            <w:szCs w:val="26"/>
+          </w:rPr>
+          <m:t>→</m:t>
+        </m:r>
+        <m:r>
+          <w:rPr>
+            <w:rFonts w:ascii="Cambria Math" w:hAnsi="Cambria Math"/>
+            <w:sz w:val="26"/>
+            <w:szCs w:val="26"/>
+          </w:rPr>
+          <m:t xml:space="preserve"> </m:t>
+        </m:r>
+      </m:oMath>
+      <w:r>
+        <w:rPr>
+          <w:sz w:val="26"/>
+          <w:szCs w:val="26"/>
+        </w:rPr>
+        <w:t>l</w:t>
+      </w:r>
+      <w:r>
+        <w:rPr>
+          <w:sz w:val="26"/>
+          <w:szCs w:val="26"/>
+        </w:rPr>
+        <w:t>uồng OLED cập nhật ngưỡng công suất mới lên màn hình.</w:t>
+      </w:r>
+      <w:r>
+        <w:rPr>
+          <w:sz w:val="26"/>
+          <w:szCs w:val="26"/>
+          <w:lang w:val="vi-VN"/>
+        </w:rPr>
+        <w:t xml:space="preserve"> </w:t>
+      </w:r>
+      <w:r>
+        <w:rPr>
+          <w:sz w:val="26"/>
+          <w:szCs w:val="26"/>
+        </w:rPr>
+        <w:t xml:space="preserve">Gửi lệnh thay đổi ngưỡng công suất từ Dashboard/Cloud xuống </w:t>
+      </w:r>
+      <w:r>
+        <w:rPr>
+          <w:sz w:val="26"/>
+          <w:szCs w:val="26"/>
+        </w:rPr>
+        <w:t> </w:t>
+      </w:r>
+      <m:oMath>
+        <m:r>
+          <w:rPr>
+            <w:rFonts w:ascii="Cambria Math" w:hAnsi="Cambria Math"/>
+            <w:sz w:val="26"/>
+            <w:szCs w:val="26"/>
+          </w:rPr>
+          <m:t>→</m:t>
+        </m:r>
+      </m:oMath>
+      <w:r>
+        <w:rPr>
+          <w:sz w:val="26"/>
+          <w:szCs w:val="26"/>
+        </w:rPr>
+        <w:t xml:space="preserve"> </w:t>
+      </w:r>
+      <w:r>
+        <w:rPr>
+          <w:sz w:val="26"/>
+          <w:szCs w:val="26"/>
+        </w:rPr>
+        <w:t>h</w:t>
+      </w:r>
+      <w:r>
+        <w:rPr>
+          <w:sz w:val="26"/>
+          <w:szCs w:val="26"/>
+        </w:rPr>
+        <w:t xml:space="preserve">àm Callback của luồng MQTT nhận gói tin </w:t>
+      </w:r>
+      <m:oMath>
+        <m:r>
+          <w:rPr>
+            <w:rFonts w:ascii="Cambria Math" w:hAnsi="Cambria Math"/>
+            <w:sz w:val="26"/>
+            <w:szCs w:val="26"/>
+          </w:rPr>
+          <m:t>→</m:t>
+        </m:r>
+      </m:oMath>
+      <w:r>
+        <w:rPr>
+          <w:sz w:val="26"/>
+          <w:szCs w:val="26"/>
+        </w:rPr>
+        <w:t xml:space="preserve"> </w:t>
+      </w:r>
+      <w:r>
+        <w:rPr>
+          <w:sz w:val="26"/>
+          <w:szCs w:val="26"/>
+        </w:rPr>
+        <w:t>đ</w:t>
+      </w:r>
+      <w:r>
+        <w:rPr>
+          <w:sz w:val="26"/>
+          <w:szCs w:val="26"/>
+        </w:rPr>
+        <w:t xml:space="preserve">ẩy sự kiện vào chung một </w:t>
+      </w:r>
+      <w:r>
+        <w:rPr>
+          <w:sz w:val="26"/>
+          <w:szCs w:val="26"/>
+        </w:rPr>
+        <w:t>queue</w:t>
+      </w:r>
+      <w:r>
+        <w:rPr>
+          <w:sz w:val="26"/>
+          <w:szCs w:val="26"/>
+        </w:rPr>
+        <w:t xml:space="preserve"> </w:t>
+      </w:r>
+      <m:oMath>
+        <m:r>
+          <w:rPr>
+            <w:rFonts w:ascii="Cambria Math" w:hAnsi="Cambria Math"/>
+            <w:sz w:val="26"/>
+            <w:szCs w:val="26"/>
+          </w:rPr>
+          <m:t>→</m:t>
+        </m:r>
+      </m:oMath>
+      <w:r>
+        <w:rPr>
+          <w:sz w:val="26"/>
+          <w:szCs w:val="26"/>
+        </w:rPr>
+        <w:t xml:space="preserve"> </w:t>
+      </w:r>
+      <w:r>
+        <w:rPr>
+          <w:sz w:val="26"/>
+          <w:szCs w:val="26"/>
+        </w:rPr>
+        <w:t xml:space="preserve"> </w:t>
+      </w:r>
+      <w:r>
+        <w:rPr>
+          <w:sz w:val="26"/>
+          <w:szCs w:val="26"/>
+        </w:rPr>
+        <w:t>l</w:t>
+      </w:r>
+      <w:r>
+        <w:rPr>
+          <w:sz w:val="26"/>
+          <w:szCs w:val="26"/>
+        </w:rPr>
+        <w:t>uồng OLED cập nhật giá trị đồng bộ.</w:t>
+      </w:r>
+    </w:p>
+    <w:p>
+      <w:pPr>
+        <w:jc w:val="both"/>
+        <w:rPr>
+          <w:sz w:val="26"/>
+          <w:szCs w:val="26"/>
+        </w:rPr>
+      </w:pPr>
+      <w:r>
+        <w:rPr>
+          <w:sz w:val="26"/>
+          <w:szCs w:val="26"/>
+          <w:lang w:val="vi-VN"/>
+        </w:rPr>
+        <w:tab/>
+      </w:r>
+      <w:r>
+        <w:rPr>
+          <w:sz w:val="26"/>
+          <w:szCs w:val="26"/>
+          <w:lang w:val="vi-VN"/>
+        </w:rPr>
+        <w:t xml:space="preserve">Kích hoạt cảnh báo thông qua LED: </w:t>
+      </w:r>
+      <w:r>
+        <w:rPr>
+          <w:sz w:val="26"/>
+          <w:szCs w:val="26"/>
+          <w:lang w:val="vi-VN"/>
+        </w:rPr>
+        <w:t>t</w:t>
+      </w:r>
+      <w:r>
+        <w:rPr>
+          <w:sz w:val="26"/>
+          <w:szCs w:val="26"/>
+        </w:rPr>
+        <w:t xml:space="preserve">ăng công suất tải vượt quá ngưỡng thiết lập </w:t>
+      </w:r>
+      <m:oMath>
+        <m:r>
+          <w:rPr>
+            <w:rFonts w:ascii="Cambria Math" w:hAnsi="Cambria Math"/>
+            <w:sz w:val="26"/>
+            <w:szCs w:val="26"/>
+          </w:rPr>
+          <m:t>→</m:t>
+        </m:r>
+      </m:oMath>
+      <w:r>
+        <w:rPr>
+          <w:sz w:val="26"/>
+          <w:szCs w:val="26"/>
+        </w:rPr>
+        <w:t xml:space="preserve"> </w:t>
+      </w:r>
+      <w:r>
+        <w:rPr>
+          <w:sz w:val="26"/>
+          <w:szCs w:val="26"/>
+        </w:rPr>
+        <w:t>l</w:t>
+      </w:r>
+      <w:r>
+        <w:rPr>
+          <w:sz w:val="26"/>
+          <w:szCs w:val="26"/>
+        </w:rPr>
+        <w:t xml:space="preserve">uồng kiểm tra logic phát hiện và ghi giá trị điều khiển vào file thiết bị /dev/led_test </w:t>
+      </w:r>
+      <m:oMath>
+        <m:r>
+          <w:rPr>
+            <w:rFonts w:ascii="Cambria Math" w:hAnsi="Cambria Math"/>
+            <w:sz w:val="26"/>
+            <w:szCs w:val="26"/>
+          </w:rPr>
+          <m:t>→</m:t>
+        </m:r>
+      </m:oMath>
+      <w:r>
+        <w:rPr>
+          <w:sz w:val="26"/>
+          <w:szCs w:val="26"/>
+        </w:rPr>
+        <w:t xml:space="preserve"> </w:t>
+      </w:r>
+      <w:r>
+        <w:rPr>
+          <w:sz w:val="26"/>
+          <w:szCs w:val="26"/>
+        </w:rPr>
+        <w:t>d</w:t>
+      </w:r>
+      <w:r>
+        <w:rPr>
+          <w:sz w:val="26"/>
+          <w:szCs w:val="26"/>
+        </w:rPr>
+        <w:t xml:space="preserve">river LED character device xử lý, </w:t>
+      </w:r>
+      <w:r>
+        <w:rPr>
+          <w:sz w:val="26"/>
+          <w:szCs w:val="26"/>
+        </w:rPr>
+        <w:t>blynk</w:t>
+      </w:r>
+      <w:r>
+        <w:rPr>
+          <w:sz w:val="26"/>
+          <w:szCs w:val="26"/>
+          <w:lang w:val="vi-VN"/>
+        </w:rPr>
+        <w:t xml:space="preserve"> </w:t>
+      </w:r>
+      <w:r>
+        <w:rPr>
+          <w:sz w:val="26"/>
+          <w:szCs w:val="26"/>
+        </w:rPr>
+        <w:t>LED cảnh báo.</w:t>
+      </w:r>
+    </w:p>
+    <w:p>
+      <w:pPr>
+        <w:jc w:val="both"/>
+        <w:rPr>
+          <w:sz w:val="26"/>
+          <w:szCs w:val="26"/>
+        </w:rPr>
+      </w:pPr>
+      <w:r>
+        <w:rPr>
+          <w:sz w:val="26"/>
+          <w:szCs w:val="26"/>
+          <w:lang w:val="vi-VN"/>
+        </w:rPr>
+        <w:tab/>
+      </w:r>
+      <w:r>
+        <w:rPr>
+          <w:sz w:val="26"/>
+          <w:szCs w:val="26"/>
+          <w:lang w:val="vi-VN"/>
+        </w:rPr>
+        <w:t xml:space="preserve">Thử nghiệm tự khởi động lại khi bị </w:t>
+      </w:r>
+      <w:r>
+        <w:rPr>
+          <w:sz w:val="26"/>
+          <w:szCs w:val="26"/>
+          <w:lang w:val="vi-VN"/>
+        </w:rPr>
+        <w:t xml:space="preserve">crash: </w:t>
+      </w:r>
+      <w:r>
+        <w:rPr>
+          <w:sz w:val="26"/>
+          <w:szCs w:val="26"/>
+        </w:rPr>
+        <w:t xml:space="preserve">Sử dụng lệnh kill để giả lập ứng dụng btl_app bị sập ngắt quãng </w:t>
+      </w:r>
+      <m:oMath>
+        <m:r>
+          <w:rPr>
+            <w:rFonts w:ascii="Cambria Math" w:hAnsi="Cambria Math"/>
+            <w:sz w:val="26"/>
+            <w:szCs w:val="26"/>
+          </w:rPr>
+          <m:t>→</m:t>
+        </m:r>
+      </m:oMath>
+      <w:r>
+        <w:rPr>
+          <w:sz w:val="26"/>
+          <w:szCs w:val="26"/>
+        </w:rPr>
+        <w:t xml:space="preserve"> Kiểm tra xem vòng lặp while true trong script S99myproject có tự động hồi sinh ứng dụng sau 3 giây hay không.</w:t>
+      </w:r>
+    </w:p>
+    <w:p>
+      <w:pPr>
+        <w:jc w:val="both"/>
+        <w:rPr>
+          <w:sz w:val="26"/>
+          <w:szCs w:val="26"/>
+          <w:lang w:val="vi-VN"/>
+        </w:rPr>
+      </w:pPr>
+      <w:r>
+        <w:rPr>
+          <w:sz w:val="26"/>
+          <w:szCs w:val="26"/>
+          <w:lang w:val="vi-VN"/>
+        </w:rPr>
+        <w:t xml:space="preserve">3.2. </w:t>
+      </w:r>
+      <w:r>
+        <w:rPr>
+          <w:sz w:val="26"/>
+          <w:szCs w:val="26"/>
+          <w:lang w:val="vi-VN"/>
+        </w:rPr>
+        <w:t>Đánh giá kết quả đạt được</w:t>
+      </w:r>
+    </w:p>
+    <w:p>
+      <w:pPr>
+        <w:jc w:val="both"/>
+        <w:rPr>
+          <w:sz w:val="26"/>
+          <w:szCs w:val="26"/>
+          <w:lang w:val="vi-VN"/>
+        </w:rPr>
+      </w:pPr>
+      <w:r>
+        <w:rPr>
+          <w:sz w:val="26"/>
+          <w:szCs w:val="26"/>
+          <w:lang w:val="vi-VN"/>
+        </w:rPr>
+        <w:t xml:space="preserve">3.2.1. </w:t>
+      </w:r>
+      <w:r>
+        <w:rPr>
+          <w:sz w:val="26"/>
+          <w:szCs w:val="26"/>
+          <w:lang w:val="vi-VN"/>
+        </w:rPr>
+        <w:t>Đánh giá tầng driver và tự động hóa hệ thống</w:t>
+      </w:r>
+    </w:p>
+    <w:p>
+      <w:pPr>
+        <w:ind w:firstLine="720"/>
+        <w:jc w:val="both"/>
+        <w:rPr>
+          <w:sz w:val="26"/>
+          <w:szCs w:val="26"/>
+          <w:lang w:val="vi-VN"/>
+        </w:rPr>
+      </w:pPr>
+      <w:r>
+        <w:rPr>
+          <w:sz w:val="26"/>
+          <w:szCs w:val="26"/>
+        </w:rPr>
+        <w:t xml:space="preserve">Các </w:t>
+      </w:r>
+      <w:r>
+        <w:rPr>
+          <w:sz w:val="26"/>
+          <w:szCs w:val="26"/>
+        </w:rPr>
+        <w:t>device</w:t>
+      </w:r>
+      <w:r>
+        <w:rPr>
+          <w:sz w:val="26"/>
+          <w:szCs w:val="26"/>
+          <w:lang w:val="vi-VN"/>
+        </w:rPr>
+        <w:t xml:space="preserve"> driver </w:t>
+      </w:r>
+      <w:r>
+        <w:rPr>
+          <w:sz w:val="26"/>
+          <w:szCs w:val="26"/>
+        </w:rPr>
+        <w:t>hoạt động ổn định, không gây hiện tượng rò rỉ bộ nhớ trong nhân, xử lý ngắt nút nhấn chính xác (không bị dính phím/bounce).</w:t>
+      </w:r>
+    </w:p>
+    <w:p>
+      <w:pPr>
+        <w:ind w:firstLine="720"/>
+        <w:jc w:val="both"/>
+        <w:rPr>
+          <w:sz w:val="26"/>
+          <w:szCs w:val="26"/>
+          <w:lang w:val="vi-VN"/>
+        </w:rPr>
+      </w:pPr>
+      <w:r>
+        <w:rPr>
+          <w:sz w:val="26"/>
+          <w:szCs w:val="26"/>
+        </w:rPr>
+        <w:t xml:space="preserve">Đánh giá giải pháp mạng: </w:t>
+      </w:r>
+      <w:r>
+        <w:rPr>
+          <w:sz w:val="26"/>
+          <w:szCs w:val="26"/>
+        </w:rPr>
+        <w:t>k</w:t>
+      </w:r>
+      <w:r>
+        <w:rPr>
+          <w:sz w:val="26"/>
+          <w:szCs w:val="26"/>
+        </w:rPr>
+        <w:t>ỹ thuật Ethernet-over-USB kết hợp NAT trên máy Host giúp BBB giải quyết triệt để bài toán thiếu hụt kết nối Wi-Fi để giao tiếp trực tuyến với Cloud.</w:t>
+      </w:r>
+    </w:p>
+    <w:p>
+      <w:pPr>
+        <w:jc w:val="both"/>
+        <w:rPr>
+          <w:sz w:val="26"/>
+          <w:szCs w:val="26"/>
+          <w:lang w:val="vi-VN"/>
+        </w:rPr>
+      </w:pPr>
+      <w:r>
+        <w:rPr>
+          <w:sz w:val="26"/>
+          <w:szCs w:val="26"/>
+          <w:lang w:val="vi-VN"/>
+        </w:rPr>
+        <w:t xml:space="preserve">3.2.2. </w:t>
+      </w:r>
+      <w:r>
+        <w:rPr>
+          <w:sz w:val="26"/>
+          <w:szCs w:val="26"/>
+          <w:lang w:val="vi-VN"/>
+        </w:rPr>
+        <w:t>Đánh giá kiến trúc phần mềm đa luồng</w:t>
+      </w:r>
+    </w:p>
+    <w:p>
+      <w:pPr>
+        <w:ind w:firstLine="720"/>
+        <w:jc w:val="both"/>
+        <w:rPr>
+          <w:sz w:val="26"/>
+          <w:szCs w:val="26"/>
+          <w:lang w:val="vi-VN"/>
+        </w:rPr>
+      </w:pPr>
+      <w:r>
+        <w:rPr>
+          <w:sz w:val="26"/>
+          <w:szCs w:val="26"/>
+        </w:rPr>
+        <w:t>Việc phân tách thành 5 luồng giúp tận dụng tối đa năng lực xử lý của chip AM335x, các tác vụ nặng (như đợi gói tin mạng từ MQTT hoặc đợi đọc UART từ PZEM) hoạt động theo cơ chế Non-blocking/Timeout, không làm đóng băng luồng hiển thị OLED hay luồng quét nút nhấn.</w:t>
+      </w:r>
+    </w:p>
+    <w:p>
+      <w:pPr>
+        <w:ind w:firstLine="720"/>
+        <w:jc w:val="both"/>
+        <w:rPr>
+          <w:sz w:val="26"/>
+          <w:szCs w:val="26"/>
+          <w:lang w:val="vi-VN"/>
+        </w:rPr>
+      </w:pPr>
+      <w:r>
+        <w:rPr>
+          <w:sz w:val="26"/>
+          <w:szCs w:val="26"/>
+        </w:rPr>
+        <w:lastRenderedPageBreak/>
+        <w:t xml:space="preserve">Cơ chế đồng bộ hóa bằng </w:t>
+      </w:r>
+      <w:r>
+        <w:rPr>
+          <w:sz w:val="26"/>
+          <w:szCs w:val="26"/>
+        </w:rPr>
+        <w:t>h</w:t>
+      </w:r>
+      <w:r>
+        <w:rPr>
+          <w:sz w:val="26"/>
+          <w:szCs w:val="26"/>
+        </w:rPr>
+        <w:t>àng đợi thông điệp giải quyết tốt bài toán bất đồng bộ dữ liệu và tránh được hiện tượng tranh chấp tài nguyên.</w:t>
+      </w:r>
+    </w:p>
+    <w:p>
+      <w:pPr>
+        <w:jc w:val="both"/>
+        <w:rPr>
+          <w:sz w:val="26"/>
+          <w:szCs w:val="26"/>
+          <w:lang w:val="vi-VN"/>
+        </w:rPr>
+      </w:pPr>
+      <w:r>
+        <w:rPr>
+          <w:sz w:val="26"/>
+          <w:szCs w:val="26"/>
+          <w:lang w:val="vi-VN"/>
+        </w:rPr>
+        <w:t xml:space="preserve">3.3. </w:t>
+      </w:r>
+      <w:r>
+        <w:rPr>
+          <w:sz w:val="26"/>
+          <w:szCs w:val="26"/>
+          <w:lang w:val="vi-VN"/>
+        </w:rPr>
+        <w:t>Đánh giá hiệu năng</w:t>
+      </w:r>
+    </w:p>
+    <w:p>
+      <w:pPr>
+        <w:jc w:val="both"/>
+        <w:rPr>
+          <w:sz w:val="26"/>
+          <w:szCs w:val="26"/>
+          <w:lang w:val="vi-VN"/>
+        </w:rPr>
+      </w:pPr>
+      <w:r>
+        <w:rPr>
+          <w:sz w:val="26"/>
+          <w:szCs w:val="26"/>
+          <w:lang w:val="vi-VN"/>
+        </w:rPr>
+        <w:t xml:space="preserve">3.3.1. </w:t>
+      </w:r>
+      <w:r>
+        <w:rPr>
+          <w:sz w:val="26"/>
+          <w:szCs w:val="26"/>
+          <w:lang w:val="vi-VN"/>
+        </w:rPr>
+        <w:t xml:space="preserve">Valgrind </w:t>
+      </w:r>
+      <w:r>
+        <w:rPr>
+          <w:sz w:val="26"/>
+          <w:szCs w:val="26"/>
+          <w:lang w:val="vi-VN"/>
+        </w:rPr>
+        <w:t>–</w:t>
+      </w:r>
+      <w:r>
+        <w:rPr>
+          <w:sz w:val="26"/>
+          <w:szCs w:val="26"/>
+          <w:lang w:val="vi-VN"/>
+        </w:rPr>
+        <w:t xml:space="preserve"> </w:t>
+      </w:r>
+      <w:r>
+        <w:rPr>
+          <w:sz w:val="26"/>
+          <w:szCs w:val="26"/>
+          <w:lang w:val="vi-VN"/>
+        </w:rPr>
+        <w:t>k</w:t>
+      </w:r>
+      <w:r>
+        <w:rPr>
+          <w:sz w:val="26"/>
+          <w:szCs w:val="26"/>
+          <w:lang w:val="vi-VN"/>
+        </w:rPr>
+        <w:t>iểm tra quản lý bộ nhớ</w:t>
+      </w:r>
+    </w:p>
+    <w:p>
+      <w:pPr>
+        <w:spacing w:line="360" w:lineRule="auto"/>
+        <w:ind w:firstLine="720"/>
+        <w:jc w:val="both"/>
+        <w:rPr>
+          <w:sz w:val="26"/>
+          <w:szCs w:val="26"/>
+          <w:lang w:val="vi-VN"/>
+        </w:rPr>
+      </w:pPr>
+      <w:r>
+        <w:rPr>
+          <w:sz w:val="26"/>
+          <w:szCs w:val="26"/>
+        </w:rPr>
+        <w:t>Valgrind chạy ứng dụng trong môi trường giám sát ảo, theo dõi mọi thao tác cấp phát và giải phóng bộ nhớ.</w:t>
+      </w:r>
+      <w:r>
+        <w:rPr>
+          <w:sz w:val="26"/>
+          <w:szCs w:val="26"/>
+          <w:lang w:val="vi-VN"/>
+        </w:rPr>
+        <w:t xml:space="preserve"> </w:t>
+      </w:r>
+      <w:r>
+        <w:rPr>
+          <w:sz w:val="26"/>
+          <w:szCs w:val="26"/>
+        </w:rPr>
+        <w:t xml:space="preserve">Sau 30 giây, gửi SIGTERM để app thoát, Valgrind tổng hợp báo cáo. Kết quả thực tế thu được </w:t>
+      </w:r>
+      <w:r>
+        <w:rPr>
+          <w:sz w:val="26"/>
+          <w:szCs w:val="26"/>
+        </w:rPr>
+        <w:t>như</w:t>
+      </w:r>
+      <w:r>
+        <w:rPr>
+          <w:sz w:val="26"/>
+          <w:szCs w:val="26"/>
+          <w:lang w:val="vi-VN"/>
+        </w:rPr>
+        <w:t xml:space="preserve"> hình ảnh sau:</w:t>
+      </w:r>
+    </w:p>
+    <w:p>
+      <w:pPr>
+        <w:jc w:val="both"/>
+        <w:rPr>
+          <w:sz w:val="26"/>
+          <w:szCs w:val="26"/>
+          <w:lang w:val="vi-VN"/>
+        </w:rPr>
+      </w:pPr>
+      <w:r>
+        <w:rPr>
+          <w:sz w:val="26"/>
+          <w:szCs w:val="26"/>
+          <w:lang w:val="vi-VN"/>
+        </w:rPr>
+        <w:drawing>
+          <wp:inline distT="0" distB="0" distL="0" distR="0" wp14:anchorId="312E0AF3" wp14:editId="2684C759">
+            <wp:extent cx="5760085" cy="3369945"/>
+            <wp:effectExtent l="0" t="0" r="0" b="1905"/>
+            <wp:docPr id="1" name="Picture 1"/>
+            <wp:cNvGraphicFramePr>
+              <a:graphicFrameLocks xmlns:a="http://schemas.openxmlformats.org/drawingml/2006/main" noChangeAspect="1"/>
+            </wp:cNvGraphicFramePr>
+            <a:graphic xmlns:a="http://schemas.openxmlformats.org/drawingml/2006/main">
+              <a:graphicData uri="http://schemas.openxmlformats.org/drawingml/2006/picture">
+                <pic:pic xmlns:pic="http://schemas.openxmlformats.org/drawingml/2006/picture">
+                  <pic:nvPicPr>
+                    <pic:cNvPr id="1" name=""/>
+                    <pic:cNvPicPr/>
+                  </pic:nvPicPr>
+                  <pic:blipFill>
+                    <a:blip r:embed="rId13"/>
+                    <a:stretch>
+                      <a:fillRect/>
+                    </a:stretch>
+                  </pic:blipFill>
+                  <pic:spPr>
+                    <a:xfrm>
+                      <a:off x="0" y="0"/>
+                      <a:ext cx="5760085" cy="3369945"/>
+                    </a:xfrm>
+                    <a:prstGeom prst="rect">
+                      <a:avLst/>
+                    </a:prstGeom>
+                  </pic:spPr>
+                </pic:pic>
+              </a:graphicData>
+            </a:graphic>
+          </wp:inline>
+        </w:drawing>
+      </w:r>
+    </w:p>
+    <w:p>
+      <w:pPr>
+        <w:jc w:val="both"/>
+        <w:rPr>
+          <w:sz w:val="26"/>
+          <w:szCs w:val="26"/>
+          <w:lang w:val="vi-VN"/>
+        </w:rPr>
+      </w:pPr>
+      <w:r>
+        <w:rPr>
+          <w:sz w:val="26"/>
+          <w:szCs w:val="26"/>
+          <w:lang w:val="vi-VN"/>
+        </w:rPr>
+        <w:t>Hình : Kết quả kiểm tra rò rỉ bộ nhớ bằng Valgrind</w:t>
+      </w:r>
+    </w:p>
+    <w:p>
+      <w:pPr>
+        <w:jc w:val="both"/>
+        <w:rPr>
+          <w:sz w:val="26"/>
+          <w:szCs w:val="26"/>
+          <w:lang w:val="vi-VN"/>
+        </w:rPr>
+      </w:pPr>
+      <w:r>
+        <w:rPr>
+          <w:sz w:val="26"/>
+          <w:szCs w:val="26"/>
+        </w:rPr>
+        <w:t xml:space="preserve">Phân tích kỹ thuật và </w:t>
+      </w:r>
+      <w:r>
+        <w:rPr>
+          <w:sz w:val="26"/>
+          <w:szCs w:val="26"/>
+        </w:rPr>
+        <w:t>đ</w:t>
+      </w:r>
+      <w:r>
+        <w:rPr>
+          <w:sz w:val="26"/>
+          <w:szCs w:val="26"/>
+        </w:rPr>
+        <w:t xml:space="preserve">ánh giá số </w:t>
+      </w:r>
+      <w:r>
+        <w:rPr>
+          <w:sz w:val="26"/>
+          <w:szCs w:val="26"/>
+        </w:rPr>
+        <w:t>liệu</w:t>
+      </w:r>
+      <w:r>
+        <w:rPr>
+          <w:sz w:val="26"/>
+          <w:szCs w:val="26"/>
+          <w:lang w:val="vi-VN"/>
+        </w:rPr>
+        <w:t>:</w:t>
+      </w:r>
+    </w:p>
+    <w:p>
+      <w:pPr>
+        <w:pStyle w:val="ListParagraph"/>
+        <w:numPr>
+          <w:ilvl w:val="0"/>
+          <w:numId w:val="47"/>
+        </w:numPr>
+        <w:jc w:val="both"/>
+        <w:rPr>
+          <w:sz w:val="26"/>
+          <w:szCs w:val="26"/>
+          <w:lang w:val="vi-VN"/>
+        </w:rPr>
+      </w:pPr>
+      <w:r>
+        <w:rPr>
+          <w:sz w:val="26"/>
+          <w:szCs w:val="26"/>
+        </w:rPr>
+        <w:t>Chỉ số quan trọng nhất là definitely lost đạt giá trị 0 bytes trong 0 blocks.</w:t>
+      </w:r>
+      <w:r>
+        <w:rPr>
+          <w:sz w:val="26"/>
+          <w:szCs w:val="26"/>
+          <w:lang w:val="vi-VN"/>
+        </w:rPr>
+        <w:t xml:space="preserve"> </w:t>
+      </w:r>
+      <w:r>
+        <w:rPr>
+          <w:sz w:val="26"/>
+          <w:szCs w:val="26"/>
+        </w:rPr>
+        <w:t>Điều này chứng minh toàn bộ các vùng nhớ cấp phát động trong mã nguồn ứng dụng btl_app</w:t>
+      </w:r>
+      <w:r>
+        <w:rPr>
+          <w:sz w:val="26"/>
+          <w:szCs w:val="26"/>
+          <w:lang w:val="vi-VN"/>
+        </w:rPr>
+        <w:t xml:space="preserve"> </w:t>
+      </w:r>
+      <w:r>
+        <w:rPr>
+          <w:sz w:val="26"/>
+          <w:szCs w:val="26"/>
+        </w:rPr>
+        <w:t>(các cấu trúc dữ liệu cho luồng, chuỗi xử lý hiển thị OLED, bộ đệm MQTT) đều đã được quản lý vòng đời cực kỳ chặt chẽ. Hệ thống không xảy ra hiện tượng thất lạc con trỏ (orphan pointers).</w:t>
+      </w:r>
+    </w:p>
+    <w:p>
+      <w:pPr>
+        <w:pStyle w:val="ListParagraph"/>
+        <w:numPr>
+          <w:ilvl w:val="0"/>
+          <w:numId w:val="47"/>
+        </w:numPr>
+        <w:jc w:val="both"/>
+        <w:rPr>
+          <w:sz w:val="26"/>
+          <w:szCs w:val="26"/>
+          <w:lang w:val="vi-VN"/>
+        </w:rPr>
+      </w:pPr>
+      <w:r>
+        <w:rPr>
+          <w:sz w:val="26"/>
+          <w:szCs w:val="26"/>
+        </w:rPr>
+        <w:t>Giải thích chi tiết về lỗi duy nhất (1 errors / possibly lost: 816 bytes)</w:t>
+      </w:r>
+      <w:r>
+        <w:rPr>
+          <w:sz w:val="26"/>
+          <w:szCs w:val="26"/>
+          <w:lang w:val="vi-VN"/>
+        </w:rPr>
+        <w:t xml:space="preserve">: </w:t>
+      </w:r>
+      <w:r>
+        <w:rPr>
+          <w:sz w:val="26"/>
+          <w:szCs w:val="26"/>
+        </w:rPr>
+        <w:t>d</w:t>
+      </w:r>
+      <w:r>
+        <w:rPr>
+          <w:sz w:val="26"/>
+          <w:szCs w:val="26"/>
+        </w:rPr>
+        <w:t xml:space="preserve">o ứng dụng bị chấm dứt đột ngột bằng tín hiệu ngắt SIGINT (Ctrl+C) từ phía người dùng, tiến trình bị giải phóng ngay lập tức khiến các luồng ngầm của hệ điều hành chưa kịp nhảy vào hàm dọn dẹp nội bộ của riêng thư viện. Các con trỏ quản lý vùng nhớ này thực tế vẫn còn sống (vẫn nằm trong bảng quản lý của libc) nhưng bị ngắt giữa chừng nên Valgrind đánh giá ở mức nghi </w:t>
+      </w:r>
+      <w:r>
+        <w:rPr>
+          <w:sz w:val="26"/>
+          <w:szCs w:val="26"/>
+        </w:rPr>
+        <w:t>vấn</w:t>
+      </w:r>
+      <w:r>
+        <w:rPr>
+          <w:sz w:val="26"/>
+          <w:szCs w:val="26"/>
+          <w:lang w:val="vi-VN"/>
+        </w:rPr>
+        <w:t>.</w:t>
+      </w:r>
+    </w:p>
+    <w:p>
+      <w:pPr>
+        <w:pStyle w:val="ListParagraph"/>
+        <w:numPr>
+          <w:ilvl w:val="0"/>
+          <w:numId w:val="47"/>
+        </w:numPr>
+        <w:jc w:val="both"/>
+        <w:rPr>
+          <w:sz w:val="26"/>
+          <w:szCs w:val="26"/>
+          <w:lang w:val="vi-VN"/>
+        </w:rPr>
+      </w:pPr>
+      <w:r>
+        <w:rPr>
+          <w:sz w:val="26"/>
+          <w:szCs w:val="26"/>
+        </w:rPr>
+        <w:t xml:space="preserve">Đánh giá trạng thái </w:t>
+      </w:r>
+      <w:r>
+        <w:rPr>
+          <w:sz w:val="26"/>
+          <w:szCs w:val="26"/>
+          <w:lang w:val="vi-VN"/>
+        </w:rPr>
+        <w:t>(</w:t>
+      </w:r>
+      <w:r>
+        <w:rPr>
+          <w:sz w:val="26"/>
+          <w:szCs w:val="26"/>
+        </w:rPr>
+        <w:t xml:space="preserve">still reachable: 3,724 </w:t>
+      </w:r>
+      <w:r>
+        <w:rPr>
+          <w:sz w:val="26"/>
+          <w:szCs w:val="26"/>
+        </w:rPr>
+        <w:t>bytes</w:t>
+      </w:r>
+      <w:r>
+        <w:rPr>
+          <w:sz w:val="26"/>
+          <w:szCs w:val="26"/>
+          <w:lang w:val="vi-VN"/>
+        </w:rPr>
+        <w:t xml:space="preserve">): </w:t>
+      </w:r>
+      <w:r>
+        <w:rPr>
+          <w:sz w:val="26"/>
+          <w:szCs w:val="26"/>
+        </w:rPr>
+        <w:t>đ</w:t>
+      </w:r>
+      <w:r>
+        <w:rPr>
+          <w:sz w:val="26"/>
+          <w:szCs w:val="26"/>
+        </w:rPr>
+        <w:t xml:space="preserve">ây là các vùng nhớ hệ thống vẫn có thể truy cập được tại thời điểm tắt tiến trình. Lượng bộ nhớ này hoàn toàn </w:t>
+      </w:r>
+      <w:r>
+        <w:rPr>
+          <w:sz w:val="26"/>
+          <w:szCs w:val="26"/>
+        </w:rPr>
+        <w:lastRenderedPageBreak/>
+        <w:t>bình thường, thuộc về cấu trúc quản lý môi trường runtime của Linux dành cho chương trình C và không phải là lỗi rò rỉ.</w:t>
+      </w:r>
+    </w:p>
+    <w:p>
+      <w:pPr>
+        <w:jc w:val="both"/>
+        <w:rPr>
+          <w:lang w:val="vi-VN"/>
+        </w:rPr>
+      </w:pPr>
+      <w:r>
+        <w:rPr>
+          <w:sz w:val="26"/>
+          <w:szCs w:val="26"/>
+          <w:lang w:val="vi-VN"/>
+        </w:rPr>
+        <w:t xml:space="preserve">3.3.2. </w:t>
+      </w:r>
+      <w:r>
+        <w:t>p</w:t>
+      </w:r>
+      <w:r>
+        <w:t xml:space="preserve">erf — Đo Performance </w:t>
+      </w:r>
+      <w:r>
+        <w:t>Counters</w:t>
+      </w:r>
+      <w:r>
+        <w:t xml:space="preserve"> CPU</w:t>
+      </w:r>
+    </w:p>
+    <w:p>
+      <w:pPr>
+        <w:ind w:firstLine="720"/>
+        <w:jc w:val="both"/>
+        <w:rPr>
+          <w:sz w:val="26"/>
+          <w:szCs w:val="26"/>
+          <w:lang w:val="vi-VN"/>
+        </w:rPr>
+      </w:pPr>
+      <w:r>
+        <w:rPr>
+          <w:sz w:val="26"/>
+          <w:szCs w:val="26"/>
+        </w:rPr>
+        <w:t xml:space="preserve">perf (hay còn gọi là </w:t>
+      </w:r>
+      <w:r>
+        <w:rPr>
+          <w:sz w:val="26"/>
+          <w:szCs w:val="26"/>
+        </w:rPr>
+        <w:t>Performance Counters for Linux</w:t>
+      </w:r>
+      <w:r>
+        <w:rPr>
+          <w:sz w:val="26"/>
+          <w:szCs w:val="26"/>
+        </w:rPr>
+        <w:t>) là một công cụ profiler cực kỳ mạnh mẽ tích hợp sẵn trong nhân Linux (Linux Kernel). Nó được dùng để giám sát, đo lường và phân tích hiệu năng của cả hệ điều hành lẫn các ứng dụng người dùng (userspace applications).</w:t>
+      </w:r>
+      <w:r>
+        <w:rPr>
+          <w:sz w:val="26"/>
+          <w:szCs w:val="26"/>
+          <w:lang w:val="vi-VN"/>
+        </w:rPr>
+        <w:t xml:space="preserve"> Thực hiện đánh giá với</w:t>
+      </w:r>
+      <w:r>
+        <w:rPr>
+          <w:sz w:val="26"/>
+          <w:szCs w:val="26"/>
+        </w:rPr>
+        <w:t xml:space="preserve"> 955 </w:t>
+      </w:r>
+      <w:r>
+        <w:rPr>
+          <w:sz w:val="26"/>
+          <w:szCs w:val="26"/>
+        </w:rPr>
+        <w:t>mẫu</w:t>
+      </w:r>
+      <w:r>
+        <w:rPr>
+          <w:sz w:val="26"/>
+          <w:szCs w:val="26"/>
+        </w:rPr>
+        <w:t>, tổng số sự kiện ước tính khoảng 81.587.847 sự kiện.</w:t>
+      </w:r>
+    </w:p>
+    <w:p>
+      <w:pPr>
+        <w:jc w:val="both"/>
+        <w:rPr>
+          <w:sz w:val="26"/>
+          <w:szCs w:val="26"/>
+          <w:lang w:val="vi-VN"/>
+        </w:rPr>
+      </w:pPr>
+      <w:r>
+        <w:rPr>
+          <w:sz w:val="26"/>
+          <w:szCs w:val="26"/>
+          <w:lang w:val="vi-VN"/>
+        </w:rPr>
+        <w:drawing>
+          <wp:inline distT="0" distB="0" distL="0" distR="0" wp14:anchorId="35D6CB15" wp14:editId="1CF6A962">
+            <wp:extent cx="5760085" cy="3333115"/>
+            <wp:effectExtent l="0" t="0" r="0" b="635"/>
+            <wp:docPr id="14" name="Picture 14"/>
+            <wp:cNvGraphicFramePr>
+              <a:graphicFrameLocks xmlns:a="http://schemas.openxmlformats.org/drawingml/2006/main" noChangeAspect="1"/>
+            </wp:cNvGraphicFramePr>
+            <a:graphic xmlns:a="http://schemas.openxmlformats.org/drawingml/2006/main">
+              <a:graphicData uri="http://schemas.openxmlformats.org/drawingml/2006/picture">
+                <pic:pic xmlns:pic="http://schemas.openxmlformats.org/drawingml/2006/picture">
+                  <pic:nvPicPr>
+                    <pic:cNvPr id="1" name=""/>
+                    <pic:cNvPicPr/>
+                  </pic:nvPicPr>
+                  <pic:blipFill>
+                    <a:blip r:embed="rId14"/>
+                    <a:stretch>
+                      <a:fillRect/>
+                    </a:stretch>
+                  </pic:blipFill>
+                  <pic:spPr>
+                    <a:xfrm>
+                      <a:off x="0" y="0"/>
+                      <a:ext cx="5760085" cy="3333115"/>
+                    </a:xfrm>
+                    <a:prstGeom prst="rect">
+                      <a:avLst/>
+                    </a:prstGeom>
+                  </pic:spPr>
+                </pic:pic>
+              </a:graphicData>
+            </a:graphic>
+          </wp:inline>
+        </w:drawing>
+      </w:r>
+    </w:p>
+    <w:p>
+      <w:pPr>
+        <w:jc w:val="both"/>
+        <w:rPr>
+          <w:sz w:val="26"/>
+          <w:szCs w:val="26"/>
+          <w:lang w:val="vi-VN"/>
+        </w:rPr>
+      </w:pPr>
+      <w:r>
+        <w:rPr>
+          <w:sz w:val="26"/>
+          <w:szCs w:val="26"/>
+          <w:lang w:val="vi-VN"/>
+        </w:rPr>
+        <w:t xml:space="preserve">Hình : Kết quả </w:t>
+      </w:r>
+      <w:r>
+        <w:rPr>
+          <w:sz w:val="26"/>
+          <w:szCs w:val="26"/>
+          <w:lang w:val="vi-VN"/>
+        </w:rPr>
+        <w:t>phân tích hiệu năng hệ thống bằng công cụ perf</w:t>
+      </w:r>
+    </w:p>
+    <w:p>
+      <w:pPr>
+        <w:jc w:val="both"/>
+        <w:rPr>
+          <w:sz w:val="26"/>
+          <w:szCs w:val="26"/>
+          <w:lang w:val="vi-VN"/>
+        </w:rPr>
+      </w:pPr>
+      <w:r>
+        <w:rPr>
+          <w:sz w:val="26"/>
+          <w:szCs w:val="26"/>
+        </w:rPr>
+        <w:t xml:space="preserve">Phân tích kỹ thuật và </w:t>
+      </w:r>
+      <w:r>
+        <w:rPr>
+          <w:sz w:val="26"/>
+          <w:szCs w:val="26"/>
+        </w:rPr>
+        <w:t>đ</w:t>
+      </w:r>
+      <w:r>
+        <w:rPr>
+          <w:sz w:val="26"/>
+          <w:szCs w:val="26"/>
+        </w:rPr>
+        <w:t xml:space="preserve">ánh giá số </w:t>
+      </w:r>
+      <w:r>
+        <w:rPr>
+          <w:sz w:val="26"/>
+          <w:szCs w:val="26"/>
+        </w:rPr>
+        <w:t>liệu</w:t>
+      </w:r>
+      <w:r>
+        <w:rPr>
+          <w:sz w:val="26"/>
+          <w:szCs w:val="26"/>
+          <w:lang w:val="vi-VN"/>
+        </w:rPr>
+        <w:t>:</w:t>
+      </w:r>
+    </w:p>
+    <w:p>
+      <w:pPr>
+        <w:pStyle w:val="ListParagraph"/>
+        <w:numPr>
+          <w:ilvl w:val="0"/>
+          <w:numId w:val="48"/>
+        </w:numPr>
+        <w:jc w:val="both"/>
+        <w:rPr>
+          <w:sz w:val="26"/>
+          <w:szCs w:val="26"/>
+          <w:lang w:val="vi-VN"/>
+        </w:rPr>
+      </w:pPr>
+      <w:r>
+        <w:rPr>
+          <w:sz w:val="26"/>
+          <w:szCs w:val="26"/>
+        </w:rPr>
+        <w:t xml:space="preserve">Cơ chế điều phối luồng (Context Switching): </w:t>
+      </w:r>
+      <w:r>
+        <w:rPr>
+          <w:sz w:val="26"/>
+          <w:szCs w:val="26"/>
+        </w:rPr>
+        <w:t>c</w:t>
+      </w:r>
+      <w:r>
+        <w:rPr>
+          <w:sz w:val="26"/>
+          <w:szCs w:val="26"/>
+        </w:rPr>
+        <w:t>ụm hàm schedule (8.80%), __schedule (8.51%), và finish_task_switch (7.84%) chiếm khoảng ~25% CPU. Điều này chứng minh nhân Linux đang thực hiện luân chuyển các luồng chức năng (đọc cảm biến PZEM, quét nút nhấn, cập nhật hiển thị OLED) một cách liên tục và dập dìu đúng theo thiết kế ứng dụng đa luồng.</w:t>
+      </w:r>
+    </w:p>
+    <w:p>
+      <w:pPr>
+        <w:pStyle w:val="ListParagraph"/>
+        <w:numPr>
+          <w:ilvl w:val="0"/>
+          <w:numId w:val="48"/>
+        </w:numPr>
+        <w:jc w:val="both"/>
+        <w:rPr>
+          <w:sz w:val="26"/>
+          <w:szCs w:val="26"/>
+          <w:lang w:val="vi-VN"/>
+        </w:rPr>
+      </w:pPr>
+      <w:r>
+        <w:rPr>
+          <w:sz w:val="26"/>
+          <w:szCs w:val="26"/>
+        </w:rPr>
+        <w:t>Giao tiếp liên tiến trình IPC:</w:t>
+      </w:r>
+      <w:r>
+        <w:rPr>
+          <w:sz w:val="26"/>
+          <w:szCs w:val="26"/>
+          <w:lang w:val="vi-VN"/>
+        </w:rPr>
+        <w:t xml:space="preserve"> </w:t>
+      </w:r>
+      <w:r>
+        <w:rPr>
+          <w:sz w:val="26"/>
+          <w:szCs w:val="26"/>
+        </w:rPr>
+        <w:t>h</w:t>
+      </w:r>
+      <w:r>
+        <w:rPr>
+          <w:sz w:val="26"/>
+          <w:szCs w:val="26"/>
+        </w:rPr>
+        <w:t>àm __se_sys_mq_timedreceive xuất hiện rõ ràng với 7.44%. Đây là bằng chứng thực nghiệm khẳng định luồng xử lý chính hoặc luồng hiển thị đang đồng bộ dữ liệu thông qua việc xếp hàng chờ nhận tin nhắn gửi tới từ luồng cảm biến.</w:t>
+      </w:r>
+    </w:p>
+    <w:p>
+      <w:pPr>
+        <w:pStyle w:val="ListParagraph"/>
+        <w:numPr>
+          <w:ilvl w:val="0"/>
+          <w:numId w:val="48"/>
+        </w:numPr>
+        <w:jc w:val="both"/>
+        <w:rPr>
+          <w:sz w:val="26"/>
+          <w:szCs w:val="26"/>
+          <w:lang w:val="vi-VN"/>
+        </w:rPr>
+      </w:pPr>
+      <w:r>
+        <w:rPr>
+          <w:sz w:val="26"/>
+          <w:szCs w:val="26"/>
+        </w:rPr>
+        <w:t xml:space="preserve">Truyền thông mạng và </w:t>
+      </w:r>
+      <w:r>
+        <w:rPr>
+          <w:sz w:val="26"/>
+          <w:szCs w:val="26"/>
+        </w:rPr>
+        <w:t>t</w:t>
+      </w:r>
+      <w:r>
+        <w:rPr>
+          <w:sz w:val="26"/>
+          <w:szCs w:val="26"/>
+        </w:rPr>
+        <w:t xml:space="preserve">hư viện MQTT: </w:t>
+      </w:r>
+      <w:r>
+        <w:rPr>
+          <w:sz w:val="26"/>
+          <w:szCs w:val="26"/>
+        </w:rPr>
+        <w:t>l</w:t>
+      </w:r>
+      <w:r>
+        <w:rPr>
+          <w:sz w:val="26"/>
+          <w:szCs w:val="26"/>
+        </w:rPr>
+        <w:t>uồng tác vụ mosquitto loop tương tác sâu với tầng mạng của nhân thông qua __se_sys_send (7.95%), tcp_sendmsg (7.88%), và tcp_write_xmit (7.02%). Tổng thời gian xử lý mạng chiếm khoảng ~22%, minh chứng cho việc các gói tin dữ liệu công suất đang được đóng gói mạng TCP/IP và đẩy ra driver Ethernet/Wi-Fi một cách ổn định và liên tục.</w:t>
+      </w:r>
+    </w:p>
+    <w:p>
+      <w:pPr>
+        <w:pStyle w:val="ListParagraph"/>
+        <w:numPr>
+          <w:ilvl w:val="0"/>
+          <w:numId w:val="48"/>
+        </w:numPr>
+        <w:jc w:val="both"/>
+        <w:rPr>
+          <w:sz w:val="26"/>
+          <w:szCs w:val="26"/>
+          <w:lang w:val="vi-VN"/>
+        </w:rPr>
+      </w:pPr>
+      <w:r>
+        <w:rPr>
+          <w:sz w:val="26"/>
+          <w:szCs w:val="26"/>
+        </w:rPr>
+        <w:lastRenderedPageBreak/>
+        <w:t xml:space="preserve">Giao tiếp I/O ngoại vi: </w:t>
+      </w:r>
+      <w:r>
+        <w:rPr>
+          <w:sz w:val="26"/>
+          <w:szCs w:val="26"/>
+        </w:rPr>
+        <w:t>h</w:t>
+      </w:r>
+      <w:r>
+        <w:rPr>
+          <w:sz w:val="26"/>
+          <w:szCs w:val="26"/>
+        </w:rPr>
+        <w:t>àm ksys_write chiếm 6.97%, sinh ra do ứng dụng liên tục thực hiện lệnh ghi ra file thiết bị I2C để cập nhật màn hình OLED hoặc xuất log vận hành ra terminal.</w:t>
+      </w:r>
+    </w:p>
+    <w:p>
+      <w:pPr>
+        <w:jc w:val="both"/>
+        <w:rPr>
+          <w:sz w:val="26"/>
+          <w:szCs w:val="26"/>
+          <w:lang w:val="vi-VN"/>
+        </w:rPr>
+      </w:pPr>
+      <w:r>
+        <w:rPr>
+          <w:sz w:val="26"/>
+          <w:szCs w:val="26"/>
+          <w:lang w:val="vi-VN"/>
+        </w:rPr>
+        <w:t xml:space="preserve">3.3.3. </w:t>
+      </w:r>
+      <w:r>
+        <w:rPr>
+          <w:sz w:val="26"/>
+          <w:szCs w:val="26"/>
+          <w:lang w:val="vi-VN"/>
+        </w:rPr>
+        <w:t>strace – lời gọi hệ thống (System Calls)</w:t>
+      </w:r>
+    </w:p>
+    <w:p>
+      <w:pPr>
+        <w:ind w:firstLine="720"/>
+        <w:jc w:val="both"/>
+        <w:rPr>
+          <w:sz w:val="26"/>
+          <w:szCs w:val="26"/>
+          <w:lang w:val="vi-VN"/>
+        </w:rPr>
+      </w:pPr>
+      <w:r>
+        <w:rPr>
+          <w:sz w:val="26"/>
+          <w:szCs w:val="26"/>
+        </w:rPr>
+        <w:t>strace (System Call Trace) là một công cụ chẩn đoán, debug và kiểm thử cực kỳ phổ biến trên môi trường Linux. Nhiệm vụ cốt lõi của nó là theo dõi và ghi lại tất cả các lời gọi hệ thống (System Calls) được sinh ra bởi một chương trình, cùng với các tín hiệu (Signals) mà chương trình đó nhận được.</w:t>
+      </w:r>
+    </w:p>
+    <w:p>
+      <w:pPr>
+        <w:jc w:val="both"/>
+        <w:rPr>
+          <w:sz w:val="26"/>
+          <w:szCs w:val="26"/>
+          <w:lang w:val="vi-VN"/>
+        </w:rPr>
+      </w:pPr>
+      <w:r>
+        <w:rPr>
+          <w:sz w:val="26"/>
+          <w:szCs w:val="26"/>
+          <w:lang w:val="vi-VN"/>
+        </w:rPr>
+        <w:drawing>
+          <wp:inline distT="0" distB="0" distL="0" distR="0" wp14:anchorId="6C7E8693" wp14:editId="075793FE">
+            <wp:extent cx="5760085" cy="4755515"/>
+            <wp:effectExtent l="0" t="0" r="0" b="6985"/>
+            <wp:docPr id="15" name="Picture 15"/>
+            <wp:cNvGraphicFramePr>
+              <a:graphicFrameLocks xmlns:a="http://schemas.openxmlformats.org/drawingml/2006/main" noChangeAspect="1"/>
+            </wp:cNvGraphicFramePr>
+            <a:graphic xmlns:a="http://schemas.openxmlformats.org/drawingml/2006/main">
+              <a:graphicData uri="http://schemas.openxmlformats.org/drawingml/2006/picture">
+                <pic:pic xmlns:pic="http://schemas.openxmlformats.org/drawingml/2006/picture">
+                  <pic:nvPicPr>
+                    <pic:cNvPr id="1" name=""/>
+                    <pic:cNvPicPr/>
+                  </pic:nvPicPr>
+                  <pic:blipFill>
+                    <a:blip r:embed="rId15"/>
+                    <a:stretch>
+                      <a:fillRect/>
+                    </a:stretch>
+                  </pic:blipFill>
+                  <pic:spPr>
+                    <a:xfrm>
+                      <a:off x="0" y="0"/>
+                      <a:ext cx="5760085" cy="4755515"/>
+                    </a:xfrm>
+                    <a:prstGeom prst="rect">
+                      <a:avLst/>
+                    </a:prstGeom>
+                  </pic:spPr>
+                </pic:pic>
+              </a:graphicData>
+            </a:graphic>
+          </wp:inline>
+        </w:drawing>
+      </w:r>
+    </w:p>
+    <w:p>
+      <w:pPr>
+        <w:jc w:val="both"/>
+        <w:rPr>
+          <w:sz w:val="26"/>
+          <w:szCs w:val="26"/>
+          <w:lang w:val="vi-VN"/>
+        </w:rPr>
+      </w:pPr>
+      <w:r>
+        <w:rPr>
+          <w:sz w:val="26"/>
+          <w:szCs w:val="26"/>
+          <w:lang w:val="vi-VN"/>
+        </w:rPr>
+        <w:t xml:space="preserve">Hình : Kết quả phân tích </w:t>
+      </w:r>
+      <w:r>
+        <w:rPr>
+          <w:sz w:val="26"/>
+          <w:szCs w:val="26"/>
+          <w:lang w:val="vi-VN"/>
+        </w:rPr>
+        <w:t>hành vi hệ thống bằng công cụ strace</w:t>
+      </w:r>
+    </w:p>
+    <w:p>
+      <w:pPr>
+        <w:jc w:val="both"/>
+        <w:rPr>
+          <w:sz w:val="26"/>
+          <w:szCs w:val="26"/>
+          <w:lang w:val="vi-VN"/>
+        </w:rPr>
+      </w:pPr>
+      <w:r>
+        <w:rPr>
+          <w:sz w:val="26"/>
+          <w:szCs w:val="26"/>
+        </w:rPr>
+        <w:t xml:space="preserve">Phân tích kỹ thuật và </w:t>
+      </w:r>
+      <w:r>
+        <w:rPr>
+          <w:sz w:val="26"/>
+          <w:szCs w:val="26"/>
+        </w:rPr>
+        <w:t>đ</w:t>
+      </w:r>
+      <w:r>
+        <w:rPr>
+          <w:sz w:val="26"/>
+          <w:szCs w:val="26"/>
+        </w:rPr>
+        <w:t xml:space="preserve">ánh giá số </w:t>
+      </w:r>
+      <w:r>
+        <w:rPr>
+          <w:sz w:val="26"/>
+          <w:szCs w:val="26"/>
+        </w:rPr>
+        <w:t>liệu</w:t>
+      </w:r>
+      <w:r>
+        <w:rPr>
+          <w:sz w:val="26"/>
+          <w:szCs w:val="26"/>
+          <w:lang w:val="vi-VN"/>
+        </w:rPr>
+        <w:t>:</w:t>
+      </w:r>
+    </w:p>
+    <w:p>
+      <w:pPr>
+        <w:pStyle w:val="ListParagraph"/>
+        <w:numPr>
+          <w:ilvl w:val="0"/>
+          <w:numId w:val="49"/>
+        </w:numPr>
+        <w:jc w:val="both"/>
+        <w:rPr>
+          <w:sz w:val="26"/>
+          <w:szCs w:val="26"/>
+          <w:lang w:val="vi-VN"/>
+        </w:rPr>
+      </w:pPr>
+      <w:r>
+        <w:rPr>
+          <w:sz w:val="26"/>
+          <w:szCs w:val="26"/>
+        </w:rPr>
+        <w:t xml:space="preserve">Hàm futex_time64 chiếm vị trí cao nhất với 93.86% tổng thời gian xử lý hệ thống, dù chỉ gọi duy nhất 1 </w:t>
+      </w:r>
+      <w:r>
+        <w:rPr>
+          <w:sz w:val="26"/>
+          <w:szCs w:val="26"/>
+        </w:rPr>
+        <w:t>lần</w:t>
+      </w:r>
+      <w:r>
+        <w:rPr>
+          <w:sz w:val="26"/>
+          <w:szCs w:val="26"/>
+          <w:lang w:val="vi-VN"/>
+        </w:rPr>
+        <w:t>.</w:t>
+      </w:r>
+      <w:r>
+        <w:t xml:space="preserve"> </w:t>
+      </w:r>
+      <w:r>
+        <w:rPr>
+          <w:sz w:val="26"/>
+          <w:szCs w:val="26"/>
+        </w:rPr>
+        <w:t>Tỷ lệ thời gian áp đảo này chứng minh ứng dụng không hề gặp hiện tượng vòng lặp vô hạn đốt CPU (busy waiting).</w:t>
+      </w:r>
+      <w:r>
+        <w:rPr>
+          <w:sz w:val="26"/>
+          <w:szCs w:val="26"/>
+          <w:lang w:val="vi-VN"/>
+        </w:rPr>
+        <w:t xml:space="preserve"> </w:t>
+      </w:r>
+      <w:r>
+        <w:rPr>
+          <w:sz w:val="26"/>
+          <w:szCs w:val="26"/>
+        </w:rPr>
+        <w:t>Sau khi khởi tạo xong, các luồng chức năng (đọc cảm biến, xử lý nút bấm, truyền thông MQTT) được đưa vào trạng thái ngủ ngầm một cách tối ưu để chờ tín hiệu đồng bộ hoặc ngắt ngoại vi.</w:t>
+      </w:r>
+    </w:p>
+    <w:p>
+      <w:pPr>
+        <w:pStyle w:val="ListParagraph"/>
+        <w:numPr>
+          <w:ilvl w:val="0"/>
+          <w:numId w:val="49"/>
+        </w:numPr>
+        <w:jc w:val="both"/>
+        <w:rPr>
+          <w:sz w:val="26"/>
+          <w:szCs w:val="26"/>
+          <w:lang w:val="vi-VN"/>
+        </w:rPr>
+      </w:pPr>
+      <w:r>
+        <w:rPr>
+          <w:sz w:val="26"/>
+          <w:szCs w:val="26"/>
+        </w:rPr>
+        <w:t>Hàm clone được gọi thành công 5 lần (0 lỗi).</w:t>
+      </w:r>
+      <w:r>
+        <w:rPr>
+          <w:sz w:val="26"/>
+          <w:szCs w:val="26"/>
+          <w:lang w:val="vi-VN"/>
+        </w:rPr>
+        <w:t xml:space="preserve"> </w:t>
+      </w:r>
+      <w:r>
+        <w:rPr>
+          <w:sz w:val="26"/>
+          <w:szCs w:val="26"/>
+        </w:rPr>
+        <w:t xml:space="preserve">Trong Linux, hàm clone là nền tảng cốt lõi được thư viện libpthread gọi để sinh ra các luồng phụ dạng Lightweight </w:t>
+      </w:r>
+      <w:r>
+        <w:rPr>
+          <w:sz w:val="26"/>
+          <w:szCs w:val="26"/>
+        </w:rPr>
+        <w:lastRenderedPageBreak/>
+        <w:t>Process. Việc ghi nhận chính xác 5 cuộc gọi clone là bằng chứng thực nghiệm đắt giá khẳng định hệ điều hành đã cấp phát thành công 5 không gian thực thi song song, khớp hoàn toàn với kiến trúc 5 luồng chức năng được thiết kế trong mã nguồn C của dự án.</w:t>
+      </w:r>
+    </w:p>
+    <w:p>
+      <w:pPr>
+        <w:pStyle w:val="ListParagraph"/>
+        <w:numPr>
+          <w:ilvl w:val="0"/>
+          <w:numId w:val="49"/>
+        </w:numPr>
+        <w:jc w:val="both"/>
+        <w:rPr>
+          <w:sz w:val="26"/>
+          <w:szCs w:val="26"/>
+          <w:lang w:val="vi-VN"/>
+        </w:rPr>
+      </w:pPr>
+      <w:r>
+        <w:rPr>
+          <w:sz w:val="26"/>
+          <w:szCs w:val="26"/>
+        </w:rPr>
+        <w:t>Ghi nhận 3 lần gọi mq_open và 3 lần gọi mq_unlink.</w:t>
+      </w:r>
+      <w:r>
+        <w:t xml:space="preserve"> </w:t>
+      </w:r>
+      <w:r>
+        <w:rPr>
+          <w:sz w:val="26"/>
+          <w:szCs w:val="26"/>
+        </w:rPr>
+        <w:t>Sự xuất hiện của bộ đôi này chứng minh luồng đọc cảm biến công suất đang mở đường ống để truyền dữ liệu một cách an toàn sang luồng hiển thị OLED hoặc luồng MQTT. Đặc biệt, việc gọi mq_unlink thể hiện mã nguồn có cơ chế dọn dẹp tốt, giải phóng định danh hàng đợi khỏi hệ thống khi tắt mạch để tránh xung đột tài nguyên trong lần khởi động kế tiếp.</w:t>
+      </w:r>
+    </w:p>
+    <w:p>
+      <w:pPr>
+        <w:pStyle w:val="ListParagraph"/>
+        <w:numPr>
+          <w:ilvl w:val="0"/>
+          <w:numId w:val="49"/>
+        </w:numPr>
+        <w:jc w:val="both"/>
+        <w:rPr>
+          <w:sz w:val="26"/>
+          <w:szCs w:val="26"/>
+          <w:lang w:val="vi-VN"/>
+        </w:rPr>
+      </w:pPr>
+      <w:r>
+        <w:rPr>
+          <w:sz w:val="26"/>
+          <w:szCs w:val="26"/>
+        </w:rPr>
+        <w:t xml:space="preserve">mmap2 (22 calls): </w:t>
+      </w:r>
+      <w:r>
+        <w:rPr>
+          <w:sz w:val="26"/>
+          <w:szCs w:val="26"/>
+        </w:rPr>
+        <w:t>đ</w:t>
+      </w:r>
+      <w:r>
+        <w:rPr>
+          <w:sz w:val="26"/>
+          <w:szCs w:val="26"/>
+        </w:rPr>
+        <w:t>ược gọi để ánh xạ các file driver thiết bị hoặc các thư viện chia sẻ (.so) vào không gian bộ nhớ ảo của ứng dụng.</w:t>
+      </w:r>
+      <w:r>
+        <w:rPr>
+          <w:sz w:val="26"/>
+          <w:szCs w:val="26"/>
+          <w:lang w:val="vi-VN"/>
+        </w:rPr>
+        <w:t xml:space="preserve"> </w:t>
+      </w:r>
+    </w:p>
+    <w:p>
+      <w:pPr>
+        <w:pStyle w:val="ListParagraph"/>
+        <w:numPr>
+          <w:ilvl w:val="0"/>
+          <w:numId w:val="49"/>
+        </w:numPr>
+        <w:jc w:val="both"/>
+        <w:rPr>
+          <w:sz w:val="26"/>
+          <w:szCs w:val="26"/>
+          <w:lang w:val="vi-VN"/>
+        </w:rPr>
+      </w:pPr>
+      <w:r>
+        <w:rPr>
+          <w:sz w:val="26"/>
+          <w:szCs w:val="26"/>
+        </w:rPr>
+        <w:t xml:space="preserve">openat (11 calls, 4 errors): </w:t>
+      </w:r>
+      <w:r>
+        <w:rPr>
+          <w:sz w:val="26"/>
+          <w:szCs w:val="26"/>
+        </w:rPr>
+        <w:t>h</w:t>
+      </w:r>
+      <w:r>
+        <w:rPr>
+          <w:sz w:val="26"/>
+          <w:szCs w:val="26"/>
+        </w:rPr>
+        <w:t>ệ thống thực hiện mở các file điều khiển ngoại vi (GPIO, I2C). Việc xuất hiện 4 lỗi ở đây là hành vi rất bình thường của trình liên kết động (ld.so) khi nó rà quét tìm kiếm file thư viện trong các thư mục hệ thống theo biến môi trường PATH trước khi tìm thấy đường dẫn chính xác.</w:t>
+      </w:r>
+    </w:p>
+    <w:p>
+      <w:pPr>
+        <w:rPr>
+          <w:sz w:val="26"/>
+          <w:szCs w:val="26"/>
+          <w:lang w:val="vi-VN"/>
+        </w:rPr>
+      </w:pPr>
+      <w:r>
+        <w:rPr>
+          <w:sz w:val="26"/>
+          <w:szCs w:val="26"/>
+          <w:lang w:val="vi-VN"/>
+        </w:rPr>
+        <w:br w:type="page"/>
+      </w:r>
+    </w:p>
+    <w:p>
+      <w:pPr>
+        <w:jc w:val="both"/>
+        <w:rPr>
+          <w:sz w:val="26"/>
+          <w:szCs w:val="26"/>
+          <w:lang w:val="vi-VN"/>
+        </w:rPr>
+      </w:pPr>
+      <w:r>
+        <w:rPr>
+          <w:sz w:val="26"/>
+          <w:szCs w:val="26"/>
+          <w:lang w:val="vi-VN"/>
+        </w:rPr>
+        <w:lastRenderedPageBreak/>
+        <w:t>Bảng phân công công việc</w:t>
+      </w:r>
+    </w:p>
+    <w:tbl>
+      <w:tblPr>
+        <w:tblStyle w:val="TableGrid"/>
+        <w:tblW w:w="8946" w:type="dxa"/>
+        <w:tblLook w:val="04A0" w:firstRow="1" w:lastRow="0" w:firstColumn="1" w:lastColumn="0" w:noHBand="0" w:noVBand="1"/>
+      </w:tblPr>
+      <w:tblGrid>
+        <w:gridCol w:w="3256"/>
+        <w:gridCol w:w="5690"/>
+      </w:tblGrid>
+      <w:tr>
+        <w:trPr>
+          <w:trHeight w:val="978"/>
+        </w:trPr>
+        <w:tc>
+          <w:tcPr>
+            <w:tcW w:w="3256" w:type="dxa"/>
+          </w:tcPr>
+          <w:p>
+            <w:pPr>
+              <w:jc w:val="both"/>
+              <w:rPr>
+                <w:sz w:val="26"/>
+                <w:szCs w:val="26"/>
+                <w:lang w:val="vi-VN"/>
+              </w:rPr>
+            </w:pPr>
+            <w:r>
+              <w:rPr>
+                <w:sz w:val="26"/>
+                <w:szCs w:val="26"/>
+                <w:lang w:val="vi-VN"/>
+              </w:rPr>
+              <w:t>Họ và tên</w:t>
+            </w:r>
+          </w:p>
+        </w:tc>
+        <w:tc>
+          <w:tcPr>
+            <w:tcW w:w="5690" w:type="dxa"/>
+          </w:tcPr>
+          <w:p>
+            <w:pPr>
+              <w:jc w:val="both"/>
+              <w:rPr>
+                <w:sz w:val="26"/>
+                <w:szCs w:val="26"/>
+                <w:lang w:val="vi-VN"/>
+              </w:rPr>
+            </w:pPr>
+            <w:r>
+              <w:rPr>
+                <w:sz w:val="26"/>
+                <w:szCs w:val="26"/>
+                <w:lang w:val="vi-VN"/>
+              </w:rPr>
+              <w:t>Nhiệm vụ</w:t>
+            </w:r>
+          </w:p>
+        </w:tc>
+      </w:tr>
+      <w:tr>
+        <w:trPr>
+          <w:trHeight w:val="938"/>
+        </w:trPr>
+        <w:tc>
+          <w:tcPr>
+            <w:tcW w:w="3256" w:type="dxa"/>
+          </w:tcPr>
+          <w:p>
+            <w:pPr>
+              <w:rPr>
+                <w:sz w:val="26"/>
+                <w:szCs w:val="26"/>
+                <w:lang w:val="vi-VN"/>
+              </w:rPr>
+            </w:pPr>
+            <w:r>
+              <w:rPr>
+                <w:sz w:val="26"/>
+                <w:szCs w:val="26"/>
+                <w:lang w:val="vi-VN"/>
+              </w:rPr>
+              <w:t>Trần Quang Chiến B22DCDT052</w:t>
+            </w:r>
+          </w:p>
+        </w:tc>
+        <w:tc>
+          <w:tcPr>
+            <w:tcW w:w="5690" w:type="dxa"/>
+          </w:tcPr>
+          <w:p>
+            <w:pPr>
+              <w:jc w:val="both"/>
+              <w:rPr>
+                <w:sz w:val="26"/>
+                <w:szCs w:val="26"/>
+                <w:lang w:val="vi-VN"/>
+              </w:rPr>
+            </w:pPr>
+          </w:p>
+        </w:tc>
+      </w:tr>
+      <w:tr>
+        <w:trPr>
+          <w:trHeight w:val="978"/>
+        </w:trPr>
+        <w:tc>
+          <w:tcPr>
+            <w:tcW w:w="3256" w:type="dxa"/>
+          </w:tcPr>
+          <w:p>
+            <w:pPr>
+              <w:jc w:val="both"/>
+              <w:rPr>
+                <w:sz w:val="26"/>
+                <w:szCs w:val="26"/>
+                <w:lang w:val="vi-VN"/>
+              </w:rPr>
+            </w:pPr>
+            <w:r>
+              <w:rPr>
+                <w:sz w:val="26"/>
+                <w:szCs w:val="26"/>
+                <w:lang w:val="vi-VN"/>
+              </w:rPr>
+              <w:t>Lê Quý Nam Anh</w:t>
+            </w:r>
+          </w:p>
+          <w:p>
+            <w:pPr>
+              <w:jc w:val="both"/>
+              <w:rPr>
+                <w:sz w:val="26"/>
+                <w:szCs w:val="26"/>
+                <w:lang w:val="vi-VN"/>
+              </w:rPr>
+            </w:pPr>
+            <w:r>
+              <w:rPr>
+                <w:sz w:val="26"/>
+                <w:szCs w:val="26"/>
+                <w:lang w:val="vi-VN"/>
+              </w:rPr>
+              <w:t>B22DCDT016</w:t>
+            </w:r>
+          </w:p>
+        </w:tc>
+        <w:tc>
+          <w:tcPr>
+            <w:tcW w:w="5690" w:type="dxa"/>
+          </w:tcPr>
+          <w:p>
+            <w:pPr>
+              <w:jc w:val="both"/>
+              <w:rPr>
+                <w:sz w:val="26"/>
+                <w:szCs w:val="26"/>
+                <w:lang w:val="vi-VN"/>
+              </w:rPr>
+            </w:pPr>
+          </w:p>
+        </w:tc>
+      </w:tr>
+      <w:tr>
+        <w:trPr>
+          <w:trHeight w:val="978"/>
+        </w:trPr>
+        <w:tc>
+          <w:tcPr>
+            <w:tcW w:w="3256" w:type="dxa"/>
+          </w:tcPr>
+          <w:p>
+            <w:pPr>
+              <w:jc w:val="both"/>
+              <w:rPr>
+                <w:sz w:val="26"/>
+                <w:szCs w:val="26"/>
+                <w:lang w:val="vi-VN"/>
+              </w:rPr>
+            </w:pPr>
+            <w:r>
+              <w:rPr>
+                <w:sz w:val="26"/>
+                <w:szCs w:val="26"/>
+                <w:lang w:val="vi-VN"/>
+              </w:rPr>
+              <w:t>Trần Anh Dũng</w:t>
+            </w:r>
+          </w:p>
+          <w:p>
+            <w:pPr>
+              <w:jc w:val="both"/>
+              <w:rPr>
+                <w:sz w:val="26"/>
+                <w:szCs w:val="26"/>
+                <w:lang w:val="vi-VN"/>
+              </w:rPr>
+            </w:pPr>
+            <w:r>
+              <w:rPr>
+                <w:sz w:val="26"/>
+                <w:szCs w:val="26"/>
+                <w:lang w:val="vi-VN"/>
+              </w:rPr>
+              <w:t>B22DCDT060</w:t>
+            </w:r>
+          </w:p>
+        </w:tc>
+        <w:tc>
+          <w:tcPr>
+            <w:tcW w:w="5690" w:type="dxa"/>
+          </w:tcPr>
+          <w:p>
+            <w:pPr>
+              <w:jc w:val="both"/>
+              <w:rPr>
+                <w:sz w:val="26"/>
+                <w:szCs w:val="26"/>
+                <w:lang w:val="vi-VN"/>
+              </w:rPr>
+            </w:pPr>
+          </w:p>
+        </w:tc>
+      </w:tr>
+      <w:tr>
+        <w:trPr>
+          <w:trHeight w:val="978"/>
+        </w:trPr>
+        <w:tc>
+          <w:tcPr>
+            <w:tcW w:w="3256" w:type="dxa"/>
+          </w:tcPr>
+          <w:p>
+            <w:pPr>
+              <w:jc w:val="both"/>
+              <w:rPr>
+                <w:sz w:val="26"/>
+                <w:szCs w:val="26"/>
+                <w:lang w:val="vi-VN"/>
+              </w:rPr>
+            </w:pPr>
+            <w:r>
+              <w:rPr>
+                <w:sz w:val="26"/>
+                <w:szCs w:val="26"/>
+                <w:lang w:val="vi-VN"/>
+              </w:rPr>
+              <w:t>Phạm Trần Dương</w:t>
+            </w:r>
+          </w:p>
+          <w:p>
+            <w:pPr>
+              <w:jc w:val="both"/>
+              <w:rPr>
+                <w:sz w:val="26"/>
+                <w:szCs w:val="26"/>
+                <w:lang w:val="vi-VN"/>
+              </w:rPr>
+            </w:pPr>
+            <w:r>
+              <w:rPr>
+                <w:sz w:val="26"/>
+                <w:szCs w:val="26"/>
+                <w:lang w:val="vi-VN"/>
+              </w:rPr>
+              <w:t>B22DCDT072</w:t>
+            </w:r>
+          </w:p>
+        </w:tc>
+        <w:tc>
+          <w:tcPr>
+            <w:tcW w:w="5690" w:type="dxa"/>
+          </w:tcPr>
+          <w:p>
+            <w:pPr>
+              <w:jc w:val="both"/>
+              <w:rPr>
+                <w:sz w:val="26"/>
+                <w:szCs w:val="26"/>
+                <w:lang w:val="vi-VN"/>
+              </w:rPr>
+            </w:pPr>
+          </w:p>
+        </w:tc>
+      </w:tr>
+    </w:tbl>
     <w:p>
       <w:pPr>
         <w:jc w:val="both"/>
@@ -2641,6 +7692,119 @@
     </w:lvl>
   </w:abstractNum>
   <w:abstractNum w:abstractNumId="2" w15:restartNumberingAfterBreak="0">
+    <w:nsid w:val="09455D6D"/>
+    <w:multiLevelType w:val="hybridMultilevel"/>
+    <w:tmpl w:val="DC6E13F4"/>
+    <w:lvl w:ilvl="0" w:tplc="04090001">
+      <w:start w:val="1"/>
+      <w:numFmt w:val="bullet"/>
+      <w:lvlText w:val=""/>
+      <w:lvlJc w:val="left"/>
+      <w:pPr>
+        <w:ind w:left="1440" w:hanging="360"/>
+      </w:pPr>
+      <w:rPr>
+        <w:rFonts w:ascii="Symbol" w:hAnsi="Symbol" w:hint="default"/>
+      </w:rPr>
+    </w:lvl>
+    <w:lvl w:ilvl="1" w:tplc="04090003" w:tentative="1">
+      <w:start w:val="1"/>
+      <w:numFmt w:val="bullet"/>
+      <w:lvlText w:val="o"/>
+      <w:lvlJc w:val="left"/>
+      <w:pPr>
+        <w:ind w:left="2160" w:hanging="360"/>
+      </w:pPr>
+      <w:rPr>
+        <w:rFonts w:ascii="Courier New" w:hAnsi="Courier New" w:cs="Courier New" w:hint="default"/>
+      </w:rPr>
+    </w:lvl>
+    <w:lvl w:ilvl="2" w:tplc="04090005" w:tentative="1">
+      <w:start w:val="1"/>
+      <w:numFmt w:val="bullet"/>
+      <w:lvlText w:val=""/>
+      <w:lvlJc w:val="left"/>
+      <w:pPr>
+        <w:ind w:left="2880" w:hanging="360"/>
+      </w:pPr>
+      <w:rPr>
+        <w:rFonts w:ascii="Wingdings" w:hAnsi="Wingdings" w:hint="default"/>
+      </w:rPr>
+    </w:lvl>
+    <w:lvl w:ilvl="3" w:tplc="04090001" w:tentative="1">
+      <w:start w:val="1"/>
+      <w:numFmt w:val="bullet"/>
+      <w:lvlText w:val=""/>
+      <w:lvlJc w:val="left"/>
+      <w:pPr>
+        <w:ind w:left="3600" w:hanging="360"/>
+      </w:pPr>
+      <w:rPr>
+        <w:rFonts w:ascii="Symbol" w:hAnsi="Symbol" w:hint="default"/>
+      </w:rPr>
+    </w:lvl>
+    <w:lvl w:ilvl="4" w:tplc="04090003" w:tentative="1">
+      <w:start w:val="1"/>
+      <w:numFmt w:val="bullet"/>
+      <w:lvlText w:val="o"/>
+      <w:lvlJc w:val="left"/>
+      <w:pPr>
+        <w:ind w:left="4320" w:hanging="360"/>
+      </w:pPr>
+      <w:rPr>
+        <w:rFonts w:ascii="Courier New" w:hAnsi="Courier New" w:cs="Courier New" w:hint="default"/>
+      </w:rPr>
+    </w:lvl>
+    <w:lvl w:ilvl="5" w:tplc="04090005" w:tentative="1">
+      <w:start w:val="1"/>
+      <w:numFmt w:val="bullet"/>
+      <w:lvlText w:val=""/>
+      <w:lvlJc w:val="left"/>
+      <w:pPr>
+        <w:ind w:left="5040" w:hanging="360"/>
+      </w:pPr>
+      <w:rPr>
+        <w:rFonts w:ascii="Wingdings" w:hAnsi="Wingdings" w:hint="default"/>
+      </w:rPr>
+    </w:lvl>
+    <w:lvl w:ilvl="6" w:tplc="04090001" w:tentative="1">
+      <w:start w:val="1"/>
+      <w:numFmt w:val="bullet"/>
+      <w:lvlText w:val=""/>
+      <w:lvlJc w:val="left"/>
+      <w:pPr>
+        <w:ind w:left="5760" w:hanging="360"/>
+      </w:pPr>
+      <w:rPr>
+        <w:rFonts w:ascii="Symbol" w:hAnsi="Symbol" w:hint="default"/>
+      </w:rPr>
+    </w:lvl>
+    <w:lvl w:ilvl="7" w:tplc="04090003" w:tentative="1">
+      <w:start w:val="1"/>
+      <w:numFmt w:val="bullet"/>
+      <w:lvlText w:val="o"/>
+      <w:lvlJc w:val="left"/>
+      <w:pPr>
+        <w:ind w:left="6480" w:hanging="360"/>
+      </w:pPr>
+      <w:rPr>
+        <w:rFonts w:ascii="Courier New" w:hAnsi="Courier New" w:cs="Courier New" w:hint="default"/>
+      </w:rPr>
+    </w:lvl>
+    <w:lvl w:ilvl="8" w:tplc="04090005" w:tentative="1">
+      <w:start w:val="1"/>
+      <w:numFmt w:val="bullet"/>
+      <w:lvlText w:val=""/>
+      <w:lvlJc w:val="left"/>
+      <w:pPr>
+        <w:ind w:left="7200" w:hanging="360"/>
+      </w:pPr>
+      <w:rPr>
+        <w:rFonts w:ascii="Wingdings" w:hAnsi="Wingdings" w:hint="default"/>
+      </w:rPr>
+    </w:lvl>
+  </w:abstractNum>
+  <w:abstractNum w:abstractNumId="3" w15:restartNumberingAfterBreak="0">
     <w:nsid w:val="09EC6097"/>
     <w:multiLevelType w:val="hybridMultilevel"/>
     <w:tmpl w:val="754EB318"/>
@@ -2753,7 +7917,7 @@
       </w:rPr>
     </w:lvl>
   </w:abstractNum>
-  <w:abstractNum w:abstractNumId="3" w15:restartNumberingAfterBreak="0">
+  <w:abstractNum w:abstractNumId="4" w15:restartNumberingAfterBreak="0">
     <w:nsid w:val="0AA33095"/>
     <w:multiLevelType w:val="hybridMultilevel"/>
     <w:tmpl w:val="199E287C"/>
@@ -2866,7 +8030,7 @@
       </w:rPr>
     </w:lvl>
   </w:abstractNum>
-  <w:abstractNum w:abstractNumId="4" w15:restartNumberingAfterBreak="0">
+  <w:abstractNum w:abstractNumId="5" w15:restartNumberingAfterBreak="0">
     <w:nsid w:val="0AF16431"/>
     <w:multiLevelType w:val="hybridMultilevel"/>
     <w:tmpl w:val="E322551A"/>
@@ -2979,7 +8143,7 @@
       </w:rPr>
     </w:lvl>
   </w:abstractNum>
-  <w:abstractNum w:abstractNumId="5" w15:restartNumberingAfterBreak="0">
+  <w:abstractNum w:abstractNumId="6" w15:restartNumberingAfterBreak="0">
     <w:nsid w:val="116746F3"/>
     <w:multiLevelType w:val="multilevel"/>
     <w:tmpl w:val="37FAEE0A"/>
@@ -3092,7 +8256,7 @@
       </w:rPr>
     </w:lvl>
   </w:abstractNum>
-  <w:abstractNum w:abstractNumId="6" w15:restartNumberingAfterBreak="0">
+  <w:abstractNum w:abstractNumId="7" w15:restartNumberingAfterBreak="0">
     <w:nsid w:val="11C1423D"/>
     <w:multiLevelType w:val="hybridMultilevel"/>
     <w:tmpl w:val="CE3A3CA2"/>
@@ -3205,7 +8369,120 @@
       </w:rPr>
     </w:lvl>
   </w:abstractNum>
-  <w:abstractNum w:abstractNumId="7" w15:restartNumberingAfterBreak="0">
+  <w:abstractNum w:abstractNumId="8" w15:restartNumberingAfterBreak="0">
+    <w:nsid w:val="14650A30"/>
+    <w:multiLevelType w:val="hybridMultilevel"/>
+    <w:tmpl w:val="ECB44444"/>
+    <w:lvl w:ilvl="0" w:tplc="04090001">
+      <w:start w:val="1"/>
+      <w:numFmt w:val="bullet"/>
+      <w:lvlText w:val=""/>
+      <w:lvlJc w:val="left"/>
+      <w:pPr>
+        <w:ind w:left="1440" w:hanging="360"/>
+      </w:pPr>
+      <w:rPr>
+        <w:rFonts w:ascii="Symbol" w:hAnsi="Symbol" w:hint="default"/>
+      </w:rPr>
+    </w:lvl>
+    <w:lvl w:ilvl="1" w:tplc="04090003" w:tentative="1">
+      <w:start w:val="1"/>
+      <w:numFmt w:val="bullet"/>
+      <w:lvlText w:val="o"/>
+      <w:lvlJc w:val="left"/>
+      <w:pPr>
+        <w:ind w:left="2160" w:hanging="360"/>
+      </w:pPr>
+      <w:rPr>
+        <w:rFonts w:ascii="Courier New" w:hAnsi="Courier New" w:cs="Courier New" w:hint="default"/>
+      </w:rPr>
+    </w:lvl>
+    <w:lvl w:ilvl="2" w:tplc="04090005" w:tentative="1">
+      <w:start w:val="1"/>
+      <w:numFmt w:val="bullet"/>
+      <w:lvlText w:val=""/>
+      <w:lvlJc w:val="left"/>
+      <w:pPr>
+        <w:ind w:left="2880" w:hanging="360"/>
+      </w:pPr>
+      <w:rPr>
+        <w:rFonts w:ascii="Wingdings" w:hAnsi="Wingdings" w:hint="default"/>
+      </w:rPr>
+    </w:lvl>
+    <w:lvl w:ilvl="3" w:tplc="04090001" w:tentative="1">
+      <w:start w:val="1"/>
+      <w:numFmt w:val="bullet"/>
+      <w:lvlText w:val=""/>
+      <w:lvlJc w:val="left"/>
+      <w:pPr>
+        <w:ind w:left="3600" w:hanging="360"/>
+      </w:pPr>
+      <w:rPr>
+        <w:rFonts w:ascii="Symbol" w:hAnsi="Symbol" w:hint="default"/>
+      </w:rPr>
+    </w:lvl>
+    <w:lvl w:ilvl="4" w:tplc="04090003" w:tentative="1">
+      <w:start w:val="1"/>
+      <w:numFmt w:val="bullet"/>
+      <w:lvlText w:val="o"/>
+      <w:lvlJc w:val="left"/>
+      <w:pPr>
+        <w:ind w:left="4320" w:hanging="360"/>
+      </w:pPr>
+      <w:rPr>
+        <w:rFonts w:ascii="Courier New" w:hAnsi="Courier New" w:cs="Courier New" w:hint="default"/>
+      </w:rPr>
+    </w:lvl>
+    <w:lvl w:ilvl="5" w:tplc="04090005" w:tentative="1">
+      <w:start w:val="1"/>
+      <w:numFmt w:val="bullet"/>
+      <w:lvlText w:val=""/>
+      <w:lvlJc w:val="left"/>
+      <w:pPr>
+        <w:ind w:left="5040" w:hanging="360"/>
+      </w:pPr>
+      <w:rPr>
+        <w:rFonts w:ascii="Wingdings" w:hAnsi="Wingdings" w:hint="default"/>
+      </w:rPr>
+    </w:lvl>
+    <w:lvl w:ilvl="6" w:tplc="04090001" w:tentative="1">
+      <w:start w:val="1"/>
+      <w:numFmt w:val="bullet"/>
+      <w:lvlText w:val=""/>
+      <w:lvlJc w:val="left"/>
+      <w:pPr>
+        <w:ind w:left="5760" w:hanging="360"/>
+      </w:pPr>
+      <w:rPr>
+        <w:rFonts w:ascii="Symbol" w:hAnsi="Symbol" w:hint="default"/>
+      </w:rPr>
+    </w:lvl>
+    <w:lvl w:ilvl="7" w:tplc="04090003" w:tentative="1">
+      <w:start w:val="1"/>
+      <w:numFmt w:val="bullet"/>
+      <w:lvlText w:val="o"/>
+      <w:lvlJc w:val="left"/>
+      <w:pPr>
+        <w:ind w:left="6480" w:hanging="360"/>
+      </w:pPr>
+      <w:rPr>
+        <w:rFonts w:ascii="Courier New" w:hAnsi="Courier New" w:cs="Courier New" w:hint="default"/>
+      </w:rPr>
+    </w:lvl>
+    <w:lvl w:ilvl="8" w:tplc="04090005" w:tentative="1">
+      <w:start w:val="1"/>
+      <w:numFmt w:val="bullet"/>
+      <w:lvlText w:val=""/>
+      <w:lvlJc w:val="left"/>
+      <w:pPr>
+        <w:ind w:left="7200" w:hanging="360"/>
+      </w:pPr>
+      <w:rPr>
+        <w:rFonts w:ascii="Wingdings" w:hAnsi="Wingdings" w:hint="default"/>
+      </w:rPr>
+    </w:lvl>
+  </w:abstractNum>
+  <w:abstractNum w:abstractNumId="9" w15:restartNumberingAfterBreak="0">
     <w:nsid w:val="154B13E5"/>
     <w:multiLevelType w:val="hybridMultilevel"/>
     <w:tmpl w:val="DC1E2F3E"/>
@@ -3318,7 +8595,7 @@
       </w:rPr>
     </w:lvl>
   </w:abstractNum>
-  <w:abstractNum w:abstractNumId="8" w15:restartNumberingAfterBreak="0">
+  <w:abstractNum w:abstractNumId="10" w15:restartNumberingAfterBreak="0">
     <w:nsid w:val="1E073694"/>
     <w:multiLevelType w:val="hybridMultilevel"/>
     <w:tmpl w:val="39644140"/>
@@ -3431,7 +8708,96 @@
       </w:rPr>
     </w:lvl>
   </w:abstractNum>
-  <w:abstractNum w:abstractNumId="9" w15:restartNumberingAfterBreak="0">
+  <w:abstractNum w:abstractNumId="11" w15:restartNumberingAfterBreak="0">
+    <w:nsid w:val="21002344"/>
+    <w:multiLevelType w:val="hybridMultilevel"/>
+    <w:tmpl w:val="3A042C6E"/>
+    <w:lvl w:ilvl="0" w:tplc="04090017">
+      <w:start w:val="1"/>
+      <w:numFmt w:val="lowerLetter"/>
+      <w:lvlText w:val="%1)"/>
+      <w:lvlJc w:val="left"/>
+      <w:pPr>
+        <w:ind w:left="720" w:hanging="360"/>
+      </w:pPr>
+      <w:rPr>
+        <w:rFonts w:hint="default"/>
+      </w:rPr>
+    </w:lvl>
+    <w:lvl w:ilvl="1" w:tplc="04090019" w:tentative="1">
+      <w:start w:val="1"/>
+      <w:numFmt w:val="lowerLetter"/>
+      <w:lvlText w:val="%2."/>
+      <w:lvlJc w:val="left"/>
+      <w:pPr>
+        <w:ind w:left="1440" w:hanging="360"/>
+      </w:pPr>
+    </w:lvl>
+    <w:lvl w:ilvl="2" w:tplc="0409001B" w:tentative="1">
+      <w:start w:val="1"/>
+      <w:numFmt w:val="lowerRoman"/>
+      <w:lvlText w:val="%3."/>
+      <w:lvlJc w:val="right"/>
+      <w:pPr>
+        <w:ind w:left="2160" w:hanging="180"/>
+      </w:pPr>
+    </w:lvl>
+    <w:lvl w:ilvl="3" w:tplc="0409000F" w:tentative="1">
+      <w:start w:val="1"/>
+      <w:numFmt w:val="decimal"/>
+      <w:lvlText w:val="%4."/>
+      <w:lvlJc w:val="left"/>
+      <w:pPr>
+        <w:ind w:left="2880" w:hanging="360"/>
+      </w:pPr>
+    </w:lvl>
+    <w:lvl w:ilvl="4" w:tplc="04090019" w:tentative="1">
+      <w:start w:val="1"/>
+      <w:numFmt w:val="lowerLetter"/>
+      <w:lvlText w:val="%5."/>
+      <w:lvlJc w:val="left"/>
+      <w:pPr>
+        <w:ind w:left="3600" w:hanging="360"/>
+      </w:pPr>
+    </w:lvl>
+    <w:lvl w:ilvl="5" w:tplc="0409001B" w:tentative="1">
+      <w:start w:val="1"/>
+      <w:numFmt w:val="lowerRoman"/>
+      <w:lvlText w:val="%6."/>
+      <w:lvlJc w:val="right"/>
+      <w:pPr>
+        <w:ind w:left="4320" w:hanging="180"/>
+      </w:pPr>
+    </w:lvl>
+    <w:lvl w:ilvl="6" w:tplc="0409000F" w:tentative="1">
+      <w:start w:val="1"/>
+      <w:numFmt w:val="decimal"/>
+      <w:lvlText w:val="%7."/>
+      <w:lvlJc w:val="left"/>
+      <w:pPr>
+        <w:ind w:left="5040" w:hanging="360"/>
+      </w:pPr>
+    </w:lvl>
+    <w:lvl w:ilvl="7" w:tplc="04090019" w:tentative="1">
+      <w:start w:val="1"/>
+      <w:numFmt w:val="lowerLetter"/>
+      <w:lvlText w:val="%8."/>
+      <w:lvlJc w:val="left"/>
+      <w:pPr>
+        <w:ind w:left="5760" w:hanging="360"/>
+      </w:pPr>
+    </w:lvl>
+    <w:lvl w:ilvl="8" w:tplc="0409001B" w:tentative="1">
+      <w:start w:val="1"/>
+      <w:numFmt w:val="lowerRoman"/>
+      <w:lvlText w:val="%9."/>
+      <w:lvlJc w:val="right"/>
+      <w:pPr>
+        <w:ind w:left="6480" w:hanging="180"/>
+      </w:pPr>
+    </w:lvl>
+  </w:abstractNum>
+  <w:abstractNum w:abstractNumId="12" w15:restartNumberingAfterBreak="0">
     <w:nsid w:val="234E11BC"/>
     <w:multiLevelType w:val="multilevel"/>
     <w:tmpl w:val="F86CFFA0"/>
@@ -3544,7 +8910,7 @@
       </w:rPr>
     </w:lvl>
   </w:abstractNum>
-  <w:abstractNum w:abstractNumId="10" w15:restartNumberingAfterBreak="0">
+  <w:abstractNum w:abstractNumId="13" w15:restartNumberingAfterBreak="0">
     <w:nsid w:val="26F11887"/>
     <w:multiLevelType w:val="multilevel"/>
     <w:tmpl w:val="C264033E"/>
@@ -3657,7 +9023,7 @@
       </w:rPr>
     </w:lvl>
   </w:abstractNum>
-  <w:abstractNum w:abstractNumId="11" w15:restartNumberingAfterBreak="0">
+  <w:abstractNum w:abstractNumId="14" w15:restartNumberingAfterBreak="0">
     <w:nsid w:val="2CC95C60"/>
     <w:multiLevelType w:val="hybridMultilevel"/>
     <w:tmpl w:val="0B725DDC"/>
@@ -3770,7 +9136,7 @@
       </w:rPr>
     </w:lvl>
   </w:abstractNum>
-  <w:abstractNum w:abstractNumId="12" w15:restartNumberingAfterBreak="0">
+  <w:abstractNum w:abstractNumId="15" w15:restartNumberingAfterBreak="0">
     <w:nsid w:val="2EF9366D"/>
     <w:multiLevelType w:val="hybridMultilevel"/>
     <w:tmpl w:val="51BE7A56"/>
@@ -3883,7 +9249,7 @@
       </w:rPr>
     </w:lvl>
   </w:abstractNum>
-  <w:abstractNum w:abstractNumId="13" w15:restartNumberingAfterBreak="0">
+  <w:abstractNum w:abstractNumId="16" w15:restartNumberingAfterBreak="0">
     <w:nsid w:val="317B09A1"/>
     <w:multiLevelType w:val="hybridMultilevel"/>
     <w:tmpl w:val="4544CB1C"/>
@@ -3996,7 +9362,7 @@
       </w:rPr>
     </w:lvl>
   </w:abstractNum>
-  <w:abstractNum w:abstractNumId="14" w15:restartNumberingAfterBreak="0">
+  <w:abstractNum w:abstractNumId="17" w15:restartNumberingAfterBreak="0">
     <w:nsid w:val="320C3D65"/>
     <w:multiLevelType w:val="hybridMultilevel"/>
     <w:tmpl w:val="E9F4BB84"/>
@@ -4085,7 +9451,7 @@
       </w:pPr>
     </w:lvl>
   </w:abstractNum>
-  <w:abstractNum w:abstractNumId="15" w15:restartNumberingAfterBreak="0">
+  <w:abstractNum w:abstractNumId="18" w15:restartNumberingAfterBreak="0">
     <w:nsid w:val="40C0358F"/>
     <w:multiLevelType w:val="hybridMultilevel"/>
     <w:tmpl w:val="DF52E132"/>
@@ -4198,7 +9564,7 @@
       </w:rPr>
     </w:lvl>
   </w:abstractNum>
-  <w:abstractNum w:abstractNumId="16" w15:restartNumberingAfterBreak="0">
+  <w:abstractNum w:abstractNumId="19" w15:restartNumberingAfterBreak="0">
     <w:nsid w:val="4B39033C"/>
     <w:multiLevelType w:val="hybridMultilevel"/>
     <w:tmpl w:val="72C67988"/>
@@ -4311,7 +9677,7 @@
       </w:rPr>
     </w:lvl>
   </w:abstractNum>
-  <w:abstractNum w:abstractNumId="17" w15:restartNumberingAfterBreak="0">
+  <w:abstractNum w:abstractNumId="20" w15:restartNumberingAfterBreak="0">
     <w:nsid w:val="4BF41BBB"/>
     <w:multiLevelType w:val="hybridMultilevel"/>
     <w:tmpl w:val="FC8A05D2"/>
@@ -4424,7 +9790,7 @@
       </w:rPr>
     </w:lvl>
   </w:abstractNum>
-  <w:abstractNum w:abstractNumId="18" w15:restartNumberingAfterBreak="0">
+  <w:abstractNum w:abstractNumId="21" w15:restartNumberingAfterBreak="0">
     <w:nsid w:val="4CFB0D72"/>
     <w:multiLevelType w:val="hybridMultilevel"/>
     <w:tmpl w:val="F53C8E2C"/>
@@ -4537,7 +9903,7 @@
       </w:rPr>
     </w:lvl>
   </w:abstractNum>
-  <w:abstractNum w:abstractNumId="19" w15:restartNumberingAfterBreak="0">
+  <w:abstractNum w:abstractNumId="22" w15:restartNumberingAfterBreak="0">
     <w:nsid w:val="4DFB4BA7"/>
     <w:multiLevelType w:val="hybridMultilevel"/>
     <w:tmpl w:val="1E42391C"/>
@@ -4650,7 +10016,7 @@
       </w:rPr>
     </w:lvl>
   </w:abstractNum>
-  <w:abstractNum w:abstractNumId="20" w15:restartNumberingAfterBreak="0">
+  <w:abstractNum w:abstractNumId="23" w15:restartNumberingAfterBreak="0">
     <w:nsid w:val="4E042B5E"/>
     <w:multiLevelType w:val="hybridMultilevel"/>
     <w:tmpl w:val="F404E180"/>
@@ -4763,7 +10129,120 @@
       </w:rPr>
     </w:lvl>
   </w:abstractNum>
-  <w:abstractNum w:abstractNumId="21" w15:restartNumberingAfterBreak="0">
+  <w:abstractNum w:abstractNumId="24" w15:restartNumberingAfterBreak="0">
+    <w:nsid w:val="51795DC3"/>
+    <w:multiLevelType w:val="hybridMultilevel"/>
+    <w:tmpl w:val="AD82E446"/>
+    <w:lvl w:ilvl="0" w:tplc="04090001">
+      <w:start w:val="1"/>
+      <w:numFmt w:val="bullet"/>
+      <w:lvlText w:val=""/>
+      <w:lvlJc w:val="left"/>
+      <w:pPr>
+        <w:ind w:left="1440" w:hanging="360"/>
+      </w:pPr>
+      <w:rPr>
+        <w:rFonts w:ascii="Symbol" w:hAnsi="Symbol" w:hint="default"/>
+      </w:rPr>
+    </w:lvl>
+    <w:lvl w:ilvl="1" w:tplc="04090003" w:tentative="1">
+      <w:start w:val="1"/>
+      <w:numFmt w:val="bullet"/>
+      <w:lvlText w:val="o"/>
+      <w:lvlJc w:val="left"/>
+      <w:pPr>
+        <w:ind w:left="2160" w:hanging="360"/>
+      </w:pPr>
+      <w:rPr>
+        <w:rFonts w:ascii="Courier New" w:hAnsi="Courier New" w:cs="Courier New" w:hint="default"/>
+      </w:rPr>
+    </w:lvl>
+    <w:lvl w:ilvl="2" w:tplc="04090005" w:tentative="1">
+      <w:start w:val="1"/>
+      <w:numFmt w:val="bullet"/>
+      <w:lvlText w:val=""/>
+      <w:lvlJc w:val="left"/>
+      <w:pPr>
+        <w:ind w:left="2880" w:hanging="360"/>
+      </w:pPr>
+      <w:rPr>
+        <w:rFonts w:ascii="Wingdings" w:hAnsi="Wingdings" w:hint="default"/>
+      </w:rPr>
+    </w:lvl>
+    <w:lvl w:ilvl="3" w:tplc="04090001" w:tentative="1">
+      <w:start w:val="1"/>
+      <w:numFmt w:val="bullet"/>
+      <w:lvlText w:val=""/>
+      <w:lvlJc w:val="left"/>
+      <w:pPr>
+        <w:ind w:left="3600" w:hanging="360"/>
+      </w:pPr>
+      <w:rPr>
+        <w:rFonts w:ascii="Symbol" w:hAnsi="Symbol" w:hint="default"/>
+      </w:rPr>
+    </w:lvl>
+    <w:lvl w:ilvl="4" w:tplc="04090003" w:tentative="1">
+      <w:start w:val="1"/>
+      <w:numFmt w:val="bullet"/>
+      <w:lvlText w:val="o"/>
+      <w:lvlJc w:val="left"/>
+      <w:pPr>
+        <w:ind w:left="4320" w:hanging="360"/>
+      </w:pPr>
+      <w:rPr>
+        <w:rFonts w:ascii="Courier New" w:hAnsi="Courier New" w:cs="Courier New" w:hint="default"/>
+      </w:rPr>
+    </w:lvl>
+    <w:lvl w:ilvl="5" w:tplc="04090005" w:tentative="1">
+      <w:start w:val="1"/>
+      <w:numFmt w:val="bullet"/>
+      <w:lvlText w:val=""/>
+      <w:lvlJc w:val="left"/>
+      <w:pPr>
+        <w:ind w:left="5040" w:hanging="360"/>
+      </w:pPr>
+      <w:rPr>
+        <w:rFonts w:ascii="Wingdings" w:hAnsi="Wingdings" w:hint="default"/>
+      </w:rPr>
+    </w:lvl>
+    <w:lvl w:ilvl="6" w:tplc="04090001" w:tentative="1">
+      <w:start w:val="1"/>
+      <w:numFmt w:val="bullet"/>
+      <w:lvlText w:val=""/>
+      <w:lvlJc w:val="left"/>
+      <w:pPr>
+        <w:ind w:left="5760" w:hanging="360"/>
+      </w:pPr>
+      <w:rPr>
+        <w:rFonts w:ascii="Symbol" w:hAnsi="Symbol" w:hint="default"/>
+      </w:rPr>
+    </w:lvl>
+    <w:lvl w:ilvl="7" w:tplc="04090003" w:tentative="1">
+      <w:start w:val="1"/>
+      <w:numFmt w:val="bullet"/>
+      <w:lvlText w:val="o"/>
+      <w:lvlJc w:val="left"/>
+      <w:pPr>
+        <w:ind w:left="6480" w:hanging="360"/>
+      </w:pPr>
+      <w:rPr>
+        <w:rFonts w:ascii="Courier New" w:hAnsi="Courier New" w:cs="Courier New" w:hint="default"/>
+      </w:rPr>
+    </w:lvl>
+    <w:lvl w:ilvl="8" w:tplc="04090005" w:tentative="1">
+      <w:start w:val="1"/>
+      <w:numFmt w:val="bullet"/>
+      <w:lvlText w:val=""/>
+      <w:lvlJc w:val="left"/>
+      <w:pPr>
+        <w:ind w:left="7200" w:hanging="360"/>
+      </w:pPr>
+      <w:rPr>
+        <w:rFonts w:ascii="Wingdings" w:hAnsi="Wingdings" w:hint="default"/>
+      </w:rPr>
+    </w:lvl>
+  </w:abstractNum>
+  <w:abstractNum w:abstractNumId="25" w15:restartNumberingAfterBreak="0">
     <w:nsid w:val="545B6EEE"/>
     <w:multiLevelType w:val="multilevel"/>
     <w:tmpl w:val="BE66F21E"/>
@@ -4876,7 +10355,7 @@
       </w:rPr>
     </w:lvl>
   </w:abstractNum>
-  <w:abstractNum w:abstractNumId="22" w15:restartNumberingAfterBreak="0">
+  <w:abstractNum w:abstractNumId="26" w15:restartNumberingAfterBreak="0">
     <w:nsid w:val="55C065E2"/>
     <w:multiLevelType w:val="hybridMultilevel"/>
     <w:tmpl w:val="391AEE10"/>
@@ -4965,7 +10444,120 @@
       </w:pPr>
     </w:lvl>
   </w:abstractNum>
-  <w:abstractNum w:abstractNumId="23" w15:restartNumberingAfterBreak="0">
+  <w:abstractNum w:abstractNumId="27" w15:restartNumberingAfterBreak="0">
+    <w:nsid w:val="5693191F"/>
+    <w:multiLevelType w:val="hybridMultilevel"/>
+    <w:tmpl w:val="74321A28"/>
+    <w:lvl w:ilvl="0" w:tplc="04090001">
+      <w:start w:val="1"/>
+      <w:numFmt w:val="bullet"/>
+      <w:lvlText w:val=""/>
+      <w:lvlJc w:val="left"/>
+      <w:pPr>
+        <w:ind w:left="720" w:hanging="360"/>
+      </w:pPr>
+      <w:rPr>
+        <w:rFonts w:ascii="Symbol" w:hAnsi="Symbol" w:hint="default"/>
+      </w:rPr>
+    </w:lvl>
+    <w:lvl w:ilvl="1" w:tplc="04090003" w:tentative="1">
+      <w:start w:val="1"/>
+      <w:numFmt w:val="bullet"/>
+      <w:lvlText w:val="o"/>
+      <w:lvlJc w:val="left"/>
+      <w:pPr>
+        <w:ind w:left="1440" w:hanging="360"/>
+      </w:pPr>
+      <w:rPr>
+        <w:rFonts w:ascii="Courier New" w:hAnsi="Courier New" w:cs="Courier New" w:hint="default"/>
+      </w:rPr>
+    </w:lvl>
+    <w:lvl w:ilvl="2" w:tplc="04090005" w:tentative="1">
+      <w:start w:val="1"/>
+      <w:numFmt w:val="bullet"/>
+      <w:lvlText w:val=""/>
+      <w:lvlJc w:val="left"/>
+      <w:pPr>
+        <w:ind w:left="2160" w:hanging="360"/>
+      </w:pPr>
+      <w:rPr>
+        <w:rFonts w:ascii="Wingdings" w:hAnsi="Wingdings" w:hint="default"/>
+      </w:rPr>
+    </w:lvl>
+    <w:lvl w:ilvl="3" w:tplc="04090001" w:tentative="1">
+      <w:start w:val="1"/>
+      <w:numFmt w:val="bullet"/>
+      <w:lvlText w:val=""/>
+      <w:lvlJc w:val="left"/>
+      <w:pPr>
+        <w:ind w:left="2880" w:hanging="360"/>
+      </w:pPr>
+      <w:rPr>
+        <w:rFonts w:ascii="Symbol" w:hAnsi="Symbol" w:hint="default"/>
+      </w:rPr>
+    </w:lvl>
+    <w:lvl w:ilvl="4" w:tplc="04090003" w:tentative="1">
+      <w:start w:val="1"/>
+      <w:numFmt w:val="bullet"/>
+      <w:lvlText w:val="o"/>
+      <w:lvlJc w:val="left"/>
+      <w:pPr>
+        <w:ind w:left="3600" w:hanging="360"/>
+      </w:pPr>
+      <w:rPr>
+        <w:rFonts w:ascii="Courier New" w:hAnsi="Courier New" w:cs="Courier New" w:hint="default"/>
+      </w:rPr>
+    </w:lvl>
+    <w:lvl w:ilvl="5" w:tplc="04090005" w:tentative="1">
+      <w:start w:val="1"/>
+      <w:numFmt w:val="bullet"/>
+      <w:lvlText w:val=""/>
+      <w:lvlJc w:val="left"/>
+      <w:pPr>
+        <w:ind w:left="4320" w:hanging="360"/>
+      </w:pPr>
+      <w:rPr>
+        <w:rFonts w:ascii="Wingdings" w:hAnsi="Wingdings" w:hint="default"/>
+      </w:rPr>
+    </w:lvl>
+    <w:lvl w:ilvl="6" w:tplc="04090001" w:tentative="1">
+      <w:start w:val="1"/>
+      <w:numFmt w:val="bullet"/>
+      <w:lvlText w:val=""/>
+      <w:lvlJc w:val="left"/>
+      <w:pPr>
+        <w:ind w:left="5040" w:hanging="360"/>
+      </w:pPr>
+      <w:rPr>
+        <w:rFonts w:ascii="Symbol" w:hAnsi="Symbol" w:hint="default"/>
+      </w:rPr>
+    </w:lvl>
+    <w:lvl w:ilvl="7" w:tplc="04090003" w:tentative="1">
+      <w:start w:val="1"/>
+      <w:numFmt w:val="bullet"/>
+      <w:lvlText w:val="o"/>
+      <w:lvlJc w:val="left"/>
+      <w:pPr>
+        <w:ind w:left="5760" w:hanging="360"/>
+      </w:pPr>
+      <w:rPr>
+        <w:rFonts w:ascii="Courier New" w:hAnsi="Courier New" w:cs="Courier New" w:hint="default"/>
+      </w:rPr>
+    </w:lvl>
+    <w:lvl w:ilvl="8" w:tplc="04090005" w:tentative="1">
+      <w:start w:val="1"/>
+      <w:numFmt w:val="bullet"/>
+      <w:lvlText w:val=""/>
+      <w:lvlJc w:val="left"/>
+      <w:pPr>
+        <w:ind w:left="6480" w:hanging="360"/>
+      </w:pPr>
+      <w:rPr>
+        <w:rFonts w:ascii="Wingdings" w:hAnsi="Wingdings" w:hint="default"/>
+      </w:rPr>
+    </w:lvl>
+  </w:abstractNum>
+  <w:abstractNum w:abstractNumId="28" w15:restartNumberingAfterBreak="0">
     <w:nsid w:val="57ED714E"/>
     <w:multiLevelType w:val="hybridMultilevel"/>
     <w:tmpl w:val="FC2A9C46"/>
@@ -5078,7 +10670,233 @@
       </w:rPr>
     </w:lvl>
   </w:abstractNum>
-  <w:abstractNum w:abstractNumId="24" w15:restartNumberingAfterBreak="0">
+  <w:abstractNum w:abstractNumId="29" w15:restartNumberingAfterBreak="0">
+    <w:nsid w:val="5EB75906"/>
+    <w:multiLevelType w:val="hybridMultilevel"/>
+    <w:tmpl w:val="ED90467C"/>
+    <w:lvl w:ilvl="0" w:tplc="04090001">
+      <w:start w:val="1"/>
+      <w:numFmt w:val="bullet"/>
+      <w:lvlText w:val=""/>
+      <w:lvlJc w:val="left"/>
+      <w:pPr>
+        <w:ind w:left="720" w:hanging="360"/>
+      </w:pPr>
+      <w:rPr>
+        <w:rFonts w:ascii="Symbol" w:hAnsi="Symbol" w:hint="default"/>
+      </w:rPr>
+    </w:lvl>
+    <w:lvl w:ilvl="1" w:tplc="04090003" w:tentative="1">
+      <w:start w:val="1"/>
+      <w:numFmt w:val="bullet"/>
+      <w:lvlText w:val="o"/>
+      <w:lvlJc w:val="left"/>
+      <w:pPr>
+        <w:ind w:left="1440" w:hanging="360"/>
+      </w:pPr>
+      <w:rPr>
+        <w:rFonts w:ascii="Courier New" w:hAnsi="Courier New" w:cs="Courier New" w:hint="default"/>
+      </w:rPr>
+    </w:lvl>
+    <w:lvl w:ilvl="2" w:tplc="04090005" w:tentative="1">
+      <w:start w:val="1"/>
+      <w:numFmt w:val="bullet"/>
+      <w:lvlText w:val=""/>
+      <w:lvlJc w:val="left"/>
+      <w:pPr>
+        <w:ind w:left="2160" w:hanging="360"/>
+      </w:pPr>
+      <w:rPr>
+        <w:rFonts w:ascii="Wingdings" w:hAnsi="Wingdings" w:hint="default"/>
+      </w:rPr>
+    </w:lvl>
+    <w:lvl w:ilvl="3" w:tplc="04090001" w:tentative="1">
+      <w:start w:val="1"/>
+      <w:numFmt w:val="bullet"/>
+      <w:lvlText w:val=""/>
+      <w:lvlJc w:val="left"/>
+      <w:pPr>
+        <w:ind w:left="2880" w:hanging="360"/>
+      </w:pPr>
+      <w:rPr>
+        <w:rFonts w:ascii="Symbol" w:hAnsi="Symbol" w:hint="default"/>
+      </w:rPr>
+    </w:lvl>
+    <w:lvl w:ilvl="4" w:tplc="04090003" w:tentative="1">
+      <w:start w:val="1"/>
+      <w:numFmt w:val="bullet"/>
+      <w:lvlText w:val="o"/>
+      <w:lvlJc w:val="left"/>
+      <w:pPr>
+        <w:ind w:left="3600" w:hanging="360"/>
+      </w:pPr>
+      <w:rPr>
+        <w:rFonts w:ascii="Courier New" w:hAnsi="Courier New" w:cs="Courier New" w:hint="default"/>
+      </w:rPr>
+    </w:lvl>
+    <w:lvl w:ilvl="5" w:tplc="04090005" w:tentative="1">
+      <w:start w:val="1"/>
+      <w:numFmt w:val="bullet"/>
+      <w:lvlText w:val=""/>
+      <w:lvlJc w:val="left"/>
+      <w:pPr>
+        <w:ind w:left="4320" w:hanging="360"/>
+      </w:pPr>
+      <w:rPr>
+        <w:rFonts w:ascii="Wingdings" w:hAnsi="Wingdings" w:hint="default"/>
+      </w:rPr>
+    </w:lvl>
+    <w:lvl w:ilvl="6" w:tplc="04090001" w:tentative="1">
+      <w:start w:val="1"/>
+      <w:numFmt w:val="bullet"/>
+      <w:lvlText w:val=""/>
+      <w:lvlJc w:val="left"/>
+      <w:pPr>
+        <w:ind w:left="5040" w:hanging="360"/>
+      </w:pPr>
+      <w:rPr>
+        <w:rFonts w:ascii="Symbol" w:hAnsi="Symbol" w:hint="default"/>
+      </w:rPr>
+    </w:lvl>
+    <w:lvl w:ilvl="7" w:tplc="04090003" w:tentative="1">
+      <w:start w:val="1"/>
+      <w:numFmt w:val="bullet"/>
+      <w:lvlText w:val="o"/>
+      <w:lvlJc w:val="left"/>
+      <w:pPr>
+        <w:ind w:left="5760" w:hanging="360"/>
+      </w:pPr>
+      <w:rPr>
+        <w:rFonts w:ascii="Courier New" w:hAnsi="Courier New" w:cs="Courier New" w:hint="default"/>
+      </w:rPr>
+    </w:lvl>
+    <w:lvl w:ilvl="8" w:tplc="04090005" w:tentative="1">
+      <w:start w:val="1"/>
+      <w:numFmt w:val="bullet"/>
+      <w:lvlText w:val=""/>
+      <w:lvlJc w:val="left"/>
+      <w:pPr>
+        <w:ind w:left="6480" w:hanging="360"/>
+      </w:pPr>
+      <w:rPr>
+        <w:rFonts w:ascii="Wingdings" w:hAnsi="Wingdings" w:hint="default"/>
+      </w:rPr>
+    </w:lvl>
+  </w:abstractNum>
+  <w:abstractNum w:abstractNumId="30" w15:restartNumberingAfterBreak="0">
+    <w:nsid w:val="5F127304"/>
+    <w:multiLevelType w:val="hybridMultilevel"/>
+    <w:tmpl w:val="6DC0CDFE"/>
+    <w:lvl w:ilvl="0" w:tplc="04090001">
+      <w:start w:val="1"/>
+      <w:numFmt w:val="bullet"/>
+      <w:lvlText w:val=""/>
+      <w:lvlJc w:val="left"/>
+      <w:pPr>
+        <w:ind w:left="1440" w:hanging="360"/>
+      </w:pPr>
+      <w:rPr>
+        <w:rFonts w:ascii="Symbol" w:hAnsi="Symbol" w:hint="default"/>
+      </w:rPr>
+    </w:lvl>
+    <w:lvl w:ilvl="1" w:tplc="04090003" w:tentative="1">
+      <w:start w:val="1"/>
+      <w:numFmt w:val="bullet"/>
+      <w:lvlText w:val="o"/>
+      <w:lvlJc w:val="left"/>
+      <w:pPr>
+        <w:ind w:left="2160" w:hanging="360"/>
+      </w:pPr>
+      <w:rPr>
+        <w:rFonts w:ascii="Courier New" w:hAnsi="Courier New" w:cs="Courier New" w:hint="default"/>
+      </w:rPr>
+    </w:lvl>
+    <w:lvl w:ilvl="2" w:tplc="04090005" w:tentative="1">
+      <w:start w:val="1"/>
+      <w:numFmt w:val="bullet"/>
+      <w:lvlText w:val=""/>
+      <w:lvlJc w:val="left"/>
+      <w:pPr>
+        <w:ind w:left="2880" w:hanging="360"/>
+      </w:pPr>
+      <w:rPr>
+        <w:rFonts w:ascii="Wingdings" w:hAnsi="Wingdings" w:hint="default"/>
+      </w:rPr>
+    </w:lvl>
+    <w:lvl w:ilvl="3" w:tplc="04090001" w:tentative="1">
+      <w:start w:val="1"/>
+      <w:numFmt w:val="bullet"/>
+      <w:lvlText w:val=""/>
+      <w:lvlJc w:val="left"/>
+      <w:pPr>
+        <w:ind w:left="3600" w:hanging="360"/>
+      </w:pPr>
+      <w:rPr>
+        <w:rFonts w:ascii="Symbol" w:hAnsi="Symbol" w:hint="default"/>
+      </w:rPr>
+    </w:lvl>
+    <w:lvl w:ilvl="4" w:tplc="04090003" w:tentative="1">
+      <w:start w:val="1"/>
+      <w:numFmt w:val="bullet"/>
+      <w:lvlText w:val="o"/>
+      <w:lvlJc w:val="left"/>
+      <w:pPr>
+        <w:ind w:left="4320" w:hanging="360"/>
+      </w:pPr>
+      <w:rPr>
+        <w:rFonts w:ascii="Courier New" w:hAnsi="Courier New" w:cs="Courier New" w:hint="default"/>
+      </w:rPr>
+    </w:lvl>
+    <w:lvl w:ilvl="5" w:tplc="04090005" w:tentative="1">
+      <w:start w:val="1"/>
+      <w:numFmt w:val="bullet"/>
+      <w:lvlText w:val=""/>
+      <w:lvlJc w:val="left"/>
+      <w:pPr>
+        <w:ind w:left="5040" w:hanging="360"/>
+      </w:pPr>
+      <w:rPr>
+        <w:rFonts w:ascii="Wingdings" w:hAnsi="Wingdings" w:hint="default"/>
+      </w:rPr>
+    </w:lvl>
+    <w:lvl w:ilvl="6" w:tplc="04090001" w:tentative="1">
+      <w:start w:val="1"/>
+      <w:numFmt w:val="bullet"/>
+      <w:lvlText w:val=""/>
+      <w:lvlJc w:val="left"/>
+      <w:pPr>
+        <w:ind w:left="5760" w:hanging="360"/>
+      </w:pPr>
+      <w:rPr>
+        <w:rFonts w:ascii="Symbol" w:hAnsi="Symbol" w:hint="default"/>
+      </w:rPr>
+    </w:lvl>
+    <w:lvl w:ilvl="7" w:tplc="04090003" w:tentative="1">
+      <w:start w:val="1"/>
+      <w:numFmt w:val="bullet"/>
+      <w:lvlText w:val="o"/>
+      <w:lvlJc w:val="left"/>
+      <w:pPr>
+        <w:ind w:left="6480" w:hanging="360"/>
+      </w:pPr>
+      <w:rPr>
+        <w:rFonts w:ascii="Courier New" w:hAnsi="Courier New" w:cs="Courier New" w:hint="default"/>
+      </w:rPr>
+    </w:lvl>
+    <w:lvl w:ilvl="8" w:tplc="04090005" w:tentative="1">
+      <w:start w:val="1"/>
+      <w:numFmt w:val="bullet"/>
+      <w:lvlText w:val=""/>
+      <w:lvlJc w:val="left"/>
+      <w:pPr>
+        <w:ind w:left="7200" w:hanging="360"/>
+      </w:pPr>
+      <w:rPr>
+        <w:rFonts w:ascii="Wingdings" w:hAnsi="Wingdings" w:hint="default"/>
+      </w:rPr>
+    </w:lvl>
+  </w:abstractNum>
+  <w:abstractNum w:abstractNumId="31" w15:restartNumberingAfterBreak="0">
     <w:nsid w:val="628A0AD0"/>
     <w:multiLevelType w:val="hybridMultilevel"/>
     <w:tmpl w:val="7F08E590"/>
@@ -5167,7 +10985,96 @@
       </w:pPr>
     </w:lvl>
   </w:abstractNum>
-  <w:abstractNum w:abstractNumId="25" w15:restartNumberingAfterBreak="0">
+  <w:abstractNum w:abstractNumId="32" w15:restartNumberingAfterBreak="0">
+    <w:nsid w:val="6506743A"/>
+    <w:multiLevelType w:val="hybridMultilevel"/>
+    <w:tmpl w:val="79A67A7C"/>
+    <w:lvl w:ilvl="0" w:tplc="04090017">
+      <w:start w:val="1"/>
+      <w:numFmt w:val="lowerLetter"/>
+      <w:lvlText w:val="%1)"/>
+      <w:lvlJc w:val="left"/>
+      <w:pPr>
+        <w:ind w:left="720" w:hanging="360"/>
+      </w:pPr>
+      <w:rPr>
+        <w:rFonts w:hint="default"/>
+      </w:rPr>
+    </w:lvl>
+    <w:lvl w:ilvl="1" w:tplc="04090019" w:tentative="1">
+      <w:start w:val="1"/>
+      <w:numFmt w:val="lowerLetter"/>
+      <w:lvlText w:val="%2."/>
+      <w:lvlJc w:val="left"/>
+      <w:pPr>
+        <w:ind w:left="1440" w:hanging="360"/>
+      </w:pPr>
+    </w:lvl>
+    <w:lvl w:ilvl="2" w:tplc="0409001B" w:tentative="1">
+      <w:start w:val="1"/>
+      <w:numFmt w:val="lowerRoman"/>
+      <w:lvlText w:val="%3."/>
+      <w:lvlJc w:val="right"/>
+      <w:pPr>
+        <w:ind w:left="2160" w:hanging="180"/>
+      </w:pPr>
+    </w:lvl>
+    <w:lvl w:ilvl="3" w:tplc="0409000F" w:tentative="1">
+      <w:start w:val="1"/>
+      <w:numFmt w:val="decimal"/>
+      <w:lvlText w:val="%4."/>
+      <w:lvlJc w:val="left"/>
+      <w:pPr>
+        <w:ind w:left="2880" w:hanging="360"/>
+      </w:pPr>
+    </w:lvl>
+    <w:lvl w:ilvl="4" w:tplc="04090019" w:tentative="1">
+      <w:start w:val="1"/>
+      <w:numFmt w:val="lowerLetter"/>
+      <w:lvlText w:val="%5."/>
+      <w:lvlJc w:val="left"/>
+      <w:pPr>
+        <w:ind w:left="3600" w:hanging="360"/>
+      </w:pPr>
+    </w:lvl>
+    <w:lvl w:ilvl="5" w:tplc="0409001B" w:tentative="1">
+      <w:start w:val="1"/>
+      <w:numFmt w:val="lowerRoman"/>
+      <w:lvlText w:val="%6."/>
+      <w:lvlJc w:val="right"/>
+      <w:pPr>
+        <w:ind w:left="4320" w:hanging="180"/>
+      </w:pPr>
+    </w:lvl>
+    <w:lvl w:ilvl="6" w:tplc="0409000F" w:tentative="1">
+      <w:start w:val="1"/>
+      <w:numFmt w:val="decimal"/>
+      <w:lvlText w:val="%7."/>
+      <w:lvlJc w:val="left"/>
+      <w:pPr>
+        <w:ind w:left="5040" w:hanging="360"/>
+      </w:pPr>
+    </w:lvl>
+    <w:lvl w:ilvl="7" w:tplc="04090019" w:tentative="1">
+      <w:start w:val="1"/>
+      <w:numFmt w:val="lowerLetter"/>
+      <w:lvlText w:val="%8."/>
+      <w:lvlJc w:val="left"/>
+      <w:pPr>
+        <w:ind w:left="5760" w:hanging="360"/>
+      </w:pPr>
+    </w:lvl>
+    <w:lvl w:ilvl="8" w:tplc="0409001B" w:tentative="1">
+      <w:start w:val="1"/>
+      <w:numFmt w:val="lowerRoman"/>
+      <w:lvlText w:val="%9."/>
+      <w:lvlJc w:val="right"/>
+      <w:pPr>
+        <w:ind w:left="6480" w:hanging="180"/>
+      </w:pPr>
+    </w:lvl>
+  </w:abstractNum>
+  <w:abstractNum w:abstractNumId="33" w15:restartNumberingAfterBreak="0">
     <w:nsid w:val="653E523B"/>
     <w:multiLevelType w:val="hybridMultilevel"/>
     <w:tmpl w:val="AFF01E54"/>
@@ -5280,7 +11187,7 @@
       </w:rPr>
     </w:lvl>
   </w:abstractNum>
-  <w:abstractNum w:abstractNumId="26" w15:restartNumberingAfterBreak="0">
+  <w:abstractNum w:abstractNumId="34" w15:restartNumberingAfterBreak="0">
     <w:nsid w:val="65832625"/>
     <w:multiLevelType w:val="hybridMultilevel"/>
     <w:tmpl w:val="465E0630"/>
@@ -5393,7 +11300,7 @@
       </w:rPr>
     </w:lvl>
   </w:abstractNum>
-  <w:abstractNum w:abstractNumId="27" w15:restartNumberingAfterBreak="0">
+  <w:abstractNum w:abstractNumId="35" w15:restartNumberingAfterBreak="0">
     <w:nsid w:val="67C65E8D"/>
     <w:multiLevelType w:val="hybridMultilevel"/>
     <w:tmpl w:val="30FA6EC8"/>
@@ -5506,7 +11413,7 @@
       </w:rPr>
     </w:lvl>
   </w:abstractNum>
-  <w:abstractNum w:abstractNumId="28" w15:restartNumberingAfterBreak="0">
+  <w:abstractNum w:abstractNumId="36" w15:restartNumberingAfterBreak="0">
     <w:nsid w:val="68555D76"/>
     <w:multiLevelType w:val="hybridMultilevel"/>
     <w:tmpl w:val="7FEC26B0"/>
@@ -5619,7 +11526,7 @@
       </w:rPr>
     </w:lvl>
   </w:abstractNum>
-  <w:abstractNum w:abstractNumId="29" w15:restartNumberingAfterBreak="0">
+  <w:abstractNum w:abstractNumId="37" w15:restartNumberingAfterBreak="0">
     <w:nsid w:val="6C704386"/>
     <w:multiLevelType w:val="hybridMultilevel"/>
     <w:tmpl w:val="7B88B360"/>
@@ -5732,7 +11639,7 @@
       </w:rPr>
     </w:lvl>
   </w:abstractNum>
-  <w:abstractNum w:abstractNumId="30" w15:restartNumberingAfterBreak="0">
+  <w:abstractNum w:abstractNumId="38" w15:restartNumberingAfterBreak="0">
     <w:nsid w:val="6D5361D5"/>
     <w:multiLevelType w:val="hybridMultilevel"/>
     <w:tmpl w:val="CC3C9DB2"/>
@@ -5821,7 +11728,7 @@
       </w:pPr>
     </w:lvl>
   </w:abstractNum>
-  <w:abstractNum w:abstractNumId="31" w15:restartNumberingAfterBreak="0">
+  <w:abstractNum w:abstractNumId="39" w15:restartNumberingAfterBreak="0">
     <w:nsid w:val="6EAC1E08"/>
     <w:multiLevelType w:val="hybridMultilevel"/>
     <w:tmpl w:val="9FC856EE"/>
@@ -5934,7 +11841,7 @@
       </w:rPr>
     </w:lvl>
   </w:abstractNum>
-  <w:abstractNum w:abstractNumId="32" w15:restartNumberingAfterBreak="0">
+  <w:abstractNum w:abstractNumId="40" w15:restartNumberingAfterBreak="0">
     <w:nsid w:val="6F9D3A4F"/>
     <w:multiLevelType w:val="hybridMultilevel"/>
     <w:tmpl w:val="4102393C"/>
@@ -6047,7 +11954,7 @@
       </w:rPr>
     </w:lvl>
   </w:abstractNum>
-  <w:abstractNum w:abstractNumId="33" w15:restartNumberingAfterBreak="0">
+  <w:abstractNum w:abstractNumId="41" w15:restartNumberingAfterBreak="0">
     <w:nsid w:val="725D1EE8"/>
     <w:multiLevelType w:val="hybridMultilevel"/>
     <w:tmpl w:val="9AE2621A"/>
@@ -6136,7 +12043,7 @@
       </w:pPr>
     </w:lvl>
   </w:abstractNum>
-  <w:abstractNum w:abstractNumId="34" w15:restartNumberingAfterBreak="0">
+  <w:abstractNum w:abstractNumId="42" w15:restartNumberingAfterBreak="0">
     <w:nsid w:val="76E62C8A"/>
     <w:multiLevelType w:val="hybridMultilevel"/>
     <w:tmpl w:val="ED72EF94"/>
@@ -6249,7 +12156,7 @@
       </w:rPr>
     </w:lvl>
   </w:abstractNum>
-  <w:abstractNum w:abstractNumId="35" w15:restartNumberingAfterBreak="0">
+  <w:abstractNum w:abstractNumId="43" w15:restartNumberingAfterBreak="0">
     <w:nsid w:val="7980777E"/>
     <w:multiLevelType w:val="hybridMultilevel"/>
     <w:tmpl w:val="03B0EC3C"/>
@@ -6362,7 +12269,120 @@
       </w:rPr>
     </w:lvl>
   </w:abstractNum>
-  <w:abstractNum w:abstractNumId="36" w15:restartNumberingAfterBreak="0">
+  <w:abstractNum w:abstractNumId="44" w15:restartNumberingAfterBreak="0">
+    <w:nsid w:val="7A322B55"/>
+    <w:multiLevelType w:val="hybridMultilevel"/>
+    <w:tmpl w:val="4808C874"/>
+    <w:lvl w:ilvl="0" w:tplc="04090001">
+      <w:start w:val="1"/>
+      <w:numFmt w:val="bullet"/>
+      <w:lvlText w:val=""/>
+      <w:lvlJc w:val="left"/>
+      <w:pPr>
+        <w:ind w:left="720" w:hanging="360"/>
+      </w:pPr>
+      <w:rPr>
+        <w:rFonts w:ascii="Symbol" w:hAnsi="Symbol" w:hint="default"/>
+      </w:rPr>
+    </w:lvl>
+    <w:lvl w:ilvl="1" w:tplc="04090003" w:tentative="1">
+      <w:start w:val="1"/>
+      <w:numFmt w:val="bullet"/>
+      <w:lvlText w:val="o"/>
+      <w:lvlJc w:val="left"/>
+      <w:pPr>
+        <w:ind w:left="1440" w:hanging="360"/>
+      </w:pPr>
+      <w:rPr>
+        <w:rFonts w:ascii="Courier New" w:hAnsi="Courier New" w:cs="Courier New" w:hint="default"/>
+      </w:rPr>
+    </w:lvl>
+    <w:lvl w:ilvl="2" w:tplc="04090005" w:tentative="1">
+      <w:start w:val="1"/>
+      <w:numFmt w:val="bullet"/>
+      <w:lvlText w:val=""/>
+      <w:lvlJc w:val="left"/>
+      <w:pPr>
+        <w:ind w:left="2160" w:hanging="360"/>
+      </w:pPr>
+      <w:rPr>
+        <w:rFonts w:ascii="Wingdings" w:hAnsi="Wingdings" w:hint="default"/>
+      </w:rPr>
+    </w:lvl>
+    <w:lvl w:ilvl="3" w:tplc="04090001" w:tentative="1">
+      <w:start w:val="1"/>
+      <w:numFmt w:val="bullet"/>
+      <w:lvlText w:val=""/>
+      <w:lvlJc w:val="left"/>
+      <w:pPr>
+        <w:ind w:left="2880" w:hanging="360"/>
+      </w:pPr>
+      <w:rPr>
+        <w:rFonts w:ascii="Symbol" w:hAnsi="Symbol" w:hint="default"/>
+      </w:rPr>
+    </w:lvl>
+    <w:lvl w:ilvl="4" w:tplc="04090003" w:tentative="1">
+      <w:start w:val="1"/>
+      <w:numFmt w:val="bullet"/>
+      <w:lvlText w:val="o"/>
+      <w:lvlJc w:val="left"/>
+      <w:pPr>
+        <w:ind w:left="3600" w:hanging="360"/>
+      </w:pPr>
+      <w:rPr>
+        <w:rFonts w:ascii="Courier New" w:hAnsi="Courier New" w:cs="Courier New" w:hint="default"/>
+      </w:rPr>
+    </w:lvl>
+    <w:lvl w:ilvl="5" w:tplc="04090005" w:tentative="1">
+      <w:start w:val="1"/>
+      <w:numFmt w:val="bullet"/>
+      <w:lvlText w:val=""/>
+      <w:lvlJc w:val="left"/>
+      <w:pPr>
+        <w:ind w:left="4320" w:hanging="360"/>
+      </w:pPr>
+      <w:rPr>
+        <w:rFonts w:ascii="Wingdings" w:hAnsi="Wingdings" w:hint="default"/>
+      </w:rPr>
+    </w:lvl>
+    <w:lvl w:ilvl="6" w:tplc="04090001" w:tentative="1">
+      <w:start w:val="1"/>
+      <w:numFmt w:val="bullet"/>
+      <w:lvlText w:val=""/>
+      <w:lvlJc w:val="left"/>
+      <w:pPr>
+        <w:ind w:left="5040" w:hanging="360"/>
+      </w:pPr>
+      <w:rPr>
+        <w:rFonts w:ascii="Symbol" w:hAnsi="Symbol" w:hint="default"/>
+      </w:rPr>
+    </w:lvl>
+    <w:lvl w:ilvl="7" w:tplc="04090003" w:tentative="1">
+      <w:start w:val="1"/>
+      <w:numFmt w:val="bullet"/>
+      <w:lvlText w:val="o"/>
+      <w:lvlJc w:val="left"/>
+      <w:pPr>
+        <w:ind w:left="5760" w:hanging="360"/>
+      </w:pPr>
+      <w:rPr>
+        <w:rFonts w:ascii="Courier New" w:hAnsi="Courier New" w:cs="Courier New" w:hint="default"/>
+      </w:rPr>
+    </w:lvl>
+    <w:lvl w:ilvl="8" w:tplc="04090005" w:tentative="1">
+      <w:start w:val="1"/>
+      <w:numFmt w:val="bullet"/>
+      <w:lvlText w:val=""/>
+      <w:lvlJc w:val="left"/>
+      <w:pPr>
+        <w:ind w:left="6480" w:hanging="360"/>
+      </w:pPr>
+      <w:rPr>
+        <w:rFonts w:ascii="Wingdings" w:hAnsi="Wingdings" w:hint="default"/>
+      </w:rPr>
+    </w:lvl>
+  </w:abstractNum>
+  <w:abstractNum w:abstractNumId="45" w15:restartNumberingAfterBreak="0">
     <w:nsid w:val="7B2A517C"/>
     <w:multiLevelType w:val="hybridMultilevel"/>
     <w:tmpl w:val="AF4A3DFE"/>
@@ -6475,7 +12495,7 @@
       </w:rPr>
     </w:lvl>
   </w:abstractNum>
-  <w:abstractNum w:abstractNumId="37" w15:restartNumberingAfterBreak="0">
+  <w:abstractNum w:abstractNumId="46" w15:restartNumberingAfterBreak="0">
     <w:nsid w:val="7D4C2A48"/>
     <w:multiLevelType w:val="hybridMultilevel"/>
     <w:tmpl w:val="959C1A7C"/>
@@ -6588,7 +12608,96 @@
       </w:rPr>
     </w:lvl>
   </w:abstractNum>
-  <w:abstractNum w:abstractNumId="38" w15:restartNumberingAfterBreak="0">
+  <w:abstractNum w:abstractNumId="47" w15:restartNumberingAfterBreak="0">
+    <w:nsid w:val="7E8F7693"/>
+    <w:multiLevelType w:val="hybridMultilevel"/>
+    <w:tmpl w:val="E7EA7DCA"/>
+    <w:lvl w:ilvl="0" w:tplc="04090017">
+      <w:start w:val="1"/>
+      <w:numFmt w:val="lowerLetter"/>
+      <w:lvlText w:val="%1)"/>
+      <w:lvlJc w:val="left"/>
+      <w:pPr>
+        <w:ind w:left="720" w:hanging="360"/>
+      </w:pPr>
+      <w:rPr>
+        <w:rFonts w:hint="default"/>
+      </w:rPr>
+    </w:lvl>
+    <w:lvl w:ilvl="1" w:tplc="04090019" w:tentative="1">
+      <w:start w:val="1"/>
+      <w:numFmt w:val="lowerLetter"/>
+      <w:lvlText w:val="%2."/>
+      <w:lvlJc w:val="left"/>
+      <w:pPr>
+        <w:ind w:left="1440" w:hanging="360"/>
+      </w:pPr>
+    </w:lvl>
+    <w:lvl w:ilvl="2" w:tplc="0409001B" w:tentative="1">
+      <w:start w:val="1"/>
+      <w:numFmt w:val="lowerRoman"/>
+      <w:lvlText w:val="%3."/>
+      <w:lvlJc w:val="right"/>
+      <w:pPr>
+        <w:ind w:left="2160" w:hanging="180"/>
+      </w:pPr>
+    </w:lvl>
+    <w:lvl w:ilvl="3" w:tplc="0409000F" w:tentative="1">
+      <w:start w:val="1"/>
+      <w:numFmt w:val="decimal"/>
+      <w:lvlText w:val="%4."/>
+      <w:lvlJc w:val="left"/>
+      <w:pPr>
+        <w:ind w:left="2880" w:hanging="360"/>
+      </w:pPr>
+    </w:lvl>
+    <w:lvl w:ilvl="4" w:tplc="04090019" w:tentative="1">
+      <w:start w:val="1"/>
+      <w:numFmt w:val="lowerLetter"/>
+      <w:lvlText w:val="%5."/>
+      <w:lvlJc w:val="left"/>
+      <w:pPr>
+        <w:ind w:left="3600" w:hanging="360"/>
+      </w:pPr>
+    </w:lvl>
+    <w:lvl w:ilvl="5" w:tplc="0409001B" w:tentative="1">
+      <w:start w:val="1"/>
+      <w:numFmt w:val="lowerRoman"/>
+      <w:lvlText w:val="%6."/>
+      <w:lvlJc w:val="right"/>
+      <w:pPr>
+        <w:ind w:left="4320" w:hanging="180"/>
+      </w:pPr>
+    </w:lvl>
+    <w:lvl w:ilvl="6" w:tplc="0409000F" w:tentative="1">
+      <w:start w:val="1"/>
+      <w:numFmt w:val="decimal"/>
+      <w:lvlText w:val="%7."/>
+      <w:lvlJc w:val="left"/>
+      <w:pPr>
+        <w:ind w:left="5040" w:hanging="360"/>
+      </w:pPr>
+    </w:lvl>
+    <w:lvl w:ilvl="7" w:tplc="04090019" w:tentative="1">
+      <w:start w:val="1"/>
+      <w:numFmt w:val="lowerLetter"/>
+      <w:lvlText w:val="%8."/>
+      <w:lvlJc w:val="left"/>
+      <w:pPr>
+        <w:ind w:left="5760" w:hanging="360"/>
+      </w:pPr>
+    </w:lvl>
+    <w:lvl w:ilvl="8" w:tplc="0409001B" w:tentative="1">
+      <w:start w:val="1"/>
+      <w:numFmt w:val="lowerRoman"/>
+      <w:lvlText w:val="%9."/>
+      <w:lvlJc w:val="right"/>
+      <w:pPr>
+        <w:ind w:left="6480" w:hanging="180"/>
+      </w:pPr>
+    </w:lvl>
+  </w:abstractNum>
+  <w:abstractNum w:abstractNumId="48" w15:restartNumberingAfterBreak="0">
     <w:nsid w:val="7ED757E8"/>
     <w:multiLevelType w:val="hybridMultilevel"/>
     <w:tmpl w:val="69D47D3E"/>
@@ -6702,121 +12811,151 @@
     </w:lvl>
   </w:abstractNum>
   <w:num w:numId="1" w16cid:durableId="2128042110">
+    <w:abstractNumId w:val="25"/>
+  </w:num>
+  <w:num w:numId="2" w16cid:durableId="385448718">
+    <w:abstractNumId w:val="4"/>
+  </w:num>
+  <w:num w:numId="3" w16cid:durableId="775832077">
+    <w:abstractNumId w:val="15"/>
+  </w:num>
+  <w:num w:numId="4" w16cid:durableId="1558937077">
+    <w:abstractNumId w:val="35"/>
+  </w:num>
+  <w:num w:numId="5" w16cid:durableId="1839417660">
+    <w:abstractNumId w:val="22"/>
+  </w:num>
+  <w:num w:numId="6" w16cid:durableId="983893981">
+    <w:abstractNumId w:val="37"/>
+  </w:num>
+  <w:num w:numId="7" w16cid:durableId="1484008035">
+    <w:abstractNumId w:val="19"/>
+  </w:num>
+  <w:num w:numId="8" w16cid:durableId="624701387">
     <w:abstractNumId w:val="21"/>
   </w:num>
-  <w:num w:numId="2" w16cid:durableId="385448718">
+  <w:num w:numId="9" w16cid:durableId="911038849">
+    <w:abstractNumId w:val="33"/>
+  </w:num>
+  <w:num w:numId="10" w16cid:durableId="1511528224">
+    <w:abstractNumId w:val="23"/>
+  </w:num>
+  <w:num w:numId="11" w16cid:durableId="1355309499">
     <w:abstractNumId w:val="3"/>
   </w:num>
-  <w:num w:numId="3" w16cid:durableId="775832077">
-    <w:abstractNumId w:val="12"/>
-  </w:num>
-  <w:num w:numId="4" w16cid:durableId="1558937077">
-    <w:abstractNumId w:val="27"/>
-  </w:num>
-  <w:num w:numId="5" w16cid:durableId="1839417660">
-    <w:abstractNumId w:val="19"/>
-  </w:num>
-  <w:num w:numId="6" w16cid:durableId="983893981">
-    <w:abstractNumId w:val="29"/>
-  </w:num>
-  <w:num w:numId="7" w16cid:durableId="1484008035">
-    <w:abstractNumId w:val="16"/>
-  </w:num>
-  <w:num w:numId="8" w16cid:durableId="624701387">
-    <w:abstractNumId w:val="18"/>
-  </w:num>
-  <w:num w:numId="9" w16cid:durableId="911038849">
-    <w:abstractNumId w:val="25"/>
-  </w:num>
-  <w:num w:numId="10" w16cid:durableId="1511528224">
-    <w:abstractNumId w:val="20"/>
-  </w:num>
-  <w:num w:numId="11" w16cid:durableId="1355309499">
-    <w:abstractNumId w:val="2"/>
-  </w:num>
   <w:num w:numId="12" w16cid:durableId="236088846">
-    <w:abstractNumId w:val="31"/>
+    <w:abstractNumId w:val="39"/>
   </w:num>
   <w:num w:numId="13" w16cid:durableId="804542843">
-    <w:abstractNumId w:val="37"/>
+    <w:abstractNumId w:val="46"/>
   </w:num>
   <w:num w:numId="14" w16cid:durableId="77792546">
     <w:abstractNumId w:val="1"/>
   </w:num>
   <w:num w:numId="15" w16cid:durableId="19670464">
-    <w:abstractNumId w:val="36"/>
+    <w:abstractNumId w:val="45"/>
   </w:num>
   <w:num w:numId="16" w16cid:durableId="898132447">
-    <w:abstractNumId w:val="30"/>
+    <w:abstractNumId w:val="38"/>
   </w:num>
   <w:num w:numId="17" w16cid:durableId="430975227">
+    <w:abstractNumId w:val="12"/>
+  </w:num>
+  <w:num w:numId="18" w16cid:durableId="4483908">
+    <w:abstractNumId w:val="41"/>
+  </w:num>
+  <w:num w:numId="19" w16cid:durableId="1980063913">
+    <w:abstractNumId w:val="17"/>
+  </w:num>
+  <w:num w:numId="20" w16cid:durableId="1109546262">
+    <w:abstractNumId w:val="48"/>
+  </w:num>
+  <w:num w:numId="21" w16cid:durableId="932739211">
+    <w:abstractNumId w:val="16"/>
+  </w:num>
+  <w:num w:numId="22" w16cid:durableId="1109810866">
+    <w:abstractNumId w:val="7"/>
+  </w:num>
+  <w:num w:numId="23" w16cid:durableId="1202864255">
     <w:abstractNumId w:val="9"/>
   </w:num>
-  <w:num w:numId="18" w16cid:durableId="4483908">
-    <w:abstractNumId w:val="33"/>
-  </w:num>
-  <w:num w:numId="19" w16cid:durableId="1980063913">
-    <w:abstractNumId w:val="14"/>
-  </w:num>
-  <w:num w:numId="20" w16cid:durableId="1109546262">
-    <w:abstractNumId w:val="38"/>
-  </w:num>
-  <w:num w:numId="21" w16cid:durableId="932739211">
-    <w:abstractNumId w:val="13"/>
-  </w:num>
-  <w:num w:numId="22" w16cid:durableId="1109810866">
-    <w:abstractNumId w:val="6"/>
-  </w:num>
-  <w:num w:numId="23" w16cid:durableId="1202864255">
-    <w:abstractNumId w:val="7"/>
-  </w:num>
   <w:num w:numId="24" w16cid:durableId="1345134065">
-    <w:abstractNumId w:val="32"/>
+    <w:abstractNumId w:val="40"/>
   </w:num>
   <w:num w:numId="25" w16cid:durableId="846746674">
-    <w:abstractNumId w:val="17"/>
+    <w:abstractNumId w:val="20"/>
   </w:num>
   <w:num w:numId="26" w16cid:durableId="759984102">
-    <w:abstractNumId w:val="22"/>
+    <w:abstractNumId w:val="26"/>
   </w:num>
   <w:num w:numId="27" w16cid:durableId="993996700">
-    <w:abstractNumId w:val="15"/>
+    <w:abstractNumId w:val="18"/>
   </w:num>
   <w:num w:numId="28" w16cid:durableId="829567077">
-    <w:abstractNumId w:val="23"/>
+    <w:abstractNumId w:val="28"/>
   </w:num>
   <w:num w:numId="29" w16cid:durableId="72970430">
     <w:abstractNumId w:val="0"/>
   </w:num>
   <w:num w:numId="30" w16cid:durableId="1401174030">
+    <w:abstractNumId w:val="31"/>
+  </w:num>
+  <w:num w:numId="31" w16cid:durableId="1340892262">
+    <w:abstractNumId w:val="42"/>
+  </w:num>
+  <w:num w:numId="32" w16cid:durableId="112988807">
+    <w:abstractNumId w:val="5"/>
+  </w:num>
+  <w:num w:numId="33" w16cid:durableId="1968196466">
+    <w:abstractNumId w:val="10"/>
+  </w:num>
+  <w:num w:numId="34" w16cid:durableId="1026638739">
+    <w:abstractNumId w:val="6"/>
+  </w:num>
+  <w:num w:numId="35" w16cid:durableId="1761485848">
+    <w:abstractNumId w:val="34"/>
+  </w:num>
+  <w:num w:numId="36" w16cid:durableId="529490372">
+    <w:abstractNumId w:val="13"/>
+  </w:num>
+  <w:num w:numId="37" w16cid:durableId="313484794">
+    <w:abstractNumId w:val="36"/>
+  </w:num>
+  <w:num w:numId="38" w16cid:durableId="159322115">
+    <w:abstractNumId w:val="43"/>
+  </w:num>
+  <w:num w:numId="39" w16cid:durableId="618993315">
+    <w:abstractNumId w:val="14"/>
+  </w:num>
+  <w:num w:numId="40" w16cid:durableId="1879316061">
+    <w:abstractNumId w:val="11"/>
+  </w:num>
+  <w:num w:numId="41" w16cid:durableId="1296721691">
+    <w:abstractNumId w:val="32"/>
+  </w:num>
+  <w:num w:numId="42" w16cid:durableId="321979147">
+    <w:abstractNumId w:val="47"/>
+  </w:num>
+  <w:num w:numId="43" w16cid:durableId="185754085">
     <w:abstractNumId w:val="24"/>
   </w:num>
-  <w:num w:numId="31" w16cid:durableId="1340892262">
-    <w:abstractNumId w:val="34"/>
+  <w:num w:numId="44" w16cid:durableId="1579746187">
+    <w:abstractNumId w:val="2"/>
   </w:num>
-  <w:num w:numId="32" w16cid:durableId="112988807">
-    <w:abstractNumId w:val="4"/>
-  </w:num>
-  <w:num w:numId="33" w16cid:durableId="1968196466">
+  <w:num w:numId="45" w16cid:durableId="1282344726">
     <w:abstractNumId w:val="8"/>
   </w:num>
-  <w:num w:numId="34" w16cid:durableId="1026638739">
-    <w:abstractNumId w:val="5"/>
+  <w:num w:numId="46" w16cid:durableId="543521181">
+    <w:abstractNumId w:val="30"/>
   </w:num>
-  <w:num w:numId="35" w16cid:durableId="1761485848">
-    <w:abstractNumId w:val="26"/>
+  <w:num w:numId="47" w16cid:durableId="1428506026">
+    <w:abstractNumId w:val="27"/>
   </w:num>
-  <w:num w:numId="36" w16cid:durableId="529490372">
-    <w:abstractNumId w:val="10"/>
+  <w:num w:numId="48" w16cid:durableId="1872838281">
+    <w:abstractNumId w:val="29"/>
   </w:num>
-  <w:num w:numId="37" w16cid:durableId="313484794">
-    <w:abstractNumId w:val="28"/>
-  </w:num>
-  <w:num w:numId="38" w16cid:durableId="159322115">
-    <w:abstractNumId w:val="35"/>
-  </w:num>
-  <w:num w:numId="39" w16cid:durableId="618993315">
-    <w:abstractNumId w:val="11"/>
+  <w:num w:numId="49" w16cid:durableId="2095465963">
+    <w:abstractNumId w:val="44"/>
   </w:num>
 </w:numbering>
 </file>
@@ -7221,6 +13360,7 @@
   <w:style w:type="paragraph" w:default="1" w:styleId="Normal">
     <w:name w:val="Normal"/>
     <w:qFormat/>
+    <w:rsid w:val="00041F4D"/>
   </w:style>
   <w:style w:type="paragraph" w:styleId="Heading1">
     <w:name w:val="heading 1"/>
